--- a/Stellenrecherche_Berufseinstieg_Medizintechnik.docx
+++ b/Stellenrecherche_Berufseinstieg_Medizintechnik.docx
@@ -32,7 +32,7 @@
           <w:sz w:val="19"/>
           <w:szCs w:val="19"/>
         </w:rPr>
-        <w:t xml:space="preserve">Stand 28.10.2026 · Einstiegsstellen in Entwicklung und R&amp;D · Baden-Württemberg, Bayern, Grenzregion Schweiz, Österreich</w:t>
+        <w:t xml:space="preserve">Stand 31.10.2026 · Einstiegsstellen in Entwicklung und R&amp;D · Baden-Württemberg, Bayern, Grenzregion Schweiz, Österreich</w:t>
       </w:r>
     </w:p>
     <w:p>
@@ -62,7 +62,7 @@
           <w:sz w:val="20"/>
           <w:szCs w:val="20"/>
         </w:rPr>
-        <w:t xml:space="preserve">51 Stellen sind aktuell ausgeschrieben, davon 5 neu seit dem letzten Stand. 16 weitere Einträge sind unklar oder Initiativ-Adressen, dazu kommen 57 Zielfirmen, bei denen gerade keine passende Anzeige gefunden wurde, sowie 49 Firmen außerhalb der Zielregionen. Grün hinterlegte Zeilen sind neu. Die interaktive Karte (index.html) enthält dieselben Einträge mit Filter „Nur aktuell ausgeschriebene Stellen“.</w:t>
+        <w:t xml:space="preserve">43 Stellen sind aktuell ausgeschrieben, davon 0 neu seit dem letzten Stand. 16 weitere Einträge sind unklar oder Initiativ-Adressen, dazu kommen 61 Zielfirmen, bei denen gerade keine passende Anzeige gefunden wurde, sowie 49 Firmen außerhalb der Zielregionen. Grün hinterlegte Zeilen sind neu. Die interaktive Karte (index.html) enthält dieselben Einträge mit Filter „Nur aktuell ausgeschriebene Stellen“.</w:t>
       </w:r>
     </w:p>
     <w:p>
@@ -97,7 +97,7 @@
           <w:sz w:val="20"/>
           <w:szCs w:val="20"/>
         </w:rPr>
-        <w:t xml:space="preserve">5 neue ausgeschriebene Stellen: Pajunk – Specialist Regulatory Data Management (Geisingen); Pajunk – Specialist Regulatory Intelligence (Geisingen); ewimed – International Market Access Specialist – Medizintechnik (Hechingen); Fresenius Medical Care – Component Development Engineer (m/w/d) (Schweinfurt); Schölly Fiberoptic – Quality Management Engineer (m/w/d) (Denzlingen).</w:t>
+        <w:t xml:space="preserve">Keine neuen Einstiegsstellen gefunden (Firmenprüfung aller Zielfirmen und 5 allgemeine Suchen in BW, Bayern, Schweiz und Österreich).</w:t>
       </w:r>
     </w:p>
     <w:p>
@@ -115,7 +115,7 @@
           <w:sz w:val="20"/>
           <w:szCs w:val="20"/>
         </w:rPr>
-        <w:t xml:space="preserve">Entfernt: Bosch Healthcare Solutions – Regulatory Affairs Specialist (Waiblingen). Regulatory-Affairs-Stelle bei Bosch Healthcare Solutions ist seit mehreren Läufen nirgends mehr auffindbar.</w:t>
+        <w:t xml:space="preserve">Entfernt: Bosch Corporate Research – PhD – Lab-on-Chip-Probenvorbereitung für molekulare Diagnostik (Renningen). Seit mehreren Prüfungen nirgends als aktive Bosch-Anzeige auffindbar und der ausgeschriebene Start (Oktober 2026) ist verstrichen.</w:t>
       </w:r>
     </w:p>
     <w:p>
@@ -133,7 +133,7 @@
           <w:sz w:val="20"/>
           <w:szCs w:val="20"/>
         </w:rPr>
-        <w:t xml:space="preserve">Entfernt: STRATEC – Biologe / Physiker / Ingenieur (m/w/d) (Birkenfeld). Die Stelle „Biologe / Physiker / Ingenieur“ bei STRATEC ist weder auf der Karriereseite noch bei StepStone auffindbar.</w:t>
+        <w:t xml:space="preserve">Entfernt: Bosch Corporate Research – PhD – Lab-on-a-Chip-Komponente zur Analyse und Sortierung einzelner Zellen (Renningen). e-fellows meldet die Anzeige am 31.10.2026 ausdrücklich als nicht mehr online; Startdatum Oktober 2026 ist erreicht.</w:t>
       </w:r>
     </w:p>
     <w:p>
@@ -151,7 +151,7 @@
           <w:sz w:val="20"/>
           <w:szCs w:val="20"/>
         </w:rPr>
-        <w:t xml:space="preserve">Entfernt: NMI – Applikationsspezialist/Ingenieur Biomedizin und Materialwissenschaften (Reutlingen). Die NMI-Stelle als Applikationsspezialist/Ingenieur ist seit dem 22.10. nirgends mehr ausgeschrieben.</w:t>
+        <w:t xml:space="preserve">Entfernt: Roche Diagnostics (über Franz &amp; Wach) – Development Engineer / Scientist (Mannheim). Schon zuvor Status prüfen und auch jetzt nicht abrufbar, die Anzeige ist nur noch als Suchindex-Eintrag vorhanden.</w:t>
       </w:r>
     </w:p>
     <w:p>
@@ -169,7 +169,7 @@
           <w:sz w:val="20"/>
           <w:szCs w:val="20"/>
         </w:rPr>
-        <w:t xml:space="preserve">Entfernt: Tecan – Mechanical Engineer 80–100 % (R&amp;D) / System Integrator (Männedorf ZH). Tecan meldet die Mechanical-Engineer-Stelle in Männedorf als besetzt.</w:t>
+        <w:t xml:space="preserve">Entfernt: Philips – R&amp;D Engineer Measurement Algorithms (Böblingen). Die Stelle stand schon auf „prüfen“ und ist in keiner abrufbaren Quelle mehr gelistet; sie fehlt auch in der aktuellen Böblinger Philips-Liste.</w:t>
       </w:r>
     </w:p>
     <w:p>
@@ -187,7 +187,7 @@
           <w:sz w:val="20"/>
           <w:szCs w:val="20"/>
         </w:rPr>
-        <w:t xml:space="preserve">Entfernt: Philips – Product Industrialization Engineer (3rd party integration) (Böblingen). Die Philips-Stelle Product Industrialization Engineer wurde nie bestätigt und ist nicht mehr auffindbar.</w:t>
+        <w:t xml:space="preserve">Entfernt: ulrich medical – Produktqualitätsingenieur (Ulm). Die Stelle stand schon auf „prüfen“ und ist weder bei StepStone noch per Websuche als aktuelle Anzeige auffindbar.</w:t>
       </w:r>
     </w:p>
     <w:p>
@@ -205,7 +205,7 @@
           <w:sz w:val="20"/>
           <w:szCs w:val="20"/>
         </w:rPr>
-        <w:t xml:space="preserve">Entfernt: Medtronic – Quality Engineer (Elternzeitvertretung) (Deggendorf). Die Medtronic-Elternzeitvertretung Quality Engineer in Deggendorf ist offline.</w:t>
+        <w:t xml:space="preserve">Entfernt: Medela – Verification Engineer (Baar ZG). Status war bereits „pruefen“, und auch am 31.10.2026 fand sich keine datierte Originalanzeige, nur ein undatierter Aggregator-Eintrag.</w:t>
       </w:r>
     </w:p>
     <w:p>
@@ -223,7 +223,7 @@
           <w:sz w:val="20"/>
           <w:szCs w:val="20"/>
         </w:rPr>
-        <w:t xml:space="preserve">Entfernt: Endress+Hauser – Projektmanager Innovation (Maulburg). Seit dem 22.10.2026 bei StepStone und per Websuche nicht mehr auffindbar.</w:t>
+        <w:t xml:space="preserve">Entfernt: Dornier MedTech – Verification &amp; Validation Engineer / Regulatory Compliance Medical Devices (Weßling). Die Stelle stand schon auf „prüfen“, ist seit dem 25.10.2026 nirgends mehr gelistet und wurde offenbar durch eine Stelle mit 5 Jahren Erfahrung ersetzt.</w:t>
       </w:r>
     </w:p>
     <w:p>
@@ -241,7 +241,7 @@
           <w:sz w:val="20"/>
           <w:szCs w:val="20"/>
         </w:rPr>
-        <w:t xml:space="preserve">Entfernt: IMTEK, Universität Freiburg – PhD Student 80 %: Carbon Electrode Interfaces for Reagent-Free Electrochemical Detection at the Point of Need (Freiburg im Breisgau). Bewerbungsfrist 30.09.2026 ist abgelaufen.</w:t>
+        <w:t xml:space="preserve">Entfernt: Medtronic – Manufacturing Engineer I (Deggendorf). Seit zwei Prüfungen keine Anzeige für Deggendorf mehr auffindbar, alle bekannten Deggendorf-Links leiten ins Leere.</w:t>
       </w:r>
     </w:p>
     <w:p>
@@ -259,7 +259,7 @@
           <w:sz w:val="20"/>
           <w:szCs w:val="20"/>
         </w:rPr>
-        <w:t xml:space="preserve">Entfernt: Ypsomed – Innovation Engineer (Solothurn). Nirgends mehr auffindbar (nie eine direkte Anzeige, nur gesponserter Indeed-Link), zudem außerhalb der Zielregion.</w:t>
+        <w:t xml:space="preserve">Jetzt „Status prüfen“: Beurer – (Junior) Produktmanager Medical; Erbe Elektromedizin – Development Engineer Embedded Systems; MetaSystems Probes – Mitarbeiter Qualitätsmanagement &amp; Regulatory Affairs; Antitoxin – Mitarbeiter/in Regulatory Affairs für In-Vitro-Diagnostika; admedes – (Junior) Prozessingenieur Mechanische Prozesse und Konstruktion; Brainlab – Project Engineer R&amp;D Mixed Reality; EPflex Feinwerktechnik – Entwicklungsingenieur Produkt-Compliance; Schölly Fiberoptic – Quality Management Engineer (m/w/d).</w:t>
       </w:r>
     </w:p>
     <w:p>
@@ -277,1042 +277,9 @@
           <w:sz w:val="20"/>
           <w:szCs w:val="20"/>
         </w:rPr>
-        <w:t xml:space="preserve">Wieder bestätigt („offen“): Beurer – (Junior) Produktmanager Medical; Pajunk – Development Engineer Medical Technology (Entwicklungsingenieur Medizintechnik); FERCHAU – Qualitätsingenieur Medizintechnik.</w:t>
+        <w:t xml:space="preserve">Viele direkte Anzeigenlinks ließen sich am 31.10.2026 technisch nicht abrufen; die Prüfung lief dann über StepStone-Firmenprofile, Ergebnislisten und Websuche.</w:t>
       </w:r>
     </w:p>
-    <w:p>
-      <w:pPr>
-        <w:pStyle w:val="ListParagraph"/>
-        <w:numPr>
-          <w:ilvl w:val="0"/>
-          <w:numId w:val="2"/>
-        </w:numPr>
-        <w:spacing w:after="60"/>
-      </w:pPr>
-      <w:r>
-        <w:rPr>
-          <w:rFonts w:ascii="Calibri" w:cs="Calibri" w:eastAsia="Calibri" w:hAnsi="Calibri"/>
-          <w:sz w:val="20"/>
-          <w:szCs w:val="20"/>
-        </w:rPr>
-        <w:t xml:space="preserve">Jetzt „Status prüfen“: Medela – Verification Engineer; Dornier MedTech – Verification &amp; Validation Engineer / Regulatory Compliance Medical Devices; Medtronic – Manufacturing Engineer I; außerdem ulrich medical – Produktqualitätsingenieur bleibt unklar (widersprüchliche Befunde).</w:t>
-      </w:r>
-    </w:p>
-    <w:p>
-      <w:pPr>
-        <w:pStyle w:val="ListParagraph"/>
-        <w:numPr>
-          <w:ilvl w:val="0"/>
-          <w:numId w:val="2"/>
-        </w:numPr>
-        <w:spacing w:after="60"/>
-      </w:pPr>
-      <w:r>
-        <w:rPr>
-          <w:rFonts w:ascii="Calibri" w:cs="Calibri" w:eastAsia="Calibri" w:hAnsi="Calibri"/>
-          <w:sz w:val="20"/>
-          <w:szCs w:val="20"/>
-        </w:rPr>
-        <w:t xml:space="preserve">Korrekturen: Erbe Development Engineer Embedded Systems – Ort laut Anzeige Sexau (nicht Tübingen); neue Links bzw. IDs bei MED-EL Regulatory Affairs Associate, Pajunk Development Engineer, FMC Requirements Engineer, Gambro R&amp;D Engineer, PULSION QM Engineer, Dexterous R&amp;D Engineer, Schuler; ProEvolution-Kunde ist laut StepStone die Vistec GmbH.</w:t>
-      </w:r>
-    </w:p>
-    <w:p>
-      <w:pPr>
-        <w:pStyle w:val="ListParagraph"/>
-        <w:numPr>
-          <w:ilvl w:val="0"/>
-          <w:numId w:val="2"/>
-        </w:numPr>
-        <w:spacing w:after="60"/>
-      </w:pPr>
-      <w:r>
-        <w:rPr>
-          <w:rFonts w:ascii="Calibri" w:cs="Calibri" w:eastAsia="Calibri" w:hAnsi="Calibri"/>
-          <w:sz w:val="20"/>
-          <w:szCs w:val="20"/>
-        </w:rPr>
-        <w:t xml:space="preserve">Viele direkte Anzeigen- und StepStone-Firmenseiten ließen sich am 28.10.2026 technisch nicht abrufen; einige Firmenbefunde tragen daher den vorherigen Stand.</w:t>
-      </w:r>
-    </w:p>
-    <w:p>
-      <w:pPr>
-        <w:pStyle w:val="Heading1"/>
-        <w:spacing w:after="120" w:before="320"/>
-      </w:pPr>
-      <w:r>
-        <w:rPr>
-          <w:rFonts w:ascii="Calibri" w:cs="Calibri" w:eastAsia="Calibri" w:hAnsi="Calibri"/>
-          <w:b/>
-          <w:bCs/>
-          <w:color w:val="1F4E8C"/>
-          <w:sz w:val="30"/>
-          <w:szCs w:val="30"/>
-        </w:rPr>
-        <w:t xml:space="preserve">Neu seit dem letzten Stand</w:t>
-      </w:r>
-    </w:p>
-    <w:tbl>
-      <w:tblPr>
-        <w:tblW w:type="dxa" w:w="9746"/>
-        <w:tblBorders>
-          <w:top w:val="single" w:color="auto" w:sz="4"/>
-          <w:left w:val="single" w:color="auto" w:sz="4"/>
-          <w:bottom w:val="single" w:color="auto" w:sz="4"/>
-          <w:right w:val="single" w:color="auto" w:sz="4"/>
-          <w:insideH w:val="single" w:color="auto" w:sz="4"/>
-          <w:insideV w:val="single" w:color="auto" w:sz="4"/>
-        </w:tblBorders>
-      </w:tblPr>
-      <w:tblGrid>
-        <w:gridCol w:w="3300"/>
-        <w:gridCol w:w="1700"/>
-        <w:gridCol w:w="4746"/>
-      </w:tblGrid>
-      <w:tr>
-        <w:trPr>
-          <w:tblHeader/>
-        </w:trPr>
-        <w:tc>
-          <w:tcPr>
-            <w:tcW w:type="dxa" w:w="3300"/>
-            <w:tcBorders>
-              <w:top w:val="single" w:color="D5DAE1" w:sz="4"/>
-              <w:left w:val="single" w:color="D5DAE1" w:sz="4"/>
-              <w:bottom w:val="single" w:color="D5DAE1" w:sz="4"/>
-              <w:right w:val="single" w:color="D5DAE1" w:sz="4"/>
-            </w:tcBorders>
-            <w:shd w:fill="E8EEF6" w:color="auto" w:val="clear"/>
-            <w:tcMar>
-              <w:top w:type="dxa" w:w="60"/>
-              <w:left w:type="dxa" w:w="90"/>
-              <w:bottom w:type="dxa" w:w="60"/>
-              <w:right w:type="dxa" w:w="90"/>
-            </w:tcMar>
-          </w:tcPr>
-          <w:p>
-            <w:pPr>
-              <w:spacing w:after="0" w:before="0"/>
-            </w:pPr>
-            <w:r>
-              <w:rPr>
-                <w:rFonts w:ascii="Calibri" w:cs="Calibri" w:eastAsia="Calibri" w:hAnsi="Calibri"/>
-                <w:b/>
-                <w:bCs/>
-                <w:sz w:val="18"/>
-                <w:szCs w:val="18"/>
-              </w:rPr>
-              <w:t xml:space="preserve">Stelle / Firma</w:t>
-            </w:r>
-          </w:p>
-        </w:tc>
-        <w:tc>
-          <w:tcPr>
-            <w:tcW w:type="dxa" w:w="1700"/>
-            <w:tcBorders>
-              <w:top w:val="single" w:color="D5DAE1" w:sz="4"/>
-              <w:left w:val="single" w:color="D5DAE1" w:sz="4"/>
-              <w:bottom w:val="single" w:color="D5DAE1" w:sz="4"/>
-              <w:right w:val="single" w:color="D5DAE1" w:sz="4"/>
-            </w:tcBorders>
-            <w:shd w:fill="E8EEF6" w:color="auto" w:val="clear"/>
-            <w:tcMar>
-              <w:top w:type="dxa" w:w="60"/>
-              <w:left w:type="dxa" w:w="90"/>
-              <w:bottom w:type="dxa" w:w="60"/>
-              <w:right w:type="dxa" w:w="90"/>
-            </w:tcMar>
-          </w:tcPr>
-          <w:p>
-            <w:pPr>
-              <w:spacing w:after="0" w:before="0"/>
-            </w:pPr>
-            <w:r>
-              <w:rPr>
-                <w:rFonts w:ascii="Calibri" w:cs="Calibri" w:eastAsia="Calibri" w:hAnsi="Calibri"/>
-                <w:b/>
-                <w:bCs/>
-                <w:sz w:val="18"/>
-                <w:szCs w:val="18"/>
-              </w:rPr>
-              <w:t xml:space="preserve">Ort</w:t>
-            </w:r>
-          </w:p>
-        </w:tc>
-        <w:tc>
-          <w:tcPr>
-            <w:tcW w:type="dxa" w:w="4746"/>
-            <w:tcBorders>
-              <w:top w:val="single" w:color="D5DAE1" w:sz="4"/>
-              <w:left w:val="single" w:color="D5DAE1" w:sz="4"/>
-              <w:bottom w:val="single" w:color="D5DAE1" w:sz="4"/>
-              <w:right w:val="single" w:color="D5DAE1" w:sz="4"/>
-            </w:tcBorders>
-            <w:shd w:fill="E8EEF6" w:color="auto" w:val="clear"/>
-            <w:tcMar>
-              <w:top w:type="dxa" w:w="60"/>
-              <w:left w:type="dxa" w:w="90"/>
-              <w:bottom w:type="dxa" w:w="60"/>
-              <w:right w:type="dxa" w:w="90"/>
-            </w:tcMar>
-          </w:tcPr>
-          <w:p>
-            <w:pPr>
-              <w:spacing w:after="0" w:before="0"/>
-            </w:pPr>
-            <w:r>
-              <w:rPr>
-                <w:rFonts w:ascii="Calibri" w:cs="Calibri" w:eastAsia="Calibri" w:hAnsi="Calibri"/>
-                <w:b/>
-                <w:bCs/>
-                <w:sz w:val="18"/>
-                <w:szCs w:val="18"/>
-              </w:rPr>
-              <w:t xml:space="preserve">Passung und Hinweise</w:t>
-            </w:r>
-          </w:p>
-        </w:tc>
-      </w:tr>
-      <w:tr>
-        <w:trPr>
-          <w:cantSplit/>
-        </w:trPr>
-        <w:tc>
-          <w:tcPr>
-            <w:tcW w:type="dxa" w:w="3300"/>
-            <w:tcBorders>
-              <w:top w:val="single" w:color="D5DAE1" w:sz="4"/>
-              <w:left w:val="single" w:color="D5DAE1" w:sz="4"/>
-              <w:bottom w:val="single" w:color="D5DAE1" w:sz="4"/>
-              <w:right w:val="single" w:color="D5DAE1" w:sz="4"/>
-            </w:tcBorders>
-            <w:shd w:fill="EAF6EE" w:color="auto" w:val="clear"/>
-            <w:tcMar>
-              <w:top w:type="dxa" w:w="60"/>
-              <w:left w:type="dxa" w:w="90"/>
-              <w:bottom w:type="dxa" w:w="60"/>
-              <w:right w:type="dxa" w:w="90"/>
-            </w:tcMar>
-          </w:tcPr>
-          <w:p>
-            <w:pPr>
-              <w:spacing w:after="30" w:before="0"/>
-            </w:pPr>
-            <w:hyperlink w:history="1" r:id="rIdi8-bo8srkzbwdlnwt45t9">
-              <w:r>
-                <w:rPr>
-                  <w:rFonts w:ascii="Calibri" w:cs="Calibri" w:eastAsia="Calibri" w:hAnsi="Calibri"/>
-                  <w:b/>
-                  <w:bCs/>
-                  <w:color w:val="1F6FEB"/>
-                  <w:sz w:val="18"/>
-                  <w:szCs w:val="18"/>
-                  <w:u w:val="single"/>
-                </w:rPr>
-                <w:t xml:space="preserve">International Market Access Specialist – Medizintechnik</w:t>
-              </w:r>
-            </w:hyperlink>
-            <w:r>
-              <w:rPr>
-                <w:rFonts w:ascii="Calibri" w:cs="Calibri" w:eastAsia="Calibri" w:hAnsi="Calibri"/>
-                <w:b/>
-                <w:bCs/>
-                <w:color w:val="15803D"/>
-                <w:sz w:val="16"/>
-                <w:szCs w:val="16"/>
-              </w:rPr>
-              <w:t xml:space="preserve">  NEU</w:t>
-            </w:r>
-          </w:p>
-          <w:p>
-            <w:pPr>
-              <w:spacing w:after="0" w:before="0"/>
-            </w:pPr>
-            <w:r>
-              <w:rPr>
-                <w:rFonts w:ascii="Calibri" w:cs="Calibri" w:eastAsia="Calibri" w:hAnsi="Calibri"/>
-                <w:color w:val="5D6877"/>
-                <w:sz w:val="17"/>
-                <w:szCs w:val="17"/>
-              </w:rPr>
-              <w:t xml:space="preserve">ewimed · Regulatory/Qualität</w:t>
-            </w:r>
-          </w:p>
-        </w:tc>
-        <w:tc>
-          <w:tcPr>
-            <w:tcW w:type="dxa" w:w="1700"/>
-            <w:tcBorders>
-              <w:top w:val="single" w:color="D5DAE1" w:sz="4"/>
-              <w:left w:val="single" w:color="D5DAE1" w:sz="4"/>
-              <w:bottom w:val="single" w:color="D5DAE1" w:sz="4"/>
-              <w:right w:val="single" w:color="D5DAE1" w:sz="4"/>
-            </w:tcBorders>
-            <w:shd w:fill="EAF6EE" w:color="auto" w:val="clear"/>
-            <w:tcMar>
-              <w:top w:type="dxa" w:w="60"/>
-              <w:left w:type="dxa" w:w="90"/>
-              <w:bottom w:type="dxa" w:w="60"/>
-              <w:right w:type="dxa" w:w="90"/>
-            </w:tcMar>
-          </w:tcPr>
-          <w:p>
-            <w:pPr>
-              <w:spacing w:after="30" w:before="0"/>
-            </w:pPr>
-            <w:r>
-              <w:rPr>
-                <w:rFonts w:ascii="Calibri" w:cs="Calibri" w:eastAsia="Calibri" w:hAnsi="Calibri"/>
-                <w:sz w:val="18"/>
-                <w:szCs w:val="18"/>
-              </w:rPr>
-              <w:t xml:space="preserve">Hechingen</w:t>
-            </w:r>
-          </w:p>
-          <w:p>
-            <w:pPr>
-              <w:spacing w:after="0" w:before="0"/>
-            </w:pPr>
-            <w:r>
-              <w:rPr>
-                <w:rFonts w:ascii="Calibri" w:cs="Calibri" w:eastAsia="Calibri" w:hAnsi="Calibri"/>
-                <w:color w:val="5D6877"/>
-                <w:sz w:val="16"/>
-                <w:szCs w:val="16"/>
-              </w:rPr>
-              <w:t xml:space="preserve">Deutschland · ca. 50 km</w:t>
-            </w:r>
-          </w:p>
-        </w:tc>
-        <w:tc>
-          <w:tcPr>
-            <w:tcW w:type="dxa" w:w="4746"/>
-            <w:tcBorders>
-              <w:top w:val="single" w:color="D5DAE1" w:sz="4"/>
-              <w:left w:val="single" w:color="D5DAE1" w:sz="4"/>
-              <w:bottom w:val="single" w:color="D5DAE1" w:sz="4"/>
-              <w:right w:val="single" w:color="D5DAE1" w:sz="4"/>
-            </w:tcBorders>
-            <w:shd w:fill="EAF6EE" w:color="auto" w:val="clear"/>
-            <w:tcMar>
-              <w:top w:type="dxa" w:w="60"/>
-              <w:left w:type="dxa" w:w="90"/>
-              <w:bottom w:type="dxa" w:w="60"/>
-              <w:right w:type="dxa" w:w="90"/>
-            </w:tcMar>
-          </w:tcPr>
-          <w:p>
-            <w:pPr>
-              <w:spacing w:after="40" w:before="0"/>
-            </w:pPr>
-            <w:r>
-              <w:rPr>
-                <w:rFonts w:ascii="Calibri" w:cs="Calibri" w:eastAsia="Calibri" w:hAnsi="Calibri"/>
-                <w:sz w:val="18"/>
-                <w:szCs w:val="18"/>
-              </w:rPr>
-              <w:t xml:space="preserve">Internationale Marktzulassung von Medizinprodukten – RA-nahe Einstiegsmöglichkeit neben der RA-Specialist-Stelle desselben Herstellers.</w:t>
-            </w:r>
-          </w:p>
-          <w:p>
-            <w:pPr>
-              <w:spacing w:after="0" w:before="0"/>
-            </w:pPr>
-            <w:r>
-              <w:rPr>
-                <w:rFonts w:ascii="Calibri" w:cs="Calibri" w:eastAsia="Calibri" w:hAnsi="Calibri"/>
-                <w:b/>
-                <w:bCs/>
-                <w:color w:val="5D6877"/>
-                <w:sz w:val="17"/>
-                <w:szCs w:val="17"/>
-              </w:rPr>
-              <w:t xml:space="preserve">Zu beachten: </w:t>
-            </w:r>
-            <w:r>
-              <w:rPr>
-                <w:rFonts w:ascii="Calibri" w:cs="Calibri" w:eastAsia="Calibri" w:hAnsi="Calibri"/>
-                <w:color w:val="5D6877"/>
-                <w:sz w:val="17"/>
-                <w:szCs w:val="17"/>
-              </w:rPr>
-              <w:t xml:space="preserve">Am 28.10.2026 bei StepStone gefunden, ca. 1 Woche online; Anzeigentext nicht abrufbar, Erfahrungsforderung nicht geprüft.</w:t>
-            </w:r>
-          </w:p>
-        </w:tc>
-      </w:tr>
-      <w:tr>
-        <w:trPr>
-          <w:cantSplit/>
-        </w:trPr>
-        <w:tc>
-          <w:tcPr>
-            <w:tcW w:type="dxa" w:w="3300"/>
-            <w:tcBorders>
-              <w:top w:val="single" w:color="D5DAE1" w:sz="4"/>
-              <w:left w:val="single" w:color="D5DAE1" w:sz="4"/>
-              <w:bottom w:val="single" w:color="D5DAE1" w:sz="4"/>
-              <w:right w:val="single" w:color="D5DAE1" w:sz="4"/>
-            </w:tcBorders>
-            <w:shd w:fill="EAF6EE" w:color="auto" w:val="clear"/>
-            <w:tcMar>
-              <w:top w:type="dxa" w:w="60"/>
-              <w:left w:type="dxa" w:w="90"/>
-              <w:bottom w:type="dxa" w:w="60"/>
-              <w:right w:type="dxa" w:w="90"/>
-            </w:tcMar>
-          </w:tcPr>
-          <w:p>
-            <w:pPr>
-              <w:spacing w:after="30" w:before="0"/>
-            </w:pPr>
-            <w:hyperlink w:history="1" r:id="rId9xvtk0_nqyferdjuh3lne">
-              <w:r>
-                <w:rPr>
-                  <w:rFonts w:ascii="Calibri" w:cs="Calibri" w:eastAsia="Calibri" w:hAnsi="Calibri"/>
-                  <w:b/>
-                  <w:bCs/>
-                  <w:color w:val="1F6FEB"/>
-                  <w:sz w:val="18"/>
-                  <w:szCs w:val="18"/>
-                  <w:u w:val="single"/>
-                </w:rPr>
-                <w:t xml:space="preserve">Specialist Regulatory Data Management</w:t>
-              </w:r>
-            </w:hyperlink>
-            <w:r>
-              <w:rPr>
-                <w:rFonts w:ascii="Calibri" w:cs="Calibri" w:eastAsia="Calibri" w:hAnsi="Calibri"/>
-                <w:b/>
-                <w:bCs/>
-                <w:color w:val="15803D"/>
-                <w:sz w:val="16"/>
-                <w:szCs w:val="16"/>
-              </w:rPr>
-              <w:t xml:space="preserve">  NEU</w:t>
-            </w:r>
-          </w:p>
-          <w:p>
-            <w:pPr>
-              <w:spacing w:after="0" w:before="0"/>
-            </w:pPr>
-            <w:r>
-              <w:rPr>
-                <w:rFonts w:ascii="Calibri" w:cs="Calibri" w:eastAsia="Calibri" w:hAnsi="Calibri"/>
-                <w:color w:val="5D6877"/>
-                <w:sz w:val="17"/>
-                <w:szCs w:val="17"/>
-              </w:rPr>
-              <w:t xml:space="preserve">Pajunk · Regulatory/Qualität</w:t>
-            </w:r>
-          </w:p>
-        </w:tc>
-        <w:tc>
-          <w:tcPr>
-            <w:tcW w:type="dxa" w:w="1700"/>
-            <w:tcBorders>
-              <w:top w:val="single" w:color="D5DAE1" w:sz="4"/>
-              <w:left w:val="single" w:color="D5DAE1" w:sz="4"/>
-              <w:bottom w:val="single" w:color="D5DAE1" w:sz="4"/>
-              <w:right w:val="single" w:color="D5DAE1" w:sz="4"/>
-            </w:tcBorders>
-            <w:shd w:fill="EAF6EE" w:color="auto" w:val="clear"/>
-            <w:tcMar>
-              <w:top w:type="dxa" w:w="60"/>
-              <w:left w:type="dxa" w:w="90"/>
-              <w:bottom w:type="dxa" w:w="60"/>
-              <w:right w:type="dxa" w:w="90"/>
-            </w:tcMar>
-          </w:tcPr>
-          <w:p>
-            <w:pPr>
-              <w:spacing w:after="30" w:before="0"/>
-            </w:pPr>
-            <w:r>
-              <w:rPr>
-                <w:rFonts w:ascii="Calibri" w:cs="Calibri" w:eastAsia="Calibri" w:hAnsi="Calibri"/>
-                <w:sz w:val="18"/>
-                <w:szCs w:val="18"/>
-              </w:rPr>
-              <w:t xml:space="preserve">Geisingen</w:t>
-            </w:r>
-          </w:p>
-          <w:p>
-            <w:pPr>
-              <w:spacing w:after="0" w:before="0"/>
-            </w:pPr>
-            <w:r>
-              <w:rPr>
-                <w:rFonts w:ascii="Calibri" w:cs="Calibri" w:eastAsia="Calibri" w:hAnsi="Calibri"/>
-                <w:color w:val="5D6877"/>
-                <w:sz w:val="16"/>
-                <w:szCs w:val="16"/>
-              </w:rPr>
-              <w:t xml:space="preserve">Deutschland · ca. 102 km</w:t>
-            </w:r>
-          </w:p>
-        </w:tc>
-        <w:tc>
-          <w:tcPr>
-            <w:tcW w:type="dxa" w:w="4746"/>
-            <w:tcBorders>
-              <w:top w:val="single" w:color="D5DAE1" w:sz="4"/>
-              <w:left w:val="single" w:color="D5DAE1" w:sz="4"/>
-              <w:bottom w:val="single" w:color="D5DAE1" w:sz="4"/>
-              <w:right w:val="single" w:color="D5DAE1" w:sz="4"/>
-            </w:tcBorders>
-            <w:shd w:fill="EAF6EE" w:color="auto" w:val="clear"/>
-            <w:tcMar>
-              <w:top w:type="dxa" w:w="60"/>
-              <w:left w:type="dxa" w:w="90"/>
-              <w:bottom w:type="dxa" w:w="60"/>
-              <w:right w:type="dxa" w:w="90"/>
-            </w:tcMar>
-          </w:tcPr>
-          <w:p>
-            <w:pPr>
-              <w:spacing w:after="40" w:before="0"/>
-            </w:pPr>
-            <w:r>
-              <w:rPr>
-                <w:rFonts w:ascii="Calibri" w:cs="Calibri" w:eastAsia="Calibri" w:hAnsi="Calibri"/>
-                <w:sz w:val="18"/>
-                <w:szCs w:val="18"/>
-              </w:rPr>
-              <w:t xml:space="preserve">Regulatory-Datenmanagement bei einem Medizinprodukte-Hersteller; Studium Medizintechnik gefordert, Berufseinsteiger ausdrücklich willkommen.</w:t>
-            </w:r>
-          </w:p>
-          <w:p>
-            <w:pPr>
-              <w:spacing w:after="0" w:before="0"/>
-            </w:pPr>
-            <w:r>
-              <w:rPr>
-                <w:rFonts w:ascii="Calibri" w:cs="Calibri" w:eastAsia="Calibri" w:hAnsi="Calibri"/>
-                <w:b/>
-                <w:bCs/>
-                <w:color w:val="5D6877"/>
-                <w:sz w:val="17"/>
-                <w:szCs w:val="17"/>
-              </w:rPr>
-              <w:t xml:space="preserve">Zu beachten: </w:t>
-            </w:r>
-            <w:r>
-              <w:rPr>
-                <w:rFonts w:ascii="Calibri" w:cs="Calibri" w:eastAsia="Calibri" w:hAnsi="Calibri"/>
-                <w:color w:val="5D6877"/>
-                <w:sz w:val="17"/>
-                <w:szCs w:val="17"/>
-              </w:rPr>
-              <w:t xml:space="preserve">Am 28.10.2026 auf der Pajunk-Karriereseite gefunden, ohne Datum (Alter unbekannt); Studium Medizintechnik/Wirtschaftsinformatik, RA-Erfahrung nur von Vorteil, Berufseinsteiger willkommen.</w:t>
-            </w:r>
-          </w:p>
-        </w:tc>
-      </w:tr>
-      <w:tr>
-        <w:trPr>
-          <w:cantSplit/>
-        </w:trPr>
-        <w:tc>
-          <w:tcPr>
-            <w:tcW w:type="dxa" w:w="3300"/>
-            <w:tcBorders>
-              <w:top w:val="single" w:color="D5DAE1" w:sz="4"/>
-              <w:left w:val="single" w:color="D5DAE1" w:sz="4"/>
-              <w:bottom w:val="single" w:color="D5DAE1" w:sz="4"/>
-              <w:right w:val="single" w:color="D5DAE1" w:sz="4"/>
-            </w:tcBorders>
-            <w:shd w:fill="EAF6EE" w:color="auto" w:val="clear"/>
-            <w:tcMar>
-              <w:top w:type="dxa" w:w="60"/>
-              <w:left w:type="dxa" w:w="90"/>
-              <w:bottom w:type="dxa" w:w="60"/>
-              <w:right w:type="dxa" w:w="90"/>
-            </w:tcMar>
-          </w:tcPr>
-          <w:p>
-            <w:pPr>
-              <w:spacing w:after="30" w:before="0"/>
-            </w:pPr>
-            <w:hyperlink w:history="1" r:id="rIdf7yktpzxq0php5jhgkluj">
-              <w:r>
-                <w:rPr>
-                  <w:rFonts w:ascii="Calibri" w:cs="Calibri" w:eastAsia="Calibri" w:hAnsi="Calibri"/>
-                  <w:b/>
-                  <w:bCs/>
-                  <w:color w:val="1F6FEB"/>
-                  <w:sz w:val="18"/>
-                  <w:szCs w:val="18"/>
-                  <w:u w:val="single"/>
-                </w:rPr>
-                <w:t xml:space="preserve">Specialist Regulatory Intelligence</w:t>
-              </w:r>
-            </w:hyperlink>
-            <w:r>
-              <w:rPr>
-                <w:rFonts w:ascii="Calibri" w:cs="Calibri" w:eastAsia="Calibri" w:hAnsi="Calibri"/>
-                <w:b/>
-                <w:bCs/>
-                <w:color w:val="15803D"/>
-                <w:sz w:val="16"/>
-                <w:szCs w:val="16"/>
-              </w:rPr>
-              <w:t xml:space="preserve">  NEU</w:t>
-            </w:r>
-          </w:p>
-          <w:p>
-            <w:pPr>
-              <w:spacing w:after="0" w:before="0"/>
-            </w:pPr>
-            <w:r>
-              <w:rPr>
-                <w:rFonts w:ascii="Calibri" w:cs="Calibri" w:eastAsia="Calibri" w:hAnsi="Calibri"/>
-                <w:color w:val="5D6877"/>
-                <w:sz w:val="17"/>
-                <w:szCs w:val="17"/>
-              </w:rPr>
-              <w:t xml:space="preserve">Pajunk · Regulatory/Qualität</w:t>
-            </w:r>
-          </w:p>
-        </w:tc>
-        <w:tc>
-          <w:tcPr>
-            <w:tcW w:type="dxa" w:w="1700"/>
-            <w:tcBorders>
-              <w:top w:val="single" w:color="D5DAE1" w:sz="4"/>
-              <w:left w:val="single" w:color="D5DAE1" w:sz="4"/>
-              <w:bottom w:val="single" w:color="D5DAE1" w:sz="4"/>
-              <w:right w:val="single" w:color="D5DAE1" w:sz="4"/>
-            </w:tcBorders>
-            <w:shd w:fill="EAF6EE" w:color="auto" w:val="clear"/>
-            <w:tcMar>
-              <w:top w:type="dxa" w:w="60"/>
-              <w:left w:type="dxa" w:w="90"/>
-              <w:bottom w:type="dxa" w:w="60"/>
-              <w:right w:type="dxa" w:w="90"/>
-            </w:tcMar>
-          </w:tcPr>
-          <w:p>
-            <w:pPr>
-              <w:spacing w:after="30" w:before="0"/>
-            </w:pPr>
-            <w:r>
-              <w:rPr>
-                <w:rFonts w:ascii="Calibri" w:cs="Calibri" w:eastAsia="Calibri" w:hAnsi="Calibri"/>
-                <w:sz w:val="18"/>
-                <w:szCs w:val="18"/>
-              </w:rPr>
-              <w:t xml:space="preserve">Geisingen</w:t>
-            </w:r>
-          </w:p>
-          <w:p>
-            <w:pPr>
-              <w:spacing w:after="0" w:before="0"/>
-            </w:pPr>
-            <w:r>
-              <w:rPr>
-                <w:rFonts w:ascii="Calibri" w:cs="Calibri" w:eastAsia="Calibri" w:hAnsi="Calibri"/>
-                <w:color w:val="5D6877"/>
-                <w:sz w:val="16"/>
-                <w:szCs w:val="16"/>
-              </w:rPr>
-              <w:t xml:space="preserve">Deutschland · ca. 102 km</w:t>
-            </w:r>
-          </w:p>
-        </w:tc>
-        <w:tc>
-          <w:tcPr>
-            <w:tcW w:type="dxa" w:w="4746"/>
-            <w:tcBorders>
-              <w:top w:val="single" w:color="D5DAE1" w:sz="4"/>
-              <w:left w:val="single" w:color="D5DAE1" w:sz="4"/>
-              <w:bottom w:val="single" w:color="D5DAE1" w:sz="4"/>
-              <w:right w:val="single" w:color="D5DAE1" w:sz="4"/>
-            </w:tcBorders>
-            <w:shd w:fill="EAF6EE" w:color="auto" w:val="clear"/>
-            <w:tcMar>
-              <w:top w:type="dxa" w:w="60"/>
-              <w:left w:type="dxa" w:w="90"/>
-              <w:bottom w:type="dxa" w:w="60"/>
-              <w:right w:type="dxa" w:w="90"/>
-            </w:tcMar>
-          </w:tcPr>
-          <w:p>
-            <w:pPr>
-              <w:spacing w:after="40" w:before="0"/>
-            </w:pPr>
-            <w:r>
-              <w:rPr>
-                <w:rFonts w:ascii="Calibri" w:cs="Calibri" w:eastAsia="Calibri" w:hAnsi="Calibri"/>
-                <w:sz w:val="18"/>
-                <w:szCs w:val="18"/>
-              </w:rPr>
-              <w:t xml:space="preserve">Beobachtung regulatorischer Anforderungen (EU-MDR, internationale Märkte) bei einem Medizinprodukte-Hersteller – Einstieg in Regulatory Affairs.</w:t>
-            </w:r>
-          </w:p>
-          <w:p>
-            <w:pPr>
-              <w:spacing w:after="0" w:before="0"/>
-            </w:pPr>
-            <w:r>
-              <w:rPr>
-                <w:rFonts w:ascii="Calibri" w:cs="Calibri" w:eastAsia="Calibri" w:hAnsi="Calibri"/>
-                <w:b/>
-                <w:bCs/>
-                <w:color w:val="5D6877"/>
-                <w:sz w:val="17"/>
-                <w:szCs w:val="17"/>
-              </w:rPr>
-              <w:t xml:space="preserve">Zu beachten: </w:t>
-            </w:r>
-            <w:r>
-              <w:rPr>
-                <w:rFonts w:ascii="Calibri" w:cs="Calibri" w:eastAsia="Calibri" w:hAnsi="Calibri"/>
-                <w:color w:val="5D6877"/>
-                <w:sz w:val="17"/>
-                <w:szCs w:val="17"/>
-              </w:rPr>
-              <w:t xml:space="preserve">Am 28.10.2026 auf der Pajunk-Karriereseite gefunden, ohne Datum (Alter unbekannt); Studium Naturwissenschaften/Ingenieurwesen/Medizintechnik, keine Jahresangabe, MDR-Kenntnisse gefragt.</w:t>
-            </w:r>
-          </w:p>
-        </w:tc>
-      </w:tr>
-      <w:tr>
-        <w:trPr>
-          <w:cantSplit/>
-        </w:trPr>
-        <w:tc>
-          <w:tcPr>
-            <w:tcW w:type="dxa" w:w="3300"/>
-            <w:tcBorders>
-              <w:top w:val="single" w:color="D5DAE1" w:sz="4"/>
-              <w:left w:val="single" w:color="D5DAE1" w:sz="4"/>
-              <w:bottom w:val="single" w:color="D5DAE1" w:sz="4"/>
-              <w:right w:val="single" w:color="D5DAE1" w:sz="4"/>
-            </w:tcBorders>
-            <w:shd w:fill="EAF6EE" w:color="auto" w:val="clear"/>
-            <w:tcMar>
-              <w:top w:type="dxa" w:w="60"/>
-              <w:left w:type="dxa" w:w="90"/>
-              <w:bottom w:type="dxa" w:w="60"/>
-              <w:right w:type="dxa" w:w="90"/>
-            </w:tcMar>
-          </w:tcPr>
-          <w:p>
-            <w:pPr>
-              <w:spacing w:after="30" w:before="0"/>
-            </w:pPr>
-            <w:hyperlink w:history="1" r:id="rIdmhyolhzjdbg02yvqsaj7w">
-              <w:r>
-                <w:rPr>
-                  <w:rFonts w:ascii="Calibri" w:cs="Calibri" w:eastAsia="Calibri" w:hAnsi="Calibri"/>
-                  <w:b/>
-                  <w:bCs/>
-                  <w:color w:val="1F6FEB"/>
-                  <w:sz w:val="18"/>
-                  <w:szCs w:val="18"/>
-                  <w:u w:val="single"/>
-                </w:rPr>
-                <w:t xml:space="preserve">Quality Management Engineer (m/w/d)</w:t>
-              </w:r>
-            </w:hyperlink>
-            <w:r>
-              <w:rPr>
-                <w:rFonts w:ascii="Calibri" w:cs="Calibri" w:eastAsia="Calibri" w:hAnsi="Calibri"/>
-                <w:b/>
-                <w:bCs/>
-                <w:color w:val="15803D"/>
-                <w:sz w:val="16"/>
-                <w:szCs w:val="16"/>
-              </w:rPr>
-              <w:t xml:space="preserve">  NEU</w:t>
-            </w:r>
-          </w:p>
-          <w:p>
-            <w:pPr>
-              <w:spacing w:after="0" w:before="0"/>
-            </w:pPr>
-            <w:r>
-              <w:rPr>
-                <w:rFonts w:ascii="Calibri" w:cs="Calibri" w:eastAsia="Calibri" w:hAnsi="Calibri"/>
-                <w:color w:val="5D6877"/>
-                <w:sz w:val="17"/>
-                <w:szCs w:val="17"/>
-              </w:rPr>
-              <w:t xml:space="preserve">Schölly Fiberoptic · Regulatory/Qualität</w:t>
-            </w:r>
-          </w:p>
-        </w:tc>
-        <w:tc>
-          <w:tcPr>
-            <w:tcW w:type="dxa" w:w="1700"/>
-            <w:tcBorders>
-              <w:top w:val="single" w:color="D5DAE1" w:sz="4"/>
-              <w:left w:val="single" w:color="D5DAE1" w:sz="4"/>
-              <w:bottom w:val="single" w:color="D5DAE1" w:sz="4"/>
-              <w:right w:val="single" w:color="D5DAE1" w:sz="4"/>
-            </w:tcBorders>
-            <w:shd w:fill="EAF6EE" w:color="auto" w:val="clear"/>
-            <w:tcMar>
-              <w:top w:type="dxa" w:w="60"/>
-              <w:left w:type="dxa" w:w="90"/>
-              <w:bottom w:type="dxa" w:w="60"/>
-              <w:right w:type="dxa" w:w="90"/>
-            </w:tcMar>
-          </w:tcPr>
-          <w:p>
-            <w:pPr>
-              <w:spacing w:after="30" w:before="0"/>
-            </w:pPr>
-            <w:r>
-              <w:rPr>
-                <w:rFonts w:ascii="Calibri" w:cs="Calibri" w:eastAsia="Calibri" w:hAnsi="Calibri"/>
-                <w:sz w:val="18"/>
-                <w:szCs w:val="18"/>
-              </w:rPr>
-              <w:t xml:space="preserve">Denzlingen</w:t>
-            </w:r>
-          </w:p>
-          <w:p>
-            <w:pPr>
-              <w:spacing w:after="0" w:before="0"/>
-            </w:pPr>
-            <w:r>
-              <w:rPr>
-                <w:rFonts w:ascii="Calibri" w:cs="Calibri" w:eastAsia="Calibri" w:hAnsi="Calibri"/>
-                <w:color w:val="5D6877"/>
-                <w:sz w:val="16"/>
-                <w:szCs w:val="16"/>
-              </w:rPr>
-              <w:t xml:space="preserve">Deutschland · ca. 124 km</w:t>
-            </w:r>
-          </w:p>
-        </w:tc>
-        <w:tc>
-          <w:tcPr>
-            <w:tcW w:type="dxa" w:w="4746"/>
-            <w:tcBorders>
-              <w:top w:val="single" w:color="D5DAE1" w:sz="4"/>
-              <w:left w:val="single" w:color="D5DAE1" w:sz="4"/>
-              <w:bottom w:val="single" w:color="D5DAE1" w:sz="4"/>
-              <w:right w:val="single" w:color="D5DAE1" w:sz="4"/>
-            </w:tcBorders>
-            <w:shd w:fill="EAF6EE" w:color="auto" w:val="clear"/>
-            <w:tcMar>
-              <w:top w:type="dxa" w:w="60"/>
-              <w:left w:type="dxa" w:w="90"/>
-              <w:bottom w:type="dxa" w:w="60"/>
-              <w:right w:type="dxa" w:w="90"/>
-            </w:tcMar>
-          </w:tcPr>
-          <w:p>
-            <w:pPr>
-              <w:spacing w:after="40" w:before="0"/>
-            </w:pPr>
-            <w:r>
-              <w:rPr>
-                <w:rFonts w:ascii="Calibri" w:cs="Calibri" w:eastAsia="Calibri" w:hAnsi="Calibri"/>
-                <w:sz w:val="18"/>
-                <w:szCs w:val="18"/>
-              </w:rPr>
-              <w:t xml:space="preserve">QM-Einstieg bei einem Endoskopie-Visualisierungshersteller mit Risikomanagement nach ISO 14971 – Studium Medizintechnik ausdrücklich genannt.</w:t>
-            </w:r>
-          </w:p>
-          <w:p>
-            <w:pPr>
-              <w:spacing w:after="0" w:before="0"/>
-            </w:pPr>
-            <w:r>
-              <w:rPr>
-                <w:rFonts w:ascii="Calibri" w:cs="Calibri" w:eastAsia="Calibri" w:hAnsi="Calibri"/>
-                <w:b/>
-                <w:bCs/>
-                <w:color w:val="5D6877"/>
-                <w:sz w:val="17"/>
-                <w:szCs w:val="17"/>
-              </w:rPr>
-              <w:t xml:space="preserve">Zu beachten: </w:t>
-            </w:r>
-            <w:r>
-              <w:rPr>
-                <w:rFonts w:ascii="Calibri" w:cs="Calibri" w:eastAsia="Calibri" w:hAnsi="Calibri"/>
-                <w:color w:val="5D6877"/>
-                <w:sz w:val="17"/>
-                <w:szCs w:val="17"/>
-              </w:rPr>
-              <w:t xml:space="preserve">Am 28.10.2026 bei stellenmarkt.de gefunden, Veröffentlichungsdatum nicht angegeben (Liste Okt. 2026); keine Jahresangabe zur Berufserfahrung, Erfahrung mit Reklamationen erwünscht; Schwerpunkt auch NIS2-Prozesse, GAP- und Risikoanalysen.</w:t>
-            </w:r>
-          </w:p>
-        </w:tc>
-      </w:tr>
-      <w:tr>
-        <w:trPr>
-          <w:cantSplit/>
-        </w:trPr>
-        <w:tc>
-          <w:tcPr>
-            <w:tcW w:type="dxa" w:w="3300"/>
-            <w:tcBorders>
-              <w:top w:val="single" w:color="D5DAE1" w:sz="4"/>
-              <w:left w:val="single" w:color="D5DAE1" w:sz="4"/>
-              <w:bottom w:val="single" w:color="D5DAE1" w:sz="4"/>
-              <w:right w:val="single" w:color="D5DAE1" w:sz="4"/>
-            </w:tcBorders>
-            <w:shd w:fill="EAF6EE" w:color="auto" w:val="clear"/>
-            <w:tcMar>
-              <w:top w:type="dxa" w:w="60"/>
-              <w:left w:type="dxa" w:w="90"/>
-              <w:bottom w:type="dxa" w:w="60"/>
-              <w:right w:type="dxa" w:w="90"/>
-            </w:tcMar>
-          </w:tcPr>
-          <w:p>
-            <w:pPr>
-              <w:spacing w:after="30" w:before="0"/>
-            </w:pPr>
-            <w:hyperlink w:history="1" r:id="rIdzzs2slt7c4fu5febnnj1s">
-              <w:r>
-                <w:rPr>
-                  <w:rFonts w:ascii="Calibri" w:cs="Calibri" w:eastAsia="Calibri" w:hAnsi="Calibri"/>
-                  <w:b/>
-                  <w:bCs/>
-                  <w:color w:val="1F6FEB"/>
-                  <w:sz w:val="18"/>
-                  <w:szCs w:val="18"/>
-                  <w:u w:val="single"/>
-                </w:rPr>
-                <w:t xml:space="preserve">Component Development Engineer (m/w/d)</w:t>
-              </w:r>
-            </w:hyperlink>
-            <w:r>
-              <w:rPr>
-                <w:rFonts w:ascii="Calibri" w:cs="Calibri" w:eastAsia="Calibri" w:hAnsi="Calibri"/>
-                <w:b/>
-                <w:bCs/>
-                <w:color w:val="15803D"/>
-                <w:sz w:val="16"/>
-                <w:szCs w:val="16"/>
-              </w:rPr>
-              <w:t xml:space="preserve">  NEU</w:t>
-            </w:r>
-          </w:p>
-          <w:p>
-            <w:pPr>
-              <w:spacing w:after="0" w:before="0"/>
-            </w:pPr>
-            <w:r>
-              <w:rPr>
-                <w:rFonts w:ascii="Calibri" w:cs="Calibri" w:eastAsia="Calibri" w:hAnsi="Calibri"/>
-                <w:color w:val="5D6877"/>
-                <w:sz w:val="17"/>
-                <w:szCs w:val="17"/>
-              </w:rPr>
-              <w:t xml:space="preserve">Fresenius Medical Care · Entwicklung</w:t>
-            </w:r>
-          </w:p>
-        </w:tc>
-        <w:tc>
-          <w:tcPr>
-            <w:tcW w:type="dxa" w:w="1700"/>
-            <w:tcBorders>
-              <w:top w:val="single" w:color="D5DAE1" w:sz="4"/>
-              <w:left w:val="single" w:color="D5DAE1" w:sz="4"/>
-              <w:bottom w:val="single" w:color="D5DAE1" w:sz="4"/>
-              <w:right w:val="single" w:color="D5DAE1" w:sz="4"/>
-            </w:tcBorders>
-            <w:shd w:fill="EAF6EE" w:color="auto" w:val="clear"/>
-            <w:tcMar>
-              <w:top w:type="dxa" w:w="60"/>
-              <w:left w:type="dxa" w:w="90"/>
-              <w:bottom w:type="dxa" w:w="60"/>
-              <w:right w:type="dxa" w:w="90"/>
-            </w:tcMar>
-          </w:tcPr>
-          <w:p>
-            <w:pPr>
-              <w:spacing w:after="30" w:before="0"/>
-            </w:pPr>
-            <w:r>
-              <w:rPr>
-                <w:rFonts w:ascii="Calibri" w:cs="Calibri" w:eastAsia="Calibri" w:hAnsi="Calibri"/>
-                <w:sz w:val="18"/>
-                <w:szCs w:val="18"/>
-              </w:rPr>
-              <w:t xml:space="preserve">Schweinfurt</w:t>
-            </w:r>
-          </w:p>
-          <w:p>
-            <w:pPr>
-              <w:spacing w:after="0" w:before="0"/>
-            </w:pPr>
-            <w:r>
-              <w:rPr>
-                <w:rFonts w:ascii="Calibri" w:cs="Calibri" w:eastAsia="Calibri" w:hAnsi="Calibri"/>
-                <w:color w:val="5D6877"/>
-                <w:sz w:val="16"/>
-                <w:szCs w:val="16"/>
-              </w:rPr>
-              <w:t xml:space="preserve">Deutschland · ca. 161 km</w:t>
-            </w:r>
-          </w:p>
-        </w:tc>
-        <w:tc>
-          <w:tcPr>
-            <w:tcW w:type="dxa" w:w="4746"/>
-            <w:tcBorders>
-              <w:top w:val="single" w:color="D5DAE1" w:sz="4"/>
-              <w:left w:val="single" w:color="D5DAE1" w:sz="4"/>
-              <w:bottom w:val="single" w:color="D5DAE1" w:sz="4"/>
-              <w:right w:val="single" w:color="D5DAE1" w:sz="4"/>
-            </w:tcBorders>
-            <w:shd w:fill="EAF6EE" w:color="auto" w:val="clear"/>
-            <w:tcMar>
-              <w:top w:type="dxa" w:w="60"/>
-              <w:left w:type="dxa" w:w="90"/>
-              <w:bottom w:type="dxa" w:w="60"/>
-              <w:right w:type="dxa" w:w="90"/>
-            </w:tcMar>
-          </w:tcPr>
-          <w:p>
-            <w:pPr>
-              <w:spacing w:after="40" w:before="0"/>
-            </w:pPr>
-            <w:r>
-              <w:rPr>
-                <w:rFonts w:ascii="Calibri" w:cs="Calibri" w:eastAsia="Calibri" w:hAnsi="Calibri"/>
-                <w:sz w:val="18"/>
-                <w:szCs w:val="18"/>
-              </w:rPr>
-              <w:t xml:space="preserve">Entwicklung von Sensoren und Aktoren (Ventile, Pumpen, Drucksensorik) für Dialysegeräte inkl. Prototypenaufbau, FMEA und ANSYS – passt zu Fluidik-Masterarbeit, Prüfstandbau und Simulation.</w:t>
-            </w:r>
-          </w:p>
-          <w:p>
-            <w:pPr>
-              <w:spacing w:after="0" w:before="0"/>
-            </w:pPr>
-            <w:r>
-              <w:rPr>
-                <w:rFonts w:ascii="Calibri" w:cs="Calibri" w:eastAsia="Calibri" w:hAnsi="Calibri"/>
-                <w:b/>
-                <w:bCs/>
-                <w:color w:val="5D6877"/>
-                <w:sz w:val="17"/>
-                <w:szCs w:val="17"/>
-              </w:rPr>
-              <w:t xml:space="preserve">Zu beachten: </w:t>
-            </w:r>
-            <w:r>
-              <w:rPr>
-                <w:rFonts w:ascii="Calibri" w:cs="Calibri" w:eastAsia="Calibri" w:hAnsi="Calibri"/>
-                <w:color w:val="5D6877"/>
-                <w:sz w:val="17"/>
-                <w:szCs w:val="17"/>
-              </w:rPr>
-              <w:t xml:space="preserve">Am 28.10.2026 im FMC-Karriereportal (über Websuche) gefunden, kein Veröffentlichungsdatum angegeben; verlangt Master/Diplom, Berufserfahrung in der Medizingeräteentwicklung nur von Vorteil, keine Jahresangabe. Aufgaben umfassen Planung und Leitung von Komponentenentwicklungen und Reisebereitschaft innerhalb Deutschlands.</w:t>
-            </w:r>
-          </w:p>
-        </w:tc>
-      </w:tr>
-    </w:tbl>
     <w:p>
       <w:pPr>
         <w:pStyle w:val="Heading1"/>
@@ -1489,502 +456,7 @@
             <w:pPr>
               <w:spacing w:after="30" w:before="0"/>
             </w:pPr>
-            <w:hyperlink w:history="1" r:id="rIdoczoh2-0ae_-jakkeq10y">
-              <w:r>
-                <w:rPr>
-                  <w:rFonts w:ascii="Calibri" w:cs="Calibri" w:eastAsia="Calibri" w:hAnsi="Calibri"/>
-                  <w:b/>
-                  <w:bCs/>
-                  <w:color w:val="1F6FEB"/>
-                  <w:sz w:val="18"/>
-                  <w:szCs w:val="18"/>
-                  <w:u w:val="single"/>
-                </w:rPr>
-                <w:t xml:space="preserve">R&amp;D Engineer Measurement Algorithms</w:t>
-              </w:r>
-            </w:hyperlink>
-            <w:r>
-              <w:rPr>
-                <w:rFonts w:ascii="Calibri" w:cs="Calibri" w:eastAsia="Calibri" w:hAnsi="Calibri"/>
-                <w:b/>
-                <w:bCs/>
-                <w:color w:val="B45309"/>
-                <w:sz w:val="16"/>
-                <w:szCs w:val="16"/>
-              </w:rPr>
-              <w:t xml:space="preserve">  ★ Top</w:t>
-            </w:r>
-          </w:p>
-          <w:p>
-            <w:pPr>
-              <w:spacing w:after="0" w:before="0"/>
-            </w:pPr>
-            <w:r>
-              <w:rPr>
-                <w:rFonts w:ascii="Calibri" w:cs="Calibri" w:eastAsia="Calibri" w:hAnsi="Calibri"/>
-                <w:color w:val="5D6877"/>
-                <w:sz w:val="17"/>
-                <w:szCs w:val="17"/>
-              </w:rPr>
-              <w:t xml:space="preserve">Philips · Entwicklung</w:t>
-            </w:r>
-          </w:p>
-        </w:tc>
-        <w:tc>
-          <w:tcPr>
-            <w:tcW w:type="dxa" w:w="1700"/>
-            <w:tcBorders>
-              <w:top w:val="single" w:color="D5DAE1" w:sz="4"/>
-              <w:left w:val="single" w:color="D5DAE1" w:sz="4"/>
-              <w:bottom w:val="single" w:color="D5DAE1" w:sz="4"/>
-              <w:right w:val="single" w:color="D5DAE1" w:sz="4"/>
-            </w:tcBorders>
-            <w:tcMar>
-              <w:top w:type="dxa" w:w="60"/>
-              <w:left w:type="dxa" w:w="90"/>
-              <w:bottom w:type="dxa" w:w="60"/>
-              <w:right w:type="dxa" w:w="90"/>
-            </w:tcMar>
-          </w:tcPr>
-          <w:p>
-            <w:pPr>
-              <w:spacing w:after="30" w:before="0"/>
-            </w:pPr>
-            <w:r>
-              <w:rPr>
-                <w:rFonts w:ascii="Calibri" w:cs="Calibri" w:eastAsia="Calibri" w:hAnsi="Calibri"/>
-                <w:sz w:val="18"/>
-                <w:szCs w:val="18"/>
-              </w:rPr>
-              <w:t xml:space="preserve">Böblingen</w:t>
-            </w:r>
-          </w:p>
-          <w:p>
-            <w:pPr>
-              <w:spacing w:after="0" w:before="0"/>
-            </w:pPr>
-            <w:r>
-              <w:rPr>
-                <w:rFonts w:ascii="Calibri" w:cs="Calibri" w:eastAsia="Calibri" w:hAnsi="Calibri"/>
-                <w:color w:val="5D6877"/>
-                <w:sz w:val="16"/>
-                <w:szCs w:val="16"/>
-              </w:rPr>
-              <w:t xml:space="preserve">Deutschland · ca. 16 km</w:t>
-            </w:r>
-          </w:p>
-        </w:tc>
-        <w:tc>
-          <w:tcPr>
-            <w:tcW w:type="dxa" w:w="4746"/>
-            <w:tcBorders>
-              <w:top w:val="single" w:color="D5DAE1" w:sz="4"/>
-              <w:left w:val="single" w:color="D5DAE1" w:sz="4"/>
-              <w:bottom w:val="single" w:color="D5DAE1" w:sz="4"/>
-              <w:right w:val="single" w:color="D5DAE1" w:sz="4"/>
-            </w:tcBorders>
-            <w:tcMar>
-              <w:top w:type="dxa" w:w="60"/>
-              <w:left w:type="dxa" w:w="90"/>
-              <w:bottom w:type="dxa" w:w="60"/>
-              <w:right w:type="dxa" w:w="90"/>
-            </w:tcMar>
-          </w:tcPr>
-          <w:p>
-            <w:pPr>
-              <w:spacing w:after="40" w:before="0"/>
-            </w:pPr>
-            <w:r>
-              <w:rPr>
-                <w:rFonts w:ascii="Calibri" w:cs="Calibri" w:eastAsia="Calibri" w:hAnsi="Calibri"/>
-                <w:sz w:val="18"/>
-                <w:szCs w:val="18"/>
-              </w:rPr>
-              <w:t xml:space="preserve">Signalverarbeitung und datengetriebene Algorithmen für Patientenmonitoring in einem internationalen R&amp;D-Team.</w:t>
-            </w:r>
-          </w:p>
-          <w:p>
-            <w:pPr>
-              <w:spacing w:after="0" w:before="0"/>
-            </w:pPr>
-            <w:r>
-              <w:rPr>
-                <w:rFonts w:ascii="Calibri" w:cs="Calibri" w:eastAsia="Calibri" w:hAnsi="Calibri"/>
-                <w:b/>
-                <w:bCs/>
-                <w:color w:val="5D6877"/>
-                <w:sz w:val="17"/>
-                <w:szCs w:val="17"/>
-              </w:rPr>
-              <w:t xml:space="preserve">Zu beachten: </w:t>
-            </w:r>
-            <w:r>
-              <w:rPr>
-                <w:rFonts w:ascii="Calibri" w:cs="Calibri" w:eastAsia="Calibri" w:hAnsi="Calibri"/>
-                <w:color w:val="5D6877"/>
-                <w:sz w:val="17"/>
-                <w:szCs w:val="17"/>
-              </w:rPr>
-              <w:t xml:space="preserve">Am 28.10.2026 weiterhin nur bei der Arbeitsagentur indexiert („583382 R&amp;D Engineer Measurement Algorithms“, Seite nicht abrufbar); aijobs-Links leiten weiter ins Leere – nicht bestätigt, im Philips-Portal prüfen. Programmier- und Signalverarbeitungskenntnisse wichtig.</w:t>
-            </w:r>
-          </w:p>
-        </w:tc>
-      </w:tr>
-      <w:tr>
-        <w:trPr>
-          <w:cantSplit/>
-        </w:trPr>
-        <w:tc>
-          <w:tcPr>
-            <w:tcW w:type="dxa" w:w="3300"/>
-            <w:tcBorders>
-              <w:top w:val="single" w:color="D5DAE1" w:sz="4"/>
-              <w:left w:val="single" w:color="D5DAE1" w:sz="4"/>
-              <w:bottom w:val="single" w:color="D5DAE1" w:sz="4"/>
-              <w:right w:val="single" w:color="D5DAE1" w:sz="4"/>
-            </w:tcBorders>
-            <w:tcMar>
-              <w:top w:type="dxa" w:w="60"/>
-              <w:left w:type="dxa" w:w="90"/>
-              <w:bottom w:type="dxa" w:w="60"/>
-              <w:right w:type="dxa" w:w="90"/>
-            </w:tcMar>
-          </w:tcPr>
-          <w:p>
-            <w:pPr>
-              <w:spacing w:after="30" w:before="0"/>
-            </w:pPr>
-            <w:hyperlink w:history="1" r:id="rIdk84dnqzwscidbsioazupx">
-              <w:r>
-                <w:rPr>
-                  <w:rFonts w:ascii="Calibri" w:cs="Calibri" w:eastAsia="Calibri" w:hAnsi="Calibri"/>
-                  <w:b/>
-                  <w:bCs/>
-                  <w:color w:val="1F6FEB"/>
-                  <w:sz w:val="18"/>
-                  <w:szCs w:val="18"/>
-                  <w:u w:val="single"/>
-                </w:rPr>
-                <w:t xml:space="preserve">PhD – Lab-on-Chip-Probenvorbereitung für molekulare Diagnostik</w:t>
-              </w:r>
-            </w:hyperlink>
-            <w:r>
-              <w:rPr>
-                <w:rFonts w:ascii="Calibri" w:cs="Calibri" w:eastAsia="Calibri" w:hAnsi="Calibri"/>
-                <w:b/>
-                <w:bCs/>
-                <w:color w:val="B45309"/>
-                <w:sz w:val="16"/>
-                <w:szCs w:val="16"/>
-              </w:rPr>
-              <w:t xml:space="preserve">  ★ Top</w:t>
-            </w:r>
-          </w:p>
-          <w:p>
-            <w:pPr>
-              <w:spacing w:after="0" w:before="0"/>
-            </w:pPr>
-            <w:r>
-              <w:rPr>
-                <w:rFonts w:ascii="Calibri" w:cs="Calibri" w:eastAsia="Calibri" w:hAnsi="Calibri"/>
-                <w:color w:val="5D6877"/>
-                <w:sz w:val="17"/>
-                <w:szCs w:val="17"/>
-              </w:rPr>
-              <w:t xml:space="preserve">Bosch Corporate Research · Promotion</w:t>
-            </w:r>
-          </w:p>
-        </w:tc>
-        <w:tc>
-          <w:tcPr>
-            <w:tcW w:type="dxa" w:w="1700"/>
-            <w:tcBorders>
-              <w:top w:val="single" w:color="D5DAE1" w:sz="4"/>
-              <w:left w:val="single" w:color="D5DAE1" w:sz="4"/>
-              <w:bottom w:val="single" w:color="D5DAE1" w:sz="4"/>
-              <w:right w:val="single" w:color="D5DAE1" w:sz="4"/>
-            </w:tcBorders>
-            <w:tcMar>
-              <w:top w:type="dxa" w:w="60"/>
-              <w:left w:type="dxa" w:w="90"/>
-              <w:bottom w:type="dxa" w:w="60"/>
-              <w:right w:type="dxa" w:w="90"/>
-            </w:tcMar>
-          </w:tcPr>
-          <w:p>
-            <w:pPr>
-              <w:spacing w:after="30" w:before="0"/>
-            </w:pPr>
-            <w:r>
-              <w:rPr>
-                <w:rFonts w:ascii="Calibri" w:cs="Calibri" w:eastAsia="Calibri" w:hAnsi="Calibri"/>
-                <w:sz w:val="18"/>
-                <w:szCs w:val="18"/>
-              </w:rPr>
-              <w:t xml:space="preserve">Renningen</w:t>
-            </w:r>
-          </w:p>
-          <w:p>
-            <w:pPr>
-              <w:spacing w:after="0" w:before="0"/>
-            </w:pPr>
-            <w:r>
-              <w:rPr>
-                <w:rFonts w:ascii="Calibri" w:cs="Calibri" w:eastAsia="Calibri" w:hAnsi="Calibri"/>
-                <w:color w:val="5D6877"/>
-                <w:sz w:val="16"/>
-                <w:szCs w:val="16"/>
-              </w:rPr>
-              <w:t xml:space="preserve">Deutschland · ca. 18 km</w:t>
-            </w:r>
-          </w:p>
-        </w:tc>
-        <w:tc>
-          <w:tcPr>
-            <w:tcW w:type="dxa" w:w="4746"/>
-            <w:tcBorders>
-              <w:top w:val="single" w:color="D5DAE1" w:sz="4"/>
-              <w:left w:val="single" w:color="D5DAE1" w:sz="4"/>
-              <w:bottom w:val="single" w:color="D5DAE1" w:sz="4"/>
-              <w:right w:val="single" w:color="D5DAE1" w:sz="4"/>
-            </w:tcBorders>
-            <w:tcMar>
-              <w:top w:type="dxa" w:w="60"/>
-              <w:left w:type="dxa" w:w="90"/>
-              <w:bottom w:type="dxa" w:w="60"/>
-              <w:right w:type="dxa" w:w="90"/>
-            </w:tcMar>
-          </w:tcPr>
-          <w:p>
-            <w:pPr>
-              <w:spacing w:after="40" w:before="0"/>
-            </w:pPr>
-            <w:r>
-              <w:rPr>
-                <w:rFonts w:ascii="Calibri" w:cs="Calibri" w:eastAsia="Calibri" w:hAnsi="Calibri"/>
-                <w:sz w:val="18"/>
-                <w:szCs w:val="18"/>
-              </w:rPr>
-              <w:t xml:space="preserve">Mikrofluidische Probenvorbereitung mit Magnetbeads, Multiphysik-Modelle (z. B. COMSOL), Prototypen – direkte Fortsetzung der Masterarbeit am selben Campus.</w:t>
-            </w:r>
-          </w:p>
-          <w:p>
-            <w:pPr>
-              <w:spacing w:after="0" w:before="0"/>
-            </w:pPr>
-            <w:r>
-              <w:rPr>
-                <w:rFonts w:ascii="Calibri" w:cs="Calibri" w:eastAsia="Calibri" w:hAnsi="Calibri"/>
-                <w:b/>
-                <w:bCs/>
-                <w:color w:val="5D6877"/>
-                <w:sz w:val="17"/>
-                <w:szCs w:val="17"/>
-              </w:rPr>
-              <w:t xml:space="preserve">Zu beachten: </w:t>
-            </w:r>
-            <w:r>
-              <w:rPr>
-                <w:rFonts w:ascii="Calibri" w:cs="Calibri" w:eastAsia="Calibri" w:hAnsi="Calibri"/>
-                <w:color w:val="5D6877"/>
-                <w:sz w:val="17"/>
-                <w:szCs w:val="17"/>
-              </w:rPr>
-              <w:t xml:space="preserve">Am 28.10.2026 weiterhin nur bei Aggregatoren gefunden (mynejo ohne Datum/Status, hr-rocket lädt nicht, researchersjob/iagora), Bosch-Originalanzeige nicht bestätigt. Start laut Ausschreibung Oktober 2026 – Betreuer in Renningen direkt ansprechen bzw. im Bosch-Portal prüfen.</w:t>
-            </w:r>
-          </w:p>
-        </w:tc>
-      </w:tr>
-      <w:tr>
-        <w:trPr>
-          <w:cantSplit/>
-        </w:trPr>
-        <w:tc>
-          <w:tcPr>
-            <w:tcW w:type="dxa" w:w="3300"/>
-            <w:tcBorders>
-              <w:top w:val="single" w:color="D5DAE1" w:sz="4"/>
-              <w:left w:val="single" w:color="D5DAE1" w:sz="4"/>
-              <w:bottom w:val="single" w:color="D5DAE1" w:sz="4"/>
-              <w:right w:val="single" w:color="D5DAE1" w:sz="4"/>
-            </w:tcBorders>
-            <w:tcMar>
-              <w:top w:type="dxa" w:w="60"/>
-              <w:left w:type="dxa" w:w="90"/>
-              <w:bottom w:type="dxa" w:w="60"/>
-              <w:right w:type="dxa" w:w="90"/>
-            </w:tcMar>
-          </w:tcPr>
-          <w:p>
-            <w:pPr>
-              <w:spacing w:after="30" w:before="0"/>
-            </w:pPr>
-            <w:hyperlink w:history="1" r:id="rId8caacuzgxpmvtdwmticw2">
-              <w:r>
-                <w:rPr>
-                  <w:rFonts w:ascii="Calibri" w:cs="Calibri" w:eastAsia="Calibri" w:hAnsi="Calibri"/>
-                  <w:b/>
-                  <w:bCs/>
-                  <w:color w:val="1F6FEB"/>
-                  <w:sz w:val="18"/>
-                  <w:szCs w:val="18"/>
-                  <w:u w:val="single"/>
-                </w:rPr>
-                <w:t xml:space="preserve">PhD – Lab-on-a-Chip-Komponente zur Analyse und Sortierung einzelner Zellen</w:t>
-              </w:r>
-            </w:hyperlink>
-            <w:r>
-              <w:rPr>
-                <w:rFonts w:ascii="Calibri" w:cs="Calibri" w:eastAsia="Calibri" w:hAnsi="Calibri"/>
-                <w:b/>
-                <w:bCs/>
-                <w:color w:val="B45309"/>
-                <w:sz w:val="16"/>
-                <w:szCs w:val="16"/>
-              </w:rPr>
-              <w:t xml:space="preserve">  ★ Top</w:t>
-            </w:r>
-          </w:p>
-          <w:p>
-            <w:pPr>
-              <w:spacing w:after="0" w:before="0"/>
-            </w:pPr>
-            <w:r>
-              <w:rPr>
-                <w:rFonts w:ascii="Calibri" w:cs="Calibri" w:eastAsia="Calibri" w:hAnsi="Calibri"/>
-                <w:color w:val="5D6877"/>
-                <w:sz w:val="17"/>
-                <w:szCs w:val="17"/>
-              </w:rPr>
-              <w:t xml:space="preserve">Bosch Corporate Research · Promotion</w:t>
-            </w:r>
-          </w:p>
-        </w:tc>
-        <w:tc>
-          <w:tcPr>
-            <w:tcW w:type="dxa" w:w="1700"/>
-            <w:tcBorders>
-              <w:top w:val="single" w:color="D5DAE1" w:sz="4"/>
-              <w:left w:val="single" w:color="D5DAE1" w:sz="4"/>
-              <w:bottom w:val="single" w:color="D5DAE1" w:sz="4"/>
-              <w:right w:val="single" w:color="D5DAE1" w:sz="4"/>
-            </w:tcBorders>
-            <w:tcMar>
-              <w:top w:type="dxa" w:w="60"/>
-              <w:left w:type="dxa" w:w="90"/>
-              <w:bottom w:type="dxa" w:w="60"/>
-              <w:right w:type="dxa" w:w="90"/>
-            </w:tcMar>
-          </w:tcPr>
-          <w:p>
-            <w:pPr>
-              <w:spacing w:after="30" w:before="0"/>
-            </w:pPr>
-            <w:r>
-              <w:rPr>
-                <w:rFonts w:ascii="Calibri" w:cs="Calibri" w:eastAsia="Calibri" w:hAnsi="Calibri"/>
-                <w:sz w:val="18"/>
-                <w:szCs w:val="18"/>
-              </w:rPr>
-              <w:t xml:space="preserve">Renningen</w:t>
-            </w:r>
-          </w:p>
-          <w:p>
-            <w:pPr>
-              <w:spacing w:after="0" w:before="0"/>
-            </w:pPr>
-            <w:r>
-              <w:rPr>
-                <w:rFonts w:ascii="Calibri" w:cs="Calibri" w:eastAsia="Calibri" w:hAnsi="Calibri"/>
-                <w:color w:val="5D6877"/>
-                <w:sz w:val="16"/>
-                <w:szCs w:val="16"/>
-              </w:rPr>
-              <w:t xml:space="preserve">Deutschland · ca. 18 km</w:t>
-            </w:r>
-          </w:p>
-        </w:tc>
-        <w:tc>
-          <w:tcPr>
-            <w:tcW w:type="dxa" w:w="4746"/>
-            <w:tcBorders>
-              <w:top w:val="single" w:color="D5DAE1" w:sz="4"/>
-              <w:left w:val="single" w:color="D5DAE1" w:sz="4"/>
-              <w:bottom w:val="single" w:color="D5DAE1" w:sz="4"/>
-              <w:right w:val="single" w:color="D5DAE1" w:sz="4"/>
-            </w:tcBorders>
-            <w:tcMar>
-              <w:top w:type="dxa" w:w="60"/>
-              <w:left w:type="dxa" w:w="90"/>
-              <w:bottom w:type="dxa" w:w="60"/>
-              <w:right w:type="dxa" w:w="90"/>
-            </w:tcMar>
-          </w:tcPr>
-          <w:p>
-            <w:pPr>
-              <w:spacing w:after="40" w:before="0"/>
-            </w:pPr>
-            <w:r>
-              <w:rPr>
-                <w:rFonts w:ascii="Calibri" w:cs="Calibri" w:eastAsia="Calibri" w:hAnsi="Calibri"/>
-                <w:sz w:val="18"/>
-                <w:szCs w:val="18"/>
-              </w:rPr>
-              <w:t xml:space="preserve">Lab-on-Chip und Zellbiologie – verbindet Masterarbeit und Bachelorarbeit im Zelllabor.</w:t>
-            </w:r>
-          </w:p>
-          <w:p>
-            <w:pPr>
-              <w:spacing w:after="0" w:before="0"/>
-            </w:pPr>
-            <w:r>
-              <w:rPr>
-                <w:rFonts w:ascii="Calibri" w:cs="Calibri" w:eastAsia="Calibri" w:hAnsi="Calibri"/>
-                <w:b/>
-                <w:bCs/>
-                <w:color w:val="5D6877"/>
-                <w:sz w:val="17"/>
-                <w:szCs w:val="17"/>
-              </w:rPr>
-              <w:t xml:space="preserve">Zu beachten: </w:t>
-            </w:r>
-            <w:r>
-              <w:rPr>
-                <w:rFonts w:ascii="Calibri" w:cs="Calibri" w:eastAsia="Calibri" w:hAnsi="Calibri"/>
-                <w:color w:val="5D6877"/>
-                <w:sz w:val="17"/>
-                <w:szCs w:val="17"/>
-              </w:rPr>
-              <w:t xml:space="preserve">Am 28.10.2026 weiterhin widersprüchlich: e-fellows zeigt die Anzeige aktiv („vor 4 Tagen“, offenbar aufgefrischt; Kontakt Celina Dannecker/HR, Raphaelle Satet/Fachabteilung), YoungCapital meldet „nicht mehr aktiv“, ZipRecruiter nennt Erstellung am 22.07.2026 (Ref. 879124908). Start laut Ausschreibung Oktober 2026 – direkt bei Bosch nachfragen.</w:t>
-            </w:r>
-          </w:p>
-        </w:tc>
-      </w:tr>
-      <w:tr>
-        <w:trPr>
-          <w:cantSplit/>
-        </w:trPr>
-        <w:tc>
-          <w:tcPr>
-            <w:tcW w:type="dxa" w:w="3300"/>
-            <w:tcBorders>
-              <w:top w:val="single" w:color="D5DAE1" w:sz="4"/>
-              <w:left w:val="single" w:color="D5DAE1" w:sz="4"/>
-              <w:bottom w:val="single" w:color="D5DAE1" w:sz="4"/>
-              <w:right w:val="single" w:color="D5DAE1" w:sz="4"/>
-            </w:tcBorders>
-            <w:tcMar>
-              <w:top w:type="dxa" w:w="60"/>
-              <w:left w:type="dxa" w:w="90"/>
-              <w:bottom w:type="dxa" w:w="60"/>
-              <w:right w:type="dxa" w:w="90"/>
-            </w:tcMar>
-          </w:tcPr>
-          <w:p>
-            <w:pPr>
-              <w:spacing w:after="30" w:before="0"/>
-            </w:pPr>
-            <w:hyperlink w:history="1" r:id="rIdtncduj_vn8j_wrrr_eee0">
+            <w:hyperlink w:history="1" r:id="rId2w7znxyh_fxzhfav5suk1">
               <w:r>
                 <w:rPr>
                   <w:rFonts w:ascii="Calibri" w:cs="Calibri" w:eastAsia="Calibri" w:hAnsi="Calibri"/>
@@ -2120,7 +592,7 @@
                 <w:sz w:val="17"/>
                 <w:szCs w:val="17"/>
               </w:rPr>
-              <w:t xml:space="preserve">Am 28.10.2026 auf der StepStone-Firmenseite von ACANDIS gelistet, „vor 4 Tagen“ (aufgefrischt); Erfahrungslevel steht nicht im Anzeigenauszug.</w:t>
+              <w:t xml:space="preserve">Am 31.10.2026 im StepStone-Firmenprofil von ACANDIS weiter gelistet, „vor 5 Tagen“ (aufgefrischt). Erfahrungslevel steht nicht im Anzeigenauszug, der Anzeigentext selbst war nicht abrufbar.</w:t>
             </w:r>
           </w:p>
         </w:tc>
@@ -2149,7 +621,7 @@
             <w:pPr>
               <w:spacing w:after="30" w:before="0"/>
             </w:pPr>
-            <w:hyperlink w:history="1" r:id="rIdsnvdc-beolkfa_yzzjxfy">
+            <w:hyperlink w:history="1" r:id="rIdhcqmfzdkiyfqnopnnohng">
               <w:r>
                 <w:rPr>
                   <w:rFonts w:ascii="Calibri" w:cs="Calibri" w:eastAsia="Calibri" w:hAnsi="Calibri"/>
@@ -2285,7 +757,7 @@
                 <w:sz w:val="17"/>
                 <w:szCs w:val="17"/>
               </w:rPr>
-              <w:t xml:space="preserve">Am 28.10.2026 bei StepStone gelistet, ca. 1 Woche online (aufgefrischt). Titel ohne Senioritätsstufe; Anzeigentext nicht abrufbar, Erfahrungsforderung selbst prüfen.</w:t>
+              <w:t xml:space="preserve">Am 31.10.2026 nicht live bestätigt: Anzeigenseite bei StepStone nicht abrufbar, in den StepStone-Ergebnislisten Laboratorium Bammental und Pharmazeut Odenwald (jeweils Seite 1) nicht gefunden; Websuche ohne Treffer. Zuletzt am 28.10.2026 ca. 1 Woche online.</w:t>
             </w:r>
           </w:p>
         </w:tc>
@@ -2314,7 +786,7 @@
             <w:pPr>
               <w:spacing w:after="30" w:before="0"/>
             </w:pPr>
-            <w:hyperlink w:history="1" r:id="rIdizhhu6kv-4wezcpr7gv0k">
+            <w:hyperlink w:history="1" r:id="rIdyaafnrtbkzjgrmelpuoe9">
               <w:r>
                 <w:rPr>
                   <w:rFonts w:ascii="Calibri" w:cs="Calibri" w:eastAsia="Calibri" w:hAnsi="Calibri"/>
@@ -2450,7 +922,7 @@
                 <w:sz w:val="17"/>
                 <w:szCs w:val="17"/>
               </w:rPr>
-              <w:t xml:space="preserve">Am 28.10.2026 bei jobvector aktiv („Jetzt bewerben“), Datum dort 22.10.2026 (aufgefrischt, Erstanzeige 07.10.2026); keine Erfahrungsforderung genannt, zielt eher auf Naturwissenschaftler, Ingenieure denkbar.</w:t>
+              <w:t xml:space="preserve">Am 31.10.2026 nicht live prüfbar: Die jobvector-Anzeige war nicht abrufbar (Fehler der Website), das jobvector-Profil von MetaSystems zeigt keine Stellen; die Websuche findet die Anzeige noch. Stand 28.10.2026: aktiv, Datum 22.10.2026 (Erstanzeige 07.10.2026), keine Erfahrungsforderung.</w:t>
             </w:r>
           </w:p>
         </w:tc>
@@ -2479,7 +951,7 @@
             <w:pPr>
               <w:spacing w:after="30" w:before="0"/>
             </w:pPr>
-            <w:hyperlink w:history="1" r:id="rId7jcrei8zjjxonzkwdul3d">
+            <w:hyperlink w:history="1" r:id="rIdl__etzlkvidicyhmpwyif">
               <w:r>
                 <w:rPr>
                   <w:rFonts w:ascii="Calibri" w:cs="Calibri" w:eastAsia="Calibri" w:hAnsi="Calibri"/>
@@ -2615,7 +1087,7 @@
                 <w:sz w:val="17"/>
                 <w:szCs w:val="17"/>
               </w:rPr>
-              <w:t xml:space="preserve">Am 28.10.2026 auf der Pajunk-Karriereseite abrufbar, ohne Ablaufhinweis und ohne Datum (Alter unbekannt); nicht bei StepStone gelistet. Studium Medizintechnik gefordert, Berufseinsteiger ausdrücklich willkommen, 2–3 Jahre Erfahrung nur „idealerweise“.</w:t>
+              <w:t xml:space="preserve">Am 31.10.2026 auf der Pajunk-Karriereseite (career.pajunk.com) abrufbar, ohne Datum und ohne Ablaufhinweis (Alter unbekannt). Studium Medizintechnik o. ä., MDR-Kenntnisse; 2–3 Jahre Erfahrung nur „idealerweise“, Berufseinsteiger ausdrücklich willkommen.</w:t>
             </w:r>
           </w:p>
         </w:tc>
@@ -2644,7 +1116,7 @@
             <w:pPr>
               <w:spacing w:after="30" w:before="0"/>
             </w:pPr>
-            <w:hyperlink w:history="1" r:id="rIdddrofszvkpvfwlnwodpf9">
+            <w:hyperlink w:history="1" r:id="rIdvq2wu9biqvm6o7vvgo1km">
               <w:r>
                 <w:rPr>
                   <w:rFonts w:ascii="Calibri" w:cs="Calibri" w:eastAsia="Calibri" w:hAnsi="Calibri"/>
@@ -2780,7 +1252,7 @@
                 <w:sz w:val="17"/>
                 <w:szCs w:val="17"/>
               </w:rPr>
-              <w:t xml:space="preserve">Am 28.10.2026 im FMC-Portal aktiv (Job-ID R0209936, „Apply Now“), kein Datum. Erste Berufserfahrung in Konstruktion, Komponentenauslegung und Berechnungen gefordert – Einstieg/Junior.</w:t>
+              <w:t xml:space="preserve">Am 31.10.2026 im FMC-Portal weiterhin aktiv (Job-ID R0209936, „Apply Now“), kein Datum. Erste Berufserfahrung in Konstruktion, Komponentenauslegung und Berechnungen gefordert, MedTech-Regulatorik wünschenswert – Einstieg/Junior.</w:t>
             </w:r>
           </w:p>
         </w:tc>
@@ -2809,7 +1281,7 @@
             <w:pPr>
               <w:spacing w:after="30" w:before="0"/>
             </w:pPr>
-            <w:hyperlink w:history="1" r:id="rIdrjv1mpu7v2y9h4r8s6j93">
+            <w:hyperlink w:history="1" r:id="rIdj6m_rqhirchjm5ggtwet1">
               <w:r>
                 <w:rPr>
                   <w:rFonts w:ascii="Calibri" w:cs="Calibri" w:eastAsia="Calibri" w:hAnsi="Calibri"/>
@@ -2945,7 +1417,7 @@
                 <w:sz w:val="17"/>
                 <w:szCs w:val="17"/>
               </w:rPr>
-              <w:t xml:space="preserve">Am 28.10.2026 bei jobs.ch weiterhin mit Apply-Button, Datum 09.10.2026 (ca. 3 Wochen). Junior mit 1–2 Jahren Erfahrung (auch aus dem Studium); Maschinenbau-Abschluss und CAD/PDM/Simulation gefordert, Bewerbung auch ohne alle Anforderungen erwünscht.</w:t>
+              <w:t xml:space="preserve">Am 31.10.2026 bei jobs.ch weiterhin mit Apply-Button, Datum 09.10.2026 (ca. 3 Wochen). Junior mit 1–2 Jahren Erfahrung, Studienpraxis zählt. Gefordert: Maschinenbau-Abschluss (FH/ETH), CAD/PDM/Simulation (z. B. SolidWorks, Ansys), fließend Deutsch, gutes Englisch.</w:t>
             </w:r>
           </w:p>
         </w:tc>
@@ -2974,7 +1446,7 @@
             <w:pPr>
               <w:spacing w:after="30" w:before="0"/>
             </w:pPr>
-            <w:hyperlink w:history="1" r:id="rIdegvytoovyoegim-m-or_7">
+            <w:hyperlink w:history="1" r:id="rIdnumhhwuzkff4sv7fujeoz">
               <w:r>
                 <w:rPr>
                   <w:rFonts w:ascii="Calibri" w:cs="Calibri" w:eastAsia="Calibri" w:hAnsi="Calibri"/>
@@ -3110,7 +1582,7 @@
                 <w:sz w:val="17"/>
                 <w:szCs w:val="17"/>
               </w:rPr>
-              <w:t xml:space="preserve">Am 28.10.2026 bei karriere.at aktiv („1 vacancy unfilled“) und bei jobs.at „online seit 21 Tagen“. Level „Professional Experience“, solide Erfahrung in Konstruktion/Präzisionstechnik gefordert; ab 4.039,55 € brutto/Monat mit Überzahlung je nach Erfahrung.</w:t>
+              <w:t xml:space="preserve">Am 31.10.2026 bei karriere.at aktiv („1 vacancy unfilled“, „Jetzt bewerben“) und bei jobs.at „vor 24 Tagen“ online. Solide Erfahrung in Konstruktion/Präzisionstechnik, Creo/Windchill, Toleranzanalyse, Rapid Prototyping gefordert; Medizintechnik-Erfahrung von Vorteil.</w:t>
             </w:r>
           </w:p>
         </w:tc>
@@ -3147,7 +1619,7 @@
           <w:sz w:val="24"/>
           <w:szCs w:val="24"/>
         </w:rPr>
-        <w:t xml:space="preserve">Deutschland (44)</w:t>
+        <w:t xml:space="preserve">Deutschland (36)</w:t>
       </w:r>
     </w:p>
     <w:tbl>
@@ -3295,7 +1767,7 @@
             <w:pPr>
               <w:spacing w:after="30" w:before="0"/>
             </w:pPr>
-            <w:hyperlink w:history="1" r:id="rIdrzrdjshbledmzbowczorp">
+            <w:hyperlink w:history="1" r:id="rIdx4zevto1xve5589q45nym">
               <w:r>
                 <w:rPr>
                   <w:rFonts w:ascii="Calibri" w:cs="Calibri" w:eastAsia="Calibri" w:hAnsi="Calibri"/>
@@ -3420,7 +1892,7 @@
                 <w:sz w:val="17"/>
                 <w:szCs w:val="17"/>
               </w:rPr>
-              <w:t xml:space="preserve">Am 28.10.2026 bei StepStone (Medizintechnik-Suche Reutlingen) gelistet, „vor 2 bis 4 Tagen“ (aufgefrischt). Dienstleister für Usability/Human Factors von Medizinprodukten.</w:t>
+              <w:t xml:space="preserve">Am 31.10.2026 bei StepStone (Usability Engineering Stuttgart und Medizintechnik Reutlingen) gelistet, seit ca. 1 Woche online (aufgefrischt). Dienstleister für Usability/Human Factors von Medizinprodukten.</w:t>
             </w:r>
           </w:p>
         </w:tc>
@@ -3449,7 +1921,7 @@
             <w:pPr>
               <w:spacing w:after="30" w:before="0"/>
             </w:pPr>
-            <w:hyperlink w:history="1" r:id="rId3zvfssumzgdumjvmf2agb">
+            <w:hyperlink w:history="1" r:id="rIdt6xor5rzdu9oaghuntjls">
               <w:r>
                 <w:rPr>
                   <w:rFonts w:ascii="Calibri" w:cs="Calibri" w:eastAsia="Calibri" w:hAnsi="Calibri"/>
@@ -3574,7 +2046,7 @@
                 <w:sz w:val="17"/>
                 <w:szCs w:val="17"/>
               </w:rPr>
-              <w:t xml:space="preserve">Am 28.10.2026 bei StepStone in mehreren Ergebnislisten (Development Engineer Ditzingen, Medizintechnik Reutlingen, Pforzheim) gelistet, je nach Liste „vor 1 Tag“ bis „vor 1 Woche“ – wird regelmäßig aufgefrischt.</w:t>
+              <w:t xml:space="preserve">Am 31.10.2026 bei StepStone (Development Engineer Ditzingen) weiterhin gelistet, „vor 1 Woche“ (wird regelmäßig aufgefrischt). Keine ausdrückliche Erfahrungsforderung in der Listenansicht erkennbar.</w:t>
             </w:r>
           </w:p>
         </w:tc>
@@ -3603,7 +2075,7 @@
             <w:pPr>
               <w:spacing w:after="30" w:before="0"/>
             </w:pPr>
-            <w:hyperlink w:history="1" r:id="rId_kcmujgd9vqghj8zk5_pg">
+            <w:hyperlink w:history="1" r:id="rIdwjz5rhgipglqbaewenxuf">
               <w:r>
                 <w:rPr>
                   <w:rFonts w:ascii="Calibri" w:cs="Calibri" w:eastAsia="Calibri" w:hAnsi="Calibri"/>
@@ -3728,7 +2200,7 @@
                 <w:sz w:val="17"/>
                 <w:szCs w:val="17"/>
               </w:rPr>
-              <w:t xml:space="preserve">Am 28.10.2026 auf der StepStone-Firmenseite von SCHULER KONSTRUKTIONEN gelistet („Ingenieur / Techniker als Konstrukteur (m/w/d) für den Berufseinstieg“, Filderstadt, Stuttgart, Ulm, München u. a., „vor 6 Tagen“ – aufgefrischt). Engineering-Dienstleister, Fachbereiche u. a. Medizintechnik.</w:t>
+              <w:t xml:space="preserve">Am 31.10.2026 auf der StepStone-Firmenseite von SCHULER KONSTRUKTIONEN gelistet („Ingenieur / Techniker als Konstrukteur (m/w/d) für den Berufseinstieg“, Filderstadt, Stuttgart, Mannheim, München, Nürnberg, Ravensburg, Trossingen, Ulm), „vor 6 Tagen“. Engineering-Dienstleister, Fachbereiche u. a. Medizintechnik.</w:t>
             </w:r>
           </w:p>
         </w:tc>
@@ -3757,7 +2229,7 @@
             <w:pPr>
               <w:spacing w:after="30" w:before="0"/>
             </w:pPr>
-            <w:hyperlink w:history="1" r:id="rIdzazswxl_inb1rkjcoqbbv">
+            <w:hyperlink w:history="1" r:id="rIdg4hrdn27drnhxybukya2r">
               <w:r>
                 <w:rPr>
                   <w:rFonts w:ascii="Calibri" w:cs="Calibri" w:eastAsia="Calibri" w:hAnsi="Calibri"/>
@@ -3882,7 +2354,7 @@
                 <w:sz w:val="17"/>
                 <w:szCs w:val="17"/>
               </w:rPr>
-              <w:t xml:space="preserve">Am 28.10.2026 auf der StepStone-Firmenseite von DÜRR DENTAL SE gelistet („vor 1 Woche“). Elektrotechnikstudium und mehrjährige Berufserfahrung gefordert – eher Elektronik-Schwerpunkt, nicht für Einsteiger.</w:t>
+              <w:t xml:space="preserve">Am 31.10.2026 bei StepStone (Ergebnisliste Development Engineer Ditzingen) unter neuer Anzeigen-ID 14542111 gelistet („vor 1 Woche“, offenbar neu eingestellt). Mehrjährige Berufserfahrung gefordert – Elektronik-Schwerpunkt, nicht für Einsteiger. Anzeigenseite selbst nicht abrufbar.</w:t>
             </w:r>
           </w:p>
         </w:tc>
@@ -3911,161 +2383,7 @@
             <w:pPr>
               <w:spacing w:after="30" w:before="0"/>
             </w:pPr>
-            <w:hyperlink w:history="1" r:id="rIdaylpsosl8t_bryhqyfucy">
-              <w:r>
-                <w:rPr>
-                  <w:rFonts w:ascii="Calibri" w:cs="Calibri" w:eastAsia="Calibri" w:hAnsi="Calibri"/>
-                  <w:b/>
-                  <w:bCs/>
-                  <w:color w:val="1F6FEB"/>
-                  <w:sz w:val="18"/>
-                  <w:szCs w:val="18"/>
-                  <w:u w:val="single"/>
-                </w:rPr>
-                <w:t xml:space="preserve">Entwicklungsingenieur Produkt-Compliance</w:t>
-              </w:r>
-            </w:hyperlink>
-          </w:p>
-          <w:p>
-            <w:pPr>
-              <w:spacing w:after="0" w:before="0"/>
-            </w:pPr>
-            <w:r>
-              <w:rPr>
-                <w:rFonts w:ascii="Calibri" w:cs="Calibri" w:eastAsia="Calibri" w:hAnsi="Calibri"/>
-                <w:color w:val="5D6877"/>
-                <w:sz w:val="17"/>
-                <w:szCs w:val="17"/>
-              </w:rPr>
-              <w:t xml:space="preserve">EPflex Feinwerktechnik · Regulatory/Qualität</w:t>
-            </w:r>
-          </w:p>
-        </w:tc>
-        <w:tc>
-          <w:tcPr>
-            <w:tcW w:type="dxa" w:w="1700"/>
-            <w:tcBorders>
-              <w:top w:val="single" w:color="D5DAE1" w:sz="4"/>
-              <w:left w:val="single" w:color="D5DAE1" w:sz="4"/>
-              <w:bottom w:val="single" w:color="D5DAE1" w:sz="4"/>
-              <w:right w:val="single" w:color="D5DAE1" w:sz="4"/>
-            </w:tcBorders>
-            <w:tcMar>
-              <w:top w:type="dxa" w:w="60"/>
-              <w:left w:type="dxa" w:w="90"/>
-              <w:bottom w:type="dxa" w:w="60"/>
-              <w:right w:type="dxa" w:w="90"/>
-            </w:tcMar>
-          </w:tcPr>
-          <w:p>
-            <w:pPr>
-              <w:spacing w:after="30" w:before="0"/>
-            </w:pPr>
-            <w:r>
-              <w:rPr>
-                <w:rFonts w:ascii="Calibri" w:cs="Calibri" w:eastAsia="Calibri" w:hAnsi="Calibri"/>
-                <w:sz w:val="18"/>
-                <w:szCs w:val="18"/>
-              </w:rPr>
-              <w:t xml:space="preserve">Dettingen an der Erms</w:t>
-            </w:r>
-          </w:p>
-          <w:p>
-            <w:pPr>
-              <w:spacing w:after="0" w:before="0"/>
-            </w:pPr>
-            <w:r>
-              <w:rPr>
-                <w:rFonts w:ascii="Calibri" w:cs="Calibri" w:eastAsia="Calibri" w:hAnsi="Calibri"/>
-                <w:color w:val="5D6877"/>
-                <w:sz w:val="16"/>
-                <w:szCs w:val="16"/>
-              </w:rPr>
-              <w:t xml:space="preserve">Deutschland · ca. 30 km</w:t>
-            </w:r>
-          </w:p>
-        </w:tc>
-        <w:tc>
-          <w:tcPr>
-            <w:tcW w:type="dxa" w:w="4746"/>
-            <w:tcBorders>
-              <w:top w:val="single" w:color="D5DAE1" w:sz="4"/>
-              <w:left w:val="single" w:color="D5DAE1" w:sz="4"/>
-              <w:bottom w:val="single" w:color="D5DAE1" w:sz="4"/>
-              <w:right w:val="single" w:color="D5DAE1" w:sz="4"/>
-            </w:tcBorders>
-            <w:tcMar>
-              <w:top w:type="dxa" w:w="60"/>
-              <w:left w:type="dxa" w:w="90"/>
-              <w:bottom w:type="dxa" w:w="60"/>
-              <w:right w:type="dxa" w:w="90"/>
-            </w:tcMar>
-          </w:tcPr>
-          <w:p>
-            <w:pPr>
-              <w:spacing w:after="40" w:before="0"/>
-            </w:pPr>
-            <w:r>
-              <w:rPr>
-                <w:rFonts w:ascii="Calibri" w:cs="Calibri" w:eastAsia="Calibri" w:hAnsi="Calibri"/>
-                <w:sz w:val="18"/>
-                <w:szCs w:val="18"/>
-              </w:rPr>
-              <w:t xml:space="preserve">Entwicklungsnahe Compliance/Regulatory bei einem Hersteller von Führungsdrähten und Katheterkomponenten – Schnittstelle Entwicklung und MDR.</w:t>
-            </w:r>
-          </w:p>
-          <w:p>
-            <w:pPr>
-              <w:spacing w:after="0" w:before="0"/>
-            </w:pPr>
-            <w:r>
-              <w:rPr>
-                <w:rFonts w:ascii="Calibri" w:cs="Calibri" w:eastAsia="Calibri" w:hAnsi="Calibri"/>
-                <w:b/>
-                <w:bCs/>
-                <w:color w:val="5D6877"/>
-                <w:sz w:val="17"/>
-                <w:szCs w:val="17"/>
-              </w:rPr>
-              <w:t xml:space="preserve">Zu beachten: </w:t>
-            </w:r>
-            <w:r>
-              <w:rPr>
-                <w:rFonts w:ascii="Calibri" w:cs="Calibri" w:eastAsia="Calibri" w:hAnsi="Calibri"/>
-                <w:color w:val="5D6877"/>
-                <w:sz w:val="17"/>
-                <w:szCs w:val="17"/>
-              </w:rPr>
-              <w:t xml:space="preserve">Am 28.10.2026 bei StepStone gelistet, ca. 3 Tage online; Erfahrungslevel nicht geprüft.</w:t>
-            </w:r>
-          </w:p>
-        </w:tc>
-      </w:tr>
-      <w:tr>
-        <w:trPr>
-          <w:cantSplit/>
-        </w:trPr>
-        <w:tc>
-          <w:tcPr>
-            <w:tcW w:type="dxa" w:w="3300"/>
-            <w:tcBorders>
-              <w:top w:val="single" w:color="D5DAE1" w:sz="4"/>
-              <w:left w:val="single" w:color="D5DAE1" w:sz="4"/>
-              <w:bottom w:val="single" w:color="D5DAE1" w:sz="4"/>
-              <w:right w:val="single" w:color="D5DAE1" w:sz="4"/>
-            </w:tcBorders>
-            <w:tcMar>
-              <w:top w:type="dxa" w:w="60"/>
-              <w:left w:type="dxa" w:w="90"/>
-              <w:bottom w:type="dxa" w:w="60"/>
-              <w:right w:type="dxa" w:w="90"/>
-            </w:tcMar>
-          </w:tcPr>
-          <w:p>
-            <w:pPr>
-              <w:spacing w:after="30" w:before="0"/>
-            </w:pPr>
-            <w:hyperlink w:history="1" r:id="rIdfqv4zl0mrrbjhx1p9vkyt">
+            <w:hyperlink w:history="1" r:id="rIdbtvrtcmuo4yiapyjm0vsi">
               <w:r>
                 <w:rPr>
                   <w:rFonts w:ascii="Calibri" w:cs="Calibri" w:eastAsia="Calibri" w:hAnsi="Calibri"/>
@@ -4190,7 +2508,7 @@
                 <w:sz w:val="17"/>
                 <w:szCs w:val="17"/>
               </w:rPr>
-              <w:t xml:space="preserve">Am 28.10.2026 bei StepStone gelistet, ca. 1 Woche online; Erfahrungslevel nicht geprüft.</w:t>
+              <w:t xml:space="preserve">Am 31.10.2026 bei StepStone (Biomedical Engineering Reutlingen/Tübingen) gelistet, „vor 5 Tagen“; Erfahrungslevel nicht geprüft.</w:t>
             </w:r>
           </w:p>
         </w:tc>
@@ -4219,7 +2537,7 @@
             <w:pPr>
               <w:spacing w:after="30" w:before="0"/>
             </w:pPr>
-            <w:hyperlink w:history="1" r:id="rIdqhyjcoapw2lyzwqqym7d-">
+            <w:hyperlink w:history="1" r:id="rIdziryiwlea33j9nzls2mws">
               <w:r>
                 <w:rPr>
                   <w:rFonts w:ascii="Calibri" w:cs="Calibri" w:eastAsia="Calibri" w:hAnsi="Calibri"/>
@@ -4344,7 +2662,7 @@
                 <w:sz w:val="17"/>
                 <w:szCs w:val="17"/>
               </w:rPr>
-              <w:t xml:space="preserve">Am 28.10.2026 bei medi-karriere weiterhin mit „Jetzt bewerben“ abrufbar (Datum 16.09.2026, ca. 6 Wochen; Kennziffer VA44-99519-RT). Engineering-Dienstleister – Einsatz beim Kunden. Gefordert: Studium Medizintechnik/Maschinenbau/Kunststofftechnik/Werkstoffe, praktische Erfahrung mit Medizinprodukten, 3D-CAD (bevorzugt SolidWorks), sehr gutes Englisch.</w:t>
+              <w:t xml:space="preserve">Am 31.10.2026 bei medi-karriere weiterhin mit „Jetzt bewerben“ abrufbar (Datum 16.09.2026, ca. 6,5 Wochen; Kennziffer VA44-99519-RT); zusätzlich bei StepStone (Suche Biomedical Engineering Hechingen) „Entwicklungsingenieur Medizintechnik (m/w/d)“ von FERCHAU in Reutlingen, „vor 2 Wochen“. Engineering-Dienstleister – Einsatz beim Kunden. Gefordert: Studium Medizintechnik/Maschinenbau/Kunststofftechnik/Werkstoffe, praktische Erfahrung mit Medizinprodukten, 3D-CAD (bevorzugt SolidWorks), sehr gutes Englisch.</w:t>
             </w:r>
           </w:p>
         </w:tc>
@@ -4373,7 +2691,7 @@
             <w:pPr>
               <w:spacing w:after="30" w:before="0"/>
             </w:pPr>
-            <w:hyperlink w:history="1" r:id="rIdwvbsl89e8m-fvdq2mzovj">
+            <w:hyperlink w:history="1" r:id="rId_7hkpnpvzstojlb0fewm4">
               <w:r>
                 <w:rPr>
                   <w:rFonts w:ascii="Calibri" w:cs="Calibri" w:eastAsia="Calibri" w:hAnsi="Calibri"/>
@@ -4498,7 +2816,7 @@
                 <w:sz w:val="17"/>
                 <w:szCs w:val="17"/>
               </w:rPr>
-              <w:t xml:space="preserve">Engineering-Dienstleister – Einsatz beim Kunden. Am 28.10.2026 bei StepStone gelistet, ca. 1 Tag online (aufgefrischt); ohne Junior-Zusatz, Erfahrungslevel nicht geprüft.</w:t>
+              <w:t xml:space="preserve">Am 31.10.2026 bei StepStone (Medizinaltechnik Reutlingen) gelistet, ca. 1 Tag online (aufgefrischt). Engineering-Dienstleister mit Einsatz beim Kunden; ohne Junior-Zusatz, Erfahrungslevel nicht geprüft. Bei StepStone gibt es außerdem eine gleichnamige FERCHAU-Anzeige für Tuttlingen (seit 2 Tagen).</w:t>
             </w:r>
           </w:p>
         </w:tc>
@@ -4527,7 +2845,7 @@
             <w:pPr>
               <w:spacing w:after="30" w:before="0"/>
             </w:pPr>
-            <w:hyperlink w:history="1" r:id="rId69gpvfsk--0qqwtl4cn2t">
+            <w:hyperlink w:history="1" r:id="rIdjye_dpabc0sbycquudiex">
               <w:r>
                 <w:rPr>
                   <w:rFonts w:ascii="Calibri" w:cs="Calibri" w:eastAsia="Calibri" w:hAnsi="Calibri"/>
@@ -4663,7 +2981,7 @@
                 <w:sz w:val="17"/>
                 <w:szCs w:val="17"/>
               </w:rPr>
-              <w:t xml:space="preserve">Am 28.10.2026 auf der StepStone-Firmenseite von ACANDIS gelistet, „vor 4 Tagen“ (aufgefrischt); Erfahrungslevel steht nicht im Anzeigenauszug.</w:t>
+              <w:t xml:space="preserve">Am 31.10.2026 im StepStone-Firmenprofil von ACANDIS weiter gelistet, „vor 5 Tagen“ (aufgefrischt). Erfahrungslevel steht nicht im Anzeigenauszug, der Anzeigentext selbst war nicht abrufbar.</w:t>
             </w:r>
           </w:p>
         </w:tc>
@@ -4692,7 +3010,7 @@
             <w:pPr>
               <w:spacing w:after="30" w:before="0"/>
             </w:pPr>
-            <w:hyperlink w:history="1" r:id="rIdhplslb3ppdlr9gpemvobb">
+            <w:hyperlink w:history="1" r:id="rIdxvopityshbzymcfmo8n4t">
               <w:r>
                 <w:rPr>
                   <w:rFonts w:ascii="Calibri" w:cs="Calibri" w:eastAsia="Calibri" w:hAnsi="Calibri"/>
@@ -4817,7 +3135,7 @@
                 <w:sz w:val="17"/>
                 <w:szCs w:val="17"/>
               </w:rPr>
-              <w:t xml:space="preserve">Am 28.10.2026 auf der StepStone-Firmenseite von ACANDIS („vor 1 Tag“) und in der Suche Pforzheim gelistet; Erfahrungslevel in der Anzeige prüfen.</w:t>
+              <w:t xml:space="preserve">Am 31.10.2026 im StepStone-Firmenprofil von ACANDIS weiter gelistet, „vor 2 Wochen“. Erfahrungslevel in der Anzeige prüfen, der Anzeigentext war nicht abrufbar.</w:t>
             </w:r>
           </w:p>
         </w:tc>
@@ -4846,7 +3164,7 @@
             <w:pPr>
               <w:spacing w:after="30" w:before="0"/>
             </w:pPr>
-            <w:hyperlink w:history="1" r:id="rIdqtn13ru5nzftlebqtozdy">
+            <w:hyperlink w:history="1" r:id="rIdbubj35n0rpw56u259trbz">
               <w:r>
                 <w:rPr>
                   <w:rFonts w:ascii="Calibri" w:cs="Calibri" w:eastAsia="Calibri" w:hAnsi="Calibri"/>
@@ -4971,7 +3289,7 @@
                 <w:sz w:val="17"/>
                 <w:szCs w:val="17"/>
               </w:rPr>
-              <w:t xml:space="preserve">Am 28.10.2026 auf der Acandis-Firmenseite bei StepStone, ca. 1 Tag bis 1 Woche alt (aufgefrischt; Erstveröffentlichung ca. 21.09.2026). Medizintechnik-Studium ausdrücklich genannt, Studien- und RA-Erfahrung nur „idealerweise“.</w:t>
+              <w:t xml:space="preserve">Am 31.10.2026 im StepStone-Firmenprofil von ACANDIS weiter gelistet, „vor 1 Woche“ (aufgefrischt; Erstveröffentlichung ca. 21.09.2026). Laut früherem Stand Medizintechnik-Studium ausdrücklich genannt, Studien- und RA-Erfahrung nur „idealerweise“.</w:t>
             </w:r>
           </w:p>
         </w:tc>
@@ -5000,161 +3318,7 @@
             <w:pPr>
               <w:spacing w:after="30" w:before="0"/>
             </w:pPr>
-            <w:hyperlink w:history="1" r:id="rId8b6ckwviswrc9u2vglpl8">
-              <w:r>
-                <w:rPr>
-                  <w:rFonts w:ascii="Calibri" w:cs="Calibri" w:eastAsia="Calibri" w:hAnsi="Calibri"/>
-                  <w:b/>
-                  <w:bCs/>
-                  <w:color w:val="1F6FEB"/>
-                  <w:sz w:val="18"/>
-                  <w:szCs w:val="18"/>
-                  <w:u w:val="single"/>
-                </w:rPr>
-                <w:t xml:space="preserve">(Junior) Prozessingenieur Mechanische Prozesse und Konstruktion</w:t>
-              </w:r>
-            </w:hyperlink>
-          </w:p>
-          <w:p>
-            <w:pPr>
-              <w:spacing w:after="0" w:before="0"/>
-            </w:pPr>
-            <w:r>
-              <w:rPr>
-                <w:rFonts w:ascii="Calibri" w:cs="Calibri" w:eastAsia="Calibri" w:hAnsi="Calibri"/>
-                <w:color w:val="5D6877"/>
-                <w:sz w:val="17"/>
-                <w:szCs w:val="17"/>
-              </w:rPr>
-              <w:t xml:space="preserve">admedes · Entwicklung</w:t>
-            </w:r>
-          </w:p>
-        </w:tc>
-        <w:tc>
-          <w:tcPr>
-            <w:tcW w:type="dxa" w:w="1700"/>
-            <w:tcBorders>
-              <w:top w:val="single" w:color="D5DAE1" w:sz="4"/>
-              <w:left w:val="single" w:color="D5DAE1" w:sz="4"/>
-              <w:bottom w:val="single" w:color="D5DAE1" w:sz="4"/>
-              <w:right w:val="single" w:color="D5DAE1" w:sz="4"/>
-            </w:tcBorders>
-            <w:tcMar>
-              <w:top w:type="dxa" w:w="60"/>
-              <w:left w:type="dxa" w:w="90"/>
-              <w:bottom w:type="dxa" w:w="60"/>
-              <w:right w:type="dxa" w:w="90"/>
-            </w:tcMar>
-          </w:tcPr>
-          <w:p>
-            <w:pPr>
-              <w:spacing w:after="30" w:before="0"/>
-            </w:pPr>
-            <w:r>
-              <w:rPr>
-                <w:rFonts w:ascii="Calibri" w:cs="Calibri" w:eastAsia="Calibri" w:hAnsi="Calibri"/>
-                <w:sz w:val="18"/>
-                <w:szCs w:val="18"/>
-              </w:rPr>
-              <w:t xml:space="preserve">Pforzheim</w:t>
-            </w:r>
-          </w:p>
-          <w:p>
-            <w:pPr>
-              <w:spacing w:after="0" w:before="0"/>
-            </w:pPr>
-            <w:r>
-              <w:rPr>
-                <w:rFonts w:ascii="Calibri" w:cs="Calibri" w:eastAsia="Calibri" w:hAnsi="Calibri"/>
-                <w:color w:val="5D6877"/>
-                <w:sz w:val="16"/>
-                <w:szCs w:val="16"/>
-              </w:rPr>
-              <w:t xml:space="preserve">Deutschland · ca. 38 km</w:t>
-            </w:r>
-          </w:p>
-        </w:tc>
-        <w:tc>
-          <w:tcPr>
-            <w:tcW w:type="dxa" w:w="4746"/>
-            <w:tcBorders>
-              <w:top w:val="single" w:color="D5DAE1" w:sz="4"/>
-              <w:left w:val="single" w:color="D5DAE1" w:sz="4"/>
-              <w:bottom w:val="single" w:color="D5DAE1" w:sz="4"/>
-              <w:right w:val="single" w:color="D5DAE1" w:sz="4"/>
-            </w:tcBorders>
-            <w:tcMar>
-              <w:top w:type="dxa" w:w="60"/>
-              <w:left w:type="dxa" w:w="90"/>
-              <w:bottom w:type="dxa" w:w="60"/>
-              <w:right w:type="dxa" w:w="90"/>
-            </w:tcMar>
-          </w:tcPr>
-          <w:p>
-            <w:pPr>
-              <w:spacing w:after="40" w:before="0"/>
-            </w:pPr>
-            <w:r>
-              <w:rPr>
-                <w:rFonts w:ascii="Calibri" w:cs="Calibri" w:eastAsia="Calibri" w:hAnsi="Calibri"/>
-                <w:sz w:val="18"/>
-                <w:szCs w:val="18"/>
-              </w:rPr>
-              <w:t xml:space="preserve">Junior-Einstieg in Prozessentwicklung und Konstruktion bei einem Hersteller von Nitinol-Implantatkomponenten – passt zu Creo, Prüfstand und Biomaterialien.</w:t>
-            </w:r>
-          </w:p>
-          <w:p>
-            <w:pPr>
-              <w:spacing w:after="0" w:before="0"/>
-            </w:pPr>
-            <w:r>
-              <w:rPr>
-                <w:rFonts w:ascii="Calibri" w:cs="Calibri" w:eastAsia="Calibri" w:hAnsi="Calibri"/>
-                <w:b/>
-                <w:bCs/>
-                <w:color w:val="5D6877"/>
-                <w:sz w:val="17"/>
-                <w:szCs w:val="17"/>
-              </w:rPr>
-              <w:t xml:space="preserve">Zu beachten: </w:t>
-            </w:r>
-            <w:r>
-              <w:rPr>
-                <w:rFonts w:ascii="Calibri" w:cs="Calibri" w:eastAsia="Calibri" w:hAnsi="Calibri"/>
-                <w:color w:val="5D6877"/>
-                <w:sz w:val="17"/>
-                <w:szCs w:val="17"/>
-              </w:rPr>
-              <w:t xml:space="preserve">Am 28.10.2026 bei StepStone gelistet, ca. 3 Tage online; ausdrücklich Junior. Anzeigentext nicht abrufbar.</w:t>
-            </w:r>
-          </w:p>
-        </w:tc>
-      </w:tr>
-      <w:tr>
-        <w:trPr>
-          <w:cantSplit/>
-        </w:trPr>
-        <w:tc>
-          <w:tcPr>
-            <w:tcW w:type="dxa" w:w="3300"/>
-            <w:tcBorders>
-              <w:top w:val="single" w:color="D5DAE1" w:sz="4"/>
-              <w:left w:val="single" w:color="D5DAE1" w:sz="4"/>
-              <w:bottom w:val="single" w:color="D5DAE1" w:sz="4"/>
-              <w:right w:val="single" w:color="D5DAE1" w:sz="4"/>
-            </w:tcBorders>
-            <w:tcMar>
-              <w:top w:type="dxa" w:w="60"/>
-              <w:left w:type="dxa" w:w="90"/>
-              <w:bottom w:type="dxa" w:w="60"/>
-              <w:right w:type="dxa" w:w="90"/>
-            </w:tcMar>
-          </w:tcPr>
-          <w:p>
-            <w:pPr>
-              <w:spacing w:after="30" w:before="0"/>
-            </w:pPr>
-            <w:hyperlink w:history="1" r:id="rIdsqocnkkygz4oorngtelcs">
+            <w:hyperlink w:history="1" r:id="rId6g7szmw4qy3lvfnh_e-ly">
               <w:r>
                 <w:rPr>
                   <w:rFonts w:ascii="Calibri" w:cs="Calibri" w:eastAsia="Calibri" w:hAnsi="Calibri"/>
@@ -5279,7 +3443,7 @@
                 <w:sz w:val="17"/>
                 <w:szCs w:val="17"/>
               </w:rPr>
-              <w:t xml:space="preserve">Am 28.10.2026 in der Jobbörse der Arbeitsagentur gelistet (über 30 Tage online, zuletzt vor ca. 26 Tagen bearbeitet); jobvector-Link nicht abrufbar. Gefordert 2–5 Jahre Erfahrung mit Medizinprodukten – eher für Erfahrene.</w:t>
+              <w:t xml:space="preserve">Am 31.10.2026 in der Jobbörse der Arbeitsagentur weiterhin mit „Jetzt bewerben“ (über 30 Tage online, kein Ablaufdatum). 2–5 Jahre Erfahrung mit Medizinprodukten gefordert – eher für Erfahrene. Hinweis: Vantive-Portal listet in Hechingen zusätzlich „Engineer R&amp;D“ (JR-179357, seit 22.12.2025, min. 2 Jahre Erfahrung) und „R&amp;D Engineer / R&amp;D Technologist Acute Device“ (befristet 2 Jahre, ohne Jahresforderung, aber Datum 08/2025 – Aktualität fraglich).</w:t>
             </w:r>
           </w:p>
         </w:tc>
@@ -5308,7 +3472,7 @@
             <w:pPr>
               <w:spacing w:after="30" w:before="0"/>
             </w:pPr>
-            <w:hyperlink w:history="1" r:id="rIdoa6smebbagoxulmhoql_s">
+            <w:hyperlink w:history="1" r:id="rId3m79wwmibh3v16vb05ghl">
               <w:r>
                 <w:rPr>
                   <w:rFonts w:ascii="Calibri" w:cs="Calibri" w:eastAsia="Calibri" w:hAnsi="Calibri"/>
@@ -5433,7 +3597,7 @@
                 <w:sz w:val="17"/>
                 <w:szCs w:val="17"/>
               </w:rPr>
-              <w:t xml:space="preserve">Am 28.10.2026 bei StepStone gelistet, ca. 1 Woche online; Erfahrungsforderung nicht geprüft.</w:t>
+              <w:t xml:space="preserve">Am 31.10.2026 bei StepStone (Suchen Regulatory Affairs Specialist Hechingen und Biomedical Engineering Hechingen) gelistet, „vor 4–6 Tagen“, Gehaltsschätzung 48.000–71.000 €. Gefordert: erste Berufserfahrung in Regulatory Affairs bei einem Medizintechnikunternehmen, Kenntnisse MDR, technische Dokumentation, DIN EN ISO 13485 – für Einsteiger nur bedingt geeignet.</w:t>
             </w:r>
           </w:p>
         </w:tc>
@@ -5451,7 +3615,6 @@
               <w:bottom w:val="single" w:color="D5DAE1" w:sz="4"/>
               <w:right w:val="single" w:color="D5DAE1" w:sz="4"/>
             </w:tcBorders>
-            <w:shd w:fill="EAF6EE" w:color="auto" w:val="clear"/>
             <w:tcMar>
               <w:top w:type="dxa" w:w="60"/>
               <w:left w:type="dxa" w:w="90"/>
@@ -5463,7 +3626,7 @@
             <w:pPr>
               <w:spacing w:after="30" w:before="0"/>
             </w:pPr>
-            <w:hyperlink w:history="1" r:id="rIdtfruvowzucqondqmakwnn">
+            <w:hyperlink w:history="1" r:id="rIds50sltyzlf4sw-kv_8hg5">
               <w:r>
                 <w:rPr>
                   <w:rFonts w:ascii="Calibri" w:cs="Calibri" w:eastAsia="Calibri" w:hAnsi="Calibri"/>
@@ -5477,131 +3640,118 @@
                 <w:t xml:space="preserve">International Market Access Specialist – Medizintechnik</w:t>
               </w:r>
             </w:hyperlink>
+          </w:p>
+          <w:p>
+            <w:pPr>
+              <w:spacing w:after="0" w:before="0"/>
+            </w:pPr>
+            <w:r>
+              <w:rPr>
+                <w:rFonts w:ascii="Calibri" w:cs="Calibri" w:eastAsia="Calibri" w:hAnsi="Calibri"/>
+                <w:color w:val="5D6877"/>
+                <w:sz w:val="17"/>
+                <w:szCs w:val="17"/>
+              </w:rPr>
+              <w:t xml:space="preserve">ewimed · Regulatory/Qualität</w:t>
+            </w:r>
+          </w:p>
+        </w:tc>
+        <w:tc>
+          <w:tcPr>
+            <w:tcW w:type="dxa" w:w="1700"/>
+            <w:tcBorders>
+              <w:top w:val="single" w:color="D5DAE1" w:sz="4"/>
+              <w:left w:val="single" w:color="D5DAE1" w:sz="4"/>
+              <w:bottom w:val="single" w:color="D5DAE1" w:sz="4"/>
+              <w:right w:val="single" w:color="D5DAE1" w:sz="4"/>
+            </w:tcBorders>
+            <w:tcMar>
+              <w:top w:type="dxa" w:w="60"/>
+              <w:left w:type="dxa" w:w="90"/>
+              <w:bottom w:type="dxa" w:w="60"/>
+              <w:right w:type="dxa" w:w="90"/>
+            </w:tcMar>
+          </w:tcPr>
+          <w:p>
+            <w:pPr>
+              <w:spacing w:after="30" w:before="0"/>
+            </w:pPr>
+            <w:r>
+              <w:rPr>
+                <w:rFonts w:ascii="Calibri" w:cs="Calibri" w:eastAsia="Calibri" w:hAnsi="Calibri"/>
+                <w:sz w:val="18"/>
+                <w:szCs w:val="18"/>
+              </w:rPr>
+              <w:t xml:space="preserve">Hechingen</w:t>
+            </w:r>
+          </w:p>
+          <w:p>
+            <w:pPr>
+              <w:spacing w:after="0" w:before="0"/>
+            </w:pPr>
+            <w:r>
+              <w:rPr>
+                <w:rFonts w:ascii="Calibri" w:cs="Calibri" w:eastAsia="Calibri" w:hAnsi="Calibri"/>
+                <w:color w:val="5D6877"/>
+                <w:sz w:val="16"/>
+                <w:szCs w:val="16"/>
+              </w:rPr>
+              <w:t xml:space="preserve">Deutschland · ca. 50 km</w:t>
+            </w:r>
+          </w:p>
+        </w:tc>
+        <w:tc>
+          <w:tcPr>
+            <w:tcW w:type="dxa" w:w="4746"/>
+            <w:tcBorders>
+              <w:top w:val="single" w:color="D5DAE1" w:sz="4"/>
+              <w:left w:val="single" w:color="D5DAE1" w:sz="4"/>
+              <w:bottom w:val="single" w:color="D5DAE1" w:sz="4"/>
+              <w:right w:val="single" w:color="D5DAE1" w:sz="4"/>
+            </w:tcBorders>
+            <w:tcMar>
+              <w:top w:type="dxa" w:w="60"/>
+              <w:left w:type="dxa" w:w="90"/>
+              <w:bottom w:type="dxa" w:w="60"/>
+              <w:right w:type="dxa" w:w="90"/>
+            </w:tcMar>
+          </w:tcPr>
+          <w:p>
+            <w:pPr>
+              <w:spacing w:after="40" w:before="0"/>
+            </w:pPr>
+            <w:r>
+              <w:rPr>
+                <w:rFonts w:ascii="Calibri" w:cs="Calibri" w:eastAsia="Calibri" w:hAnsi="Calibri"/>
+                <w:sz w:val="18"/>
+                <w:szCs w:val="18"/>
+              </w:rPr>
+              <w:t xml:space="preserve">Internationale Marktzulassung von Medizinprodukten – RA-nahe Einstiegsmöglichkeit neben der RA-Specialist-Stelle desselben Herstellers.</w:t>
+            </w:r>
+          </w:p>
+          <w:p>
+            <w:pPr>
+              <w:spacing w:after="0" w:before="0"/>
+            </w:pPr>
             <w:r>
               <w:rPr>
                 <w:rFonts w:ascii="Calibri" w:cs="Calibri" w:eastAsia="Calibri" w:hAnsi="Calibri"/>
                 <w:b/>
                 <w:bCs/>
-                <w:color w:val="15803D"/>
-                <w:sz w:val="16"/>
-                <w:szCs w:val="16"/>
-              </w:rPr>
-              <w:t xml:space="preserve">  NEU</w:t>
-            </w:r>
-          </w:p>
-          <w:p>
-            <w:pPr>
-              <w:spacing w:after="0" w:before="0"/>
-            </w:pPr>
-            <w:r>
-              <w:rPr>
-                <w:rFonts w:ascii="Calibri" w:cs="Calibri" w:eastAsia="Calibri" w:hAnsi="Calibri"/>
                 <w:color w:val="5D6877"/>
                 <w:sz w:val="17"/>
                 <w:szCs w:val="17"/>
               </w:rPr>
-              <w:t xml:space="preserve">ewimed · Regulatory/Qualität</w:t>
-            </w:r>
-          </w:p>
-        </w:tc>
-        <w:tc>
-          <w:tcPr>
-            <w:tcW w:type="dxa" w:w="1700"/>
-            <w:tcBorders>
-              <w:top w:val="single" w:color="D5DAE1" w:sz="4"/>
-              <w:left w:val="single" w:color="D5DAE1" w:sz="4"/>
-              <w:bottom w:val="single" w:color="D5DAE1" w:sz="4"/>
-              <w:right w:val="single" w:color="D5DAE1" w:sz="4"/>
-            </w:tcBorders>
-            <w:shd w:fill="EAF6EE" w:color="auto" w:val="clear"/>
-            <w:tcMar>
-              <w:top w:type="dxa" w:w="60"/>
-              <w:left w:type="dxa" w:w="90"/>
-              <w:bottom w:type="dxa" w:w="60"/>
-              <w:right w:type="dxa" w:w="90"/>
-            </w:tcMar>
-          </w:tcPr>
-          <w:p>
-            <w:pPr>
-              <w:spacing w:after="30" w:before="0"/>
-            </w:pPr>
-            <w:r>
-              <w:rPr>
-                <w:rFonts w:ascii="Calibri" w:cs="Calibri" w:eastAsia="Calibri" w:hAnsi="Calibri"/>
-                <w:sz w:val="18"/>
-                <w:szCs w:val="18"/>
-              </w:rPr>
-              <w:t xml:space="preserve">Hechingen</w:t>
-            </w:r>
-          </w:p>
-          <w:p>
-            <w:pPr>
-              <w:spacing w:after="0" w:before="0"/>
-            </w:pPr>
-            <w:r>
-              <w:rPr>
-                <w:rFonts w:ascii="Calibri" w:cs="Calibri" w:eastAsia="Calibri" w:hAnsi="Calibri"/>
-                <w:color w:val="5D6877"/>
-                <w:sz w:val="16"/>
-                <w:szCs w:val="16"/>
-              </w:rPr>
-              <w:t xml:space="preserve">Deutschland · ca. 50 km</w:t>
-            </w:r>
-          </w:p>
-        </w:tc>
-        <w:tc>
-          <w:tcPr>
-            <w:tcW w:type="dxa" w:w="4746"/>
-            <w:tcBorders>
-              <w:top w:val="single" w:color="D5DAE1" w:sz="4"/>
-              <w:left w:val="single" w:color="D5DAE1" w:sz="4"/>
-              <w:bottom w:val="single" w:color="D5DAE1" w:sz="4"/>
-              <w:right w:val="single" w:color="D5DAE1" w:sz="4"/>
-            </w:tcBorders>
-            <w:shd w:fill="EAF6EE" w:color="auto" w:val="clear"/>
-            <w:tcMar>
-              <w:top w:type="dxa" w:w="60"/>
-              <w:left w:type="dxa" w:w="90"/>
-              <w:bottom w:type="dxa" w:w="60"/>
-              <w:right w:type="dxa" w:w="90"/>
-            </w:tcMar>
-          </w:tcPr>
-          <w:p>
-            <w:pPr>
-              <w:spacing w:after="40" w:before="0"/>
-            </w:pPr>
-            <w:r>
-              <w:rPr>
-                <w:rFonts w:ascii="Calibri" w:cs="Calibri" w:eastAsia="Calibri" w:hAnsi="Calibri"/>
-                <w:sz w:val="18"/>
-                <w:szCs w:val="18"/>
-              </w:rPr>
-              <w:t xml:space="preserve">Internationale Marktzulassung von Medizinprodukten – RA-nahe Einstiegsmöglichkeit neben der RA-Specialist-Stelle desselben Herstellers.</w:t>
-            </w:r>
-          </w:p>
-          <w:p>
-            <w:pPr>
-              <w:spacing w:after="0" w:before="0"/>
-            </w:pPr>
-            <w:r>
-              <w:rPr>
-                <w:rFonts w:ascii="Calibri" w:cs="Calibri" w:eastAsia="Calibri" w:hAnsi="Calibri"/>
-                <w:b/>
-                <w:bCs/>
+              <w:t xml:space="preserve">Zu beachten: </w:t>
+            </w:r>
+            <w:r>
+              <w:rPr>
+                <w:rFonts w:ascii="Calibri" w:cs="Calibri" w:eastAsia="Calibri" w:hAnsi="Calibri"/>
                 <w:color w:val="5D6877"/>
                 <w:sz w:val="17"/>
                 <w:szCs w:val="17"/>
               </w:rPr>
-              <w:t xml:space="preserve">Zu beachten: </w:t>
-            </w:r>
-            <w:r>
-              <w:rPr>
-                <w:rFonts w:ascii="Calibri" w:cs="Calibri" w:eastAsia="Calibri" w:hAnsi="Calibri"/>
-                <w:color w:val="5D6877"/>
-                <w:sz w:val="17"/>
-                <w:szCs w:val="17"/>
-              </w:rPr>
-              <w:t xml:space="preserve">Am 28.10.2026 bei StepStone gefunden, ca. 1 Woche online; Anzeigentext nicht abrufbar, Erfahrungsforderung nicht geprüft.</w:t>
+              <w:t xml:space="preserve">Am 31.10.2026 bei StepStone (Suche Medizinaltechnik in Hechingen) weiter gelistet, „vor 3 Wochen“. Laut Auszug passt die Stelle schlecht: gefordert sind ein Studium in Gesundheitsökonomie/BWL und mindestens 2 Jahre Market-Access- oder Business-Development-Erfahrung. Außerdem neu bei ewimed: „Regulatory Affairs Specialist – Medizintechnik“ (Hechingen/Home-Office, vor 4–6 Tagen). Diese Stelle verlangt erste Berufserfahrung in RA und MDR-Kenntnisse und wurde deshalb nicht aufgenommen.</w:t>
             </w:r>
           </w:p>
         </w:tc>
@@ -5630,491 +3780,7 @@
             <w:pPr>
               <w:spacing w:after="30" w:before="0"/>
             </w:pPr>
-            <w:hyperlink w:history="1" r:id="rIdmi8gkqpx_8qnekpuwm_bn">
-              <w:r>
-                <w:rPr>
-                  <w:rFonts w:ascii="Calibri" w:cs="Calibri" w:eastAsia="Calibri" w:hAnsi="Calibri"/>
-                  <w:b/>
-                  <w:bCs/>
-                  <w:color w:val="1F6FEB"/>
-                  <w:sz w:val="18"/>
-                  <w:szCs w:val="18"/>
-                  <w:u w:val="single"/>
-                </w:rPr>
-                <w:t xml:space="preserve">Mitarbeiter/in Regulatory Affairs für In-Vitro-Diagnostika</w:t>
-              </w:r>
-            </w:hyperlink>
-            <w:r>
-              <w:rPr>
-                <w:rFonts w:ascii="Calibri" w:cs="Calibri" w:eastAsia="Calibri" w:hAnsi="Calibri"/>
-                <w:b/>
-                <w:bCs/>
-                <w:color w:val="B45309"/>
-                <w:sz w:val="16"/>
-                <w:szCs w:val="16"/>
-              </w:rPr>
-              <w:t xml:space="preserve">  ★ Top</w:t>
-            </w:r>
-          </w:p>
-          <w:p>
-            <w:pPr>
-              <w:spacing w:after="0" w:before="0"/>
-            </w:pPr>
-            <w:r>
-              <w:rPr>
-                <w:rFonts w:ascii="Calibri" w:cs="Calibri" w:eastAsia="Calibri" w:hAnsi="Calibri"/>
-                <w:color w:val="5D6877"/>
-                <w:sz w:val="17"/>
-                <w:szCs w:val="17"/>
-              </w:rPr>
-              <w:t xml:space="preserve">Antitoxin · Regulatory/Qualität</w:t>
-            </w:r>
-          </w:p>
-        </w:tc>
-        <w:tc>
-          <w:tcPr>
-            <w:tcW w:type="dxa" w:w="1700"/>
-            <w:tcBorders>
-              <w:top w:val="single" w:color="D5DAE1" w:sz="4"/>
-              <w:left w:val="single" w:color="D5DAE1" w:sz="4"/>
-              <w:bottom w:val="single" w:color="D5DAE1" w:sz="4"/>
-              <w:right w:val="single" w:color="D5DAE1" w:sz="4"/>
-            </w:tcBorders>
-            <w:tcMar>
-              <w:top w:type="dxa" w:w="60"/>
-              <w:left w:type="dxa" w:w="90"/>
-              <w:bottom w:type="dxa" w:w="60"/>
-              <w:right w:type="dxa" w:w="90"/>
-            </w:tcMar>
-          </w:tcPr>
-          <w:p>
-            <w:pPr>
-              <w:spacing w:after="30" w:before="0"/>
-            </w:pPr>
-            <w:r>
-              <w:rPr>
-                <w:rFonts w:ascii="Calibri" w:cs="Calibri" w:eastAsia="Calibri" w:hAnsi="Calibri"/>
-                <w:sz w:val="18"/>
-                <w:szCs w:val="18"/>
-              </w:rPr>
-              <w:t xml:space="preserve">Bammental (bei Heidelberg)</w:t>
-            </w:r>
-          </w:p>
-          <w:p>
-            <w:pPr>
-              <w:spacing w:after="0" w:before="0"/>
-            </w:pPr>
-            <w:r>
-              <w:rPr>
-                <w:rFonts w:ascii="Calibri" w:cs="Calibri" w:eastAsia="Calibri" w:hAnsi="Calibri"/>
-                <w:color w:val="5D6877"/>
-                <w:sz w:val="16"/>
-                <w:szCs w:val="16"/>
-              </w:rPr>
-              <w:t xml:space="preserve">Deutschland · ca. 71 km</w:t>
-            </w:r>
-          </w:p>
-        </w:tc>
-        <w:tc>
-          <w:tcPr>
-            <w:tcW w:type="dxa" w:w="4746"/>
-            <w:tcBorders>
-              <w:top w:val="single" w:color="D5DAE1" w:sz="4"/>
-              <w:left w:val="single" w:color="D5DAE1" w:sz="4"/>
-              <w:bottom w:val="single" w:color="D5DAE1" w:sz="4"/>
-              <w:right w:val="single" w:color="D5DAE1" w:sz="4"/>
-            </w:tcBorders>
-            <w:tcMar>
-              <w:top w:type="dxa" w:w="60"/>
-              <w:left w:type="dxa" w:w="90"/>
-              <w:bottom w:type="dxa" w:w="60"/>
-              <w:right w:type="dxa" w:w="90"/>
-            </w:tcMar>
-          </w:tcPr>
-          <w:p>
-            <w:pPr>
-              <w:spacing w:after="40" w:before="0"/>
-            </w:pPr>
-            <w:r>
-              <w:rPr>
-                <w:rFonts w:ascii="Calibri" w:cs="Calibri" w:eastAsia="Calibri" w:hAnsi="Calibri"/>
-                <w:sz w:val="18"/>
-                <w:szCs w:val="18"/>
-              </w:rPr>
-              <w:t xml:space="preserve">Regulatory Affairs für IVD (IVDR) – knüpft direkt an die Diagnostik-Erfahrung aus Vivalytic und der Lab-on-Chip-Masterarbeit an.</w:t>
-            </w:r>
-          </w:p>
-          <w:p>
-            <w:pPr>
-              <w:spacing w:after="0" w:before="0"/>
-            </w:pPr>
-            <w:r>
-              <w:rPr>
-                <w:rFonts w:ascii="Calibri" w:cs="Calibri" w:eastAsia="Calibri" w:hAnsi="Calibri"/>
-                <w:b/>
-                <w:bCs/>
-                <w:color w:val="5D6877"/>
-                <w:sz w:val="17"/>
-                <w:szCs w:val="17"/>
-              </w:rPr>
-              <w:t xml:space="preserve">Zu beachten: </w:t>
-            </w:r>
-            <w:r>
-              <w:rPr>
-                <w:rFonts w:ascii="Calibri" w:cs="Calibri" w:eastAsia="Calibri" w:hAnsi="Calibri"/>
-                <w:color w:val="5D6877"/>
-                <w:sz w:val="17"/>
-                <w:szCs w:val="17"/>
-              </w:rPr>
-              <w:t xml:space="preserve">Am 28.10.2026 bei StepStone gelistet, ca. 1 Woche online (aufgefrischt). Titel ohne Senioritätsstufe; Anzeigentext nicht abrufbar, Erfahrungsforderung selbst prüfen.</w:t>
-            </w:r>
-          </w:p>
-        </w:tc>
-      </w:tr>
-      <w:tr>
-        <w:trPr>
-          <w:cantSplit/>
-        </w:trPr>
-        <w:tc>
-          <w:tcPr>
-            <w:tcW w:type="dxa" w:w="3300"/>
-            <w:tcBorders>
-              <w:top w:val="single" w:color="D5DAE1" w:sz="4"/>
-              <w:left w:val="single" w:color="D5DAE1" w:sz="4"/>
-              <w:bottom w:val="single" w:color="D5DAE1" w:sz="4"/>
-              <w:right w:val="single" w:color="D5DAE1" w:sz="4"/>
-            </w:tcBorders>
-            <w:tcMar>
-              <w:top w:type="dxa" w:w="60"/>
-              <w:left w:type="dxa" w:w="90"/>
-              <w:bottom w:type="dxa" w:w="60"/>
-              <w:right w:type="dxa" w:w="90"/>
-            </w:tcMar>
-          </w:tcPr>
-          <w:p>
-            <w:pPr>
-              <w:spacing w:after="30" w:before="0"/>
-            </w:pPr>
-            <w:hyperlink w:history="1" r:id="rId2wcbz8pcde4awwh6xpe-u">
-              <w:r>
-                <w:rPr>
-                  <w:rFonts w:ascii="Calibri" w:cs="Calibri" w:eastAsia="Calibri" w:hAnsi="Calibri"/>
-                  <w:b/>
-                  <w:bCs/>
-                  <w:color w:val="1F6FEB"/>
-                  <w:sz w:val="18"/>
-                  <w:szCs w:val="18"/>
-                  <w:u w:val="single"/>
-                </w:rPr>
-                <w:t xml:space="preserve">(Junior) Produktmanager Medical</w:t>
-              </w:r>
-            </w:hyperlink>
-          </w:p>
-          <w:p>
-            <w:pPr>
-              <w:spacing w:after="0" w:before="0"/>
-            </w:pPr>
-            <w:r>
-              <w:rPr>
-                <w:rFonts w:ascii="Calibri" w:cs="Calibri" w:eastAsia="Calibri" w:hAnsi="Calibri"/>
-                <w:color w:val="5D6877"/>
-                <w:sz w:val="17"/>
-                <w:szCs w:val="17"/>
-              </w:rPr>
-              <w:t xml:space="preserve">Beurer · Applikation/Produkt</w:t>
-            </w:r>
-          </w:p>
-        </w:tc>
-        <w:tc>
-          <w:tcPr>
-            <w:tcW w:type="dxa" w:w="1700"/>
-            <w:tcBorders>
-              <w:top w:val="single" w:color="D5DAE1" w:sz="4"/>
-              <w:left w:val="single" w:color="D5DAE1" w:sz="4"/>
-              <w:bottom w:val="single" w:color="D5DAE1" w:sz="4"/>
-              <w:right w:val="single" w:color="D5DAE1" w:sz="4"/>
-            </w:tcBorders>
-            <w:tcMar>
-              <w:top w:type="dxa" w:w="60"/>
-              <w:left w:type="dxa" w:w="90"/>
-              <w:bottom w:type="dxa" w:w="60"/>
-              <w:right w:type="dxa" w:w="90"/>
-            </w:tcMar>
-          </w:tcPr>
-          <w:p>
-            <w:pPr>
-              <w:spacing w:after="30" w:before="0"/>
-            </w:pPr>
-            <w:r>
-              <w:rPr>
-                <w:rFonts w:ascii="Calibri" w:cs="Calibri" w:eastAsia="Calibri" w:hAnsi="Calibri"/>
-                <w:sz w:val="18"/>
-                <w:szCs w:val="18"/>
-              </w:rPr>
-              <w:t xml:space="preserve">Ulm</w:t>
-            </w:r>
-          </w:p>
-          <w:p>
-            <w:pPr>
-              <w:spacing w:after="0" w:before="0"/>
-            </w:pPr>
-            <w:r>
-              <w:rPr>
-                <w:rFonts w:ascii="Calibri" w:cs="Calibri" w:eastAsia="Calibri" w:hAnsi="Calibri"/>
-                <w:color w:val="5D6877"/>
-                <w:sz w:val="16"/>
-                <w:szCs w:val="16"/>
-              </w:rPr>
-              <w:t xml:space="preserve">Deutschland · ca. 72 km</w:t>
-            </w:r>
-          </w:p>
-        </w:tc>
-        <w:tc>
-          <w:tcPr>
-            <w:tcW w:type="dxa" w:w="4746"/>
-            <w:tcBorders>
-              <w:top w:val="single" w:color="D5DAE1" w:sz="4"/>
-              <w:left w:val="single" w:color="D5DAE1" w:sz="4"/>
-              <w:bottom w:val="single" w:color="D5DAE1" w:sz="4"/>
-              <w:right w:val="single" w:color="D5DAE1" w:sz="4"/>
-            </w:tcBorders>
-            <w:tcMar>
-              <w:top w:type="dxa" w:w="60"/>
-              <w:left w:type="dxa" w:w="90"/>
-              <w:bottom w:type="dxa" w:w="60"/>
-              <w:right w:type="dxa" w:w="90"/>
-            </w:tcMar>
-          </w:tcPr>
-          <w:p>
-            <w:pPr>
-              <w:spacing w:after="40" w:before="0"/>
-            </w:pPr>
-            <w:r>
-              <w:rPr>
-                <w:rFonts w:ascii="Calibri" w:cs="Calibri" w:eastAsia="Calibri" w:hAnsi="Calibri"/>
-                <w:sz w:val="18"/>
-                <w:szCs w:val="18"/>
-              </w:rPr>
-              <w:t xml:space="preserve">Junior-Einstieg im Produktmanagement für Blutdruckmessgeräte und andere Medizinprodukte.</w:t>
-            </w:r>
-          </w:p>
-          <w:p>
-            <w:pPr>
-              <w:spacing w:after="0" w:before="0"/>
-            </w:pPr>
-            <w:r>
-              <w:rPr>
-                <w:rFonts w:ascii="Calibri" w:cs="Calibri" w:eastAsia="Calibri" w:hAnsi="Calibri"/>
-                <w:b/>
-                <w:bCs/>
-                <w:color w:val="5D6877"/>
-                <w:sz w:val="17"/>
-                <w:szCs w:val="17"/>
-              </w:rPr>
-              <w:t xml:space="preserve">Zu beachten: </w:t>
-            </w:r>
-            <w:r>
-              <w:rPr>
-                <w:rFonts w:ascii="Calibri" w:cs="Calibri" w:eastAsia="Calibri" w:hAnsi="Calibri"/>
-                <w:color w:val="5D6877"/>
-                <w:sz w:val="17"/>
-                <w:szCs w:val="17"/>
-              </w:rPr>
-              <w:t xml:space="preserve">Am 28.10.2026 bei StepStone (Suche Produktmanager Ulm) wieder gelistet: „(Junior) Produktmanager (m/w/d) Medical“, „vor 5 Tagen“. Kein F&amp;E-Job, aber ausdrücklich Junior.</w:t>
-            </w:r>
-          </w:p>
-        </w:tc>
-      </w:tr>
-      <w:tr>
-        <w:trPr>
-          <w:cantSplit/>
-        </w:trPr>
-        <w:tc>
-          <w:tcPr>
-            <w:tcW w:type="dxa" w:w="3300"/>
-            <w:tcBorders>
-              <w:top w:val="single" w:color="D5DAE1" w:sz="4"/>
-              <w:left w:val="single" w:color="D5DAE1" w:sz="4"/>
-              <w:bottom w:val="single" w:color="D5DAE1" w:sz="4"/>
-              <w:right w:val="single" w:color="D5DAE1" w:sz="4"/>
-            </w:tcBorders>
-            <w:tcMar>
-              <w:top w:type="dxa" w:w="60"/>
-              <w:left w:type="dxa" w:w="90"/>
-              <w:bottom w:type="dxa" w:w="60"/>
-              <w:right w:type="dxa" w:w="90"/>
-            </w:tcMar>
-          </w:tcPr>
-          <w:p>
-            <w:pPr>
-              <w:spacing w:after="30" w:before="0"/>
-            </w:pPr>
-            <w:hyperlink w:history="1" r:id="rIdk_firoeb732sfnn5t34py">
-              <w:r>
-                <w:rPr>
-                  <w:rFonts w:ascii="Calibri" w:cs="Calibri" w:eastAsia="Calibri" w:hAnsi="Calibri"/>
-                  <w:b/>
-                  <w:bCs/>
-                  <w:color w:val="1F6FEB"/>
-                  <w:sz w:val="18"/>
-                  <w:szCs w:val="18"/>
-                  <w:u w:val="single"/>
-                </w:rPr>
-                <w:t xml:space="preserve">Mitarbeiter Qualitätsmanagement &amp; Regulatory Affairs</w:t>
-              </w:r>
-            </w:hyperlink>
-            <w:r>
-              <w:rPr>
-                <w:rFonts w:ascii="Calibri" w:cs="Calibri" w:eastAsia="Calibri" w:hAnsi="Calibri"/>
-                <w:b/>
-                <w:bCs/>
-                <w:color w:val="B45309"/>
-                <w:sz w:val="16"/>
-                <w:szCs w:val="16"/>
-              </w:rPr>
-              <w:t xml:space="preserve">  ★ Top</w:t>
-            </w:r>
-          </w:p>
-          <w:p>
-            <w:pPr>
-              <w:spacing w:after="0" w:before="0"/>
-            </w:pPr>
-            <w:r>
-              <w:rPr>
-                <w:rFonts w:ascii="Calibri" w:cs="Calibri" w:eastAsia="Calibri" w:hAnsi="Calibri"/>
-                <w:color w:val="5D6877"/>
-                <w:sz w:val="17"/>
-                <w:szCs w:val="17"/>
-              </w:rPr>
-              <w:t xml:space="preserve">MetaSystems Probes · Regulatory/Qualität</w:t>
-            </w:r>
-          </w:p>
-        </w:tc>
-        <w:tc>
-          <w:tcPr>
-            <w:tcW w:type="dxa" w:w="1700"/>
-            <w:tcBorders>
-              <w:top w:val="single" w:color="D5DAE1" w:sz="4"/>
-              <w:left w:val="single" w:color="D5DAE1" w:sz="4"/>
-              <w:bottom w:val="single" w:color="D5DAE1" w:sz="4"/>
-              <w:right w:val="single" w:color="D5DAE1" w:sz="4"/>
-            </w:tcBorders>
-            <w:tcMar>
-              <w:top w:type="dxa" w:w="60"/>
-              <w:left w:type="dxa" w:w="90"/>
-              <w:bottom w:type="dxa" w:w="60"/>
-              <w:right w:type="dxa" w:w="90"/>
-            </w:tcMar>
-          </w:tcPr>
-          <w:p>
-            <w:pPr>
-              <w:spacing w:after="30" w:before="0"/>
-            </w:pPr>
-            <w:r>
-              <w:rPr>
-                <w:rFonts w:ascii="Calibri" w:cs="Calibri" w:eastAsia="Calibri" w:hAnsi="Calibri"/>
-                <w:sz w:val="18"/>
-                <w:szCs w:val="18"/>
-              </w:rPr>
-              <w:t xml:space="preserve">Altlußheim</w:t>
-            </w:r>
-          </w:p>
-          <w:p>
-            <w:pPr>
-              <w:spacing w:after="0" w:before="0"/>
-            </w:pPr>
-            <w:r>
-              <w:rPr>
-                <w:rFonts w:ascii="Calibri" w:cs="Calibri" w:eastAsia="Calibri" w:hAnsi="Calibri"/>
-                <w:color w:val="5D6877"/>
-                <w:sz w:val="16"/>
-                <w:szCs w:val="16"/>
-              </w:rPr>
-              <w:t xml:space="preserve">Deutschland · ca. 77 km</w:t>
-            </w:r>
-          </w:p>
-        </w:tc>
-        <w:tc>
-          <w:tcPr>
-            <w:tcW w:type="dxa" w:w="4746"/>
-            <w:tcBorders>
-              <w:top w:val="single" w:color="D5DAE1" w:sz="4"/>
-              <w:left w:val="single" w:color="D5DAE1" w:sz="4"/>
-              <w:bottom w:val="single" w:color="D5DAE1" w:sz="4"/>
-              <w:right w:val="single" w:color="D5DAE1" w:sz="4"/>
-            </w:tcBorders>
-            <w:tcMar>
-              <w:top w:type="dxa" w:w="60"/>
-              <w:left w:type="dxa" w:w="90"/>
-              <w:bottom w:type="dxa" w:w="60"/>
-              <w:right w:type="dxa" w:w="90"/>
-            </w:tcMar>
-          </w:tcPr>
-          <w:p>
-            <w:pPr>
-              <w:spacing w:after="40" w:before="0"/>
-            </w:pPr>
-            <w:r>
-              <w:rPr>
-                <w:rFonts w:ascii="Calibri" w:cs="Calibri" w:eastAsia="Calibri" w:hAnsi="Calibri"/>
-                <w:sz w:val="18"/>
-                <w:szCs w:val="18"/>
-              </w:rPr>
-              <w:t xml:space="preserve">QM/RA für IVD-Produkte (FISH-Sonden) nach IVDR und ISO 13485 – IVD-Bezug wie im Vivalytic-Praktikum.</w:t>
-            </w:r>
-          </w:p>
-          <w:p>
-            <w:pPr>
-              <w:spacing w:after="0" w:before="0"/>
-            </w:pPr>
-            <w:r>
-              <w:rPr>
-                <w:rFonts w:ascii="Calibri" w:cs="Calibri" w:eastAsia="Calibri" w:hAnsi="Calibri"/>
-                <w:b/>
-                <w:bCs/>
-                <w:color w:val="5D6877"/>
-                <w:sz w:val="17"/>
-                <w:szCs w:val="17"/>
-              </w:rPr>
-              <w:t xml:space="preserve">Zu beachten: </w:t>
-            </w:r>
-            <w:r>
-              <w:rPr>
-                <w:rFonts w:ascii="Calibri" w:cs="Calibri" w:eastAsia="Calibri" w:hAnsi="Calibri"/>
-                <w:color w:val="5D6877"/>
-                <w:sz w:val="17"/>
-                <w:szCs w:val="17"/>
-              </w:rPr>
-              <w:t xml:space="preserve">Am 28.10.2026 bei jobvector aktiv („Jetzt bewerben“), Datum dort 22.10.2026 (aufgefrischt, Erstanzeige 07.10.2026); keine Erfahrungsforderung genannt, zielt eher auf Naturwissenschaftler, Ingenieure denkbar.</w:t>
-            </w:r>
-          </w:p>
-        </w:tc>
-      </w:tr>
-      <w:tr>
-        <w:trPr>
-          <w:cantSplit/>
-        </w:trPr>
-        <w:tc>
-          <w:tcPr>
-            <w:tcW w:type="dxa" w:w="3300"/>
-            <w:tcBorders>
-              <w:top w:val="single" w:color="D5DAE1" w:sz="4"/>
-              <w:left w:val="single" w:color="D5DAE1" w:sz="4"/>
-              <w:bottom w:val="single" w:color="D5DAE1" w:sz="4"/>
-              <w:right w:val="single" w:color="D5DAE1" w:sz="4"/>
-            </w:tcBorders>
-            <w:tcMar>
-              <w:top w:type="dxa" w:w="60"/>
-              <w:left w:type="dxa" w:w="90"/>
-              <w:bottom w:type="dxa" w:w="60"/>
-              <w:right w:type="dxa" w:w="90"/>
-            </w:tcMar>
-          </w:tcPr>
-          <w:p>
-            <w:pPr>
-              <w:spacing w:after="30" w:before="0"/>
-            </w:pPr>
-            <w:hyperlink w:history="1" r:id="rIdzm6jcenf74bfyqe1hcjwi">
+            <w:hyperlink w:history="1" r:id="rIdpo2orlgwobdbhrb8eavt0">
               <w:r>
                 <w:rPr>
                   <w:rFonts w:ascii="Calibri" w:cs="Calibri" w:eastAsia="Calibri" w:hAnsi="Calibri"/>
@@ -6239,7 +3905,7 @@
                 <w:sz w:val="17"/>
                 <w:szCs w:val="17"/>
               </w:rPr>
-              <w:t xml:space="preserve">Am 28.10.2026 bei StepStone (Supplier Quality Heidelberg) gelistet, „vor 4 Tagen“ (aufgefrischt); solche Stellen setzen oft erste Industrieerfahrung voraus.</w:t>
+              <w:t xml:space="preserve">Am 31.10.2026 bei StepStone (Suche Supplier Quality Heidelberg) an erster Stelle gelistet: „Supplier Quality Engineer (m/w/d)“, Heidelberg Engineering GmbH, „vor 4 Tagen“ (wiederholt aufgefrischt). Solche Stellen setzen oft erste Industrieerfahrung voraus.</w:t>
             </w:r>
           </w:p>
         </w:tc>
@@ -6268,7 +3934,7 @@
             <w:pPr>
               <w:spacing w:after="30" w:before="0"/>
             </w:pPr>
-            <w:hyperlink w:history="1" r:id="rId2bpk5d7zpmod2ex66q1mq">
+            <w:hyperlink w:history="1" r:id="rIdcocqfq3_j7moorc4y2wtx">
               <w:r>
                 <w:rPr>
                   <w:rFonts w:ascii="Calibri" w:cs="Calibri" w:eastAsia="Calibri" w:hAnsi="Calibri"/>
@@ -6393,7 +4059,7 @@
                 <w:sz w:val="17"/>
                 <w:szCs w:val="17"/>
               </w:rPr>
-              <w:t xml:space="preserve">Am 28.10.2026 bei StepStone (Medizintechnik Tuttlingen) gelistet, „vor 1 Woche“. Gefordert: Studium Medizintechnik/Maschinenbau, Erfahrung in Medizintechnik oder Produktentwicklung, CAD; geschätzt 60.000–75.000 €.</w:t>
+              <w:t xml:space="preserve">Am 31.10.2026 bei StepStone (Medizintechnik Tuttlingen und Balingen) weiterhin gelistet, dort „vor 1 Woche“ bzw. „vor 13 Stunden“ (wohl aufgefrischt). Die Anzeige direkt war nicht abrufbar. Gefordert laut Vorstand: Studium Medizintechnik/Maschinenbau, Erfahrung in Medizintechnik oder Produktentwicklung, CAD.</w:t>
             </w:r>
           </w:p>
         </w:tc>
@@ -6422,7 +4088,7 @@
             <w:pPr>
               <w:spacing w:after="30" w:before="0"/>
             </w:pPr>
-            <w:hyperlink w:history="1" r:id="rIdfxs8z-v7dpzcefs1wued0">
+            <w:hyperlink w:history="1" r:id="rIdsxqyw2nncrzyocxaccpff">
               <w:r>
                 <w:rPr>
                   <w:rFonts w:ascii="Calibri" w:cs="Calibri" w:eastAsia="Calibri" w:hAnsi="Calibri"/>
@@ -6547,7 +4213,7 @@
                 <w:sz w:val="17"/>
                 <w:szCs w:val="17"/>
               </w:rPr>
-              <w:t xml:space="preserve">Am 28.10.2026 bei StepStone (Suchen Tuttlingen) gelistet, „vor 3 Tagen“ bis „vor 1 Woche“. Engineering-Dienstleister.</w:t>
+              <w:t xml:space="preserve">Am 31.10.2026 bei StepStone (Suche Development Engineer Tuttlingen) an erster Stelle gelistet: „Entwicklungsingenieur (m/w/d) Medizintechnik“, FERCHAU, Tuttlingen, „vor 1 Woche“. Engineering-Dienstleister.</w:t>
             </w:r>
           </w:p>
         </w:tc>
@@ -6576,7 +4242,7 @@
             <w:pPr>
               <w:spacing w:after="30" w:before="0"/>
             </w:pPr>
-            <w:hyperlink w:history="1" r:id="rIdjzdunhnxpw19xzbzgrzgh">
+            <w:hyperlink w:history="1" r:id="rIdz6zmcschnbxgidx1jhaxx">
               <w:r>
                 <w:rPr>
                   <w:rFonts w:ascii="Calibri" w:cs="Calibri" w:eastAsia="Calibri" w:hAnsi="Calibri"/>
@@ -6701,7 +4367,7 @@
                 <w:sz w:val="17"/>
                 <w:szCs w:val="17"/>
               </w:rPr>
-              <w:t xml:space="preserve">Am 28.10.2026 bei StepStone (Quality Engineer Tuttlingen) gelistet, ca. 2 Wochen online; Engineering-Dienstleister, Erfahrung nicht geprüft.</w:t>
+              <w:t xml:space="preserve">Am 31.10.2026 bei StepStone gelistet: in der Suche Quality Engineer Tuttlingen „vor 4 Wochen“, in der Suche Medizinaltechnik Geisingen „vor 5 Tagen“ (aufgefrischt). Engineering-Dienstleister; Erfahrungslevel nicht geprüft (Detailseite nicht abrufbar).</w:t>
             </w:r>
           </w:p>
         </w:tc>
@@ -6730,7 +4396,7 @@
             <w:pPr>
               <w:spacing w:after="30" w:before="0"/>
             </w:pPr>
-            <w:hyperlink w:history="1" r:id="rIdpeykpalyd8nhxdkemjpic">
+            <w:hyperlink w:history="1" r:id="rIdqbs_ztzoo_pky4trtv-zl">
               <w:r>
                 <w:rPr>
                   <w:rFonts w:ascii="Calibri" w:cs="Calibri" w:eastAsia="Calibri" w:hAnsi="Calibri"/>
@@ -6855,7 +4521,7 @@
                 <w:sz w:val="17"/>
                 <w:szCs w:val="17"/>
               </w:rPr>
-              <w:t xml:space="preserve">Am 28.10.2026 bei StepStone gelistet, ca. 3 Wochen online, geschätzt 45–72 Tsd. €; Engineering-Dienstleister, Kunde nur vermutet (Roche Diagnostics), Erfahrung nicht geprüft.</w:t>
+              <w:t xml:space="preserve">Am 31.10.2026 bei StepStone (Medizintechnik Mannheim) gelistet, „vor 6 Tagen“ (aufgefrischt, ursprünglich seit ca. 4 Wochen); Engineering-Dienstleister, Kunde nur vermutet (Roche Diagnostics), Erfahrung nicht geprüft.</w:t>
             </w:r>
           </w:p>
         </w:tc>
@@ -6884,7 +4550,7 @@
             <w:pPr>
               <w:spacing w:after="30" w:before="0"/>
             </w:pPr>
-            <w:hyperlink w:history="1" r:id="rIdmynbldxbtzue1sioqikou">
+            <w:hyperlink w:history="1" r:id="rIdaqovf4fe2owe1zy9eqs7g">
               <w:r>
                 <w:rPr>
                   <w:rFonts w:ascii="Calibri" w:cs="Calibri" w:eastAsia="Calibri" w:hAnsi="Calibri"/>
@@ -7020,7 +4686,7 @@
                 <w:sz w:val="17"/>
                 <w:szCs w:val="17"/>
               </w:rPr>
-              <w:t xml:space="preserve">Am 28.10.2026 auf der Pajunk-Karriereseite abrufbar, ohne Ablaufhinweis und ohne Datum (Alter unbekannt); nicht bei StepStone gelistet. Studium Medizintechnik gefordert, Berufseinsteiger ausdrücklich willkommen, 2–3 Jahre Erfahrung nur „idealerweise“.</w:t>
+              <w:t xml:space="preserve">Am 31.10.2026 auf der Pajunk-Karriereseite (career.pajunk.com) abrufbar, ohne Datum und ohne Ablaufhinweis (Alter unbekannt). Studium Medizintechnik o. ä., MDR-Kenntnisse; 2–3 Jahre Erfahrung nur „idealerweise“, Berufseinsteiger ausdrücklich willkommen.</w:t>
             </w:r>
           </w:p>
         </w:tc>
@@ -7038,7 +4704,6 @@
               <w:bottom w:val="single" w:color="D5DAE1" w:sz="4"/>
               <w:right w:val="single" w:color="D5DAE1" w:sz="4"/>
             </w:tcBorders>
-            <w:shd w:fill="EAF6EE" w:color="auto" w:val="clear"/>
             <w:tcMar>
               <w:top w:type="dxa" w:w="60"/>
               <w:left w:type="dxa" w:w="90"/>
@@ -7050,7 +4715,7 @@
             <w:pPr>
               <w:spacing w:after="30" w:before="0"/>
             </w:pPr>
-            <w:hyperlink w:history="1" r:id="rIdnoufgrkzyx9yox9osadac">
+            <w:hyperlink w:history="1" r:id="rIduxkd9rn8gfi_hlnpqnvuo">
               <w:r>
                 <w:rPr>
                   <w:rFonts w:ascii="Calibri" w:cs="Calibri" w:eastAsia="Calibri" w:hAnsi="Calibri"/>
@@ -7064,131 +4729,118 @@
                 <w:t xml:space="preserve">Specialist Regulatory Data Management</w:t>
               </w:r>
             </w:hyperlink>
+          </w:p>
+          <w:p>
+            <w:pPr>
+              <w:spacing w:after="0" w:before="0"/>
+            </w:pPr>
+            <w:r>
+              <w:rPr>
+                <w:rFonts w:ascii="Calibri" w:cs="Calibri" w:eastAsia="Calibri" w:hAnsi="Calibri"/>
+                <w:color w:val="5D6877"/>
+                <w:sz w:val="17"/>
+                <w:szCs w:val="17"/>
+              </w:rPr>
+              <w:t xml:space="preserve">Pajunk · Regulatory/Qualität</w:t>
+            </w:r>
+          </w:p>
+        </w:tc>
+        <w:tc>
+          <w:tcPr>
+            <w:tcW w:type="dxa" w:w="1700"/>
+            <w:tcBorders>
+              <w:top w:val="single" w:color="D5DAE1" w:sz="4"/>
+              <w:left w:val="single" w:color="D5DAE1" w:sz="4"/>
+              <w:bottom w:val="single" w:color="D5DAE1" w:sz="4"/>
+              <w:right w:val="single" w:color="D5DAE1" w:sz="4"/>
+            </w:tcBorders>
+            <w:tcMar>
+              <w:top w:type="dxa" w:w="60"/>
+              <w:left w:type="dxa" w:w="90"/>
+              <w:bottom w:type="dxa" w:w="60"/>
+              <w:right w:type="dxa" w:w="90"/>
+            </w:tcMar>
+          </w:tcPr>
+          <w:p>
+            <w:pPr>
+              <w:spacing w:after="30" w:before="0"/>
+            </w:pPr>
+            <w:r>
+              <w:rPr>
+                <w:rFonts w:ascii="Calibri" w:cs="Calibri" w:eastAsia="Calibri" w:hAnsi="Calibri"/>
+                <w:sz w:val="18"/>
+                <w:szCs w:val="18"/>
+              </w:rPr>
+              <w:t xml:space="preserve">Geisingen</w:t>
+            </w:r>
+          </w:p>
+          <w:p>
+            <w:pPr>
+              <w:spacing w:after="0" w:before="0"/>
+            </w:pPr>
+            <w:r>
+              <w:rPr>
+                <w:rFonts w:ascii="Calibri" w:cs="Calibri" w:eastAsia="Calibri" w:hAnsi="Calibri"/>
+                <w:color w:val="5D6877"/>
+                <w:sz w:val="16"/>
+                <w:szCs w:val="16"/>
+              </w:rPr>
+              <w:t xml:space="preserve">Deutschland · ca. 102 km</w:t>
+            </w:r>
+          </w:p>
+        </w:tc>
+        <w:tc>
+          <w:tcPr>
+            <w:tcW w:type="dxa" w:w="4746"/>
+            <w:tcBorders>
+              <w:top w:val="single" w:color="D5DAE1" w:sz="4"/>
+              <w:left w:val="single" w:color="D5DAE1" w:sz="4"/>
+              <w:bottom w:val="single" w:color="D5DAE1" w:sz="4"/>
+              <w:right w:val="single" w:color="D5DAE1" w:sz="4"/>
+            </w:tcBorders>
+            <w:tcMar>
+              <w:top w:type="dxa" w:w="60"/>
+              <w:left w:type="dxa" w:w="90"/>
+              <w:bottom w:type="dxa" w:w="60"/>
+              <w:right w:type="dxa" w:w="90"/>
+            </w:tcMar>
+          </w:tcPr>
+          <w:p>
+            <w:pPr>
+              <w:spacing w:after="40" w:before="0"/>
+            </w:pPr>
+            <w:r>
+              <w:rPr>
+                <w:rFonts w:ascii="Calibri" w:cs="Calibri" w:eastAsia="Calibri" w:hAnsi="Calibri"/>
+                <w:sz w:val="18"/>
+                <w:szCs w:val="18"/>
+              </w:rPr>
+              <w:t xml:space="preserve">Regulatory-Datenmanagement bei einem Medizinprodukte-Hersteller; Studium Medizintechnik gefordert, Berufseinsteiger ausdrücklich willkommen.</w:t>
+            </w:r>
+          </w:p>
+          <w:p>
+            <w:pPr>
+              <w:spacing w:after="0" w:before="0"/>
+            </w:pPr>
             <w:r>
               <w:rPr>
                 <w:rFonts w:ascii="Calibri" w:cs="Calibri" w:eastAsia="Calibri" w:hAnsi="Calibri"/>
                 <w:b/>
                 <w:bCs/>
-                <w:color w:val="15803D"/>
-                <w:sz w:val="16"/>
-                <w:szCs w:val="16"/>
-              </w:rPr>
-              <w:t xml:space="preserve">  NEU</w:t>
-            </w:r>
-          </w:p>
-          <w:p>
-            <w:pPr>
-              <w:spacing w:after="0" w:before="0"/>
-            </w:pPr>
-            <w:r>
-              <w:rPr>
-                <w:rFonts w:ascii="Calibri" w:cs="Calibri" w:eastAsia="Calibri" w:hAnsi="Calibri"/>
                 <w:color w:val="5D6877"/>
                 <w:sz w:val="17"/>
                 <w:szCs w:val="17"/>
               </w:rPr>
-              <w:t xml:space="preserve">Pajunk · Regulatory/Qualität</w:t>
-            </w:r>
-          </w:p>
-        </w:tc>
-        <w:tc>
-          <w:tcPr>
-            <w:tcW w:type="dxa" w:w="1700"/>
-            <w:tcBorders>
-              <w:top w:val="single" w:color="D5DAE1" w:sz="4"/>
-              <w:left w:val="single" w:color="D5DAE1" w:sz="4"/>
-              <w:bottom w:val="single" w:color="D5DAE1" w:sz="4"/>
-              <w:right w:val="single" w:color="D5DAE1" w:sz="4"/>
-            </w:tcBorders>
-            <w:shd w:fill="EAF6EE" w:color="auto" w:val="clear"/>
-            <w:tcMar>
-              <w:top w:type="dxa" w:w="60"/>
-              <w:left w:type="dxa" w:w="90"/>
-              <w:bottom w:type="dxa" w:w="60"/>
-              <w:right w:type="dxa" w:w="90"/>
-            </w:tcMar>
-          </w:tcPr>
-          <w:p>
-            <w:pPr>
-              <w:spacing w:after="30" w:before="0"/>
-            </w:pPr>
-            <w:r>
-              <w:rPr>
-                <w:rFonts w:ascii="Calibri" w:cs="Calibri" w:eastAsia="Calibri" w:hAnsi="Calibri"/>
-                <w:sz w:val="18"/>
-                <w:szCs w:val="18"/>
-              </w:rPr>
-              <w:t xml:space="preserve">Geisingen</w:t>
-            </w:r>
-          </w:p>
-          <w:p>
-            <w:pPr>
-              <w:spacing w:after="0" w:before="0"/>
-            </w:pPr>
-            <w:r>
-              <w:rPr>
-                <w:rFonts w:ascii="Calibri" w:cs="Calibri" w:eastAsia="Calibri" w:hAnsi="Calibri"/>
-                <w:color w:val="5D6877"/>
-                <w:sz w:val="16"/>
-                <w:szCs w:val="16"/>
-              </w:rPr>
-              <w:t xml:space="preserve">Deutschland · ca. 102 km</w:t>
-            </w:r>
-          </w:p>
-        </w:tc>
-        <w:tc>
-          <w:tcPr>
-            <w:tcW w:type="dxa" w:w="4746"/>
-            <w:tcBorders>
-              <w:top w:val="single" w:color="D5DAE1" w:sz="4"/>
-              <w:left w:val="single" w:color="D5DAE1" w:sz="4"/>
-              <w:bottom w:val="single" w:color="D5DAE1" w:sz="4"/>
-              <w:right w:val="single" w:color="D5DAE1" w:sz="4"/>
-            </w:tcBorders>
-            <w:shd w:fill="EAF6EE" w:color="auto" w:val="clear"/>
-            <w:tcMar>
-              <w:top w:type="dxa" w:w="60"/>
-              <w:left w:type="dxa" w:w="90"/>
-              <w:bottom w:type="dxa" w:w="60"/>
-              <w:right w:type="dxa" w:w="90"/>
-            </w:tcMar>
-          </w:tcPr>
-          <w:p>
-            <w:pPr>
-              <w:spacing w:after="40" w:before="0"/>
-            </w:pPr>
-            <w:r>
-              <w:rPr>
-                <w:rFonts w:ascii="Calibri" w:cs="Calibri" w:eastAsia="Calibri" w:hAnsi="Calibri"/>
-                <w:sz w:val="18"/>
-                <w:szCs w:val="18"/>
-              </w:rPr>
-              <w:t xml:space="preserve">Regulatory-Datenmanagement bei einem Medizinprodukte-Hersteller; Studium Medizintechnik gefordert, Berufseinsteiger ausdrücklich willkommen.</w:t>
-            </w:r>
-          </w:p>
-          <w:p>
-            <w:pPr>
-              <w:spacing w:after="0" w:before="0"/>
-            </w:pPr>
-            <w:r>
-              <w:rPr>
-                <w:rFonts w:ascii="Calibri" w:cs="Calibri" w:eastAsia="Calibri" w:hAnsi="Calibri"/>
-                <w:b/>
-                <w:bCs/>
+              <w:t xml:space="preserve">Zu beachten: </w:t>
+            </w:r>
+            <w:r>
+              <w:rPr>
+                <w:rFonts w:ascii="Calibri" w:cs="Calibri" w:eastAsia="Calibri" w:hAnsi="Calibri"/>
                 <w:color w:val="5D6877"/>
                 <w:sz w:val="17"/>
                 <w:szCs w:val="17"/>
               </w:rPr>
-              <w:t xml:space="preserve">Zu beachten: </w:t>
-            </w:r>
-            <w:r>
-              <w:rPr>
-                <w:rFonts w:ascii="Calibri" w:cs="Calibri" w:eastAsia="Calibri" w:hAnsi="Calibri"/>
-                <w:color w:val="5D6877"/>
-                <w:sz w:val="17"/>
-                <w:szCs w:val="17"/>
-              </w:rPr>
-              <w:t xml:space="preserve">Am 28.10.2026 auf der Pajunk-Karriereseite gefunden, ohne Datum (Alter unbekannt); Studium Medizintechnik/Wirtschaftsinformatik, RA-Erfahrung nur von Vorteil, Berufseinsteiger willkommen.</w:t>
+              <w:t xml:space="preserve">Am 31.10.2026 auf der Pajunk-Karriereseite abrufbar, ohne Datum (Alter unbekannt), Eintritt „frühestmöglich“; RA-Erfahrung nur von Vorteil, Berufseinsteiger willkommen.</w:t>
             </w:r>
           </w:p>
         </w:tc>
@@ -7206,7 +4858,6 @@
               <w:bottom w:val="single" w:color="D5DAE1" w:sz="4"/>
               <w:right w:val="single" w:color="D5DAE1" w:sz="4"/>
             </w:tcBorders>
-            <w:shd w:fill="EAF6EE" w:color="auto" w:val="clear"/>
             <w:tcMar>
               <w:top w:type="dxa" w:w="60"/>
               <w:left w:type="dxa" w:w="90"/>
@@ -7218,7 +4869,7 @@
             <w:pPr>
               <w:spacing w:after="30" w:before="0"/>
             </w:pPr>
-            <w:hyperlink w:history="1" r:id="rIdblmoafzskvrhpsusjrwp8">
+            <w:hyperlink w:history="1" r:id="rId8gyphocwqzkidfg3irnbr">
               <w:r>
                 <w:rPr>
                   <w:rFonts w:ascii="Calibri" w:cs="Calibri" w:eastAsia="Calibri" w:hAnsi="Calibri"/>
@@ -7232,131 +4883,118 @@
                 <w:t xml:space="preserve">Specialist Regulatory Intelligence</w:t>
               </w:r>
             </w:hyperlink>
+          </w:p>
+          <w:p>
+            <w:pPr>
+              <w:spacing w:after="0" w:before="0"/>
+            </w:pPr>
+            <w:r>
+              <w:rPr>
+                <w:rFonts w:ascii="Calibri" w:cs="Calibri" w:eastAsia="Calibri" w:hAnsi="Calibri"/>
+                <w:color w:val="5D6877"/>
+                <w:sz w:val="17"/>
+                <w:szCs w:val="17"/>
+              </w:rPr>
+              <w:t xml:space="preserve">Pajunk · Regulatory/Qualität</w:t>
+            </w:r>
+          </w:p>
+        </w:tc>
+        <w:tc>
+          <w:tcPr>
+            <w:tcW w:type="dxa" w:w="1700"/>
+            <w:tcBorders>
+              <w:top w:val="single" w:color="D5DAE1" w:sz="4"/>
+              <w:left w:val="single" w:color="D5DAE1" w:sz="4"/>
+              <w:bottom w:val="single" w:color="D5DAE1" w:sz="4"/>
+              <w:right w:val="single" w:color="D5DAE1" w:sz="4"/>
+            </w:tcBorders>
+            <w:tcMar>
+              <w:top w:type="dxa" w:w="60"/>
+              <w:left w:type="dxa" w:w="90"/>
+              <w:bottom w:type="dxa" w:w="60"/>
+              <w:right w:type="dxa" w:w="90"/>
+            </w:tcMar>
+          </w:tcPr>
+          <w:p>
+            <w:pPr>
+              <w:spacing w:after="30" w:before="0"/>
+            </w:pPr>
+            <w:r>
+              <w:rPr>
+                <w:rFonts w:ascii="Calibri" w:cs="Calibri" w:eastAsia="Calibri" w:hAnsi="Calibri"/>
+                <w:sz w:val="18"/>
+                <w:szCs w:val="18"/>
+              </w:rPr>
+              <w:t xml:space="preserve">Geisingen</w:t>
+            </w:r>
+          </w:p>
+          <w:p>
+            <w:pPr>
+              <w:spacing w:after="0" w:before="0"/>
+            </w:pPr>
+            <w:r>
+              <w:rPr>
+                <w:rFonts w:ascii="Calibri" w:cs="Calibri" w:eastAsia="Calibri" w:hAnsi="Calibri"/>
+                <w:color w:val="5D6877"/>
+                <w:sz w:val="16"/>
+                <w:szCs w:val="16"/>
+              </w:rPr>
+              <w:t xml:space="preserve">Deutschland · ca. 102 km</w:t>
+            </w:r>
+          </w:p>
+        </w:tc>
+        <w:tc>
+          <w:tcPr>
+            <w:tcW w:type="dxa" w:w="4746"/>
+            <w:tcBorders>
+              <w:top w:val="single" w:color="D5DAE1" w:sz="4"/>
+              <w:left w:val="single" w:color="D5DAE1" w:sz="4"/>
+              <w:bottom w:val="single" w:color="D5DAE1" w:sz="4"/>
+              <w:right w:val="single" w:color="D5DAE1" w:sz="4"/>
+            </w:tcBorders>
+            <w:tcMar>
+              <w:top w:type="dxa" w:w="60"/>
+              <w:left w:type="dxa" w:w="90"/>
+              <w:bottom w:type="dxa" w:w="60"/>
+              <w:right w:type="dxa" w:w="90"/>
+            </w:tcMar>
+          </w:tcPr>
+          <w:p>
+            <w:pPr>
+              <w:spacing w:after="40" w:before="0"/>
+            </w:pPr>
+            <w:r>
+              <w:rPr>
+                <w:rFonts w:ascii="Calibri" w:cs="Calibri" w:eastAsia="Calibri" w:hAnsi="Calibri"/>
+                <w:sz w:val="18"/>
+                <w:szCs w:val="18"/>
+              </w:rPr>
+              <w:t xml:space="preserve">Beobachtung regulatorischer Anforderungen (EU-MDR, internationale Märkte) bei einem Medizinprodukte-Hersteller – Einstieg in Regulatory Affairs.</w:t>
+            </w:r>
+          </w:p>
+          <w:p>
+            <w:pPr>
+              <w:spacing w:after="0" w:before="0"/>
+            </w:pPr>
             <w:r>
               <w:rPr>
                 <w:rFonts w:ascii="Calibri" w:cs="Calibri" w:eastAsia="Calibri" w:hAnsi="Calibri"/>
                 <w:b/>
                 <w:bCs/>
-                <w:color w:val="15803D"/>
-                <w:sz w:val="16"/>
-                <w:szCs w:val="16"/>
-              </w:rPr>
-              <w:t xml:space="preserve">  NEU</w:t>
-            </w:r>
-          </w:p>
-          <w:p>
-            <w:pPr>
-              <w:spacing w:after="0" w:before="0"/>
-            </w:pPr>
-            <w:r>
-              <w:rPr>
-                <w:rFonts w:ascii="Calibri" w:cs="Calibri" w:eastAsia="Calibri" w:hAnsi="Calibri"/>
                 <w:color w:val="5D6877"/>
                 <w:sz w:val="17"/>
                 <w:szCs w:val="17"/>
               </w:rPr>
-              <w:t xml:space="preserve">Pajunk · Regulatory/Qualität</w:t>
-            </w:r>
-          </w:p>
-        </w:tc>
-        <w:tc>
-          <w:tcPr>
-            <w:tcW w:type="dxa" w:w="1700"/>
-            <w:tcBorders>
-              <w:top w:val="single" w:color="D5DAE1" w:sz="4"/>
-              <w:left w:val="single" w:color="D5DAE1" w:sz="4"/>
-              <w:bottom w:val="single" w:color="D5DAE1" w:sz="4"/>
-              <w:right w:val="single" w:color="D5DAE1" w:sz="4"/>
-            </w:tcBorders>
-            <w:shd w:fill="EAF6EE" w:color="auto" w:val="clear"/>
-            <w:tcMar>
-              <w:top w:type="dxa" w:w="60"/>
-              <w:left w:type="dxa" w:w="90"/>
-              <w:bottom w:type="dxa" w:w="60"/>
-              <w:right w:type="dxa" w:w="90"/>
-            </w:tcMar>
-          </w:tcPr>
-          <w:p>
-            <w:pPr>
-              <w:spacing w:after="30" w:before="0"/>
-            </w:pPr>
-            <w:r>
-              <w:rPr>
-                <w:rFonts w:ascii="Calibri" w:cs="Calibri" w:eastAsia="Calibri" w:hAnsi="Calibri"/>
-                <w:sz w:val="18"/>
-                <w:szCs w:val="18"/>
-              </w:rPr>
-              <w:t xml:space="preserve">Geisingen</w:t>
-            </w:r>
-          </w:p>
-          <w:p>
-            <w:pPr>
-              <w:spacing w:after="0" w:before="0"/>
-            </w:pPr>
-            <w:r>
-              <w:rPr>
-                <w:rFonts w:ascii="Calibri" w:cs="Calibri" w:eastAsia="Calibri" w:hAnsi="Calibri"/>
-                <w:color w:val="5D6877"/>
-                <w:sz w:val="16"/>
-                <w:szCs w:val="16"/>
-              </w:rPr>
-              <w:t xml:space="preserve">Deutschland · ca. 102 km</w:t>
-            </w:r>
-          </w:p>
-        </w:tc>
-        <w:tc>
-          <w:tcPr>
-            <w:tcW w:type="dxa" w:w="4746"/>
-            <w:tcBorders>
-              <w:top w:val="single" w:color="D5DAE1" w:sz="4"/>
-              <w:left w:val="single" w:color="D5DAE1" w:sz="4"/>
-              <w:bottom w:val="single" w:color="D5DAE1" w:sz="4"/>
-              <w:right w:val="single" w:color="D5DAE1" w:sz="4"/>
-            </w:tcBorders>
-            <w:shd w:fill="EAF6EE" w:color="auto" w:val="clear"/>
-            <w:tcMar>
-              <w:top w:type="dxa" w:w="60"/>
-              <w:left w:type="dxa" w:w="90"/>
-              <w:bottom w:type="dxa" w:w="60"/>
-              <w:right w:type="dxa" w:w="90"/>
-            </w:tcMar>
-          </w:tcPr>
-          <w:p>
-            <w:pPr>
-              <w:spacing w:after="40" w:before="0"/>
-            </w:pPr>
-            <w:r>
-              <w:rPr>
-                <w:rFonts w:ascii="Calibri" w:cs="Calibri" w:eastAsia="Calibri" w:hAnsi="Calibri"/>
-                <w:sz w:val="18"/>
-                <w:szCs w:val="18"/>
-              </w:rPr>
-              <w:t xml:space="preserve">Beobachtung regulatorischer Anforderungen (EU-MDR, internationale Märkte) bei einem Medizinprodukte-Hersteller – Einstieg in Regulatory Affairs.</w:t>
-            </w:r>
-          </w:p>
-          <w:p>
-            <w:pPr>
-              <w:spacing w:after="0" w:before="0"/>
-            </w:pPr>
-            <w:r>
-              <w:rPr>
-                <w:rFonts w:ascii="Calibri" w:cs="Calibri" w:eastAsia="Calibri" w:hAnsi="Calibri"/>
-                <w:b/>
-                <w:bCs/>
+              <w:t xml:space="preserve">Zu beachten: </w:t>
+            </w:r>
+            <w:r>
+              <w:rPr>
+                <w:rFonts w:ascii="Calibri" w:cs="Calibri" w:eastAsia="Calibri" w:hAnsi="Calibri"/>
                 <w:color w:val="5D6877"/>
                 <w:sz w:val="17"/>
                 <w:szCs w:val="17"/>
               </w:rPr>
-              <w:t xml:space="preserve">Zu beachten: </w:t>
-            </w:r>
-            <w:r>
-              <w:rPr>
-                <w:rFonts w:ascii="Calibri" w:cs="Calibri" w:eastAsia="Calibri" w:hAnsi="Calibri"/>
-                <w:color w:val="5D6877"/>
-                <w:sz w:val="17"/>
-                <w:szCs w:val="17"/>
-              </w:rPr>
-              <w:t xml:space="preserve">Am 28.10.2026 auf der Pajunk-Karriereseite gefunden, ohne Datum (Alter unbekannt); Studium Naturwissenschaften/Ingenieurwesen/Medizintechnik, keine Jahresangabe, MDR-Kenntnisse gefragt.</w:t>
+              <w:t xml:space="preserve">Am 31.10.2026 auf der Pajunk-Karriereseite abrufbar, ohne Datum (Alter unbekannt); Studium Naturwissenschaften/Ingenieurwesen/Medizintechnik, keine Jahresangabe zur Erfahrung, EU-MDR-Kenntnisse gefragt.</w:t>
             </w:r>
           </w:p>
         </w:tc>
@@ -7385,7 +5023,7 @@
             <w:pPr>
               <w:spacing w:after="30" w:before="0"/>
             </w:pPr>
-            <w:hyperlink w:history="1" r:id="rIddqqwhqkjew-9jerlkwszp">
+            <w:hyperlink w:history="1" r:id="rIdm2vvvher4lqhxlin0-qi2">
               <w:r>
                 <w:rPr>
                   <w:rFonts w:ascii="Calibri" w:cs="Calibri" w:eastAsia="Calibri" w:hAnsi="Calibri"/>
@@ -7510,7 +5148,7 @@
                 <w:sz w:val="17"/>
                 <w:szCs w:val="17"/>
               </w:rPr>
-              <w:t xml:space="preserve">Am 28.10.2026 bei StepStone gelistet, ca. 1 Tag alt (erneut aufgefrischt); Erfahrungslevel nicht genannt, geschätzt 48–73 Tsd. €.</w:t>
+              <w:t xml:space="preserve">Am 31.10.2026 bei StepStone (Medizintechnik Geisingen) gelistet, „vor 1 Tag“ (erneut aufgefrischt); Erfahrungslevel nicht genannt, geschätzt 48–73 Tsd. €.</w:t>
             </w:r>
           </w:p>
         </w:tc>
@@ -7539,7 +5177,7 @@
             <w:pPr>
               <w:spacing w:after="30" w:before="0"/>
             </w:pPr>
-            <w:hyperlink w:history="1" r:id="rIdpjjxe-ocouk0px07a7ouy">
+            <w:hyperlink w:history="1" r:id="rIddsarpigwvbtwgnikbl3ok">
               <w:r>
                 <w:rPr>
                   <w:rFonts w:ascii="Calibri" w:cs="Calibri" w:eastAsia="Calibri" w:hAnsi="Calibri"/>
@@ -7664,7 +5302,7 @@
                 <w:sz w:val="17"/>
                 <w:szCs w:val="17"/>
               </w:rPr>
-              <w:t xml:space="preserve">Am 28.10.2026 bei StepStone (Suchen Tuttlingen) gelistet, „vor 6 Tagen“ bzw. „vor 1 Woche“. Dienstleister in Engen.</w:t>
+              <w:t xml:space="preserve">Am 31.10.2026 bei StepStone (Suche Entwicklungsingenieur in Engen) weiter gelistet, „vor 1 Woche“. Dienstleister in Engen. Daneben gibt es dort auch „Entwicklungsingenieur (m/w/d)“ in Engen und in Tuttlingen sowie „Senior Entwicklungsingenieur“. Erfahrungsforderung nicht geprüft.</w:t>
             </w:r>
           </w:p>
         </w:tc>
@@ -7693,7 +5331,7 @@
             <w:pPr>
               <w:spacing w:after="30" w:before="0"/>
             </w:pPr>
-            <w:hyperlink w:history="1" r:id="rIdmdrv5eyhpju2hq0jlyoxr">
+            <w:hyperlink w:history="1" r:id="rIdigww7a4htl2grvfcv1hnz">
               <w:r>
                 <w:rPr>
                   <w:rFonts w:ascii="Calibri" w:cs="Calibri" w:eastAsia="Calibri" w:hAnsi="Calibri"/>
@@ -7818,7 +5456,7 @@
                 <w:sz w:val="17"/>
                 <w:szCs w:val="17"/>
               </w:rPr>
-              <w:t xml:space="preserve">Am 28.10.2026 auf der Brainlab-Firmenseite bei StepStone (Waldkirch, Dr. Langer Medical) gelistet, ca. 1 Woche alt. Mehrjährige Erfahrung im regulierten Umfeld und in Industrialisierung gefordert – eher nicht für Berufseinsteiger.</w:t>
+              <w:t xml:space="preserve">Am 31.10.2026 auf der Brainlab-Firmenseite bei StepStone (Filter Engineer) weiterhin gelistet (Waldkirch, „vor 1 Woche“). Laut früherer Prüfung mehrjährige Erfahrung im regulierten Umfeld und in Industrialisierung gefordert – eher nicht für Berufseinsteiger. Direktabruf der Anzeige war nicht möglich.</w:t>
             </w:r>
           </w:p>
         </w:tc>
@@ -7847,329 +5485,7 @@
             <w:pPr>
               <w:spacing w:after="30" w:before="0"/>
             </w:pPr>
-            <w:hyperlink w:history="1" r:id="rId3xioq6tbeiitkmjaaaby9">
-              <w:r>
-                <w:rPr>
-                  <w:rFonts w:ascii="Calibri" w:cs="Calibri" w:eastAsia="Calibri" w:hAnsi="Calibri"/>
-                  <w:b/>
-                  <w:bCs/>
-                  <w:color w:val="1F6FEB"/>
-                  <w:sz w:val="18"/>
-                  <w:szCs w:val="18"/>
-                  <w:u w:val="single"/>
-                </w:rPr>
-                <w:t xml:space="preserve">Development Engineer Embedded Systems</w:t>
-              </w:r>
-            </w:hyperlink>
-          </w:p>
-          <w:p>
-            <w:pPr>
-              <w:spacing w:after="0" w:before="0"/>
-            </w:pPr>
-            <w:r>
-              <w:rPr>
-                <w:rFonts w:ascii="Calibri" w:cs="Calibri" w:eastAsia="Calibri" w:hAnsi="Calibri"/>
-                <w:color w:val="5D6877"/>
-                <w:sz w:val="17"/>
-                <w:szCs w:val="17"/>
-              </w:rPr>
-              <w:t xml:space="preserve">Erbe Elektromedizin · Entwicklung</w:t>
-            </w:r>
-          </w:p>
-        </w:tc>
-        <w:tc>
-          <w:tcPr>
-            <w:tcW w:type="dxa" w:w="1700"/>
-            <w:tcBorders>
-              <w:top w:val="single" w:color="D5DAE1" w:sz="4"/>
-              <w:left w:val="single" w:color="D5DAE1" w:sz="4"/>
-              <w:bottom w:val="single" w:color="D5DAE1" w:sz="4"/>
-              <w:right w:val="single" w:color="D5DAE1" w:sz="4"/>
-            </w:tcBorders>
-            <w:tcMar>
-              <w:top w:type="dxa" w:w="60"/>
-              <w:left w:type="dxa" w:w="90"/>
-              <w:bottom w:type="dxa" w:w="60"/>
-              <w:right w:type="dxa" w:w="90"/>
-            </w:tcMar>
-          </w:tcPr>
-          <w:p>
-            <w:pPr>
-              <w:spacing w:after="30" w:before="0"/>
-            </w:pPr>
-            <w:r>
-              <w:rPr>
-                <w:rFonts w:ascii="Calibri" w:cs="Calibri" w:eastAsia="Calibri" w:hAnsi="Calibri"/>
-                <w:sz w:val="18"/>
-                <w:szCs w:val="18"/>
-              </w:rPr>
-              <w:t xml:space="preserve">Sexau</w:t>
-            </w:r>
-          </w:p>
-          <w:p>
-            <w:pPr>
-              <w:spacing w:after="0" w:before="0"/>
-            </w:pPr>
-            <w:r>
-              <w:rPr>
-                <w:rFonts w:ascii="Calibri" w:cs="Calibri" w:eastAsia="Calibri" w:hAnsi="Calibri"/>
-                <w:color w:val="5D6877"/>
-                <w:sz w:val="16"/>
-                <w:szCs w:val="16"/>
-              </w:rPr>
-              <w:t xml:space="preserve">Deutschland · ca. 120 km</w:t>
-            </w:r>
-          </w:p>
-        </w:tc>
-        <w:tc>
-          <w:tcPr>
-            <w:tcW w:type="dxa" w:w="4746"/>
-            <w:tcBorders>
-              <w:top w:val="single" w:color="D5DAE1" w:sz="4"/>
-              <w:left w:val="single" w:color="D5DAE1" w:sz="4"/>
-              <w:bottom w:val="single" w:color="D5DAE1" w:sz="4"/>
-              <w:right w:val="single" w:color="D5DAE1" w:sz="4"/>
-            </w:tcBorders>
-            <w:tcMar>
-              <w:top w:type="dxa" w:w="60"/>
-              <w:left w:type="dxa" w:w="90"/>
-              <w:bottom w:type="dxa" w:w="60"/>
-              <w:right w:type="dxa" w:w="90"/>
-            </w:tcMar>
-          </w:tcPr>
-          <w:p>
-            <w:pPr>
-              <w:spacing w:after="40" w:before="0"/>
-            </w:pPr>
-            <w:r>
-              <w:rPr>
-                <w:rFonts w:ascii="Calibri" w:cs="Calibri" w:eastAsia="Calibri" w:hAnsi="Calibri"/>
-                <w:sz w:val="18"/>
-                <w:szCs w:val="18"/>
-              </w:rPr>
-              <w:t xml:space="preserve">Embedded-Entwicklung für HF-Chirurgiegeräte.</w:t>
-            </w:r>
-          </w:p>
-          <w:p>
-            <w:pPr>
-              <w:spacing w:after="0" w:before="0"/>
-            </w:pPr>
-            <w:r>
-              <w:rPr>
-                <w:rFonts w:ascii="Calibri" w:cs="Calibri" w:eastAsia="Calibri" w:hAnsi="Calibri"/>
-                <w:b/>
-                <w:bCs/>
-                <w:color w:val="5D6877"/>
-                <w:sz w:val="17"/>
-                <w:szCs w:val="17"/>
-              </w:rPr>
-              <w:t xml:space="preserve">Zu beachten: </w:t>
-            </w:r>
-            <w:r>
-              <w:rPr>
-                <w:rFonts w:ascii="Calibri" w:cs="Calibri" w:eastAsia="Calibri" w:hAnsi="Calibri"/>
-                <w:color w:val="5D6877"/>
-                <w:sz w:val="17"/>
-                <w:szCs w:val="17"/>
-              </w:rPr>
-              <w:t xml:space="preserve">Am 28.10.2026 auf der Erbe-Firmenseite bei devjobs.de weiter unter den offenen Stellen, ohne Datum. Ort laut Anzeige Sexau (bei Freiburg), nicht Tübingen; Level „Experienced“ – Berufserfahrung in Systemsoftware (Yocto Linux, C/C++/C#) gefordert, ohne Jahresangabe.</w:t>
-            </w:r>
-          </w:p>
-        </w:tc>
-      </w:tr>
-      <w:tr>
-        <w:trPr>
-          <w:cantSplit/>
-        </w:trPr>
-        <w:tc>
-          <w:tcPr>
-            <w:tcW w:type="dxa" w:w="3300"/>
-            <w:tcBorders>
-              <w:top w:val="single" w:color="D5DAE1" w:sz="4"/>
-              <w:left w:val="single" w:color="D5DAE1" w:sz="4"/>
-              <w:bottom w:val="single" w:color="D5DAE1" w:sz="4"/>
-              <w:right w:val="single" w:color="D5DAE1" w:sz="4"/>
-            </w:tcBorders>
-            <w:shd w:fill="EAF6EE" w:color="auto" w:val="clear"/>
-            <w:tcMar>
-              <w:top w:type="dxa" w:w="60"/>
-              <w:left w:type="dxa" w:w="90"/>
-              <w:bottom w:type="dxa" w:w="60"/>
-              <w:right w:type="dxa" w:w="90"/>
-            </w:tcMar>
-          </w:tcPr>
-          <w:p>
-            <w:pPr>
-              <w:spacing w:after="30" w:before="0"/>
-            </w:pPr>
-            <w:hyperlink w:history="1" r:id="rIdakuhqchih3to8mv-cs8kj">
-              <w:r>
-                <w:rPr>
-                  <w:rFonts w:ascii="Calibri" w:cs="Calibri" w:eastAsia="Calibri" w:hAnsi="Calibri"/>
-                  <w:b/>
-                  <w:bCs/>
-                  <w:color w:val="1F6FEB"/>
-                  <w:sz w:val="18"/>
-                  <w:szCs w:val="18"/>
-                  <w:u w:val="single"/>
-                </w:rPr>
-                <w:t xml:space="preserve">Quality Management Engineer (m/w/d)</w:t>
-              </w:r>
-            </w:hyperlink>
-            <w:r>
-              <w:rPr>
-                <w:rFonts w:ascii="Calibri" w:cs="Calibri" w:eastAsia="Calibri" w:hAnsi="Calibri"/>
-                <w:b/>
-                <w:bCs/>
-                <w:color w:val="15803D"/>
-                <w:sz w:val="16"/>
-                <w:szCs w:val="16"/>
-              </w:rPr>
-              <w:t xml:space="preserve">  NEU</w:t>
-            </w:r>
-          </w:p>
-          <w:p>
-            <w:pPr>
-              <w:spacing w:after="0" w:before="0"/>
-            </w:pPr>
-            <w:r>
-              <w:rPr>
-                <w:rFonts w:ascii="Calibri" w:cs="Calibri" w:eastAsia="Calibri" w:hAnsi="Calibri"/>
-                <w:color w:val="5D6877"/>
-                <w:sz w:val="17"/>
-                <w:szCs w:val="17"/>
-              </w:rPr>
-              <w:t xml:space="preserve">Schölly Fiberoptic · Regulatory/Qualität</w:t>
-            </w:r>
-          </w:p>
-        </w:tc>
-        <w:tc>
-          <w:tcPr>
-            <w:tcW w:type="dxa" w:w="1700"/>
-            <w:tcBorders>
-              <w:top w:val="single" w:color="D5DAE1" w:sz="4"/>
-              <w:left w:val="single" w:color="D5DAE1" w:sz="4"/>
-              <w:bottom w:val="single" w:color="D5DAE1" w:sz="4"/>
-              <w:right w:val="single" w:color="D5DAE1" w:sz="4"/>
-            </w:tcBorders>
-            <w:shd w:fill="EAF6EE" w:color="auto" w:val="clear"/>
-            <w:tcMar>
-              <w:top w:type="dxa" w:w="60"/>
-              <w:left w:type="dxa" w:w="90"/>
-              <w:bottom w:type="dxa" w:w="60"/>
-              <w:right w:type="dxa" w:w="90"/>
-            </w:tcMar>
-          </w:tcPr>
-          <w:p>
-            <w:pPr>
-              <w:spacing w:after="30" w:before="0"/>
-            </w:pPr>
-            <w:r>
-              <w:rPr>
-                <w:rFonts w:ascii="Calibri" w:cs="Calibri" w:eastAsia="Calibri" w:hAnsi="Calibri"/>
-                <w:sz w:val="18"/>
-                <w:szCs w:val="18"/>
-              </w:rPr>
-              <w:t xml:space="preserve">Denzlingen</w:t>
-            </w:r>
-          </w:p>
-          <w:p>
-            <w:pPr>
-              <w:spacing w:after="0" w:before="0"/>
-            </w:pPr>
-            <w:r>
-              <w:rPr>
-                <w:rFonts w:ascii="Calibri" w:cs="Calibri" w:eastAsia="Calibri" w:hAnsi="Calibri"/>
-                <w:color w:val="5D6877"/>
-                <w:sz w:val="16"/>
-                <w:szCs w:val="16"/>
-              </w:rPr>
-              <w:t xml:space="preserve">Deutschland · ca. 124 km</w:t>
-            </w:r>
-          </w:p>
-        </w:tc>
-        <w:tc>
-          <w:tcPr>
-            <w:tcW w:type="dxa" w:w="4746"/>
-            <w:tcBorders>
-              <w:top w:val="single" w:color="D5DAE1" w:sz="4"/>
-              <w:left w:val="single" w:color="D5DAE1" w:sz="4"/>
-              <w:bottom w:val="single" w:color="D5DAE1" w:sz="4"/>
-              <w:right w:val="single" w:color="D5DAE1" w:sz="4"/>
-            </w:tcBorders>
-            <w:shd w:fill="EAF6EE" w:color="auto" w:val="clear"/>
-            <w:tcMar>
-              <w:top w:type="dxa" w:w="60"/>
-              <w:left w:type="dxa" w:w="90"/>
-              <w:bottom w:type="dxa" w:w="60"/>
-              <w:right w:type="dxa" w:w="90"/>
-            </w:tcMar>
-          </w:tcPr>
-          <w:p>
-            <w:pPr>
-              <w:spacing w:after="40" w:before="0"/>
-            </w:pPr>
-            <w:r>
-              <w:rPr>
-                <w:rFonts w:ascii="Calibri" w:cs="Calibri" w:eastAsia="Calibri" w:hAnsi="Calibri"/>
-                <w:sz w:val="18"/>
-                <w:szCs w:val="18"/>
-              </w:rPr>
-              <w:t xml:space="preserve">QM-Einstieg bei einem Endoskopie-Visualisierungshersteller mit Risikomanagement nach ISO 14971 – Studium Medizintechnik ausdrücklich genannt.</w:t>
-            </w:r>
-          </w:p>
-          <w:p>
-            <w:pPr>
-              <w:spacing w:after="0" w:before="0"/>
-            </w:pPr>
-            <w:r>
-              <w:rPr>
-                <w:rFonts w:ascii="Calibri" w:cs="Calibri" w:eastAsia="Calibri" w:hAnsi="Calibri"/>
-                <w:b/>
-                <w:bCs/>
-                <w:color w:val="5D6877"/>
-                <w:sz w:val="17"/>
-                <w:szCs w:val="17"/>
-              </w:rPr>
-              <w:t xml:space="preserve">Zu beachten: </w:t>
-            </w:r>
-            <w:r>
-              <w:rPr>
-                <w:rFonts w:ascii="Calibri" w:cs="Calibri" w:eastAsia="Calibri" w:hAnsi="Calibri"/>
-                <w:color w:val="5D6877"/>
-                <w:sz w:val="17"/>
-                <w:szCs w:val="17"/>
-              </w:rPr>
-              <w:t xml:space="preserve">Am 28.10.2026 bei stellenmarkt.de gefunden, Veröffentlichungsdatum nicht angegeben (Liste Okt. 2026); keine Jahresangabe zur Berufserfahrung, Erfahrung mit Reklamationen erwünscht; Schwerpunkt auch NIS2-Prozesse, GAP- und Risikoanalysen.</w:t>
-            </w:r>
-          </w:p>
-        </w:tc>
-      </w:tr>
-      <w:tr>
-        <w:trPr>
-          <w:cantSplit/>
-        </w:trPr>
-        <w:tc>
-          <w:tcPr>
-            <w:tcW w:type="dxa" w:w="3300"/>
-            <w:tcBorders>
-              <w:top w:val="single" w:color="D5DAE1" w:sz="4"/>
-              <w:left w:val="single" w:color="D5DAE1" w:sz="4"/>
-              <w:bottom w:val="single" w:color="D5DAE1" w:sz="4"/>
-              <w:right w:val="single" w:color="D5DAE1" w:sz="4"/>
-            </w:tcBorders>
-            <w:tcMar>
-              <w:top w:type="dxa" w:w="60"/>
-              <w:left w:type="dxa" w:w="90"/>
-              <w:bottom w:type="dxa" w:w="60"/>
-              <w:right w:type="dxa" w:w="90"/>
-            </w:tcMar>
-          </w:tcPr>
-          <w:p>
-            <w:pPr>
-              <w:spacing w:after="30" w:before="0"/>
-            </w:pPr>
-            <w:hyperlink w:history="1" r:id="rId5afqiupuedptzgsq8umgz">
+            <w:hyperlink w:history="1" r:id="rId7nm8chy3amv0w414rqbfs">
               <w:r>
                 <w:rPr>
                   <w:rFonts w:ascii="Calibri" w:cs="Calibri" w:eastAsia="Calibri" w:hAnsi="Calibri"/>
@@ -8294,7 +5610,7 @@
                 <w:sz w:val="17"/>
                 <w:szCs w:val="17"/>
               </w:rPr>
-              <w:t xml:space="preserve">Am 28.10.2026 auf der Stryker-Karriereseite weiterhin mit „Apply Now“ (R552112, Freiburg), kein Datum. Für die Senior-Variante 2–3 Jahre Produkt-/Prozessdesign-Erfahrung gewünscht (nicht zwingend), Medtech-Praktika und Creo von Vorteil – Junior-Einstieg im Gespräch klären.</w:t>
+              <w:t xml:space="preserve">Am 31.10.2026 auf der Stryker-Karriereseite weiterhin mit „Apply Now“ (R552112, Freiburg, hybrid/vor Ort), kein Veröffentlichungsdatum. Pflicht: Bachelor/Master z. B. Medizintechnik, Verständnis Design Controls, sehr gutes Englisch; 2–3 Jahre Erfahrung nur für die Senior-Variante, Medtech-Praktika und Creo von Vorteil – Junior-Einstieg im Gespräch klären.</w:t>
             </w:r>
           </w:p>
         </w:tc>
@@ -8323,7 +5639,7 @@
             <w:pPr>
               <w:spacing w:after="30" w:before="0"/>
             </w:pPr>
-            <w:hyperlink w:history="1" r:id="rIdqou7rlih08ucyhjf-x3_q">
+            <w:hyperlink w:history="1" r:id="rIdfobu-1jap-jam2ccs6pky">
               <w:r>
                 <w:rPr>
                   <w:rFonts w:ascii="Calibri" w:cs="Calibri" w:eastAsia="Calibri" w:hAnsi="Calibri"/>
@@ -8448,7 +5764,7 @@
                 <w:sz w:val="17"/>
                 <w:szCs w:val="17"/>
               </w:rPr>
-              <w:t xml:space="preserve">Am 28.10.2026 auf der IKA-Firmenseite bei Indeed gelistet („Product Manager (m/w/d) – Laboratory…“, Staufen), Altersangabe ca. 20 Tage (unverändert seit 22.10., evtl. aufgefrischt); Level nicht genannt.</w:t>
+              <w:t xml:space="preserve">Am 31.10.2026 auf der IKA-Firmenseite bei Indeed weiterhin gelistet („Product Manager (m/w/d) – Laboratory…“, Staufen im Breisgau), Altersangabe unverändert „vor 20 Tagen“ (Indeed-Angabe wirkt eingefroren). Level nicht genannt.</w:t>
             </w:r>
           </w:p>
         </w:tc>
@@ -8477,7 +5793,7 @@
             <w:pPr>
               <w:spacing w:after="30" w:before="0"/>
             </w:pPr>
-            <w:hyperlink w:history="1" r:id="rId56op60gnm8rpppxhmk8ns">
+            <w:hyperlink w:history="1" r:id="rIdsnndzbt8ju_0y8jjuo-8-">
               <w:r>
                 <w:rPr>
                   <w:rFonts w:ascii="Calibri" w:cs="Calibri" w:eastAsia="Calibri" w:hAnsi="Calibri"/>
@@ -8602,7 +5918,7 @@
                 <w:sz w:val="17"/>
                 <w:szCs w:val="17"/>
               </w:rPr>
-              <w:t xml:space="preserve">Am 28.10.2026 auf der Ziehm-Firmenseite bei StepStone gelistet, „vor 1 Woche“. Produktmanagement statt Entwicklung; parallel gibt es eine Nicht-Junior-Variante.</w:t>
+              <w:t xml:space="preserve">Am 31.10.2026 auf der Ziehm-Firmenseite bei StepStone (14 Anzeigen) weiterhin gelistet, „vor 2 Wochen“. Gefordert: Studium Medizintechnik/Ingenieurwesen/Naturwissenschaften, gute Deutsch- und Englischkenntnisse, analytisches Arbeiten; Berufserfahrung nicht ausdrücklich gefordert. Produktmanagement statt Entwicklung; parallel gibt es die Nicht-Junior-Variante.</w:t>
             </w:r>
           </w:p>
         </w:tc>
@@ -8631,7 +5947,7 @@
             <w:pPr>
               <w:spacing w:after="30" w:before="0"/>
             </w:pPr>
-            <w:hyperlink w:history="1" r:id="rIdjg5mhknmkx28iimmxeq1b">
+            <w:hyperlink w:history="1" r:id="rIdynvjuig53fyrc5liptov6">
               <w:r>
                 <w:rPr>
                   <w:rFonts w:ascii="Calibri" w:cs="Calibri" w:eastAsia="Calibri" w:hAnsi="Calibri"/>
@@ -8756,7 +6072,7 @@
                 <w:sz w:val="17"/>
                 <w:szCs w:val="17"/>
               </w:rPr>
-              <w:t xml:space="preserve">Am 28.10.2026 im FMC-Portal aktiv (Job-ID R0264768, „Apply Now“), kein Datum. Mehrjährige praktische Erfahrung im Requirements Engineering gefordert – eher für Erfahrene.</w:t>
+              <w:t xml:space="preserve">Am 31.10.2026 im FMC-Portal weiterhin aktiv (Job-ID R0264768, „Apply Now“), kein Datum. Mehrjährige Erfahrung im Requirements Engineering (agil, Polarion/DOORS) gefordert – eher für Erfahrene.</w:t>
             </w:r>
           </w:p>
         </w:tc>
@@ -8785,7 +6101,7 @@
             <w:pPr>
               <w:spacing w:after="30" w:before="0"/>
             </w:pPr>
-            <w:hyperlink w:history="1" r:id="rId0eawue5kuqvyyb2szmozj">
+            <w:hyperlink w:history="1" r:id="rIdltgvnm57g4utvpj42iyb9">
               <w:r>
                 <w:rPr>
                   <w:rFonts w:ascii="Calibri" w:cs="Calibri" w:eastAsia="Calibri" w:hAnsi="Calibri"/>
@@ -8921,7 +6237,7 @@
                 <w:sz w:val="17"/>
                 <w:szCs w:val="17"/>
               </w:rPr>
-              <w:t xml:space="preserve">Am 28.10.2026 im FMC-Portal aktiv (Job-ID R0209936, „Apply Now“), kein Datum. Erste Berufserfahrung in Konstruktion, Komponentenauslegung und Berechnungen gefordert – Einstieg/Junior.</w:t>
+              <w:t xml:space="preserve">Am 31.10.2026 im FMC-Portal weiterhin aktiv (Job-ID R0209936, „Apply Now“), kein Datum. Erste Berufserfahrung in Konstruktion, Komponentenauslegung und Berechnungen gefordert, MedTech-Regulatorik wünschenswert – Einstieg/Junior.</w:t>
             </w:r>
           </w:p>
         </w:tc>
@@ -8950,7 +6266,7 @@
             <w:pPr>
               <w:spacing w:after="30" w:before="0"/>
             </w:pPr>
-            <w:hyperlink w:history="1" r:id="rIduutpw_e9qo_qiu1zdkhod">
+            <w:hyperlink w:history="1" r:id="rIdqcc9bykj-k_yvryorwca5">
               <w:r>
                 <w:rPr>
                   <w:rFonts w:ascii="Calibri" w:cs="Calibri" w:eastAsia="Calibri" w:hAnsi="Calibri"/>
@@ -9075,7 +6391,7 @@
                 <w:sz w:val="17"/>
                 <w:szCs w:val="17"/>
               </w:rPr>
-              <w:t xml:space="preserve">Am 28.10.2026 im FMC-Portal aktiv (Job-ID R0266580, hybrid), kein Datum. Befristet bis 30.09.2028, idealerweise mind. 3 Jahre Elektronikentwicklung – eher für Erfahrene.</w:t>
+              <w:t xml:space="preserve">Am 31.10.2026 im FMC-Portal weiterhin aktiv (Job-ID R0266580, „Apply now“), kein Datum. Befristet bis 30.09.2028, idealerweise mind. 3 Jahre Elektronik-/Hardwareentwicklung – eher für Erfahrene.</w:t>
             </w:r>
           </w:p>
         </w:tc>
@@ -9104,7 +6420,7 @@
             <w:pPr>
               <w:spacing w:after="30" w:before="0"/>
             </w:pPr>
-            <w:hyperlink w:history="1" r:id="rIdh71wvijdbuyzaqptt_rmy">
+            <w:hyperlink w:history="1" r:id="rIdou2lbqtpqbimt9izakt5y">
               <w:r>
                 <w:rPr>
                   <w:rFonts w:ascii="Calibri" w:cs="Calibri" w:eastAsia="Calibri" w:hAnsi="Calibri"/>
@@ -9229,7 +6545,7 @@
                 <w:sz w:val="17"/>
                 <w:szCs w:val="17"/>
               </w:rPr>
-              <w:t xml:space="preserve">Am 28.10.2026 im FMC-Portal aktiv (R0193300), kein Datum. Junior-Variante verlangt erste Berufserfahrung; nur bis 31.12.2026 befristet – Verlängerung erfragen. Daneben existiert eine unbefristete Variante (mehrjährige Erfahrung).</w:t>
+              <w:t xml:space="preserve">Am 31.10.2026 im FMC-Portal weiterhin aktiv (R0193300, „Apply Now“), kein Datum. Junior-Variante verlangt erste Berufserfahrung in Produktionstechnologie; Vertrag nur bis 31.12.2026 befristet (keine Bewerbungsfrist) – Verlängerung erfragen. Unbefristete Variante (mehrjährige Erfahrung) existiert weiterhin.</w:t>
             </w:r>
           </w:p>
         </w:tc>
@@ -9247,7 +6563,6 @@
               <w:bottom w:val="single" w:color="D5DAE1" w:sz="4"/>
               <w:right w:val="single" w:color="D5DAE1" w:sz="4"/>
             </w:tcBorders>
-            <w:shd w:fill="EAF6EE" w:color="auto" w:val="clear"/>
             <w:tcMar>
               <w:top w:type="dxa" w:w="60"/>
               <w:left w:type="dxa" w:w="90"/>
@@ -9259,7 +6574,7 @@
             <w:pPr>
               <w:spacing w:after="30" w:before="0"/>
             </w:pPr>
-            <w:hyperlink w:history="1" r:id="rId9a2v5m3w3bndhvacxe9b5">
+            <w:hyperlink w:history="1" r:id="rId8r_-mlsw5lpfsr5edgwiy">
               <w:r>
                 <w:rPr>
                   <w:rFonts w:ascii="Calibri" w:cs="Calibri" w:eastAsia="Calibri" w:hAnsi="Calibri"/>
@@ -9273,131 +6588,118 @@
                 <w:t xml:space="preserve">Component Development Engineer (m/w/d)</w:t>
               </w:r>
             </w:hyperlink>
+          </w:p>
+          <w:p>
+            <w:pPr>
+              <w:spacing w:after="0" w:before="0"/>
+            </w:pPr>
+            <w:r>
+              <w:rPr>
+                <w:rFonts w:ascii="Calibri" w:cs="Calibri" w:eastAsia="Calibri" w:hAnsi="Calibri"/>
+                <w:color w:val="5D6877"/>
+                <w:sz w:val="17"/>
+                <w:szCs w:val="17"/>
+              </w:rPr>
+              <w:t xml:space="preserve">Fresenius Medical Care · Entwicklung</w:t>
+            </w:r>
+          </w:p>
+        </w:tc>
+        <w:tc>
+          <w:tcPr>
+            <w:tcW w:type="dxa" w:w="1700"/>
+            <w:tcBorders>
+              <w:top w:val="single" w:color="D5DAE1" w:sz="4"/>
+              <w:left w:val="single" w:color="D5DAE1" w:sz="4"/>
+              <w:bottom w:val="single" w:color="D5DAE1" w:sz="4"/>
+              <w:right w:val="single" w:color="D5DAE1" w:sz="4"/>
+            </w:tcBorders>
+            <w:tcMar>
+              <w:top w:type="dxa" w:w="60"/>
+              <w:left w:type="dxa" w:w="90"/>
+              <w:bottom w:type="dxa" w:w="60"/>
+              <w:right w:type="dxa" w:w="90"/>
+            </w:tcMar>
+          </w:tcPr>
+          <w:p>
+            <w:pPr>
+              <w:spacing w:after="30" w:before="0"/>
+            </w:pPr>
+            <w:r>
+              <w:rPr>
+                <w:rFonts w:ascii="Calibri" w:cs="Calibri" w:eastAsia="Calibri" w:hAnsi="Calibri"/>
+                <w:sz w:val="18"/>
+                <w:szCs w:val="18"/>
+              </w:rPr>
+              <w:t xml:space="preserve">Schweinfurt</w:t>
+            </w:r>
+          </w:p>
+          <w:p>
+            <w:pPr>
+              <w:spacing w:after="0" w:before="0"/>
+            </w:pPr>
+            <w:r>
+              <w:rPr>
+                <w:rFonts w:ascii="Calibri" w:cs="Calibri" w:eastAsia="Calibri" w:hAnsi="Calibri"/>
+                <w:color w:val="5D6877"/>
+                <w:sz w:val="16"/>
+                <w:szCs w:val="16"/>
+              </w:rPr>
+              <w:t xml:space="preserve">Deutschland · ca. 161 km</w:t>
+            </w:r>
+          </w:p>
+        </w:tc>
+        <w:tc>
+          <w:tcPr>
+            <w:tcW w:type="dxa" w:w="4746"/>
+            <w:tcBorders>
+              <w:top w:val="single" w:color="D5DAE1" w:sz="4"/>
+              <w:left w:val="single" w:color="D5DAE1" w:sz="4"/>
+              <w:bottom w:val="single" w:color="D5DAE1" w:sz="4"/>
+              <w:right w:val="single" w:color="D5DAE1" w:sz="4"/>
+            </w:tcBorders>
+            <w:tcMar>
+              <w:top w:type="dxa" w:w="60"/>
+              <w:left w:type="dxa" w:w="90"/>
+              <w:bottom w:type="dxa" w:w="60"/>
+              <w:right w:type="dxa" w:w="90"/>
+            </w:tcMar>
+          </w:tcPr>
+          <w:p>
+            <w:pPr>
+              <w:spacing w:after="40" w:before="0"/>
+            </w:pPr>
+            <w:r>
+              <w:rPr>
+                <w:rFonts w:ascii="Calibri" w:cs="Calibri" w:eastAsia="Calibri" w:hAnsi="Calibri"/>
+                <w:sz w:val="18"/>
+                <w:szCs w:val="18"/>
+              </w:rPr>
+              <w:t xml:space="preserve">Entwicklung von Sensoren und Aktoren (Ventile, Pumpen, Drucksensorik) für Dialysegeräte inkl. Prototypenaufbau, FMEA und ANSYS – passt zu Fluidik-Masterarbeit, Prüfstandbau und Simulation.</w:t>
+            </w:r>
+          </w:p>
+          <w:p>
+            <w:pPr>
+              <w:spacing w:after="0" w:before="0"/>
+            </w:pPr>
             <w:r>
               <w:rPr>
                 <w:rFonts w:ascii="Calibri" w:cs="Calibri" w:eastAsia="Calibri" w:hAnsi="Calibri"/>
                 <w:b/>
                 <w:bCs/>
-                <w:color w:val="15803D"/>
-                <w:sz w:val="16"/>
-                <w:szCs w:val="16"/>
-              </w:rPr>
-              <w:t xml:space="preserve">  NEU</w:t>
-            </w:r>
-          </w:p>
-          <w:p>
-            <w:pPr>
-              <w:spacing w:after="0" w:before="0"/>
-            </w:pPr>
-            <w:r>
-              <w:rPr>
-                <w:rFonts w:ascii="Calibri" w:cs="Calibri" w:eastAsia="Calibri" w:hAnsi="Calibri"/>
                 <w:color w:val="5D6877"/>
                 <w:sz w:val="17"/>
                 <w:szCs w:val="17"/>
               </w:rPr>
-              <w:t xml:space="preserve">Fresenius Medical Care · Entwicklung</w:t>
-            </w:r>
-          </w:p>
-        </w:tc>
-        <w:tc>
-          <w:tcPr>
-            <w:tcW w:type="dxa" w:w="1700"/>
-            <w:tcBorders>
-              <w:top w:val="single" w:color="D5DAE1" w:sz="4"/>
-              <w:left w:val="single" w:color="D5DAE1" w:sz="4"/>
-              <w:bottom w:val="single" w:color="D5DAE1" w:sz="4"/>
-              <w:right w:val="single" w:color="D5DAE1" w:sz="4"/>
-            </w:tcBorders>
-            <w:shd w:fill="EAF6EE" w:color="auto" w:val="clear"/>
-            <w:tcMar>
-              <w:top w:type="dxa" w:w="60"/>
-              <w:left w:type="dxa" w:w="90"/>
-              <w:bottom w:type="dxa" w:w="60"/>
-              <w:right w:type="dxa" w:w="90"/>
-            </w:tcMar>
-          </w:tcPr>
-          <w:p>
-            <w:pPr>
-              <w:spacing w:after="30" w:before="0"/>
-            </w:pPr>
-            <w:r>
-              <w:rPr>
-                <w:rFonts w:ascii="Calibri" w:cs="Calibri" w:eastAsia="Calibri" w:hAnsi="Calibri"/>
-                <w:sz w:val="18"/>
-                <w:szCs w:val="18"/>
-              </w:rPr>
-              <w:t xml:space="preserve">Schweinfurt</w:t>
-            </w:r>
-          </w:p>
-          <w:p>
-            <w:pPr>
-              <w:spacing w:after="0" w:before="0"/>
-            </w:pPr>
-            <w:r>
-              <w:rPr>
-                <w:rFonts w:ascii="Calibri" w:cs="Calibri" w:eastAsia="Calibri" w:hAnsi="Calibri"/>
-                <w:color w:val="5D6877"/>
-                <w:sz w:val="16"/>
-                <w:szCs w:val="16"/>
-              </w:rPr>
-              <w:t xml:space="preserve">Deutschland · ca. 161 km</w:t>
-            </w:r>
-          </w:p>
-        </w:tc>
-        <w:tc>
-          <w:tcPr>
-            <w:tcW w:type="dxa" w:w="4746"/>
-            <w:tcBorders>
-              <w:top w:val="single" w:color="D5DAE1" w:sz="4"/>
-              <w:left w:val="single" w:color="D5DAE1" w:sz="4"/>
-              <w:bottom w:val="single" w:color="D5DAE1" w:sz="4"/>
-              <w:right w:val="single" w:color="D5DAE1" w:sz="4"/>
-            </w:tcBorders>
-            <w:shd w:fill="EAF6EE" w:color="auto" w:val="clear"/>
-            <w:tcMar>
-              <w:top w:type="dxa" w:w="60"/>
-              <w:left w:type="dxa" w:w="90"/>
-              <w:bottom w:type="dxa" w:w="60"/>
-              <w:right w:type="dxa" w:w="90"/>
-            </w:tcMar>
-          </w:tcPr>
-          <w:p>
-            <w:pPr>
-              <w:spacing w:after="40" w:before="0"/>
-            </w:pPr>
-            <w:r>
-              <w:rPr>
-                <w:rFonts w:ascii="Calibri" w:cs="Calibri" w:eastAsia="Calibri" w:hAnsi="Calibri"/>
-                <w:sz w:val="18"/>
-                <w:szCs w:val="18"/>
-              </w:rPr>
-              <w:t xml:space="preserve">Entwicklung von Sensoren und Aktoren (Ventile, Pumpen, Drucksensorik) für Dialysegeräte inkl. Prototypenaufbau, FMEA und ANSYS – passt zu Fluidik-Masterarbeit, Prüfstandbau und Simulation.</w:t>
-            </w:r>
-          </w:p>
-          <w:p>
-            <w:pPr>
-              <w:spacing w:after="0" w:before="0"/>
-            </w:pPr>
-            <w:r>
-              <w:rPr>
-                <w:rFonts w:ascii="Calibri" w:cs="Calibri" w:eastAsia="Calibri" w:hAnsi="Calibri"/>
-                <w:b/>
-                <w:bCs/>
+              <w:t xml:space="preserve">Zu beachten: </w:t>
+            </w:r>
+            <w:r>
+              <w:rPr>
+                <w:rFonts w:ascii="Calibri" w:cs="Calibri" w:eastAsia="Calibri" w:hAnsi="Calibri"/>
                 <w:color w:val="5D6877"/>
                 <w:sz w:val="17"/>
                 <w:szCs w:val="17"/>
               </w:rPr>
-              <w:t xml:space="preserve">Zu beachten: </w:t>
-            </w:r>
-            <w:r>
-              <w:rPr>
-                <w:rFonts w:ascii="Calibri" w:cs="Calibri" w:eastAsia="Calibri" w:hAnsi="Calibri"/>
-                <w:color w:val="5D6877"/>
-                <w:sz w:val="17"/>
-                <w:szCs w:val="17"/>
-              </w:rPr>
-              <w:t xml:space="preserve">Am 28.10.2026 im FMC-Karriereportal (über Websuche) gefunden, kein Veröffentlichungsdatum angegeben; verlangt Master/Diplom, Berufserfahrung in der Medizingeräteentwicklung nur von Vorteil, keine Jahresangabe. Aufgaben umfassen Planung und Leitung von Komponentenentwicklungen und Reisebereitschaft innerhalb Deutschlands.</w:t>
+              <w:t xml:space="preserve">Am 31.10.2026 im FMC-Karriereportal weiterhin angezeigt, aber ohne Referenznummer, Datum und sichtbaren Apply-Button („Bewerbung, solange die Anzeige angezeigt wird“). Master/Diplom, Sensorik/Aktorik (Ventile, Pumpen, Drucksensorik); Berufserfahrung und CAE (Matlab, ANSYS, LabView) nur von Vorteil – keine Jahresangabe.</w:t>
             </w:r>
           </w:p>
         </w:tc>
@@ -9426,7 +6728,7 @@
             <w:pPr>
               <w:spacing w:after="30" w:before="0"/>
             </w:pPr>
-            <w:hyperlink w:history="1" r:id="rIdqc-_kqbjse9epcpkkczzl">
+            <w:hyperlink w:history="1" r:id="rIdlt2d6zprcznfcqdxtbbvo">
               <w:r>
                 <w:rPr>
                   <w:rFonts w:ascii="Calibri" w:cs="Calibri" w:eastAsia="Calibri" w:hAnsi="Calibri"/>
@@ -9551,7 +6853,7 @@
                 <w:sz w:val="17"/>
                 <w:szCs w:val="17"/>
               </w:rPr>
-              <w:t xml:space="preserve">Am 28.10.2026 bei StepStone gelistet, ca. 1 Woche online; über Personalberater, Kunde laut StepStone Vistec GmbH; Erfahrungsforderung nicht geprüft.</w:t>
+              <w:t xml:space="preserve">Am 31.10.2026 bei StepStone (Suche Medical Engineer Olching) gelistet: „Qualitätsingenieur (m/w/d) Operative Qualität Medizintechnik“, ProEvolution Personalberatung, Olching, „vor 1 Tag“ (aufgefrischt, insgesamt seit ca. 2 Wochen online). Im StepStone-Profil von Vistec selbst steht nur eine Softwarestelle; die Erfahrungsforderung ist weiterhin nicht geprüft.</w:t>
             </w:r>
           </w:p>
         </w:tc>
@@ -9580,7 +6882,7 @@
             <w:pPr>
               <w:spacing w:after="30" w:before="0"/>
             </w:pPr>
-            <w:hyperlink w:history="1" r:id="rIdfwvzqidq47xfmhf5fvl-n">
+            <w:hyperlink w:history="1" r:id="rIdwsmxykoise46mfl_mqlgl">
               <w:r>
                 <w:rPr>
                   <w:rFonts w:ascii="Calibri" w:cs="Calibri" w:eastAsia="Calibri" w:hAnsi="Calibri"/>
@@ -9705,7 +7007,7 @@
                 <w:sz w:val="17"/>
                 <w:szCs w:val="17"/>
               </w:rPr>
-              <w:t xml:space="preserve">Am 28.10.2026 auf der StepStone-Firmenseite von LRE Medical (einzige Anzeige München) gelistet, „vor 5 Tagen“; geschätzt 57–77 Tsd. €.</w:t>
+              <w:t xml:space="preserve">Am 31.10.2026 auf der StepStone-Firmenseite von LRE Medical gelistet (einzige Anzeige in München), „vor 1 Woche“; geschätzt 57–77 Tsd. €.</w:t>
             </w:r>
           </w:p>
         </w:tc>
@@ -9734,161 +7036,7 @@
             <w:pPr>
               <w:spacing w:after="30" w:before="0"/>
             </w:pPr>
-            <w:hyperlink w:history="1" r:id="rIdimmjzunm76ebouhdjfnyw">
-              <w:r>
-                <w:rPr>
-                  <w:rFonts w:ascii="Calibri" w:cs="Calibri" w:eastAsia="Calibri" w:hAnsi="Calibri"/>
-                  <w:b/>
-                  <w:bCs/>
-                  <w:color w:val="1F6FEB"/>
-                  <w:sz w:val="18"/>
-                  <w:szCs w:val="18"/>
-                  <w:u w:val="single"/>
-                </w:rPr>
-                <w:t xml:space="preserve">Project Engineer R&amp;D Mixed Reality</w:t>
-              </w:r>
-            </w:hyperlink>
-          </w:p>
-          <w:p>
-            <w:pPr>
-              <w:spacing w:after="0" w:before="0"/>
-            </w:pPr>
-            <w:r>
-              <w:rPr>
-                <w:rFonts w:ascii="Calibri" w:cs="Calibri" w:eastAsia="Calibri" w:hAnsi="Calibri"/>
-                <w:color w:val="5D6877"/>
-                <w:sz w:val="17"/>
-                <w:szCs w:val="17"/>
-              </w:rPr>
-              <w:t xml:space="preserve">Brainlab · Entwicklung</w:t>
-            </w:r>
-          </w:p>
-        </w:tc>
-        <w:tc>
-          <w:tcPr>
-            <w:tcW w:type="dxa" w:w="1700"/>
-            <w:tcBorders>
-              <w:top w:val="single" w:color="D5DAE1" w:sz="4"/>
-              <w:left w:val="single" w:color="D5DAE1" w:sz="4"/>
-              <w:bottom w:val="single" w:color="D5DAE1" w:sz="4"/>
-              <w:right w:val="single" w:color="D5DAE1" w:sz="4"/>
-            </w:tcBorders>
-            <w:tcMar>
-              <w:top w:type="dxa" w:w="60"/>
-              <w:left w:type="dxa" w:w="90"/>
-              <w:bottom w:type="dxa" w:w="60"/>
-              <w:right w:type="dxa" w:w="90"/>
-            </w:tcMar>
-          </w:tcPr>
-          <w:p>
-            <w:pPr>
-              <w:spacing w:after="30" w:before="0"/>
-            </w:pPr>
-            <w:r>
-              <w:rPr>
-                <w:rFonts w:ascii="Calibri" w:cs="Calibri" w:eastAsia="Calibri" w:hAnsi="Calibri"/>
-                <w:sz w:val="18"/>
-                <w:szCs w:val="18"/>
-              </w:rPr>
-              <w:t xml:space="preserve">München</w:t>
-            </w:r>
-          </w:p>
-          <w:p>
-            <w:pPr>
-              <w:spacing w:after="0" w:before="0"/>
-            </w:pPr>
-            <w:r>
-              <w:rPr>
-                <w:rFonts w:ascii="Calibri" w:cs="Calibri" w:eastAsia="Calibri" w:hAnsi="Calibri"/>
-                <w:color w:val="5D6877"/>
-                <w:sz w:val="16"/>
-                <w:szCs w:val="16"/>
-              </w:rPr>
-              <w:t xml:space="preserve">Deutschland · ca. 190 km</w:t>
-            </w:r>
-          </w:p>
-        </w:tc>
-        <w:tc>
-          <w:tcPr>
-            <w:tcW w:type="dxa" w:w="4746"/>
-            <w:tcBorders>
-              <w:top w:val="single" w:color="D5DAE1" w:sz="4"/>
-              <w:left w:val="single" w:color="D5DAE1" w:sz="4"/>
-              <w:bottom w:val="single" w:color="D5DAE1" w:sz="4"/>
-              <w:right w:val="single" w:color="D5DAE1" w:sz="4"/>
-            </w:tcBorders>
-            <w:tcMar>
-              <w:top w:type="dxa" w:w="60"/>
-              <w:left w:type="dxa" w:w="90"/>
-              <w:bottom w:type="dxa" w:w="60"/>
-              <w:right w:type="dxa" w:w="90"/>
-            </w:tcMar>
-          </w:tcPr>
-          <w:p>
-            <w:pPr>
-              <w:spacing w:after="40" w:before="0"/>
-            </w:pPr>
-            <w:r>
-              <w:rPr>
-                <w:rFonts w:ascii="Calibri" w:cs="Calibri" w:eastAsia="Calibri" w:hAnsi="Calibri"/>
-                <w:sz w:val="18"/>
-                <w:szCs w:val="18"/>
-              </w:rPr>
-              <w:t xml:space="preserve">R&amp;D-Projektingenieur in der chirurgischen Navigation; Titel ohne Senior/Advanced (bei Brainlab die Einstiegsstufe), Schwerpunkt eher software- und systemnah.</w:t>
-            </w:r>
-          </w:p>
-          <w:p>
-            <w:pPr>
-              <w:spacing w:after="0" w:before="0"/>
-            </w:pPr>
-            <w:r>
-              <w:rPr>
-                <w:rFonts w:ascii="Calibri" w:cs="Calibri" w:eastAsia="Calibri" w:hAnsi="Calibri"/>
-                <w:b/>
-                <w:bCs/>
-                <w:color w:val="5D6877"/>
-                <w:sz w:val="17"/>
-                <w:szCs w:val="17"/>
-              </w:rPr>
-              <w:t xml:space="preserve">Zu beachten: </w:t>
-            </w:r>
-            <w:r>
-              <w:rPr>
-                <w:rFonts w:ascii="Calibri" w:cs="Calibri" w:eastAsia="Calibri" w:hAnsi="Calibri"/>
-                <w:color w:val="5D6877"/>
-                <w:sz w:val="17"/>
-                <w:szCs w:val="17"/>
-              </w:rPr>
-              <w:t xml:space="preserve">Am 28.10.2026 bei StepStone gelistet, ca. 4 Tage online; Anzeigentext nicht abrufbar, Erfahrungsforderung selbst prüfen.</w:t>
-            </w:r>
-          </w:p>
-        </w:tc>
-      </w:tr>
-      <w:tr>
-        <w:trPr>
-          <w:cantSplit/>
-        </w:trPr>
-        <w:tc>
-          <w:tcPr>
-            <w:tcW w:type="dxa" w:w="3300"/>
-            <w:tcBorders>
-              <w:top w:val="single" w:color="D5DAE1" w:sz="4"/>
-              <w:left w:val="single" w:color="D5DAE1" w:sz="4"/>
-              <w:bottom w:val="single" w:color="D5DAE1" w:sz="4"/>
-              <w:right w:val="single" w:color="D5DAE1" w:sz="4"/>
-            </w:tcBorders>
-            <w:tcMar>
-              <w:top w:type="dxa" w:w="60"/>
-              <w:left w:type="dxa" w:w="90"/>
-              <w:bottom w:type="dxa" w:w="60"/>
-              <w:right w:type="dxa" w:w="90"/>
-            </w:tcMar>
-          </w:tcPr>
-          <w:p>
-            <w:pPr>
-              <w:spacing w:after="30" w:before="0"/>
-            </w:pPr>
-            <w:hyperlink w:history="1" r:id="rIdfk0lzjdd-vski4jdsjas_">
+            <w:hyperlink w:history="1" r:id="rId4v2zv9tamtydjef18qdt9">
               <w:r>
                 <w:rPr>
                   <w:rFonts w:ascii="Calibri" w:cs="Calibri" w:eastAsia="Calibri" w:hAnsi="Calibri"/>
@@ -10013,7 +7161,7 @@
                 <w:sz w:val="17"/>
                 <w:szCs w:val="17"/>
               </w:rPr>
-              <w:t xml:space="preserve">Am 28.10.2026 im Getinge-Portal aktiv (veröffentlicht 06.10.2026, ca. 3 Wochen), auch bei StepStone. Mindestens 3 Jahre Erfahrung im Qualitätsmanagement (ISO 13485) gefordert – eher für Erfahrene; Ort Aschheim-Dornach, hybrid.</w:t>
+              <w:t xml:space="preserve">Am 31.10.2026 im Getinge-Portal weiterhin aktiv („Apply now“, Bewerbungen laufend geprüft), Datum 06.10.2026 (ca. 3,5 Wochen). Mindestens 3 Jahre Qualitäts-/Umweltmanagement (ISO 13485) gefordert – eher für Erfahrene; Ort Aschheim-Dornach oder Solna, hybrid.</w:t>
             </w:r>
           </w:p>
         </w:tc>
@@ -10042,7 +7190,7 @@
             <w:pPr>
               <w:spacing w:after="30" w:before="0"/>
             </w:pPr>
-            <w:hyperlink w:history="1" r:id="rIdcmrwnoqu0r8ipaarnuvuz">
+            <w:hyperlink w:history="1" r:id="rIdrrqvhm7hjve_v3km5rwud">
               <w:r>
                 <w:rPr>
                   <w:rFonts w:ascii="Calibri" w:cs="Calibri" w:eastAsia="Calibri" w:hAnsi="Calibri"/>
@@ -10167,7 +7315,7 @@
                 <w:sz w:val="17"/>
                 <w:szCs w:val="17"/>
               </w:rPr>
-              <w:t xml:space="preserve">Außerhalb der Zielregion; am 28.10.2026 auf der Biotronik-Firmenseite bei StepStone gelistet, ca. 1 Woche online (aufgefrischt); Erfahrung nicht geprüft.</w:t>
+              <w:t xml:space="preserve">Außerhalb der Zielregion. Am 31.10.2026 im StepStone-Firmenprofil von BIOTRONIK Corporate Services weiter gelistet, „vor 1 Woche“ (aufgefrischt). Die Erfahrungsforderung wurde nicht geprüft, der Anzeigentext war nicht abrufbar.</w:t>
             </w:r>
           </w:p>
         </w:tc>
@@ -10335,7 +7483,7 @@
             <w:pPr>
               <w:spacing w:after="30" w:before="0"/>
             </w:pPr>
-            <w:hyperlink w:history="1" r:id="rIdlieikhu4yw7ouxqg_4e3s">
+            <w:hyperlink w:history="1" r:id="rIdsrhrkkkda-dyfpaoqypnr">
               <w:r>
                 <w:rPr>
                   <w:rFonts w:ascii="Calibri" w:cs="Calibri" w:eastAsia="Calibri" w:hAnsi="Calibri"/>
@@ -10471,7 +7619,7 @@
                 <w:sz w:val="17"/>
                 <w:szCs w:val="17"/>
               </w:rPr>
-              <w:t xml:space="preserve">Am 28.10.2026 bei jobs.ch weiterhin mit Apply-Button, Datum 09.10.2026 (ca. 3 Wochen). Junior mit 1–2 Jahren Erfahrung (auch aus dem Studium); Maschinenbau-Abschluss und CAD/PDM/Simulation gefordert, Bewerbung auch ohne alle Anforderungen erwünscht.</w:t>
+              <w:t xml:space="preserve">Am 31.10.2026 bei jobs.ch weiterhin mit Apply-Button, Datum 09.10.2026 (ca. 3 Wochen). Junior mit 1–2 Jahren Erfahrung, Studienpraxis zählt. Gefordert: Maschinenbau-Abschluss (FH/ETH), CAD/PDM/Simulation (z. B. SolidWorks, Ansys), fließend Deutsch, gutes Englisch.</w:t>
             </w:r>
           </w:p>
         </w:tc>
@@ -10500,7 +7648,7 @@
             <w:pPr>
               <w:spacing w:after="30" w:before="0"/>
             </w:pPr>
-            <w:hyperlink w:history="1" r:id="rIdtfoics4xdfezgacwu0i5l">
+            <w:hyperlink w:history="1" r:id="rIdn3azwfxwy1wdyridjpjlr">
               <w:r>
                 <w:rPr>
                   <w:rFonts w:ascii="Calibri" w:cs="Calibri" w:eastAsia="Calibri" w:hAnsi="Calibri"/>
@@ -10625,7 +7773,7 @@
                 <w:sz w:val="17"/>
                 <w:szCs w:val="17"/>
               </w:rPr>
-              <w:t xml:space="preserve">Am 28.10.2026 bei Workable weiterhin offen mit Apply-Link, veröffentlicht 20.07.2026 (über 3 Monate). Gefordert ist ein Hintergrund als Atemtherapeut/Pflegefachperson HF/FH mit Intensiv-/Anästhesieerfahrung – für Ingenieure nur bedingt passend.</w:t>
+              <w:t xml:space="preserve">Am 31.10.2026 bei Workable (jobs.workable.com) weiterhin mit „Apply for this job“, ohne Datum; laut Vorstand veröffentlicht 20.07.2026 (über 3 Monate). Standort Aarau, hybrid. Gefordert: Atemtherapeut oder Pflegefachperson HF/FH mit Intensiv-/Anästhesieerfahrung – für Ingenieure nur bedingt passend.</w:t>
             </w:r>
           </w:p>
         </w:tc>
@@ -10654,7 +7802,7 @@
             <w:pPr>
               <w:spacing w:after="30" w:before="0"/>
             </w:pPr>
-            <w:hyperlink w:history="1" r:id="rIduys7p8hvgitgdoajus1xv">
+            <w:hyperlink w:history="1" r:id="rIdmpfpupmte9xb3uiokqqqj">
               <w:r>
                 <w:rPr>
                   <w:rFonts w:ascii="Calibri" w:cs="Calibri" w:eastAsia="Calibri" w:hAnsi="Calibri"/>
@@ -10779,7 +7927,7 @@
                 <w:sz w:val="17"/>
                 <w:szCs w:val="17"/>
               </w:rPr>
-              <w:t xml:space="preserve">Am 28.10.2026 auf der Teamtailor-Karriereseite aktiv, veröffentlicht 01.07.2026 (ca. 4 Monate). Gefordert 1+ Jahr Systems Engineering, Englisch C1; Westschweiz (Lausanne), Bewerbung nur über LinkedIn.</w:t>
+              <w:t xml:space="preserve">Am 31.10.2026 auf der Teamtailor-Karriereseite weiterhin aktiv („Apply for this job“), veröffentlicht 01.07.2026 (ca. 4 Monate). Gefordert: 1+ Jahr Systems Engineering, Englisch C1, Mechanik/Mechatronik/Prototyping; Westschweiz (Epalinges/Lausanne), Bewerbung nur über LinkedIn, zwei Referenzen.</w:t>
             </w:r>
           </w:p>
         </w:tc>
@@ -10947,7 +8095,7 @@
             <w:pPr>
               <w:spacing w:after="30" w:before="0"/>
             </w:pPr>
-            <w:hyperlink w:history="1" r:id="rIdjkea9fhvkag5oy7tbdalw">
+            <w:hyperlink w:history="1" r:id="rIdgnx4c-lf7vdxavzkaoleq">
               <w:r>
                 <w:rPr>
                   <w:rFonts w:ascii="Calibri" w:cs="Calibri" w:eastAsia="Calibri" w:hAnsi="Calibri"/>
@@ -11072,7 +8220,7 @@
                 <w:sz w:val="17"/>
                 <w:szCs w:val="17"/>
               </w:rPr>
-              <w:t xml:space="preserve">Am 28.10.2026 bei jobs.at weiterhin mit „Jetzt bewerben“, seit über 30 Tagen online. Berufserfahrung gefordert (Studium Materialwissenschaft/Metallurgie/Physik, Promotion von Vorteil); 60.962,30–100.000 € brutto/Jahr.</w:t>
+              <w:t xml:space="preserve">Am 31.10.2026 bei jobs.at weiterhin gelistet mit „Jetzt bewerben“, seit über 30 Tagen online. Berufserfahrung gefordert (Studium Materialwissenschaft/Metallurgie/Physik, Promotion von Vorteil; Biokompatibilität/Medizintechnik als Wissensgebiet).</w:t>
             </w:r>
           </w:p>
         </w:tc>
@@ -11101,7 +8249,7 @@
             <w:pPr>
               <w:spacing w:after="30" w:before="0"/>
             </w:pPr>
-            <w:hyperlink w:history="1" r:id="rIdod59zgzlqrkecxdildrni">
+            <w:hyperlink w:history="1" r:id="rIdhdlujg7oq7iuxgpcz5jz8">
               <w:r>
                 <w:rPr>
                   <w:rFonts w:ascii="Calibri" w:cs="Calibri" w:eastAsia="Calibri" w:hAnsi="Calibri"/>
@@ -11226,7 +8374,7 @@
                 <w:sz w:val="17"/>
                 <w:szCs w:val="17"/>
               </w:rPr>
-              <w:t xml:space="preserve">Am 28.10.2026 bei karriere.at aktiv („Jetzt bewerben“, auf der MED-EL-Firmenseite als „Heute“ aufgefrischt). Level „Berufserfahrung“; Bachelor/Master Biomedizintechnik o. Ä., solide CT-Kenntnisse; ab 54.723,53 € brutto/Jahr.</w:t>
+              <w:t xml:space="preserve">Am 31.10.2026 bei karriere.at weiterhin abrufbar (Bewerbungslink, „ab sofort zu besetzen“) und auf der MED-EL-Firmenseite gelistet; Datum nicht angegeben. Level „Fachkräfte, Berufserfahrung“, Vollzeit 38,5 h, unbefristet; ab 54.723,53 € brutto/Jahr; laut früherer Prüfung Bachelor/Master Biomedizintechnik o. Ä., solide CT-Kenntnisse.</w:t>
             </w:r>
           </w:p>
         </w:tc>
@@ -11255,7 +8403,7 @@
             <w:pPr>
               <w:spacing w:after="30" w:before="0"/>
             </w:pPr>
-            <w:hyperlink w:history="1" r:id="rIdsbhj46lo0fvyzkhmkbd-q">
+            <w:hyperlink w:history="1" r:id="rIdvazs16lshwjxbxwobapkd">
               <w:r>
                 <w:rPr>
                   <w:rFonts w:ascii="Calibri" w:cs="Calibri" w:eastAsia="Calibri" w:hAnsi="Calibri"/>
@@ -11380,7 +8528,7 @@
                 <w:sz w:val="17"/>
                 <w:szCs w:val="17"/>
               </w:rPr>
-              <w:t xml:space="preserve">Am 28.10.2026 bei karriere.at aktiv unter neuer Anzeigen-ID (auf der MED-EL-Firmenseite „Heute“ aufgefrischt). Mindestens 1 Jahr RA-Erfahrung mit Medizinprodukten gefordert, MDR/FDA-Kenntnisse von Vorteil; ab 47.810,14 € brutto/Jahr.</w:t>
+              <w:t xml:space="preserve">Am 31.10.2026 bei karriere.at aktiv (Anzeige unter ID 7820690 gefunden, „vor 3 Tagen veröffentlicht“, nicht als abgelaufen markiert; gespeicherte ID 7876381 nicht direkt abrufbar). Mindestens 1 Jahr RA-Erfahrung mit Medizinprodukten gefordert; ab 47.810,14 € pro Jahr.</w:t>
             </w:r>
           </w:p>
         </w:tc>
@@ -11409,7 +8557,7 @@
             <w:pPr>
               <w:spacing w:after="30" w:before="0"/>
             </w:pPr>
-            <w:hyperlink w:history="1" r:id="rIdngemu63tucnyh8dq5eaxu">
+            <w:hyperlink w:history="1" r:id="rIdgolroh_d_zotjqonf2udl">
               <w:r>
                 <w:rPr>
                   <w:rFonts w:ascii="Calibri" w:cs="Calibri" w:eastAsia="Calibri" w:hAnsi="Calibri"/>
@@ -11545,7 +8693,7 @@
                 <w:sz w:val="17"/>
                 <w:szCs w:val="17"/>
               </w:rPr>
-              <w:t xml:space="preserve">Am 28.10.2026 bei karriere.at aktiv („1 vacancy unfilled“) und bei jobs.at „online seit 21 Tagen“. Level „Professional Experience“, solide Erfahrung in Konstruktion/Präzisionstechnik gefordert; ab 4.039,55 € brutto/Monat mit Überzahlung je nach Erfahrung.</w:t>
+              <w:t xml:space="preserve">Am 31.10.2026 bei karriere.at aktiv („1 vacancy unfilled“, „Jetzt bewerben“) und bei jobs.at „vor 24 Tagen“ online. Solide Erfahrung in Konstruktion/Präzisionstechnik, Creo/Windchill, Toleranzanalyse, Rapid Prototyping gefordert; Medizintechnik-Erfahrung von Vorteil.</w:t>
             </w:r>
           </w:p>
         </w:tc>
@@ -11727,7 +8875,7 @@
             <w:pPr>
               <w:spacing w:after="30" w:before="0"/>
             </w:pPr>
-            <w:hyperlink w:history="1" r:id="rIdufhzlokyl_5df4rbjail1">
+            <w:hyperlink w:history="1" r:id="rIdsbv1l2pox6bknwar8c5xg">
               <w:r>
                 <w:rPr>
                   <w:rFonts w:ascii="Calibri" w:cs="Calibri" w:eastAsia="Calibri" w:hAnsi="Calibri"/>
@@ -11738,132 +8886,121 @@
                   <w:szCs w:val="18"/>
                   <w:u w:val="single"/>
                 </w:rPr>
-                <w:t xml:space="preserve">R&amp;D Engineer Measurement Algorithms</w:t>
+                <w:t xml:space="preserve">Entwicklungsingenieur Produkt-Compliance</w:t>
               </w:r>
             </w:hyperlink>
+          </w:p>
+          <w:p>
+            <w:pPr>
+              <w:spacing w:after="0" w:before="0"/>
+            </w:pPr>
+            <w:r>
+              <w:rPr>
+                <w:rFonts w:ascii="Calibri" w:cs="Calibri" w:eastAsia="Calibri" w:hAnsi="Calibri"/>
+                <w:color w:val="5D6877"/>
+                <w:sz w:val="17"/>
+                <w:szCs w:val="17"/>
+              </w:rPr>
+              <w:t xml:space="preserve">EPflex Feinwerktechnik · Regulatory/Qualität</w:t>
+            </w:r>
+          </w:p>
+        </w:tc>
+        <w:tc>
+          <w:tcPr>
+            <w:tcW w:type="dxa" w:w="1700"/>
+            <w:tcBorders>
+              <w:top w:val="single" w:color="D5DAE1" w:sz="4"/>
+              <w:left w:val="single" w:color="D5DAE1" w:sz="4"/>
+              <w:bottom w:val="single" w:color="D5DAE1" w:sz="4"/>
+              <w:right w:val="single" w:color="D5DAE1" w:sz="4"/>
+            </w:tcBorders>
+            <w:tcMar>
+              <w:top w:type="dxa" w:w="60"/>
+              <w:left w:type="dxa" w:w="90"/>
+              <w:bottom w:type="dxa" w:w="60"/>
+              <w:right w:type="dxa" w:w="90"/>
+            </w:tcMar>
+          </w:tcPr>
+          <w:p>
+            <w:pPr>
+              <w:spacing w:after="30" w:before="0"/>
+            </w:pPr>
+            <w:r>
+              <w:rPr>
+                <w:rFonts w:ascii="Calibri" w:cs="Calibri" w:eastAsia="Calibri" w:hAnsi="Calibri"/>
+                <w:sz w:val="18"/>
+                <w:szCs w:val="18"/>
+              </w:rPr>
+              <w:t xml:space="preserve">Dettingen an der Erms</w:t>
+            </w:r>
+          </w:p>
+          <w:p>
+            <w:pPr>
+              <w:spacing w:after="0" w:before="0"/>
+            </w:pPr>
+            <w:r>
+              <w:rPr>
+                <w:rFonts w:ascii="Calibri" w:cs="Calibri" w:eastAsia="Calibri" w:hAnsi="Calibri"/>
+                <w:color w:val="5D6877"/>
+                <w:sz w:val="16"/>
+                <w:szCs w:val="16"/>
+              </w:rPr>
+              <w:t xml:space="preserve">Deutschland · ca. 30 km</w:t>
+            </w:r>
+          </w:p>
+        </w:tc>
+        <w:tc>
+          <w:tcPr>
+            <w:tcW w:type="dxa" w:w="4746"/>
+            <w:tcBorders>
+              <w:top w:val="single" w:color="D5DAE1" w:sz="4"/>
+              <w:left w:val="single" w:color="D5DAE1" w:sz="4"/>
+              <w:bottom w:val="single" w:color="D5DAE1" w:sz="4"/>
+              <w:right w:val="single" w:color="D5DAE1" w:sz="4"/>
+            </w:tcBorders>
+            <w:tcMar>
+              <w:top w:type="dxa" w:w="60"/>
+              <w:left w:type="dxa" w:w="90"/>
+              <w:bottom w:type="dxa" w:w="60"/>
+              <w:right w:type="dxa" w:w="90"/>
+            </w:tcMar>
+          </w:tcPr>
+          <w:p>
+            <w:pPr>
+              <w:spacing w:after="40" w:before="0"/>
+            </w:pPr>
+            <w:r>
+              <w:rPr>
+                <w:rFonts w:ascii="Calibri" w:cs="Calibri" w:eastAsia="Calibri" w:hAnsi="Calibri"/>
+                <w:sz w:val="18"/>
+                <w:szCs w:val="18"/>
+              </w:rPr>
+              <w:t xml:space="preserve">Entwicklungsnahe Compliance/Regulatory bei einem Hersteller von Führungsdrähten und Katheterkomponenten – Schnittstelle Entwicklung und MDR.</w:t>
+            </w:r>
+          </w:p>
+          <w:p>
+            <w:pPr>
+              <w:spacing w:after="0" w:before="0"/>
+            </w:pPr>
             <w:r>
               <w:rPr>
                 <w:rFonts w:ascii="Calibri" w:cs="Calibri" w:eastAsia="Calibri" w:hAnsi="Calibri"/>
                 <w:b/>
                 <w:bCs/>
-                <w:color w:val="B45309"/>
-                <w:sz w:val="16"/>
-                <w:szCs w:val="16"/>
-              </w:rPr>
-              <w:t xml:space="preserve">  ★ Top</w:t>
-            </w:r>
-          </w:p>
-          <w:p>
-            <w:pPr>
-              <w:spacing w:after="0" w:before="0"/>
-            </w:pPr>
-            <w:r>
-              <w:rPr>
-                <w:rFonts w:ascii="Calibri" w:cs="Calibri" w:eastAsia="Calibri" w:hAnsi="Calibri"/>
                 <w:color w:val="5D6877"/>
                 <w:sz w:val="17"/>
                 <w:szCs w:val="17"/>
               </w:rPr>
-              <w:t xml:space="preserve">Philips · Entwicklung</w:t>
-            </w:r>
-          </w:p>
-        </w:tc>
-        <w:tc>
-          <w:tcPr>
-            <w:tcW w:type="dxa" w:w="1700"/>
-            <w:tcBorders>
-              <w:top w:val="single" w:color="D5DAE1" w:sz="4"/>
-              <w:left w:val="single" w:color="D5DAE1" w:sz="4"/>
-              <w:bottom w:val="single" w:color="D5DAE1" w:sz="4"/>
-              <w:right w:val="single" w:color="D5DAE1" w:sz="4"/>
-            </w:tcBorders>
-            <w:tcMar>
-              <w:top w:type="dxa" w:w="60"/>
-              <w:left w:type="dxa" w:w="90"/>
-              <w:bottom w:type="dxa" w:w="60"/>
-              <w:right w:type="dxa" w:w="90"/>
-            </w:tcMar>
-          </w:tcPr>
-          <w:p>
-            <w:pPr>
-              <w:spacing w:after="30" w:before="0"/>
-            </w:pPr>
-            <w:r>
-              <w:rPr>
-                <w:rFonts w:ascii="Calibri" w:cs="Calibri" w:eastAsia="Calibri" w:hAnsi="Calibri"/>
-                <w:sz w:val="18"/>
-                <w:szCs w:val="18"/>
-              </w:rPr>
-              <w:t xml:space="preserve">Böblingen</w:t>
-            </w:r>
-          </w:p>
-          <w:p>
-            <w:pPr>
-              <w:spacing w:after="0" w:before="0"/>
-            </w:pPr>
-            <w:r>
-              <w:rPr>
-                <w:rFonts w:ascii="Calibri" w:cs="Calibri" w:eastAsia="Calibri" w:hAnsi="Calibri"/>
-                <w:color w:val="5D6877"/>
-                <w:sz w:val="16"/>
-                <w:szCs w:val="16"/>
-              </w:rPr>
-              <w:t xml:space="preserve">Deutschland · ca. 16 km</w:t>
-            </w:r>
-          </w:p>
-        </w:tc>
-        <w:tc>
-          <w:tcPr>
-            <w:tcW w:type="dxa" w:w="4746"/>
-            <w:tcBorders>
-              <w:top w:val="single" w:color="D5DAE1" w:sz="4"/>
-              <w:left w:val="single" w:color="D5DAE1" w:sz="4"/>
-              <w:bottom w:val="single" w:color="D5DAE1" w:sz="4"/>
-              <w:right w:val="single" w:color="D5DAE1" w:sz="4"/>
-            </w:tcBorders>
-            <w:tcMar>
-              <w:top w:type="dxa" w:w="60"/>
-              <w:left w:type="dxa" w:w="90"/>
-              <w:bottom w:type="dxa" w:w="60"/>
-              <w:right w:type="dxa" w:w="90"/>
-            </w:tcMar>
-          </w:tcPr>
-          <w:p>
-            <w:pPr>
-              <w:spacing w:after="40" w:before="0"/>
-            </w:pPr>
-            <w:r>
-              <w:rPr>
-                <w:rFonts w:ascii="Calibri" w:cs="Calibri" w:eastAsia="Calibri" w:hAnsi="Calibri"/>
-                <w:sz w:val="18"/>
-                <w:szCs w:val="18"/>
-              </w:rPr>
-              <w:t xml:space="preserve">Signalverarbeitung und datengetriebene Algorithmen für Patientenmonitoring in einem internationalen R&amp;D-Team.</w:t>
-            </w:r>
-          </w:p>
-          <w:p>
-            <w:pPr>
-              <w:spacing w:after="0" w:before="0"/>
-            </w:pPr>
-            <w:r>
-              <w:rPr>
-                <w:rFonts w:ascii="Calibri" w:cs="Calibri" w:eastAsia="Calibri" w:hAnsi="Calibri"/>
-                <w:b/>
-                <w:bCs/>
+              <w:t xml:space="preserve">Zu beachten: </w:t>
+            </w:r>
+            <w:r>
+              <w:rPr>
+                <w:rFonts w:ascii="Calibri" w:cs="Calibri" w:eastAsia="Calibri" w:hAnsi="Calibri"/>
                 <w:color w:val="5D6877"/>
                 <w:sz w:val="17"/>
                 <w:szCs w:val="17"/>
               </w:rPr>
-              <w:t xml:space="preserve">Zu beachten: </w:t>
-            </w:r>
-            <w:r>
-              <w:rPr>
-                <w:rFonts w:ascii="Calibri" w:cs="Calibri" w:eastAsia="Calibri" w:hAnsi="Calibri"/>
-                <w:color w:val="5D6877"/>
-                <w:sz w:val="17"/>
-                <w:szCs w:val="17"/>
-              </w:rPr>
-              <w:t xml:space="preserve">Am 28.10.2026 weiterhin nur bei der Arbeitsagentur indexiert („583382 R&amp;D Engineer Measurement Algorithms“, Seite nicht abrufbar); aijobs-Links leiten weiter ins Leere – nicht bestätigt, im Philips-Portal prüfen. Programmier- und Signalverarbeitungskenntnisse wichtig.</w:t>
+              <w:t xml:space="preserve">Am 31.10.2026 widersprüchlich: Das StepStone-Firmenprofil von EPflex zeigt 0 Anzeigen und die Karriereseite listet die Stelle nicht, in einer StepStone-Suche wurde „Entwicklungsingenieur Produkt-Compliance“ (Dettingen) aber noch mit „vor 3 Tagen“ angezeigt. Vor einer Bewerbung direkt bei EPflex nachfragen.</w:t>
             </w:r>
           </w:p>
         </w:tc>
@@ -11892,7 +9029,7 @@
             <w:pPr>
               <w:spacing w:after="30" w:before="0"/>
             </w:pPr>
-            <w:hyperlink w:history="1" r:id="rIdhwxan2sxfogyc4omtnfi8">
+            <w:hyperlink w:history="1" r:id="rIdkakyeclwwzim2ahuld5go">
               <w:r>
                 <w:rPr>
                   <w:rFonts w:ascii="Calibri" w:cs="Calibri" w:eastAsia="Calibri" w:hAnsi="Calibri"/>
@@ -11903,132 +9040,121 @@
                   <w:szCs w:val="18"/>
                   <w:u w:val="single"/>
                 </w:rPr>
-                <w:t xml:space="preserve">PhD – Lab-on-Chip-Probenvorbereitung für molekulare Diagnostik</w:t>
+                <w:t xml:space="preserve">(Junior) Prozessingenieur Mechanische Prozesse und Konstruktion</w:t>
               </w:r>
             </w:hyperlink>
+          </w:p>
+          <w:p>
+            <w:pPr>
+              <w:spacing w:after="0" w:before="0"/>
+            </w:pPr>
+            <w:r>
+              <w:rPr>
+                <w:rFonts w:ascii="Calibri" w:cs="Calibri" w:eastAsia="Calibri" w:hAnsi="Calibri"/>
+                <w:color w:val="5D6877"/>
+                <w:sz w:val="17"/>
+                <w:szCs w:val="17"/>
+              </w:rPr>
+              <w:t xml:space="preserve">admedes · Entwicklung</w:t>
+            </w:r>
+          </w:p>
+        </w:tc>
+        <w:tc>
+          <w:tcPr>
+            <w:tcW w:type="dxa" w:w="1700"/>
+            <w:tcBorders>
+              <w:top w:val="single" w:color="D5DAE1" w:sz="4"/>
+              <w:left w:val="single" w:color="D5DAE1" w:sz="4"/>
+              <w:bottom w:val="single" w:color="D5DAE1" w:sz="4"/>
+              <w:right w:val="single" w:color="D5DAE1" w:sz="4"/>
+            </w:tcBorders>
+            <w:tcMar>
+              <w:top w:type="dxa" w:w="60"/>
+              <w:left w:type="dxa" w:w="90"/>
+              <w:bottom w:type="dxa" w:w="60"/>
+              <w:right w:type="dxa" w:w="90"/>
+            </w:tcMar>
+          </w:tcPr>
+          <w:p>
+            <w:pPr>
+              <w:spacing w:after="30" w:before="0"/>
+            </w:pPr>
+            <w:r>
+              <w:rPr>
+                <w:rFonts w:ascii="Calibri" w:cs="Calibri" w:eastAsia="Calibri" w:hAnsi="Calibri"/>
+                <w:sz w:val="18"/>
+                <w:szCs w:val="18"/>
+              </w:rPr>
+              <w:t xml:space="preserve">Pforzheim</w:t>
+            </w:r>
+          </w:p>
+          <w:p>
+            <w:pPr>
+              <w:spacing w:after="0" w:before="0"/>
+            </w:pPr>
+            <w:r>
+              <w:rPr>
+                <w:rFonts w:ascii="Calibri" w:cs="Calibri" w:eastAsia="Calibri" w:hAnsi="Calibri"/>
+                <w:color w:val="5D6877"/>
+                <w:sz w:val="16"/>
+                <w:szCs w:val="16"/>
+              </w:rPr>
+              <w:t xml:space="preserve">Deutschland · ca. 38 km</w:t>
+            </w:r>
+          </w:p>
+        </w:tc>
+        <w:tc>
+          <w:tcPr>
+            <w:tcW w:type="dxa" w:w="4746"/>
+            <w:tcBorders>
+              <w:top w:val="single" w:color="D5DAE1" w:sz="4"/>
+              <w:left w:val="single" w:color="D5DAE1" w:sz="4"/>
+              <w:bottom w:val="single" w:color="D5DAE1" w:sz="4"/>
+              <w:right w:val="single" w:color="D5DAE1" w:sz="4"/>
+            </w:tcBorders>
+            <w:tcMar>
+              <w:top w:type="dxa" w:w="60"/>
+              <w:left w:type="dxa" w:w="90"/>
+              <w:bottom w:type="dxa" w:w="60"/>
+              <w:right w:type="dxa" w:w="90"/>
+            </w:tcMar>
+          </w:tcPr>
+          <w:p>
+            <w:pPr>
+              <w:spacing w:after="40" w:before="0"/>
+            </w:pPr>
+            <w:r>
+              <w:rPr>
+                <w:rFonts w:ascii="Calibri" w:cs="Calibri" w:eastAsia="Calibri" w:hAnsi="Calibri"/>
+                <w:sz w:val="18"/>
+                <w:szCs w:val="18"/>
+              </w:rPr>
+              <w:t xml:space="preserve">Junior-Einstieg in Prozessentwicklung und Konstruktion bei einem Hersteller von Nitinol-Implantatkomponenten – passt zu Creo, Prüfstand und Biomaterialien.</w:t>
+            </w:r>
+          </w:p>
+          <w:p>
+            <w:pPr>
+              <w:spacing w:after="0" w:before="0"/>
+            </w:pPr>
             <w:r>
               <w:rPr>
                 <w:rFonts w:ascii="Calibri" w:cs="Calibri" w:eastAsia="Calibri" w:hAnsi="Calibri"/>
                 <w:b/>
                 <w:bCs/>
-                <w:color w:val="B45309"/>
-                <w:sz w:val="16"/>
-                <w:szCs w:val="16"/>
-              </w:rPr>
-              <w:t xml:space="preserve">  ★ Top</w:t>
-            </w:r>
-          </w:p>
-          <w:p>
-            <w:pPr>
-              <w:spacing w:after="0" w:before="0"/>
-            </w:pPr>
-            <w:r>
-              <w:rPr>
-                <w:rFonts w:ascii="Calibri" w:cs="Calibri" w:eastAsia="Calibri" w:hAnsi="Calibri"/>
                 <w:color w:val="5D6877"/>
                 <w:sz w:val="17"/>
                 <w:szCs w:val="17"/>
               </w:rPr>
-              <w:t xml:space="preserve">Bosch Corporate Research · Promotion</w:t>
-            </w:r>
-          </w:p>
-        </w:tc>
-        <w:tc>
-          <w:tcPr>
-            <w:tcW w:type="dxa" w:w="1700"/>
-            <w:tcBorders>
-              <w:top w:val="single" w:color="D5DAE1" w:sz="4"/>
-              <w:left w:val="single" w:color="D5DAE1" w:sz="4"/>
-              <w:bottom w:val="single" w:color="D5DAE1" w:sz="4"/>
-              <w:right w:val="single" w:color="D5DAE1" w:sz="4"/>
-            </w:tcBorders>
-            <w:tcMar>
-              <w:top w:type="dxa" w:w="60"/>
-              <w:left w:type="dxa" w:w="90"/>
-              <w:bottom w:type="dxa" w:w="60"/>
-              <w:right w:type="dxa" w:w="90"/>
-            </w:tcMar>
-          </w:tcPr>
-          <w:p>
-            <w:pPr>
-              <w:spacing w:after="30" w:before="0"/>
-            </w:pPr>
-            <w:r>
-              <w:rPr>
-                <w:rFonts w:ascii="Calibri" w:cs="Calibri" w:eastAsia="Calibri" w:hAnsi="Calibri"/>
-                <w:sz w:val="18"/>
-                <w:szCs w:val="18"/>
-              </w:rPr>
-              <w:t xml:space="preserve">Renningen</w:t>
-            </w:r>
-          </w:p>
-          <w:p>
-            <w:pPr>
-              <w:spacing w:after="0" w:before="0"/>
-            </w:pPr>
-            <w:r>
-              <w:rPr>
-                <w:rFonts w:ascii="Calibri" w:cs="Calibri" w:eastAsia="Calibri" w:hAnsi="Calibri"/>
-                <w:color w:val="5D6877"/>
-                <w:sz w:val="16"/>
-                <w:szCs w:val="16"/>
-              </w:rPr>
-              <w:t xml:space="preserve">Deutschland · ca. 18 km</w:t>
-            </w:r>
-          </w:p>
-        </w:tc>
-        <w:tc>
-          <w:tcPr>
-            <w:tcW w:type="dxa" w:w="4746"/>
-            <w:tcBorders>
-              <w:top w:val="single" w:color="D5DAE1" w:sz="4"/>
-              <w:left w:val="single" w:color="D5DAE1" w:sz="4"/>
-              <w:bottom w:val="single" w:color="D5DAE1" w:sz="4"/>
-              <w:right w:val="single" w:color="D5DAE1" w:sz="4"/>
-            </w:tcBorders>
-            <w:tcMar>
-              <w:top w:type="dxa" w:w="60"/>
-              <w:left w:type="dxa" w:w="90"/>
-              <w:bottom w:type="dxa" w:w="60"/>
-              <w:right w:type="dxa" w:w="90"/>
-            </w:tcMar>
-          </w:tcPr>
-          <w:p>
-            <w:pPr>
-              <w:spacing w:after="40" w:before="0"/>
-            </w:pPr>
-            <w:r>
-              <w:rPr>
-                <w:rFonts w:ascii="Calibri" w:cs="Calibri" w:eastAsia="Calibri" w:hAnsi="Calibri"/>
-                <w:sz w:val="18"/>
-                <w:szCs w:val="18"/>
-              </w:rPr>
-              <w:t xml:space="preserve">Mikrofluidische Probenvorbereitung mit Magnetbeads, Multiphysik-Modelle (z. B. COMSOL), Prototypen – direkte Fortsetzung der Masterarbeit am selben Campus.</w:t>
-            </w:r>
-          </w:p>
-          <w:p>
-            <w:pPr>
-              <w:spacing w:after="0" w:before="0"/>
-            </w:pPr>
-            <w:r>
-              <w:rPr>
-                <w:rFonts w:ascii="Calibri" w:cs="Calibri" w:eastAsia="Calibri" w:hAnsi="Calibri"/>
-                <w:b/>
-                <w:bCs/>
+              <w:t xml:space="preserve">Zu beachten: </w:t>
+            </w:r>
+            <w:r>
+              <w:rPr>
+                <w:rFonts w:ascii="Calibri" w:cs="Calibri" w:eastAsia="Calibri" w:hAnsi="Calibri"/>
                 <w:color w:val="5D6877"/>
                 <w:sz w:val="17"/>
                 <w:szCs w:val="17"/>
               </w:rPr>
-              <w:t xml:space="preserve">Zu beachten: </w:t>
-            </w:r>
-            <w:r>
-              <w:rPr>
-                <w:rFonts w:ascii="Calibri" w:cs="Calibri" w:eastAsia="Calibri" w:hAnsi="Calibri"/>
-                <w:color w:val="5D6877"/>
-                <w:sz w:val="17"/>
-                <w:szCs w:val="17"/>
-              </w:rPr>
-              <w:t xml:space="preserve">Am 28.10.2026 weiterhin nur bei Aggregatoren gefunden (mynejo ohne Datum/Status, hr-rocket lädt nicht, researchersjob/iagora), Bosch-Originalanzeige nicht bestätigt. Start laut Ausschreibung Oktober 2026 – Betreuer in Renningen direkt ansprechen bzw. im Bosch-Portal prüfen.</w:t>
+              <w:t xml:space="preserve">Am 31.10.2026 im StepStone-Firmenprofil von ADMEDES nicht mehr gelistet. Dort steht nur noch „Projektleiter Transfer- &amp; Sustaining Engineering“ (vor 6 Tagen), studyflix zeigt 0 Angebote, eine Websuche ergab keinen Treffer. Am 28.10. war die Anzeige noch ca. 3 Tage alt. Vermutlich offline, die direkte Anzeige war nicht abrufbar.</w:t>
             </w:r>
           </w:p>
         </w:tc>
@@ -12057,7 +9183,7 @@
             <w:pPr>
               <w:spacing w:after="30" w:before="0"/>
             </w:pPr>
-            <w:hyperlink w:history="1" r:id="rIdw-8r24cfph3q_2j2yg3gw">
+            <w:hyperlink w:history="1" r:id="rIdjdrshureqwxbz3ow9wr1o">
               <w:r>
                 <w:rPr>
                   <w:rFonts w:ascii="Calibri" w:cs="Calibri" w:eastAsia="Calibri" w:hAnsi="Calibri"/>
@@ -12068,7 +9194,7 @@
                   <w:szCs w:val="18"/>
                   <w:u w:val="single"/>
                 </w:rPr>
-                <w:t xml:space="preserve">PhD – Lab-on-a-Chip-Komponente zur Analyse und Sortierung einzelner Zellen</w:t>
+                <w:t xml:space="preserve">Mitarbeiter/in Regulatory Affairs für In-Vitro-Diagnostika</w:t>
               </w:r>
             </w:hyperlink>
             <w:r>
@@ -12094,7 +9220,7 @@
                 <w:sz w:val="17"/>
                 <w:szCs w:val="17"/>
               </w:rPr>
-              <w:t xml:space="preserve">Bosch Corporate Research · Promotion</w:t>
+              <w:t xml:space="preserve">Antitoxin · Regulatory/Qualität</w:t>
             </w:r>
           </w:p>
         </w:tc>
@@ -12124,7 +9250,7 @@
                 <w:sz w:val="18"/>
                 <w:szCs w:val="18"/>
               </w:rPr>
-              <w:t xml:space="preserve">Renningen</w:t>
+              <w:t xml:space="preserve">Bammental (bei Heidelberg)</w:t>
             </w:r>
           </w:p>
           <w:p>
@@ -12138,7 +9264,7 @@
                 <w:sz w:val="16"/>
                 <w:szCs w:val="16"/>
               </w:rPr>
-              <w:t xml:space="preserve">Deutschland · ca. 18 km</w:t>
+              <w:t xml:space="preserve">Deutschland · ca. 71 km</w:t>
             </w:r>
           </w:p>
         </w:tc>
@@ -12168,7 +9294,7 @@
                 <w:sz w:val="18"/>
                 <w:szCs w:val="18"/>
               </w:rPr>
-              <w:t xml:space="preserve">Lab-on-Chip und Zellbiologie – verbindet Masterarbeit und Bachelorarbeit im Zelllabor.</w:t>
+              <w:t xml:space="preserve">Regulatory Affairs für IVD (IVDR) – knüpft direkt an die Diagnostik-Erfahrung aus Vivalytic und der Lab-on-Chip-Masterarbeit an.</w:t>
             </w:r>
           </w:p>
           <w:p>
@@ -12193,7 +9319,7 @@
                 <w:sz w:val="17"/>
                 <w:szCs w:val="17"/>
               </w:rPr>
-              <w:t xml:space="preserve">Am 28.10.2026 weiterhin widersprüchlich: e-fellows zeigt die Anzeige aktiv („vor 4 Tagen“, offenbar aufgefrischt; Kontakt Celina Dannecker/HR, Raphaelle Satet/Fachabteilung), YoungCapital meldet „nicht mehr aktiv“, ZipRecruiter nennt Erstellung am 22.07.2026 (Ref. 879124908). Start laut Ausschreibung Oktober 2026 – direkt bei Bosch nachfragen.</w:t>
+              <w:t xml:space="preserve">Am 31.10.2026 nicht live bestätigt: Anzeigenseite bei StepStone nicht abrufbar, in den StepStone-Ergebnislisten Laboratorium Bammental und Pharmazeut Odenwald (jeweils Seite 1) nicht gefunden; Websuche ohne Treffer. Zuletzt am 28.10.2026 ca. 1 Woche online.</w:t>
             </w:r>
           </w:p>
         </w:tc>
@@ -12222,7 +9348,7 @@
             <w:pPr>
               <w:spacing w:after="30" w:before="0"/>
             </w:pPr>
-            <w:hyperlink w:history="1" r:id="rIdoasipwwtpyjb5oxyqhnpp">
+            <w:hyperlink w:history="1" r:id="rIdfhsx47iuok7a_jzgkfpyg">
               <w:r>
                 <w:rPr>
                   <w:rFonts w:ascii="Calibri" w:cs="Calibri" w:eastAsia="Calibri" w:hAnsi="Calibri"/>
@@ -12233,7 +9359,7 @@
                   <w:szCs w:val="18"/>
                   <w:u w:val="single"/>
                 </w:rPr>
-                <w:t xml:space="preserve">Produktqualitätsingenieur</w:t>
+                <w:t xml:space="preserve">(Junior) Produktmanager Medical</w:t>
               </w:r>
             </w:hyperlink>
           </w:p>
@@ -12248,7 +9374,7 @@
                 <w:sz w:val="17"/>
                 <w:szCs w:val="17"/>
               </w:rPr>
-              <w:t xml:space="preserve">ulrich medical · Regulatory/Qualität</w:t>
+              <w:t xml:space="preserve">Beurer · Applikation/Produkt</w:t>
             </w:r>
           </w:p>
         </w:tc>
@@ -12322,7 +9448,7 @@
                 <w:sz w:val="18"/>
                 <w:szCs w:val="18"/>
               </w:rPr>
-              <w:t xml:space="preserve">Produktqualität bei einem Hersteller von Wirbelsäulenimplantaten und Kontrastmittelinjektoren.</w:t>
+              <w:t xml:space="preserve">Junior-Einstieg im Produktmanagement für Blutdruckmessgeräte und andere Medizinprodukte.</w:t>
             </w:r>
           </w:p>
           <w:p>
@@ -12347,7 +9473,7 @@
                 <w:sz w:val="17"/>
                 <w:szCs w:val="17"/>
               </w:rPr>
-              <w:t xml:space="preserve">Am 28.10.2026 widersprüchlich: per Websuche und in der StepStone-Liste Qualität Ulm nicht gefunden, auf der ulrich-medical-Firmenseite bei einer zweiten Prüfung aber noch gelistet – auf der Karriereseite prüfen.</w:t>
+              <w:t xml:space="preserve">Am 31.10.2026 nicht bestätigt: In der StepStone-Suche Produktmanager Ulm (Seite 1, 25 von 45 Treffern) keine Beurer-Anzeige; im StepStone-Firmenprofil von Beurer nur 4 Anzeigen (Teamleiter QS, Personalreferent, Senior Salesforce Application Manager, Project Manager Finance &amp; Transfer Pricing). Zuletzt am 28.10.2026 „vor 5 Tagen“ gelistet; Direktlink nicht prüfbar.</w:t>
             </w:r>
           </w:p>
         </w:tc>
@@ -12376,7 +9502,172 @@
             <w:pPr>
               <w:spacing w:after="30" w:before="0"/>
             </w:pPr>
-            <w:hyperlink w:history="1" r:id="rIdrpl1hjmls_z3n_cmel1q7">
+            <w:hyperlink w:history="1" r:id="rIdzxo9j_gaeihbt3xwpe3ok">
+              <w:r>
+                <w:rPr>
+                  <w:rFonts w:ascii="Calibri" w:cs="Calibri" w:eastAsia="Calibri" w:hAnsi="Calibri"/>
+                  <w:b/>
+                  <w:bCs/>
+                  <w:color w:val="1F6FEB"/>
+                  <w:sz w:val="18"/>
+                  <w:szCs w:val="18"/>
+                  <w:u w:val="single"/>
+                </w:rPr>
+                <w:t xml:space="preserve">Mitarbeiter Qualitätsmanagement &amp; Regulatory Affairs</w:t>
+              </w:r>
+            </w:hyperlink>
+            <w:r>
+              <w:rPr>
+                <w:rFonts w:ascii="Calibri" w:cs="Calibri" w:eastAsia="Calibri" w:hAnsi="Calibri"/>
+                <w:b/>
+                <w:bCs/>
+                <w:color w:val="B45309"/>
+                <w:sz w:val="16"/>
+                <w:szCs w:val="16"/>
+              </w:rPr>
+              <w:t xml:space="preserve">  ★ Top</w:t>
+            </w:r>
+          </w:p>
+          <w:p>
+            <w:pPr>
+              <w:spacing w:after="0" w:before="0"/>
+            </w:pPr>
+            <w:r>
+              <w:rPr>
+                <w:rFonts w:ascii="Calibri" w:cs="Calibri" w:eastAsia="Calibri" w:hAnsi="Calibri"/>
+                <w:color w:val="5D6877"/>
+                <w:sz w:val="17"/>
+                <w:szCs w:val="17"/>
+              </w:rPr>
+              <w:t xml:space="preserve">MetaSystems Probes · Regulatory/Qualität</w:t>
+            </w:r>
+          </w:p>
+        </w:tc>
+        <w:tc>
+          <w:tcPr>
+            <w:tcW w:type="dxa" w:w="1700"/>
+            <w:tcBorders>
+              <w:top w:val="single" w:color="D5DAE1" w:sz="4"/>
+              <w:left w:val="single" w:color="D5DAE1" w:sz="4"/>
+              <w:bottom w:val="single" w:color="D5DAE1" w:sz="4"/>
+              <w:right w:val="single" w:color="D5DAE1" w:sz="4"/>
+            </w:tcBorders>
+            <w:tcMar>
+              <w:top w:type="dxa" w:w="60"/>
+              <w:left w:type="dxa" w:w="90"/>
+              <w:bottom w:type="dxa" w:w="60"/>
+              <w:right w:type="dxa" w:w="90"/>
+            </w:tcMar>
+          </w:tcPr>
+          <w:p>
+            <w:pPr>
+              <w:spacing w:after="30" w:before="0"/>
+            </w:pPr>
+            <w:r>
+              <w:rPr>
+                <w:rFonts w:ascii="Calibri" w:cs="Calibri" w:eastAsia="Calibri" w:hAnsi="Calibri"/>
+                <w:sz w:val="18"/>
+                <w:szCs w:val="18"/>
+              </w:rPr>
+              <w:t xml:space="preserve">Altlußheim</w:t>
+            </w:r>
+          </w:p>
+          <w:p>
+            <w:pPr>
+              <w:spacing w:after="0" w:before="0"/>
+            </w:pPr>
+            <w:r>
+              <w:rPr>
+                <w:rFonts w:ascii="Calibri" w:cs="Calibri" w:eastAsia="Calibri" w:hAnsi="Calibri"/>
+                <w:color w:val="5D6877"/>
+                <w:sz w:val="16"/>
+                <w:szCs w:val="16"/>
+              </w:rPr>
+              <w:t xml:space="preserve">Deutschland · ca. 77 km</w:t>
+            </w:r>
+          </w:p>
+        </w:tc>
+        <w:tc>
+          <w:tcPr>
+            <w:tcW w:type="dxa" w:w="4746"/>
+            <w:tcBorders>
+              <w:top w:val="single" w:color="D5DAE1" w:sz="4"/>
+              <w:left w:val="single" w:color="D5DAE1" w:sz="4"/>
+              <w:bottom w:val="single" w:color="D5DAE1" w:sz="4"/>
+              <w:right w:val="single" w:color="D5DAE1" w:sz="4"/>
+            </w:tcBorders>
+            <w:tcMar>
+              <w:top w:type="dxa" w:w="60"/>
+              <w:left w:type="dxa" w:w="90"/>
+              <w:bottom w:type="dxa" w:w="60"/>
+              <w:right w:type="dxa" w:w="90"/>
+            </w:tcMar>
+          </w:tcPr>
+          <w:p>
+            <w:pPr>
+              <w:spacing w:after="40" w:before="0"/>
+            </w:pPr>
+            <w:r>
+              <w:rPr>
+                <w:rFonts w:ascii="Calibri" w:cs="Calibri" w:eastAsia="Calibri" w:hAnsi="Calibri"/>
+                <w:sz w:val="18"/>
+                <w:szCs w:val="18"/>
+              </w:rPr>
+              <w:t xml:space="preserve">QM/RA für IVD-Produkte (FISH-Sonden) nach IVDR und ISO 13485 – IVD-Bezug wie im Vivalytic-Praktikum.</w:t>
+            </w:r>
+          </w:p>
+          <w:p>
+            <w:pPr>
+              <w:spacing w:after="0" w:before="0"/>
+            </w:pPr>
+            <w:r>
+              <w:rPr>
+                <w:rFonts w:ascii="Calibri" w:cs="Calibri" w:eastAsia="Calibri" w:hAnsi="Calibri"/>
+                <w:b/>
+                <w:bCs/>
+                <w:color w:val="5D6877"/>
+                <w:sz w:val="17"/>
+                <w:szCs w:val="17"/>
+              </w:rPr>
+              <w:t xml:space="preserve">Zu beachten: </w:t>
+            </w:r>
+            <w:r>
+              <w:rPr>
+                <w:rFonts w:ascii="Calibri" w:cs="Calibri" w:eastAsia="Calibri" w:hAnsi="Calibri"/>
+                <w:color w:val="5D6877"/>
+                <w:sz w:val="17"/>
+                <w:szCs w:val="17"/>
+              </w:rPr>
+              <w:t xml:space="preserve">Am 31.10.2026 nicht live prüfbar: Die jobvector-Anzeige war nicht abrufbar (Fehler der Website), das jobvector-Profil von MetaSystems zeigt keine Stellen; die Websuche findet die Anzeige noch. Stand 28.10.2026: aktiv, Datum 22.10.2026 (Erstanzeige 07.10.2026), keine Erfahrungsforderung.</w:t>
+            </w:r>
+          </w:p>
+        </w:tc>
+      </w:tr>
+      <w:tr>
+        <w:trPr>
+          <w:cantSplit/>
+        </w:trPr>
+        <w:tc>
+          <w:tcPr>
+            <w:tcW w:type="dxa" w:w="3300"/>
+            <w:tcBorders>
+              <w:top w:val="single" w:color="D5DAE1" w:sz="4"/>
+              <w:left w:val="single" w:color="D5DAE1" w:sz="4"/>
+              <w:bottom w:val="single" w:color="D5DAE1" w:sz="4"/>
+              <w:right w:val="single" w:color="D5DAE1" w:sz="4"/>
+            </w:tcBorders>
+            <w:tcMar>
+              <w:top w:type="dxa" w:w="60"/>
+              <w:left w:type="dxa" w:w="90"/>
+              <w:bottom w:type="dxa" w:w="60"/>
+              <w:right w:type="dxa" w:w="90"/>
+            </w:tcMar>
+          </w:tcPr>
+          <w:p>
+            <w:pPr>
+              <w:spacing w:after="30" w:before="0"/>
+            </w:pPr>
+            <w:hyperlink w:history="1" r:id="rIdo3njylezch92zqwcyab_z">
               <w:r>
                 <w:rPr>
                   <w:rFonts w:ascii="Calibri" w:cs="Calibri" w:eastAsia="Calibri" w:hAnsi="Calibri"/>
@@ -12530,7 +9821,7 @@
             <w:pPr>
               <w:spacing w:after="30" w:before="0"/>
             </w:pPr>
-            <w:hyperlink w:history="1" r:id="rIdm6rkhz0849ideuo_muqek">
+            <w:hyperlink w:history="1" r:id="rIdhnvxtf8hu7jqmcxt-e-p5">
               <w:r>
                 <w:rPr>
                   <w:rFonts w:ascii="Calibri" w:cs="Calibri" w:eastAsia="Calibri" w:hAnsi="Calibri"/>
@@ -12684,7 +9975,7 @@
             <w:pPr>
               <w:spacing w:after="30" w:before="0"/>
             </w:pPr>
-            <w:hyperlink w:history="1" r:id="rIdals4xjwd5e8ftfo1zhxjf">
+            <w:hyperlink w:history="1" r:id="rId4mqklsq_myhwaqu2m85cv">
               <w:r>
                 <w:rPr>
                   <w:rFonts w:ascii="Calibri" w:cs="Calibri" w:eastAsia="Calibri" w:hAnsi="Calibri"/>
@@ -12695,7 +9986,7 @@
                   <w:szCs w:val="18"/>
                   <w:u w:val="single"/>
                 </w:rPr>
-                <w:t xml:space="preserve">Development Engineer / Scientist</w:t>
+                <w:t xml:space="preserve">Development Engineer Embedded Systems</w:t>
               </w:r>
             </w:hyperlink>
           </w:p>
@@ -12710,7 +10001,7 @@
                 <w:sz w:val="17"/>
                 <w:szCs w:val="17"/>
               </w:rPr>
-              <w:t xml:space="preserve">Roche Diagnostics (über Franz &amp; Wach) · IVD/Labor</w:t>
+              <w:t xml:space="preserve">Erbe Elektromedizin · Entwicklung</w:t>
             </w:r>
           </w:p>
         </w:tc>
@@ -12740,7 +10031,7 @@
                 <w:sz w:val="18"/>
                 <w:szCs w:val="18"/>
               </w:rPr>
-              <w:t xml:space="preserve">Mannheim</w:t>
+              <w:t xml:space="preserve">Sexau</w:t>
             </w:r>
           </w:p>
           <w:p>
@@ -12754,7 +10045,7 @@
                 <w:sz w:val="16"/>
                 <w:szCs w:val="16"/>
               </w:rPr>
-              <w:t xml:space="preserve">Deutschland · ca. 98 km</w:t>
+              <w:t xml:space="preserve">Deutschland · ca. 120 km</w:t>
             </w:r>
           </w:p>
         </w:tc>
@@ -12784,7 +10075,7 @@
                 <w:sz w:val="18"/>
                 <w:szCs w:val="18"/>
               </w:rPr>
-              <w:t xml:space="preserve">Versuchsprogramme und Messungen in der Diagnostik-Entwicklung.</w:t>
+              <w:t xml:space="preserve">Embedded-Entwicklung für HF-Chirurgiegeräte.</w:t>
             </w:r>
           </w:p>
           <w:p>
@@ -12809,7 +10100,7 @@
                 <w:sz w:val="17"/>
                 <w:szCs w:val="17"/>
               </w:rPr>
-              <w:t xml:space="preserve">Am 28.10.2026 per Websuche weiterhin bei der Arbeitsagentur indexiert („Development Engineer* / Scientist* – Roche Mannheim“, Franz &amp; Wach), Seite aber nicht abrufbar. Arbeitnehmerüberlassung mit Ziel Übernahme, ausgeschrieben am 06.10.2026 (ca. 3 Wochen).</w:t>
+              <w:t xml:space="preserve">Am 31.10.2026 ist die Detailseite bei devjobs.de noch abrufbar (Sexau, Level „Experienced“, Berufserfahrung in Systemsoftware Yocto Linux/C/C++/C# gefordert, ohne Datum und ohne Hinweis auf eine Schließung). In der Erbe-Firmenliste bei devjobs.de (nur Tübinger Stellen) und im StepStone-Firmenprofil (10 Anzeigen) taucht sie aber nicht mehr auf. Alter der Anzeige unbekannt.</w:t>
             </w:r>
           </w:p>
         </w:tc>
@@ -12838,7 +10129,161 @@
             <w:pPr>
               <w:spacing w:after="30" w:before="0"/>
             </w:pPr>
-            <w:hyperlink w:history="1" r:id="rIddiy6a_szgffjfo34mcunl">
+            <w:hyperlink w:history="1" r:id="rIdbtwknz16vath0l_s1k53w">
+              <w:r>
+                <w:rPr>
+                  <w:rFonts w:ascii="Calibri" w:cs="Calibri" w:eastAsia="Calibri" w:hAnsi="Calibri"/>
+                  <w:b/>
+                  <w:bCs/>
+                  <w:color w:val="1F6FEB"/>
+                  <w:sz w:val="18"/>
+                  <w:szCs w:val="18"/>
+                  <w:u w:val="single"/>
+                </w:rPr>
+                <w:t xml:space="preserve">Quality Management Engineer (m/w/d)</w:t>
+              </w:r>
+            </w:hyperlink>
+          </w:p>
+          <w:p>
+            <w:pPr>
+              <w:spacing w:after="0" w:before="0"/>
+            </w:pPr>
+            <w:r>
+              <w:rPr>
+                <w:rFonts w:ascii="Calibri" w:cs="Calibri" w:eastAsia="Calibri" w:hAnsi="Calibri"/>
+                <w:color w:val="5D6877"/>
+                <w:sz w:val="17"/>
+                <w:szCs w:val="17"/>
+              </w:rPr>
+              <w:t xml:space="preserve">Schölly Fiberoptic · Regulatory/Qualität</w:t>
+            </w:r>
+          </w:p>
+        </w:tc>
+        <w:tc>
+          <w:tcPr>
+            <w:tcW w:type="dxa" w:w="1700"/>
+            <w:tcBorders>
+              <w:top w:val="single" w:color="D5DAE1" w:sz="4"/>
+              <w:left w:val="single" w:color="D5DAE1" w:sz="4"/>
+              <w:bottom w:val="single" w:color="D5DAE1" w:sz="4"/>
+              <w:right w:val="single" w:color="D5DAE1" w:sz="4"/>
+            </w:tcBorders>
+            <w:tcMar>
+              <w:top w:type="dxa" w:w="60"/>
+              <w:left w:type="dxa" w:w="90"/>
+              <w:bottom w:type="dxa" w:w="60"/>
+              <w:right w:type="dxa" w:w="90"/>
+            </w:tcMar>
+          </w:tcPr>
+          <w:p>
+            <w:pPr>
+              <w:spacing w:after="30" w:before="0"/>
+            </w:pPr>
+            <w:r>
+              <w:rPr>
+                <w:rFonts w:ascii="Calibri" w:cs="Calibri" w:eastAsia="Calibri" w:hAnsi="Calibri"/>
+                <w:sz w:val="18"/>
+                <w:szCs w:val="18"/>
+              </w:rPr>
+              <w:t xml:space="preserve">Denzlingen</w:t>
+            </w:r>
+          </w:p>
+          <w:p>
+            <w:pPr>
+              <w:spacing w:after="0" w:before="0"/>
+            </w:pPr>
+            <w:r>
+              <w:rPr>
+                <w:rFonts w:ascii="Calibri" w:cs="Calibri" w:eastAsia="Calibri" w:hAnsi="Calibri"/>
+                <w:color w:val="5D6877"/>
+                <w:sz w:val="16"/>
+                <w:szCs w:val="16"/>
+              </w:rPr>
+              <w:t xml:space="preserve">Deutschland · ca. 124 km</w:t>
+            </w:r>
+          </w:p>
+        </w:tc>
+        <w:tc>
+          <w:tcPr>
+            <w:tcW w:type="dxa" w:w="4746"/>
+            <w:tcBorders>
+              <w:top w:val="single" w:color="D5DAE1" w:sz="4"/>
+              <w:left w:val="single" w:color="D5DAE1" w:sz="4"/>
+              <w:bottom w:val="single" w:color="D5DAE1" w:sz="4"/>
+              <w:right w:val="single" w:color="D5DAE1" w:sz="4"/>
+            </w:tcBorders>
+            <w:tcMar>
+              <w:top w:type="dxa" w:w="60"/>
+              <w:left w:type="dxa" w:w="90"/>
+              <w:bottom w:type="dxa" w:w="60"/>
+              <w:right w:type="dxa" w:w="90"/>
+            </w:tcMar>
+          </w:tcPr>
+          <w:p>
+            <w:pPr>
+              <w:spacing w:after="40" w:before="0"/>
+            </w:pPr>
+            <w:r>
+              <w:rPr>
+                <w:rFonts w:ascii="Calibri" w:cs="Calibri" w:eastAsia="Calibri" w:hAnsi="Calibri"/>
+                <w:sz w:val="18"/>
+                <w:szCs w:val="18"/>
+              </w:rPr>
+              <w:t xml:space="preserve">QM-Einstieg bei einem Endoskopie-Visualisierungshersteller mit Risikomanagement nach ISO 14971 – Studium Medizintechnik ausdrücklich genannt.</w:t>
+            </w:r>
+          </w:p>
+          <w:p>
+            <w:pPr>
+              <w:spacing w:after="0" w:before="0"/>
+            </w:pPr>
+            <w:r>
+              <w:rPr>
+                <w:rFonts w:ascii="Calibri" w:cs="Calibri" w:eastAsia="Calibri" w:hAnsi="Calibri"/>
+                <w:b/>
+                <w:bCs/>
+                <w:color w:val="5D6877"/>
+                <w:sz w:val="17"/>
+                <w:szCs w:val="17"/>
+              </w:rPr>
+              <w:t xml:space="preserve">Zu beachten: </w:t>
+            </w:r>
+            <w:r>
+              <w:rPr>
+                <w:rFonts w:ascii="Calibri" w:cs="Calibri" w:eastAsia="Calibri" w:hAnsi="Calibri"/>
+                <w:color w:val="5D6877"/>
+                <w:sz w:val="17"/>
+                <w:szCs w:val="17"/>
+              </w:rPr>
+              <w:t xml:space="preserve">Am 31.10.2026 nicht bestätigt: Die Anzeige bei stellenmarkt.de wird per Websuche noch gefunden, die Detailseite war aber nicht abrufbar (Fehler der Seite), obwohl andere Schölly-Anzeigen dort abrufbar sind (z. B. Mitarbeiter Customer Service). Veröffentlichungsdatum nicht angegeben, gelistet seit spätestens Okt. 2026. Bei jobvoting.de keine Schölly-Anzeigen.</w:t>
+            </w:r>
+          </w:p>
+        </w:tc>
+      </w:tr>
+      <w:tr>
+        <w:trPr>
+          <w:cantSplit/>
+        </w:trPr>
+        <w:tc>
+          <w:tcPr>
+            <w:tcW w:type="dxa" w:w="3300"/>
+            <w:tcBorders>
+              <w:top w:val="single" w:color="D5DAE1" w:sz="4"/>
+              <w:left w:val="single" w:color="D5DAE1" w:sz="4"/>
+              <w:bottom w:val="single" w:color="D5DAE1" w:sz="4"/>
+              <w:right w:val="single" w:color="D5DAE1" w:sz="4"/>
+            </w:tcBorders>
+            <w:tcMar>
+              <w:top w:type="dxa" w:w="60"/>
+              <w:left w:type="dxa" w:w="90"/>
+              <w:bottom w:type="dxa" w:w="60"/>
+              <w:right w:type="dxa" w:w="90"/>
+            </w:tcMar>
+          </w:tcPr>
+          <w:p>
+            <w:pPr>
+              <w:spacing w:after="30" w:before="0"/>
+            </w:pPr>
+            <w:hyperlink w:history="1" r:id="rId3ix0bafa9ksdamuqqumvw">
               <w:r>
                 <w:rPr>
                   <w:rFonts w:ascii="Calibri" w:cs="Calibri" w:eastAsia="Calibri" w:hAnsi="Calibri"/>
@@ -12992,7 +10437,7 @@
             <w:pPr>
               <w:spacing w:after="30" w:before="0"/>
             </w:pPr>
-            <w:hyperlink w:history="1" r:id="rId37ppbzqt5mn83zj9ip23x">
+            <w:hyperlink w:history="1" r:id="rIdsjlnbcdvsmdbijixdojw8">
               <w:r>
                 <w:rPr>
                   <w:rFonts w:ascii="Calibri" w:cs="Calibri" w:eastAsia="Calibri" w:hAnsi="Calibri"/>
@@ -13146,7 +10591,7 @@
             <w:pPr>
               <w:spacing w:after="30" w:before="0"/>
             </w:pPr>
-            <w:hyperlink w:history="1" r:id="rIdvzuwqoxrvxtn74huufehg">
+            <w:hyperlink w:history="1" r:id="rIdmybg87gwy9lse6g5snjtc">
               <w:r>
                 <w:rPr>
                   <w:rFonts w:ascii="Calibri" w:cs="Calibri" w:eastAsia="Calibri" w:hAnsi="Calibri"/>
@@ -13271,7 +10716,7 @@
                 <w:sz w:val="17"/>
                 <w:szCs w:val="17"/>
               </w:rPr>
-              <w:t xml:space="preserve">Am 28.10.2026 bei myjob.ch weiter abrufbar, Datum 17.06.2026 (über 4 Monate) – evtl. nicht mehr aktiv. Gefordert: BSc Engineering, CAD (SolidWorks ein Plus), Metall-/Kunststoffverfahren, Englisch; keine Mindestjahre.</w:t>
+              <w:t xml:space="preserve">Am 31.10.2026 widersprüchlich: In einer allgemeinen Websuche taucht „Junior Engineer Development“ bei Kyon (Zürich) noch auf, die Anzeige selbst war aber nicht abrufbar und bei myjob.ch nicht mehr auffindbar. Letztes bekanntes Datum 17.06.2026 (über 4 Monate alt) – vor einer Bewerbung auf der Kyon-Karriereseite prüfen.</w:t>
             </w:r>
           </w:p>
         </w:tc>
@@ -13300,7 +10745,7 @@
             <w:pPr>
               <w:spacing w:after="30" w:before="0"/>
             </w:pPr>
-            <w:hyperlink w:history="1" r:id="rIdq7juyx80ncsjwzdzdziw7">
+            <w:hyperlink w:history="1" r:id="rIdzuqocivrcraaadq0d6omc">
               <w:r>
                 <w:rPr>
                   <w:rFonts w:ascii="Calibri" w:cs="Calibri" w:eastAsia="Calibri" w:hAnsi="Calibri"/>
@@ -13311,7 +10756,7 @@
                   <w:szCs w:val="18"/>
                   <w:u w:val="single"/>
                 </w:rPr>
-                <w:t xml:space="preserve">Verification &amp; Validation Engineer / Regulatory Compliance Medical Devices</w:t>
+                <w:t xml:space="preserve">Project Engineer R&amp;D Mixed Reality</w:t>
               </w:r>
             </w:hyperlink>
           </w:p>
@@ -13326,7 +10771,7 @@
                 <w:sz w:val="17"/>
                 <w:szCs w:val="17"/>
               </w:rPr>
-              <w:t xml:space="preserve">Dornier MedTech · Regulatory/Qualität</w:t>
+              <w:t xml:space="preserve">Brainlab · Entwicklung</w:t>
             </w:r>
           </w:p>
         </w:tc>
@@ -13356,7 +10801,7 @@
                 <w:sz w:val="18"/>
                 <w:szCs w:val="18"/>
               </w:rPr>
-              <w:t xml:space="preserve">Weßling</w:t>
+              <w:t xml:space="preserve">München</w:t>
             </w:r>
           </w:p>
           <w:p>
@@ -13370,7 +10815,7 @@
                 <w:sz w:val="16"/>
                 <w:szCs w:val="16"/>
               </w:rPr>
-              <w:t xml:space="preserve">Deutschland · ca. 171 km</w:t>
+              <w:t xml:space="preserve">Deutschland · ca. 190 km</w:t>
             </w:r>
           </w:p>
         </w:tc>
@@ -13400,7 +10845,7 @@
                 <w:sz w:val="18"/>
                 <w:szCs w:val="18"/>
               </w:rPr>
-              <w:t xml:space="preserve">Verifikation/Validierung und regulatorische Konformität von Medizingeräten – passt zur Prüfstands- und Bosch-Healthcare-Erfahrung.</w:t>
+              <w:t xml:space="preserve">R&amp;D-Projektingenieur in der chirurgischen Navigation; Titel ohne Senior/Advanced (bei Brainlab die Einstiegsstufe), Schwerpunkt eher software- und systemnah.</w:t>
             </w:r>
           </w:p>
           <w:p>
@@ -13425,7 +10870,7 @@
                 <w:sz w:val="17"/>
                 <w:szCs w:val="17"/>
               </w:rPr>
-              <w:t xml:space="preserve">Am 28.10.2026 in mehreren StepStone-Listen für Weßling nicht gefunden (dort nur Senior Electrical Engineer von Dornier MedTech), Personio-Portal nicht vollständig abrufbar; per Websuche noch bei StudySmarter indexiert. Zuletzt am 25.10.2026 bei StepStone, damals ca. 2 Wochen online, ohne Senior-Zusatz.</w:t>
+              <w:t xml:space="preserve">Am 31.10.2026 auf der Brainlab-Firmenseite bei StepStone (Filter Engineer, 15 Anzeigen, und Filter Development Engineer, 19 Anzeigen) nicht mehr gefunden; sichtbar ist nur „Working Student – Mixed Reality Developer (Godot/C++)“. Direktabruf der Anzeige war nicht möglich – evtl. offline, bitte selbst prüfen.</w:t>
             </w:r>
           </w:p>
         </w:tc>
@@ -13454,315 +10899,7 @@
             <w:pPr>
               <w:spacing w:after="30" w:before="0"/>
             </w:pPr>
-            <w:hyperlink w:history="1" r:id="rIdizb1lcazbwoils8cpkxei">
-              <w:r>
-                <w:rPr>
-                  <w:rFonts w:ascii="Calibri" w:cs="Calibri" w:eastAsia="Calibri" w:hAnsi="Calibri"/>
-                  <w:b/>
-                  <w:bCs/>
-                  <w:color w:val="1F6FEB"/>
-                  <w:sz w:val="18"/>
-                  <w:szCs w:val="18"/>
-                  <w:u w:val="single"/>
-                </w:rPr>
-                <w:t xml:space="preserve">Verification Engineer</w:t>
-              </w:r>
-            </w:hyperlink>
-          </w:p>
-          <w:p>
-            <w:pPr>
-              <w:spacing w:after="0" w:before="0"/>
-            </w:pPr>
-            <w:r>
-              <w:rPr>
-                <w:rFonts w:ascii="Calibri" w:cs="Calibri" w:eastAsia="Calibri" w:hAnsi="Calibri"/>
-                <w:color w:val="5D6877"/>
-                <w:sz w:val="17"/>
-                <w:szCs w:val="17"/>
-              </w:rPr>
-              <w:t xml:space="preserve">Medela · Entwicklung</w:t>
-            </w:r>
-          </w:p>
-        </w:tc>
-        <w:tc>
-          <w:tcPr>
-            <w:tcW w:type="dxa" w:w="1700"/>
-            <w:tcBorders>
-              <w:top w:val="single" w:color="D5DAE1" w:sz="4"/>
-              <w:left w:val="single" w:color="D5DAE1" w:sz="4"/>
-              <w:bottom w:val="single" w:color="D5DAE1" w:sz="4"/>
-              <w:right w:val="single" w:color="D5DAE1" w:sz="4"/>
-            </w:tcBorders>
-            <w:tcMar>
-              <w:top w:type="dxa" w:w="60"/>
-              <w:left w:type="dxa" w:w="90"/>
-              <w:bottom w:type="dxa" w:w="60"/>
-              <w:right w:type="dxa" w:w="90"/>
-            </w:tcMar>
-          </w:tcPr>
-          <w:p>
-            <w:pPr>
-              <w:spacing w:after="30" w:before="0"/>
-            </w:pPr>
-            <w:r>
-              <w:rPr>
-                <w:rFonts w:ascii="Calibri" w:cs="Calibri" w:eastAsia="Calibri" w:hAnsi="Calibri"/>
-                <w:sz w:val="18"/>
-                <w:szCs w:val="18"/>
-              </w:rPr>
-              <w:t xml:space="preserve">Baar ZG</w:t>
-            </w:r>
-          </w:p>
-          <w:p>
-            <w:pPr>
-              <w:spacing w:after="0" w:before="0"/>
-            </w:pPr>
-            <w:r>
-              <w:rPr>
-                <w:rFonts w:ascii="Calibri" w:cs="Calibri" w:eastAsia="Calibri" w:hAnsi="Calibri"/>
-                <w:color w:val="5D6877"/>
-                <w:sz w:val="16"/>
-                <w:szCs w:val="16"/>
-              </w:rPr>
-              <w:t xml:space="preserve">Schweiz · ca. 182 km</w:t>
-            </w:r>
-          </w:p>
-        </w:tc>
-        <w:tc>
-          <w:tcPr>
-            <w:tcW w:type="dxa" w:w="4746"/>
-            <w:tcBorders>
-              <w:top w:val="single" w:color="D5DAE1" w:sz="4"/>
-              <w:left w:val="single" w:color="D5DAE1" w:sz="4"/>
-              <w:bottom w:val="single" w:color="D5DAE1" w:sz="4"/>
-              <w:right w:val="single" w:color="D5DAE1" w:sz="4"/>
-            </w:tcBorders>
-            <w:tcMar>
-              <w:top w:type="dxa" w:w="60"/>
-              <w:left w:type="dxa" w:w="90"/>
-              <w:bottom w:type="dxa" w:w="60"/>
-              <w:right w:type="dxa" w:w="90"/>
-            </w:tcMar>
-          </w:tcPr>
-          <w:p>
-            <w:pPr>
-              <w:spacing w:after="40" w:before="0"/>
-            </w:pPr>
-            <w:r>
-              <w:rPr>
-                <w:rFonts w:ascii="Calibri" w:cs="Calibri" w:eastAsia="Calibri" w:hAnsi="Calibri"/>
-                <w:sz w:val="18"/>
-                <w:szCs w:val="18"/>
-              </w:rPr>
-              <w:t xml:space="preserve">Verifikation von Medizinprodukten mit Fluidik und Vakuum (Milchpumpen, Absaugsysteme) – passt zu Prüfstandbau und Messverfahren.</w:t>
-            </w:r>
-          </w:p>
-          <w:p>
-            <w:pPr>
-              <w:spacing w:after="0" w:before="0"/>
-            </w:pPr>
-            <w:r>
-              <w:rPr>
-                <w:rFonts w:ascii="Calibri" w:cs="Calibri" w:eastAsia="Calibri" w:hAnsi="Calibri"/>
-                <w:b/>
-                <w:bCs/>
-                <w:color w:val="5D6877"/>
-                <w:sz w:val="17"/>
-                <w:szCs w:val="17"/>
-              </w:rPr>
-              <w:t xml:space="preserve">Zu beachten: </w:t>
-            </w:r>
-            <w:r>
-              <w:rPr>
-                <w:rFonts w:ascii="Calibri" w:cs="Calibri" w:eastAsia="Calibri" w:hAnsi="Calibri"/>
-                <w:color w:val="5D6877"/>
-                <w:sz w:val="17"/>
-                <w:szCs w:val="17"/>
-              </w:rPr>
-              <w:t xml:space="preserve">Am 28.10.2026 die ursprüngliche Indeed-Anzeige nicht prüfbar; bei mynejo ist eine „Associate Verification Engineer“-Stelle bei Medela in Baar ohne Datum gelistet (Master Engineering, Python/Git/LabVIEW, keine Jahresangabe) – vermutlich dieselbe Stelle, im Medela-Portal gegenprüfen.</w:t>
-            </w:r>
-          </w:p>
-        </w:tc>
-      </w:tr>
-      <w:tr>
-        <w:trPr>
-          <w:cantSplit/>
-        </w:trPr>
-        <w:tc>
-          <w:tcPr>
-            <w:tcW w:type="dxa" w:w="3300"/>
-            <w:tcBorders>
-              <w:top w:val="single" w:color="D5DAE1" w:sz="4"/>
-              <w:left w:val="single" w:color="D5DAE1" w:sz="4"/>
-              <w:bottom w:val="single" w:color="D5DAE1" w:sz="4"/>
-              <w:right w:val="single" w:color="D5DAE1" w:sz="4"/>
-            </w:tcBorders>
-            <w:tcMar>
-              <w:top w:type="dxa" w:w="60"/>
-              <w:left w:type="dxa" w:w="90"/>
-              <w:bottom w:type="dxa" w:w="60"/>
-              <w:right w:type="dxa" w:w="90"/>
-            </w:tcMar>
-          </w:tcPr>
-          <w:p>
-            <w:pPr>
-              <w:spacing w:after="30" w:before="0"/>
-            </w:pPr>
-            <w:hyperlink w:history="1" r:id="rId1yj6ouwcjr0cf2djiactl">
-              <w:r>
-                <w:rPr>
-                  <w:rFonts w:ascii="Calibri" w:cs="Calibri" w:eastAsia="Calibri" w:hAnsi="Calibri"/>
-                  <w:b/>
-                  <w:bCs/>
-                  <w:color w:val="1F6FEB"/>
-                  <w:sz w:val="18"/>
-                  <w:szCs w:val="18"/>
-                  <w:u w:val="single"/>
-                </w:rPr>
-                <w:t xml:space="preserve">Manufacturing Engineer I</w:t>
-              </w:r>
-            </w:hyperlink>
-          </w:p>
-          <w:p>
-            <w:pPr>
-              <w:spacing w:after="0" w:before="0"/>
-            </w:pPr>
-            <w:r>
-              <w:rPr>
-                <w:rFonts w:ascii="Calibri" w:cs="Calibri" w:eastAsia="Calibri" w:hAnsi="Calibri"/>
-                <w:color w:val="5D6877"/>
-                <w:sz w:val="17"/>
-                <w:szCs w:val="17"/>
-              </w:rPr>
-              <w:t xml:space="preserve">Medtronic · Entwicklung</w:t>
-            </w:r>
-          </w:p>
-        </w:tc>
-        <w:tc>
-          <w:tcPr>
-            <w:tcW w:type="dxa" w:w="1700"/>
-            <w:tcBorders>
-              <w:top w:val="single" w:color="D5DAE1" w:sz="4"/>
-              <w:left w:val="single" w:color="D5DAE1" w:sz="4"/>
-              <w:bottom w:val="single" w:color="D5DAE1" w:sz="4"/>
-              <w:right w:val="single" w:color="D5DAE1" w:sz="4"/>
-            </w:tcBorders>
-            <w:tcMar>
-              <w:top w:type="dxa" w:w="60"/>
-              <w:left w:type="dxa" w:w="90"/>
-              <w:bottom w:type="dxa" w:w="60"/>
-              <w:right w:type="dxa" w:w="90"/>
-            </w:tcMar>
-          </w:tcPr>
-          <w:p>
-            <w:pPr>
-              <w:spacing w:after="30" w:before="0"/>
-            </w:pPr>
-            <w:r>
-              <w:rPr>
-                <w:rFonts w:ascii="Calibri" w:cs="Calibri" w:eastAsia="Calibri" w:hAnsi="Calibri"/>
-                <w:sz w:val="18"/>
-                <w:szCs w:val="18"/>
-              </w:rPr>
-              <w:t xml:space="preserve">Deggendorf</w:t>
-            </w:r>
-          </w:p>
-          <w:p>
-            <w:pPr>
-              <w:spacing w:after="0" w:before="0"/>
-            </w:pPr>
-            <w:r>
-              <w:rPr>
-                <w:rFonts w:ascii="Calibri" w:cs="Calibri" w:eastAsia="Calibri" w:hAnsi="Calibri"/>
-                <w:color w:val="5D6877"/>
-                <w:sz w:val="16"/>
-                <w:szCs w:val="16"/>
-              </w:rPr>
-              <w:t xml:space="preserve">Deutschland · ca. 277 km</w:t>
-            </w:r>
-          </w:p>
-        </w:tc>
-        <w:tc>
-          <w:tcPr>
-            <w:tcW w:type="dxa" w:w="4746"/>
-            <w:tcBorders>
-              <w:top w:val="single" w:color="D5DAE1" w:sz="4"/>
-              <w:left w:val="single" w:color="D5DAE1" w:sz="4"/>
-              <w:bottom w:val="single" w:color="D5DAE1" w:sz="4"/>
-              <w:right w:val="single" w:color="D5DAE1" w:sz="4"/>
-            </w:tcBorders>
-            <w:tcMar>
-              <w:top w:type="dxa" w:w="60"/>
-              <w:left w:type="dxa" w:w="90"/>
-              <w:bottom w:type="dxa" w:w="60"/>
-              <w:right w:type="dxa" w:w="90"/>
-            </w:tcMar>
-          </w:tcPr>
-          <w:p>
-            <w:pPr>
-              <w:spacing w:after="40" w:before="0"/>
-            </w:pPr>
-            <w:r>
-              <w:rPr>
-                <w:rFonts w:ascii="Calibri" w:cs="Calibri" w:eastAsia="Calibri" w:hAnsi="Calibri"/>
-                <w:sz w:val="18"/>
-                <w:szCs w:val="18"/>
-              </w:rPr>
-              <w:t xml:space="preserve">Fertigungsingenieur in der Medizinprodukte-Fertigung; Stufe „I“ ist bei Medtronic die Einstiegsstufe.</w:t>
-            </w:r>
-          </w:p>
-          <w:p>
-            <w:pPr>
-              <w:spacing w:after="0" w:before="0"/>
-            </w:pPr>
-            <w:r>
-              <w:rPr>
-                <w:rFonts w:ascii="Calibri" w:cs="Calibri" w:eastAsia="Calibri" w:hAnsi="Calibri"/>
-                <w:b/>
-                <w:bCs/>
-                <w:color w:val="5D6877"/>
-                <w:sz w:val="17"/>
-                <w:szCs w:val="17"/>
-              </w:rPr>
-              <w:t xml:space="preserve">Zu beachten: </w:t>
-            </w:r>
-            <w:r>
-              <w:rPr>
-                <w:rFonts w:ascii="Calibri" w:cs="Calibri" w:eastAsia="Calibri" w:hAnsi="Calibri"/>
-                <w:color w:val="5D6877"/>
-                <w:sz w:val="17"/>
-                <w:szCs w:val="17"/>
-              </w:rPr>
-              <w:t xml:space="preserve">Am 28.10.2026 nicht bestätigt: Medtronic-Liste bei dejobs.org lädt keine Einträge, Deggendorf-Anzeigen dort leiten auf die Startseite um; per Websuche nur gleichnamige Stellen im Ausland. Stufe „I“ wäre Einstieg – im Medtronic-Portal nachsehen.</w:t>
-            </w:r>
-          </w:p>
-        </w:tc>
-      </w:tr>
-      <w:tr>
-        <w:trPr>
-          <w:cantSplit/>
-        </w:trPr>
-        <w:tc>
-          <w:tcPr>
-            <w:tcW w:type="dxa" w:w="3300"/>
-            <w:tcBorders>
-              <w:top w:val="single" w:color="D5DAE1" w:sz="4"/>
-              <w:left w:val="single" w:color="D5DAE1" w:sz="4"/>
-              <w:bottom w:val="single" w:color="D5DAE1" w:sz="4"/>
-              <w:right w:val="single" w:color="D5DAE1" w:sz="4"/>
-            </w:tcBorders>
-            <w:tcMar>
-              <w:top w:type="dxa" w:w="60"/>
-              <w:left w:type="dxa" w:w="90"/>
-              <w:bottom w:type="dxa" w:w="60"/>
-              <w:right w:type="dxa" w:w="90"/>
-            </w:tcMar>
-          </w:tcPr>
-          <w:p>
-            <w:pPr>
-              <w:spacing w:after="30" w:before="0"/>
-            </w:pPr>
-            <w:hyperlink w:history="1" r:id="rIduvsebxeorflnmf41hqgsp">
+            <w:hyperlink w:history="1" r:id="rIdxncrpgor0yyw0slqn12xj">
               <w:r>
                 <w:rPr>
                   <w:rFonts w:ascii="Calibri" w:cs="Calibri" w:eastAsia="Calibri" w:hAnsi="Calibri"/>
@@ -13916,7 +11053,7 @@
             <w:pPr>
               <w:spacing w:after="30" w:before="0"/>
             </w:pPr>
-            <w:hyperlink w:history="1" r:id="rIdxxwlhqeaq6rma3jqhujfc">
+            <w:hyperlink w:history="1" r:id="rIdt1tz3hnw0wsuvezlexmfd">
               <w:r>
                 <w:rPr>
                   <w:rFonts w:ascii="Calibri" w:cs="Calibri" w:eastAsia="Calibri" w:hAnsi="Calibri"/>
@@ -14070,7 +11207,7 @@
             <w:pPr>
               <w:spacing w:after="30" w:before="0"/>
             </w:pPr>
-            <w:hyperlink w:history="1" r:id="rIdsjfh8pkqvt--83wiomzfu">
+            <w:hyperlink w:history="1" r:id="rId3gt3236ojcjvxj6srlm1o">
               <w:r>
                 <w:rPr>
                   <w:rFonts w:ascii="Calibri" w:cs="Calibri" w:eastAsia="Calibri" w:hAnsi="Calibri"/>
@@ -14246,7 +11383,7 @@
           <w:sz w:val="24"/>
           <w:szCs w:val="24"/>
         </w:rPr>
-        <w:t xml:space="preserve">Deutschland (52)</w:t>
+        <w:t xml:space="preserve">Deutschland (56)</w:t>
       </w:r>
     </w:p>
     <w:tbl>
@@ -14399,7 +11536,7 @@
                 <w:sz w:val="18"/>
                 <w:szCs w:val="18"/>
               </w:rPr>
-              <w:t xml:space="preserve">Befund 28.10.2026</w:t>
+              <w:t xml:space="preserve">Befund 31.10.2026</w:t>
             </w:r>
           </w:p>
         </w:tc>
@@ -14428,7 +11565,7 @@
             <w:pPr>
               <w:spacing w:after="0" w:before="0"/>
             </w:pPr>
-            <w:hyperlink w:history="1" r:id="rIdyn7-fqt_8vzqcymejrwhx">
+            <w:hyperlink w:history="1" r:id="rId_yo5ky0cdc6jwwjtui8hw">
               <w:r>
                 <w:rPr>
                   <w:rFonts w:ascii="Calibri" w:cs="Calibri" w:eastAsia="Calibri" w:hAnsi="Calibri"/>
@@ -14545,7 +11682,7 @@
                 <w:sz w:val="17"/>
                 <w:szCs w:val="17"/>
               </w:rPr>
-              <w:t xml:space="preserve">Am 28.10.2026 bei Indeed (Firmenseite Alcon, 24 Stellen): in Erlangen nur Senior Supply Chain Planner, Principal/Senior Firmware Engineer (FPGA), Principal Embedded Software Engineer und Test &amp; Verification Lead; in Großwallstadt nur Praktika und Ausbildung, sonst Vertrieb/Service. Keine Einstiegsstelle.</w:t>
+              <w:t xml:space="preserve">Am 31.10.2026 bei Indeed (Firmenseite Alcon): in Erlangen nur Senior Supply Chain Planner, Principal/Senior Firmware Engineer (FPGA), Principal Embedded Software Engineer (QNX) und Test &amp; Verification Lead; in Großwallstadt nur Praktika und Ausbildung; sonst Vertrieb/Service und Medical Devices Product Manager DACH (Aschaffenburg). Keine Einstiegsstelle in Entwicklung, Qualität oder RA.</w:t>
             </w:r>
           </w:p>
         </w:tc>
@@ -14574,7 +11711,7 @@
             <w:pPr>
               <w:spacing w:after="0" w:before="0"/>
             </w:pPr>
-            <w:hyperlink w:history="1" r:id="rIdbs8cc0mesv6ncyefr9rt0">
+            <w:hyperlink w:history="1" r:id="rIdrvzdlpml2rxyzswqpw8yz">
               <w:r>
                 <w:rPr>
                   <w:rFonts w:ascii="Calibri" w:cs="Calibri" w:eastAsia="Calibri" w:hAnsi="Calibri"/>
@@ -14691,7 +11828,7 @@
                 <w:sz w:val="17"/>
                 <w:szCs w:val="17"/>
               </w:rPr>
-              <w:t xml:space="preserve">Am 28.10.2026 in der StepStone-Medizintechnik-Suche Pforzheim (Seite 1) keine Anzeige von Altatec/Camlog.</w:t>
+              <w:t xml:space="preserve">Am 31.10.2026 bei Indeed (Firmenprofil Altatec GmbH, 9 Anzeigen): nur Teamleitung Professional, Vertriebsmitarbeiter Medizintechnik (mehrere Orte), Technische Assistenz, Zahntechniker Dedicam und CNC Produktionstechnologe; keine Einstiegsstelle in Entwicklung, Qualität oder RA.</w:t>
             </w:r>
           </w:p>
         </w:tc>
@@ -14720,7 +11857,7 @@
             <w:pPr>
               <w:spacing w:after="0" w:before="0"/>
             </w:pPr>
-            <w:hyperlink w:history="1" r:id="rId_lk-wj9nisdm7ticwkjss">
+            <w:hyperlink w:history="1" r:id="rIdcscqr63glo84djqq9v0g-">
               <w:r>
                 <w:rPr>
                   <w:rFonts w:ascii="Calibri" w:cs="Calibri" w:eastAsia="Calibri" w:hAnsi="Calibri"/>
@@ -14837,7 +11974,7 @@
                 <w:sz w:val="17"/>
                 <w:szCs w:val="17"/>
               </w:rPr>
-              <w:t xml:space="preserve">Am 28.10.2026 bei StepStone nur eine ältere Controller-Anzeige von ATMOS gefunden; keine Einstiegsstelle.</w:t>
+              <w:t xml:space="preserve">Am 31.10.2026 bei StepStone (Lenzkirch, Seite 1) und per Websuche keine Anzeige von ATMOS gefunden; keine Einstiegsstelle in Entwicklung, Qualität oder RA.</w:t>
             </w:r>
           </w:p>
         </w:tc>
@@ -14866,7 +12003,7 @@
             <w:pPr>
               <w:spacing w:after="0" w:before="0"/>
             </w:pPr>
-            <w:hyperlink w:history="1" r:id="rIdf_4rw504d2hbedhe3xrel">
+            <w:hyperlink w:history="1" r:id="rIdzgw7bkv1hmujqy_nr6mzp">
               <w:r>
                 <w:rPr>
                   <w:rFonts w:ascii="Calibri" w:cs="Calibri" w:eastAsia="Calibri" w:hAnsi="Calibri"/>
@@ -14983,7 +12120,7 @@
                 <w:sz w:val="17"/>
                 <w:szCs w:val="17"/>
               </w:rPr>
-              <w:t xml:space="preserve">Am 28.10.2026 bei StepStone nur Account Manager Region Südost (Bayern) und Mitarbeiter Installation (weltweit) von Becton Dickinson; nichts in Heidelberg.</w:t>
+              <w:t xml:space="preserve">Am 31.10.2026 bei StepStone (Firmenprofil Becton Dickinson): nur Supplier Quality Engineer in Kelberg (Rheinland-Pfalz, vor 1 Woche, außerhalb der Zielregion); nichts in Heidelberg, keine Einstiegsstelle in Entwicklung, Qualität oder RA in BW/Bayern.</w:t>
             </w:r>
           </w:p>
         </w:tc>
@@ -15012,7 +12149,7 @@
             <w:pPr>
               <w:spacing w:after="0" w:before="0"/>
             </w:pPr>
-            <w:hyperlink w:history="1" r:id="rIdgsjcqlbdvz58twvblzzvy">
+            <w:hyperlink w:history="1" r:id="rId1j-sfhlibcmxifevhdmdx">
               <w:r>
                 <w:rPr>
                   <w:rFonts w:ascii="Calibri" w:cs="Calibri" w:eastAsia="Calibri" w:hAnsi="Calibri"/>
@@ -15129,7 +12266,7 @@
                 <w:sz w:val="17"/>
                 <w:szCs w:val="17"/>
               </w:rPr>
-              <w:t xml:space="preserve">Am 28.10.2026 im StepStone-Firmenprofil unverändert nur IT Application Manager, Ausbildung Industriekaufmann, HR Payroll &amp; Systems Specialist und Senior Accountant &amp; Tax Lead.</w:t>
+              <w:t xml:space="preserve">Am 31.10.2026 im StepStone-Firmenprofil nur HR Payroll &amp; Systems Specialist, (Senior) Digital Workplace Engineer, Ausbildung Industriekaufmann und Senior Accountant &amp; Tax Lead; keine Einstiegsstelle in Entwicklung, Qualität oder RA.</w:t>
             </w:r>
           </w:p>
         </w:tc>
@@ -15158,7 +12295,7 @@
             <w:pPr>
               <w:spacing w:after="0" w:before="0"/>
             </w:pPr>
-            <w:hyperlink w:history="1" r:id="rIdmun07dlmmhse69e0nzmry">
+            <w:hyperlink w:history="1" r:id="rId0hple8j8_m3tl2l8r4xsa">
               <w:r>
                 <w:rPr>
                   <w:rFonts w:ascii="Calibri" w:cs="Calibri" w:eastAsia="Calibri" w:hAnsi="Calibri"/>
@@ -15275,7 +12412,7 @@
                 <w:sz w:val="17"/>
                 <w:szCs w:val="17"/>
               </w:rPr>
-              <w:t xml:space="preserve">Am 28.10.2026 nicht live prüfbar (Suchkontingent erschöpft, kein Abruf). Stand zuvor: keine Anzeige bei StepStone.</w:t>
+              <w:t xml:space="preserve">Am 31.10.2026 bei StepStone (Weinstadt) keine Anzeige von Bort; Websuche fand nur ältere PDF-Ausschreibungen 2023–2024 (Marketing, Haustechnik) auf bort.com. Keine Einstiegsstelle in Entwicklung, Qualität oder RA.</w:t>
             </w:r>
           </w:p>
         </w:tc>
@@ -15304,7 +12441,7 @@
             <w:pPr>
               <w:spacing w:after="0" w:before="0"/>
             </w:pPr>
-            <w:hyperlink w:history="1" r:id="rIdfsqigtylkb4onivntaa8z">
+            <w:hyperlink w:history="1" r:id="rIdlk_k77o4wkehcxdkvghhz">
               <w:r>
                 <w:rPr>
                   <w:rFonts w:ascii="Calibri" w:cs="Calibri" w:eastAsia="Calibri" w:hAnsi="Calibri"/>
@@ -15421,7 +12558,7 @@
                 <w:sz w:val="17"/>
                 <w:szCs w:val="17"/>
               </w:rPr>
-              <w:t xml:space="preserve">Am 28.10.2026 nicht live prüfbar (Bosch-Stellenportal gesperrt); Regulatory Affairs Specialist nirgends mehr auffindbar und entfernt.</w:t>
+              <w:t xml:space="preserve">Am 31.10.2026 nicht live prüfbar (Karriereseite bosch-healthcare.com verweist nur auf das Bosch-Jobportal, dieses war nicht abrufbar; StepStone/Websuche ohne konkrete BHCS-Anzeige). Keine Einstiegsstelle bestätigt.</w:t>
             </w:r>
           </w:p>
         </w:tc>
@@ -15450,7 +12587,7 @@
             <w:pPr>
               <w:spacing w:after="0" w:before="0"/>
             </w:pPr>
-            <w:hyperlink w:history="1" r:id="rIdej1b8ypimzgkqerrgc2hs">
+            <w:hyperlink w:history="1" r:id="rId6pdxnxskfyxcq77s7tbzy">
               <w:r>
                 <w:rPr>
                   <w:rFonts w:ascii="Calibri" w:cs="Calibri" w:eastAsia="Calibri" w:hAnsi="Calibri"/>
@@ -15567,7 +12704,7 @@
                 <w:sz w:val="17"/>
                 <w:szCs w:val="17"/>
               </w:rPr>
-              <w:t xml:space="preserve">Am 28.10.2026 bei StepStone (Gomaringen, Medizintechnik Balingen) keine Anzeige von BOWA-electronic.</w:t>
+              <w:t xml:space="preserve">Am 31.10.2026 bei StepStone (Suchen Ingenieure/technische Berufe und Electronics in Gomaringen, Biomedical Engineering Hechingen) keine Anzeige von BOWA-electronic; keine Einstiegsstelle in Entwicklung, Qualität oder RA.</w:t>
             </w:r>
           </w:p>
         </w:tc>
@@ -15596,7 +12733,7 @@
             <w:pPr>
               <w:spacing w:after="0" w:before="0"/>
             </w:pPr>
-            <w:hyperlink w:history="1" r:id="rId4rlqtwshgkxkw9bbwtgrq">
+            <w:hyperlink w:history="1" r:id="rIdfhtx4ofw9mluwflaljkxo">
               <w:r>
                 <w:rPr>
                   <w:rFonts w:ascii="Calibri" w:cs="Calibri" w:eastAsia="Calibri" w:hAnsi="Calibri"/>
@@ -15713,7 +12850,7 @@
                 <w:sz w:val="17"/>
                 <w:szCs w:val="17"/>
               </w:rPr>
-              <w:t xml:space="preserve">Am 28.10.2026 bei StepStone (ZEISS, Medizintechnik-Filter): Oberkochen nur Praktika (u. a. AI Innovation for Medical Devices, Beleuchtungssysteme), Entwicklungsingenieur SPS (mehrjährige Erfahrung), Gruppenleiter, Servicetechniker, Controller; Quality Management Engineer nur in Berlin (befristet). Keine Einstiegsstelle in BW.</w:t>
+              <w:t xml:space="preserve">Am 31.10.2026 bei StepStone (ZEISS, Medical Engineering Oberkochen, Seite 1 von 17): vor allem Praktika (u. a. Entwicklung medizinisch-optischer Geräte/Beleuchtung, AI Innovation for Medical Devices), Gruppenleiter, Servicetechniker, Controller sowie Development Engineer Mechatronics (MATLAB, laut devjobs Werkstudentenstelle) und Systems Engineer MEMS ohne Meditec-Bezug; keine Einstiegsstelle von Carl Zeiss Meditec in Entwicklung, Qualität oder RA in BW.</w:t>
             </w:r>
           </w:p>
         </w:tc>
@@ -15742,7 +12879,7 @@
             <w:pPr>
               <w:spacing w:after="0" w:before="0"/>
             </w:pPr>
-            <w:hyperlink w:history="1" r:id="rIdn0-2cygf7wh3vhnbupna0">
+            <w:hyperlink w:history="1" r:id="rIdhjjndjucfc6at4w1qvade">
               <w:r>
                 <w:rPr>
                   <w:rFonts w:ascii="Calibri" w:cs="Calibri" w:eastAsia="Calibri" w:hAnsi="Calibri"/>
@@ -15859,7 +12996,7 @@
                 <w:sz w:val="17"/>
                 <w:szCs w:val="17"/>
               </w:rPr>
-              <w:t xml:space="preserve">Am 28.10.2026 im StepStone-Firmenprofil nur Technical Specialist Hard Turning (Marktredwitz), Facharbeiter (Lauf), Werkstudent Labore (Plochingen) und zwei Ausbildungsplätze – keine Einstiegsstelle.</w:t>
+              <w:t xml:space="preserve">Am 31.10.2026 im StepStone-Firmenprofil (6 Anzeigen): Technical Specialist Hard Turning Ballheads (Marktredwitz), Facharbeiter Messen/Endkontrolle (Lauf), Werkstudent Labore (Plochingen) und drei Ausbildungsplätze. Keine Einstiegsstelle in Entwicklung, Qualität oder RA.</w:t>
             </w:r>
           </w:p>
         </w:tc>
@@ -15888,7 +13025,7 @@
             <w:pPr>
               <w:spacing w:after="0" w:before="0"/>
             </w:pPr>
-            <w:hyperlink w:history="1" r:id="rIdffcewpj_ltz7xsh71xllo">
+            <w:hyperlink w:history="1" r:id="rIdbqqzge2hwbiaukegxe_ta">
               <w:r>
                 <w:rPr>
                   <w:rFonts w:ascii="Calibri" w:cs="Calibri" w:eastAsia="Calibri" w:hAnsi="Calibri"/>
@@ -16005,7 +13142,7 @@
                 <w:sz w:val="17"/>
                 <w:szCs w:val="17"/>
               </w:rPr>
-              <w:t xml:space="preserve">Am 28.10.2026 bei StepStone (Ingenieur in Lauf a. d. Pegnitz, Seite 1) keine CeramTec-Anzeige; CeramTec nur mit Werkstudent Validierung in Plochingen gesehen. Keine Ingenieursstelle in Lauf.</w:t>
+              <w:t xml:space="preserve">Am 31.10.2026 bei StepStone (Ingenieur in Lauf an der Pegnitz, Seite 1 von 50) keine CeramTec-Anzeige; keine Einstiegsstelle in Entwicklung, Qualität oder RA in Lauf.</w:t>
             </w:r>
           </w:p>
         </w:tc>
@@ -16034,7 +13171,7 @@
             <w:pPr>
               <w:spacing w:after="0" w:before="0"/>
             </w:pPr>
-            <w:hyperlink w:history="1" r:id="rIdvtfkcflcc3gvmvasvts7m">
+            <w:hyperlink w:history="1" r:id="rIdd3olqpswogtu5unnoahoo">
               <w:r>
                 <w:rPr>
                   <w:rFonts w:ascii="Calibri" w:cs="Calibri" w:eastAsia="Calibri" w:hAnsi="Calibri"/>
@@ -16151,7 +13288,7 @@
                 <w:sz w:val="17"/>
                 <w:szCs w:val="17"/>
               </w:rPr>
-              <w:t xml:space="preserve">Am 28.10.2026 bei Indeed weiter nur Teamleitung Forschung &amp; Entwicklung Medizintechnik, Senior Quality Assurance Manager (Risikomanagement, doppelt gelistet) und Praktikum Innovation &amp; Technology – keine Einstiegsstelle.</w:t>
+              <w:t xml:space="preserve">Am 31.10.2026 bei Indeed weiter nur Teamleitung Forschung &amp; Entwicklung Medizintechnik, Senior Quality Assurance Manager (Risikomanagement, doppelt gelistet) und Praktikum Innovation &amp; Technology / Beatmung und Sensorik. Keine Einstiegsstelle in Entwicklung, Qualität oder RA.</w:t>
             </w:r>
           </w:p>
         </w:tc>
@@ -16180,7 +13317,7 @@
             <w:pPr>
               <w:spacing w:after="0" w:before="0"/>
             </w:pPr>
-            <w:hyperlink w:history="1" r:id="rIdtphzgkgh5azlqijtuuj5k">
+            <w:hyperlink w:history="1" r:id="rIdox-yrfwwdx7iuvh1knysk">
               <w:r>
                 <w:rPr>
                   <w:rFonts w:ascii="Calibri" w:cs="Calibri" w:eastAsia="Calibri" w:hAnsi="Calibri"/>
@@ -16297,7 +13434,7 @@
                 <w:sz w:val="17"/>
                 <w:szCs w:val="17"/>
               </w:rPr>
-              <w:t xml:space="preserve">Am 28.10.2026 im StepStone-Firmenprofil nur Zerspanungsmechaniker, Werkzeug-/Verfahrensmechaniker, Fertigungsmitarbeiter und Packerei; ältere Anzeigen Entwicklungsingenieur und RA Specialist nicht mehr gelistet.</w:t>
+              <w:t xml:space="preserve">Am 31.10.2026 bei StepStone (Suche Dental Ispringen) nur Mitarbeiter/in Packerei (seit 6 Tagen); keine Einstiegsstelle in Entwicklung, Qualität oder RA.</w:t>
             </w:r>
           </w:p>
         </w:tc>
@@ -16326,7 +13463,153 @@
             <w:pPr>
               <w:spacing w:after="0" w:before="0"/>
             </w:pPr>
-            <w:hyperlink w:history="1" r:id="rId8zuxncyvpaf5rv6qdauae">
+            <w:hyperlink w:history="1" r:id="rIduqf4dytsj651pxkjhqrwi">
+              <w:r>
+                <w:rPr>
+                  <w:rFonts w:ascii="Calibri" w:cs="Calibri" w:eastAsia="Calibri" w:hAnsi="Calibri"/>
+                  <w:b/>
+                  <w:bCs/>
+                  <w:color w:val="1F6FEB"/>
+                  <w:sz w:val="18"/>
+                  <w:szCs w:val="18"/>
+                  <w:u w:val="single"/>
+                </w:rPr>
+                <w:t xml:space="preserve">Dornier MedTech</w:t>
+              </w:r>
+            </w:hyperlink>
+          </w:p>
+        </w:tc>
+        <w:tc>
+          <w:tcPr>
+            <w:tcW w:type="dxa" w:w="1900"/>
+            <w:tcBorders>
+              <w:top w:val="single" w:color="D5DAE1" w:sz="4"/>
+              <w:left w:val="single" w:color="D5DAE1" w:sz="4"/>
+              <w:bottom w:val="single" w:color="D5DAE1" w:sz="4"/>
+              <w:right w:val="single" w:color="D5DAE1" w:sz="4"/>
+            </w:tcBorders>
+            <w:tcMar>
+              <w:top w:type="dxa" w:w="60"/>
+              <w:left w:type="dxa" w:w="90"/>
+              <w:bottom w:type="dxa" w:w="60"/>
+              <w:right w:type="dxa" w:w="90"/>
+            </w:tcMar>
+          </w:tcPr>
+          <w:p>
+            <w:pPr>
+              <w:spacing w:after="20" w:before="0"/>
+            </w:pPr>
+            <w:r>
+              <w:rPr>
+                <w:rFonts w:ascii="Calibri" w:cs="Calibri" w:eastAsia="Calibri" w:hAnsi="Calibri"/>
+                <w:sz w:val="18"/>
+                <w:szCs w:val="18"/>
+              </w:rPr>
+              <w:t xml:space="preserve">Weßling</w:t>
+            </w:r>
+          </w:p>
+          <w:p>
+            <w:pPr>
+              <w:spacing w:after="0" w:before="0"/>
+            </w:pPr>
+            <w:r>
+              <w:rPr>
+                <w:rFonts w:ascii="Calibri" w:cs="Calibri" w:eastAsia="Calibri" w:hAnsi="Calibri"/>
+                <w:color w:val="5D6877"/>
+                <w:sz w:val="16"/>
+                <w:szCs w:val="16"/>
+              </w:rPr>
+              <w:t xml:space="preserve">ca. 171 km · Liste Freund</w:t>
+            </w:r>
+          </w:p>
+        </w:tc>
+        <w:tc>
+          <w:tcPr>
+            <w:tcW w:type="dxa" w:w="2300"/>
+            <w:tcBorders>
+              <w:top w:val="single" w:color="D5DAE1" w:sz="4"/>
+              <w:left w:val="single" w:color="D5DAE1" w:sz="4"/>
+              <w:bottom w:val="single" w:color="D5DAE1" w:sz="4"/>
+              <w:right w:val="single" w:color="D5DAE1" w:sz="4"/>
+            </w:tcBorders>
+            <w:tcMar>
+              <w:top w:type="dxa" w:w="60"/>
+              <w:left w:type="dxa" w:w="90"/>
+              <w:bottom w:type="dxa" w:w="60"/>
+              <w:right w:type="dxa" w:w="90"/>
+            </w:tcMar>
+          </w:tcPr>
+          <w:p>
+            <w:pPr>
+              <w:spacing w:after="0" w:before="0"/>
+            </w:pPr>
+            <w:r>
+              <w:rPr>
+                <w:rFonts w:ascii="Calibri" w:cs="Calibri" w:eastAsia="Calibri" w:hAnsi="Calibri"/>
+                <w:sz w:val="18"/>
+                <w:szCs w:val="18"/>
+              </w:rPr>
+              <w:t xml:space="preserve">Urologie, Lithotripsie</w:t>
+            </w:r>
+          </w:p>
+        </w:tc>
+        <w:tc>
+          <w:tcPr>
+            <w:tcW w:type="dxa" w:w="2846"/>
+            <w:tcBorders>
+              <w:top w:val="single" w:color="D5DAE1" w:sz="4"/>
+              <w:left w:val="single" w:color="D5DAE1" w:sz="4"/>
+              <w:bottom w:val="single" w:color="D5DAE1" w:sz="4"/>
+              <w:right w:val="single" w:color="D5DAE1" w:sz="4"/>
+            </w:tcBorders>
+            <w:tcMar>
+              <w:top w:type="dxa" w:w="60"/>
+              <w:left w:type="dxa" w:w="90"/>
+              <w:bottom w:type="dxa" w:w="60"/>
+              <w:right w:type="dxa" w:w="90"/>
+            </w:tcMar>
+          </w:tcPr>
+          <w:p>
+            <w:pPr>
+              <w:spacing w:after="0" w:before="0"/>
+            </w:pPr>
+            <w:r>
+              <w:rPr>
+                <w:rFonts w:ascii="Calibri" w:cs="Calibri" w:eastAsia="Calibri" w:hAnsi="Calibri"/>
+                <w:color w:val="5D6877"/>
+                <w:sz w:val="17"/>
+                <w:szCs w:val="17"/>
+              </w:rPr>
+              <w:t xml:space="preserve">Am 31.10.2026 bei StepStone (Weßling) nur Senior Electrical Engineer; bei Personio Quality Compliance Engineer (mind. 5 Jahre Erfahrung); bei embedded.jobs 0 offene Stellen. Die V&amp;V-Stelle ist nicht mehr gelistet; keine Einstiegsstelle in Entwicklung, Qualität oder RA.</w:t>
+            </w:r>
+          </w:p>
+        </w:tc>
+      </w:tr>
+      <w:tr>
+        <w:trPr>
+          <w:cantSplit/>
+        </w:trPr>
+        <w:tc>
+          <w:tcPr>
+            <w:tcW w:type="dxa" w:w="2700"/>
+            <w:tcBorders>
+              <w:top w:val="single" w:color="D5DAE1" w:sz="4"/>
+              <w:left w:val="single" w:color="D5DAE1" w:sz="4"/>
+              <w:bottom w:val="single" w:color="D5DAE1" w:sz="4"/>
+              <w:right w:val="single" w:color="D5DAE1" w:sz="4"/>
+            </w:tcBorders>
+            <w:tcMar>
+              <w:top w:type="dxa" w:w="60"/>
+              <w:left w:type="dxa" w:w="90"/>
+              <w:bottom w:type="dxa" w:w="60"/>
+              <w:right w:type="dxa" w:w="90"/>
+            </w:tcMar>
+          </w:tcPr>
+          <w:p>
+            <w:pPr>
+              <w:spacing w:after="0" w:before="0"/>
+            </w:pPr>
+            <w:hyperlink w:history="1" r:id="rId4i6jdnddkvdi9btzk1as0">
               <w:r>
                 <w:rPr>
                   <w:rFonts w:ascii="Calibri" w:cs="Calibri" w:eastAsia="Calibri" w:hAnsi="Calibri"/>
@@ -16443,7 +13726,7 @@
                 <w:sz w:val="17"/>
                 <w:szCs w:val="17"/>
               </w:rPr>
-              <w:t xml:space="preserve">Am 28.10.2026 im StepStone-Firmenprofil (Maulburg, 16 Anzeigen) nur Spezialist Materialzertifikate, Abteilungs-/Teamleiter, Fertigungssteuerung, Kommunikation sowie Praktika/Abschlussarbeiten; Projektmanager Innovation (bekannt) nicht gelistet und daher entfernt.</w:t>
+              <w:t xml:space="preserve">Am 31.10.2026 bei StepStone (Firmenprofil Endress+Hauser SE+Co. KG): in Maulburg nur Teamleiter Logistik und Abteilungsleiter Personalmanagement; keine Junior-/Absolventenstelle in Baden-Württemberg. Keine Einstiegsstelle in Entwicklung, Qualität oder RA.</w:t>
             </w:r>
           </w:p>
         </w:tc>
@@ -16472,7 +13755,7 @@
             <w:pPr>
               <w:spacing w:after="0" w:before="0"/>
             </w:pPr>
-            <w:hyperlink w:history="1" r:id="rIdhn8fpydel-ruqnwp1apyt">
+            <w:hyperlink w:history="1" r:id="rIdwdsmmr_b0zqf-yhcoissz">
               <w:r>
                 <w:rPr>
                   <w:rFonts w:ascii="Calibri" w:cs="Calibri" w:eastAsia="Calibri" w:hAnsi="Calibri"/>
@@ -16589,7 +13872,7 @@
                 <w:sz w:val="17"/>
                 <w:szCs w:val="17"/>
               </w:rPr>
-              <w:t xml:space="preserve">Am 28.10.2026 nicht live prüfbar (Fraunhofer-Recruiting-Suche nicht abrufbar; Abteilungsseite nennt keine Einzelstellen). Stand zuvor: nur Hilfskraft-, Abschlussarbeits-, Praktikums- und Initiativausschreibungen.</w:t>
+              <w:t xml:space="preserve">Am 31.10.2026 nicht live prüfbar (Fraunhofer-Jobportal und academicpositions nicht abrufbar; Abteilungsseite Laborautomatisierung und Bioproduktionstechnik nennt keine Stellen). Stand zuvor: nur Hilfskraft-, Abschlussarbeits-, Praktikums- und Initiativausschreibungen.</w:t>
             </w:r>
           </w:p>
         </w:tc>
@@ -16618,7 +13901,7 @@
             <w:pPr>
               <w:spacing w:after="0" w:before="0"/>
             </w:pPr>
-            <w:hyperlink w:history="1" r:id="rIdsnd1hpv7vb-qrpc2rcrcy">
+            <w:hyperlink w:history="1" r:id="rIdcazqk0boyzid42fvallpt">
               <w:r>
                 <w:rPr>
                   <w:rFonts w:ascii="Calibri" w:cs="Calibri" w:eastAsia="Calibri" w:hAnsi="Calibri"/>
@@ -16735,7 +14018,7 @@
                 <w:sz w:val="17"/>
                 <w:szCs w:val="17"/>
               </w:rPr>
-              <w:t xml:space="preserve">Am 28.10.2026 bei studyflix (Gerresheimer Bayern): nur Praktika, Werkstudenten und Abschlussarbeiten in Wackersdorf, Regensburg und Pfreimd – keine Einstiegsstelle.</w:t>
+              <w:t xml:space="preserve">Am 31.10.2026 bei studyflix (Gerresheimer, 7 Angebote): nur Praktika, Werkstudenten und Abschlussarbeiten (Wackersdorf, Regensburg, Tettau, Bünde). Keine Einstiegsstelle in Entwicklung, Qualität oder RA.</w:t>
             </w:r>
           </w:p>
         </w:tc>
@@ -16764,7 +14047,7 @@
             <w:pPr>
               <w:spacing w:after="0" w:before="0"/>
             </w:pPr>
-            <w:hyperlink w:history="1" r:id="rIdajoe_rfq8gt9iabbjo65b">
+            <w:hyperlink w:history="1" r:id="rId1sepgwq4rtdukui7tocxj">
               <w:r>
                 <w:rPr>
                   <w:rFonts w:ascii="Calibri" w:cs="Calibri" w:eastAsia="Calibri" w:hAnsi="Calibri"/>
@@ -16881,7 +14164,7 @@
                 <w:sz w:val="17"/>
                 <w:szCs w:val="17"/>
               </w:rPr>
-              <w:t xml:space="preserve">Am 28.10.2026 bei StepStone (Rastatt): Klinischer Vertrieb/Field Specialist, Sales Engineer Life Science, Praktikum Projektmanagement, Praktikum/Abschlussarbeit Innovation &amp; Technology und Masterthesis R&amp;D Sustaining – keine Einstiegsstelle.</w:t>
+              <w:t xml:space="preserve">Am 31.10.2026 bei StepStone (Firmenprofil MAQUET Cardiopulmonary): nur Praktikum/Abschlussarbeit Innovation &amp; Technology, Masterthesis R&amp;D Mechanical Engineering und Masterthesis R&amp;D Sustaining Engineering (alle Rastatt); keine Einstiegsstelle in Entwicklung, Qualität oder RA.</w:t>
             </w:r>
           </w:p>
         </w:tc>
@@ -16910,7 +14193,7 @@
             <w:pPr>
               <w:spacing w:after="0" w:before="0"/>
             </w:pPr>
-            <w:hyperlink w:history="1" r:id="rIdnlowij3irdyinftdh0dwu">
+            <w:hyperlink w:history="1" r:id="rIdylj_480s6-orwb7ydwz4m">
               <w:r>
                 <w:rPr>
                   <w:rFonts w:ascii="Calibri" w:cs="Calibri" w:eastAsia="Calibri" w:hAnsi="Calibri"/>
@@ -17027,7 +14310,7 @@
                 <w:sz w:val="17"/>
                 <w:szCs w:val="17"/>
               </w:rPr>
-              <w:t xml:space="preserve">Am 28.10.2026 nicht live prüfbar (Websuche fand nur eine als vergeben markierte Marketing-Stelle bei remotely.de). Stand zuvor: keine eigene Anzeige.</w:t>
+              <w:t xml:space="preserve">Am 31.10.2026 bei StepStone (Clinical Engineering Erlangen, Seite 1) keine GME-Anzeige; Websuche fand nur die als vergeben markierte Marketing-Stelle bei remotely.de. Keine Einstiegsstelle in Entwicklung, Qualität oder RA.</w:t>
             </w:r>
           </w:p>
         </w:tc>
@@ -17056,7 +14339,7 @@
             <w:pPr>
               <w:spacing w:after="0" w:before="0"/>
             </w:pPr>
-            <w:hyperlink w:history="1" r:id="rIdyujpy5ohijaaq7qqe0rj0">
+            <w:hyperlink w:history="1" r:id="rIdgn7d3mupuozbxvlv-usjp">
               <w:r>
                 <w:rPr>
                   <w:rFonts w:ascii="Calibri" w:cs="Calibri" w:eastAsia="Calibri" w:hAnsi="Calibri"/>
@@ -17173,7 +14456,7 @@
                 <w:sz w:val="17"/>
                 <w:szCs w:val="17"/>
               </w:rPr>
-              <w:t xml:space="preserve">Am 28.10.2026 bei StepStone: Firmenprofil corpuls zeigt Software Developer Embedded, Technical IT Architect, S&amp;OP Manager, Einkauf, Controller und Service; in der Suche Medical Engineer Bayern zusätzlich 'Mechanikentwickler (m/w/d) Medical Device Development' (Kaufering, ca. 5 Tage) – Anzeigentext nicht abrufbar, Erfahrungsforderung offen, daher nicht aufgenommen; selbst prüfen. Außerdem Produktspezialist im Vertrieb Bayern.</w:t>
+              <w:t xml:space="preserve">Am 31.10.2026 im StepStone-Firmenprofil corpuls (7 Anzeigen): S&amp;OP Manager, Technical IT Architect, Software Developer Embedded, Operativer Einkäufer, Servicetechniker (Nuthetal), IT-Techniker Außendienst, (Senior) Controller. Der früher gesehene „Mechanikentwickler Medical Device Development“ ist im Profil nicht mehr gelistet. Keine Einstiegsstelle in Entwicklung, Qualität oder RA.</w:t>
             </w:r>
           </w:p>
         </w:tc>
@@ -17202,7 +14485,7 @@
             <w:pPr>
               <w:spacing w:after="0" w:before="0"/>
             </w:pPr>
-            <w:hyperlink w:history="1" r:id="rIdpwkv-rmpxnwx58zo9-xdr">
+            <w:hyperlink w:history="1" r:id="rIdim2z-pmvmlqetuxphzxye">
               <w:r>
                 <w:rPr>
                   <w:rFonts w:ascii="Calibri" w:cs="Calibri" w:eastAsia="Calibri" w:hAnsi="Calibri"/>
@@ -17319,7 +14602,7 @@
                 <w:sz w:val="17"/>
                 <w:szCs w:val="17"/>
               </w:rPr>
-              <w:t xml:space="preserve">Am 28.10.2026 nicht live prüfbar (Jobportal karriere.henkesasswolf.de gesperrt, Karriereseite listet keine Stellen; bei StepStone nur die ältere Anzeige „Erfahrener Sales Manager“). Stand zuvor: keine aktuelle Anzeige.</w:t>
+              <w:t xml:space="preserve">Am 31.10.2026 nicht live prüfbar (Karriereseite verweist nur auf das Jobportal karriere.henkesasswolf.de; Websuche fand nur Ausbildungsplätze bei ausbildung.de, bei berufsstart.de keine Anzeige). Keine Einstiegsstelle in Entwicklung, Qualität oder RA.</w:t>
             </w:r>
           </w:p>
         </w:tc>
@@ -17348,7 +14631,7 @@
             <w:pPr>
               <w:spacing w:after="0" w:before="0"/>
             </w:pPr>
-            <w:hyperlink w:history="1" r:id="rIdxkqumhgtnu2lkwzvz2vmu">
+            <w:hyperlink w:history="1" r:id="rIdyzta72l7mvppcxocqvm5p">
               <w:r>
                 <w:rPr>
                   <w:rFonts w:ascii="Calibri" w:cs="Calibri" w:eastAsia="Calibri" w:hAnsi="Calibri"/>
@@ -17465,7 +14748,7 @@
                 <w:sz w:val="17"/>
                 <w:szCs w:val="17"/>
               </w:rPr>
-              <w:t xml:space="preserve">Am 28.10.2026 nicht live prüfbar (Websuche lieferte keine ICU-Medical-Anzeigen für Grasbrunn). Stand zuvor: keine Anzeige.</w:t>
+              <w:t xml:space="preserve">Am 31.10.2026 weder per Websuche noch bei StepStone (Clinical Engineering Grasbrunn, Seite 1) eine ICU-Medical- oder Smiths-Medical-Anzeige gefunden; keine Einstiegsstelle in Entwicklung, Qualität oder RA.</w:t>
             </w:r>
           </w:p>
         </w:tc>
@@ -17494,7 +14777,7 @@
             <w:pPr>
               <w:spacing w:after="0" w:before="0"/>
             </w:pPr>
-            <w:hyperlink w:history="1" r:id="rIdb4iqgrej89zakwpzyyilo">
+            <w:hyperlink w:history="1" r:id="rIded-e2iuthk9ntmfsbmhle">
               <w:r>
                 <w:rPr>
                   <w:rFonts w:ascii="Calibri" w:cs="Calibri" w:eastAsia="Calibri" w:hAnsi="Calibri"/>
@@ -17611,7 +14894,7 @@
                 <w:sz w:val="17"/>
                 <w:szCs w:val="17"/>
               </w:rPr>
-              <w:t xml:space="preserve">Am 28.10.2026 bei StepStone (Ellwangen) nur Mitarbeiter Vertriebsinnendienst und People &amp; Culture Business Partner; keine F&amp;E-Stelle.</w:t>
+              <w:t xml:space="preserve">Am 31.10.2026 bei StepStone (Ergebnisliste Ellwangen, Seite 1) keine Ivoclar-Anzeige gefunden; keine F&amp;E-, Qualitäts- oder RA-Einstiegsstelle.</w:t>
             </w:r>
           </w:p>
         </w:tc>
@@ -17640,7 +14923,7 @@
             <w:pPr>
               <w:spacing w:after="0" w:before="0"/>
             </w:pPr>
-            <w:hyperlink w:history="1" r:id="rIdaykswfsztu42xxkqhqjd7">
+            <w:hyperlink w:history="1" r:id="rIdcy22hadkwwo1txvqlz33l">
               <w:r>
                 <w:rPr>
                   <w:rFonts w:ascii="Calibri" w:cs="Calibri" w:eastAsia="Calibri" w:hAnsi="Calibri"/>
@@ -17757,7 +15040,7 @@
                 <w:sz w:val="17"/>
                 <w:szCs w:val="17"/>
               </w:rPr>
-              <w:t xml:space="preserve">Am 28.10.2026 bei StepStone (Medizintechnik Tuttlingen/Geisingen) keine Anzeige von Jabil in Tuttlingen.</w:t>
+              <w:t xml:space="preserve">Am 31.10.2026 im Jabil-Karriereportal (Tuttlingen): nur Quality Engineer (mind. 3 Jahre Erfahrung, seit 03/2026), Quality Engineer II (mind. 3 Jahre, seit 09/2025), Teamleiter CNC, Einrichter, Chirurgiemechaniker, Produktionshelfer, Praktikant/Werkstudent Engineering; keine Einstiegsstelle in Entwicklung, Qualität oder RA.</w:t>
             </w:r>
           </w:p>
         </w:tc>
@@ -17786,7 +15069,7 @@
             <w:pPr>
               <w:spacing w:after="0" w:before="0"/>
             </w:pPr>
-            <w:hyperlink w:history="1" r:id="rId0dk-cnr-206tdhv18itts">
+            <w:hyperlink w:history="1" r:id="rId7r1ajvswywwp3u70czai2">
               <w:r>
                 <w:rPr>
                   <w:rFonts w:ascii="Calibri" w:cs="Calibri" w:eastAsia="Calibri" w:hAnsi="Calibri"/>
@@ -17903,7 +15186,7 @@
                 <w:sz w:val="17"/>
                 <w:szCs w:val="17"/>
               </w:rPr>
-              <w:t xml:space="preserve">Am 28.10.2026 bei StepStone (Medizintechnik Tuttlingen/Geisingen, Seite 1) keine Anzeige von Johnson &amp; Johnson MedTech/Synthes; Karriereportal nicht geprüft.</w:t>
+              <w:t xml:space="preserve">Am 31.10.2026 bei StepStone (Medizintechnik Tuttlingen und Geisingen, jeweils Seite 1 von 39 Treffern): keine Anzeige von Johnson &amp; Johnson MedTech/Synthes/DePuy; Karriereportal nicht geprüft. Keine Einstiegsstelle in Entwicklung, Qualität oder RA.</w:t>
             </w:r>
           </w:p>
         </w:tc>
@@ -17932,7 +15215,7 @@
             <w:pPr>
               <w:spacing w:after="0" w:before="0"/>
             </w:pPr>
-            <w:hyperlink w:history="1" r:id="rIdk9rrv5zgp1bmpejvu9h1v">
+            <w:hyperlink w:history="1" r:id="rId4skvsbrih4euw4rcf9qgk">
               <w:r>
                 <w:rPr>
                   <w:rFonts w:ascii="Calibri" w:cs="Calibri" w:eastAsia="Calibri" w:hAnsi="Calibri"/>
@@ -18049,7 +15332,7 @@
                 <w:sz w:val="17"/>
                 <w:szCs w:val="17"/>
               </w:rPr>
-              <w:t xml:space="preserve">Am 28.10.2026 nicht live prüfbar (Personio-Stellenportal gesperrt). Stand zuvor: keine Anzeige bei StepStone.</w:t>
+              <w:t xml:space="preserve">Am 31.10.2026 nicht live prüfbar (Karriereseite verweist nur auf das Personio-Portal); einzige gefundene Anzeige „Projektmanager mit CAD-Kenntnissen“ bei campusjaeger ist nicht mehr verfügbar (zudem mind. 1 Jahr Erfahrung). Keine Einstiegsstelle in Entwicklung, Qualität oder RA.</w:t>
             </w:r>
           </w:p>
         </w:tc>
@@ -18078,7 +15361,7 @@
             <w:pPr>
               <w:spacing w:after="0" w:before="0"/>
             </w:pPr>
-            <w:hyperlink w:history="1" r:id="rIdf4q7ess45gprut0iw9zjf">
+            <w:hyperlink w:history="1" r:id="rIdt_oecpp9ejka5hs_psf5v">
               <w:r>
                 <w:rPr>
                   <w:rFonts w:ascii="Calibri" w:cs="Calibri" w:eastAsia="Calibri" w:hAnsi="Calibri"/>
@@ -18195,7 +15478,7 @@
                 <w:sz w:val="17"/>
                 <w:szCs w:val="17"/>
               </w:rPr>
-              <w:t xml:space="preserve">Am 28.10.2026 auf StepStone (Firmenprofil und Medizintechnik-Suche Geisingen/Tuttlingen): nur HR Business Partner (Neuhausen ob Eck), Referent External Accounting, Bauprojektmanager und Organizational Development Consultant; keine Einstiegsstelle in Entwicklung, Qualität oder RA.</w:t>
+              <w:t xml:space="preserve">Am 31.10.2026 bei StepStone (Firmenprofil): nur HR Business Partner (Neuhausen ob Eck) und Referent External Accounting (Tuttlingen); keine Einstiegsstelle in Entwicklung, Qualität oder RA.</w:t>
             </w:r>
           </w:p>
         </w:tc>
@@ -18224,7 +15507,7 @@
             <w:pPr>
               <w:spacing w:after="0" w:before="0"/>
             </w:pPr>
-            <w:hyperlink w:history="1" r:id="rIdnbx73gnh0elov4b2mlrmn">
+            <w:hyperlink w:history="1" r:id="rIdlwbmgtvmlj1vwzhl7-yy8">
               <w:r>
                 <w:rPr>
                   <w:rFonts w:ascii="Calibri" w:cs="Calibri" w:eastAsia="Calibri" w:hAnsi="Calibri"/>
@@ -18341,7 +15624,7 @@
                 <w:sz w:val="17"/>
                 <w:szCs w:val="17"/>
               </w:rPr>
-              <w:t xml:space="preserve">Am 28.10.2026 bei StepStone nur Praxissemester Strategischer Einkauf (Warthausen) und Praxissemester Produktmanagement (Biberach) – keine Einstiegsstelle.</w:t>
+              <w:t xml:space="preserve">Am 31.10.2026 bei StepStone (Suche Clinical Engineering Biberach): nur Praxissemester internationales Produktmanagement Dentalbranche (Biberach) und Bachelorarbeit Industrial Engineering (Warthausen); keine Einstiegsstelle in Entwicklung, Qualität oder RA.</w:t>
             </w:r>
           </w:p>
         </w:tc>
@@ -18370,7 +15653,7 @@
             <w:pPr>
               <w:spacing w:after="0" w:before="0"/>
             </w:pPr>
-            <w:hyperlink w:history="1" r:id="rIdunz4ulnh7jjspbh6fo_pm">
+            <w:hyperlink w:history="1" r:id="rId35mn4tciscunjuw7rjpg5">
               <w:r>
                 <w:rPr>
                   <w:rFonts w:ascii="Calibri" w:cs="Calibri" w:eastAsia="Calibri" w:hAnsi="Calibri"/>
@@ -18487,7 +15770,7 @@
                 <w:sz w:val="17"/>
                 <w:szCs w:val="17"/>
               </w:rPr>
-              <w:t xml:space="preserve">Am 28.10.2026 auf der KLS-Martin-Karriereseite (Filter Absolventen): nur (Junior) Area Sales Manager (2×, Tuttlingen), IT Consultant R&amp;D/PLM (Mühlheim) und Developer für Implantate in Olsztyn (PL); bei StepStone nur ältere Logistikplaner-Anzeige. Keine F&amp;E-Einstiegsstelle in BW.</w:t>
+              <w:t xml:space="preserve">Am 31.10.2026 bei StepStone (Suchen Product Engineer Tuttlingen und Mühlheim an der Donau) keine KLS-Martin-Anzeige; KLS-Martin-Karriereseite (NA) ohne Einzelstellen für Deutschland, Indeed-Firmenseite nicht abrufbar. Stand zuvor: nur (Junior) Area Sales Manager, IT Consultant R&amp;D/PLM und Developer Implantate in Olsztyn (PL); keine Einstiegsstelle in Entwicklung, Qualität oder RA in BW.</w:t>
             </w:r>
           </w:p>
         </w:tc>
@@ -18516,7 +15799,7 @@
             <w:pPr>
               <w:spacing w:after="0" w:before="0"/>
             </w:pPr>
-            <w:hyperlink w:history="1" r:id="rIdfsleli10al83zamjwrsgt">
+            <w:hyperlink w:history="1" r:id="rIdutcu5n-8vztxpz3uq97bc">
               <w:r>
                 <w:rPr>
                   <w:rFonts w:ascii="Calibri" w:cs="Calibri" w:eastAsia="Calibri" w:hAnsi="Calibri"/>
@@ -18633,7 +15916,7 @@
                 <w:sz w:val="17"/>
                 <w:szCs w:val="17"/>
               </w:rPr>
-              <w:t xml:space="preserve">Am 28.10.2026 im StepStone-Firmenprofil (25 Anzeigen): Karlsruhe nur Systemarchitekt Medizintechnik und Projektleiter Embedded Software (beide mehrjährige Erfahrung); übrige Stellen in Hamburg/Bad Ems (u. a. Projektmanager MedTech Therapy Devices, Hamburg). Keine Einstiegsstelle in BW.</w:t>
+              <w:t xml:space="preserve">Am 31.10.2026 bei studyflix (Firmenprofil) 0 Anzeigen. Per Websuche nur Arbeitsagentur-Anzeigen für Servicetechniker im Außendienst, Prozessmanagement, Büroleitung und Patientenbetreuung; keine Einstiegsstelle in Entwicklung, Qualität oder RA in BW. Das StepStone-Firmenprofil war nicht abrufbar.</w:t>
             </w:r>
           </w:p>
         </w:tc>
@@ -18662,7 +15945,7 @@
             <w:pPr>
               <w:spacing w:after="0" w:before="0"/>
             </w:pPr>
-            <w:hyperlink w:history="1" r:id="rIdqckhw0wkoprff16djscpu">
+            <w:hyperlink w:history="1" r:id="rId1ob5jnkdln_m5cxyaje40">
               <w:r>
                 <w:rPr>
                   <w:rFonts w:ascii="Calibri" w:cs="Calibri" w:eastAsia="Calibri" w:hAnsi="Calibri"/>
@@ -18779,7 +16062,7 @@
                 <w:sz w:val="17"/>
                 <w:szCs w:val="17"/>
               </w:rPr>
-              <w:t xml:space="preserve">Am 28.10.2026 nicht live prüfbar (Websuche lieferte nur unspezifische Portaltreffer). Stand zuvor: keine F&amp;E-Stelle.</w:t>
+              <w:t xml:space="preserve">Am 31.10.2026 bei StepStone (Firmenprofil medi, 15 Stellen): nur Leitung IT, Teamleitung Instandhaltung, Social Media Manager, E-Commerce-Manager, Brand Activator sowie Ausbildungen und duale Studiengänge; keine Einstiegsstelle in Entwicklung, Qualität oder RA.</w:t>
             </w:r>
           </w:p>
         </w:tc>
@@ -18808,7 +16091,153 @@
             <w:pPr>
               <w:spacing w:after="0" w:before="0"/>
             </w:pPr>
-            <w:hyperlink w:history="1" r:id="rIddyn-595hfcookl-eatmck">
+            <w:hyperlink w:history="1" r:id="rId99bxfwv-4k7ikfwpt_tle">
+              <w:r>
+                <w:rPr>
+                  <w:rFonts w:ascii="Calibri" w:cs="Calibri" w:eastAsia="Calibri" w:hAnsi="Calibri"/>
+                  <w:b/>
+                  <w:bCs/>
+                  <w:color w:val="1F6FEB"/>
+                  <w:sz w:val="18"/>
+                  <w:szCs w:val="18"/>
+                  <w:u w:val="single"/>
+                </w:rPr>
+                <w:t xml:space="preserve">Medtronic</w:t>
+              </w:r>
+            </w:hyperlink>
+          </w:p>
+        </w:tc>
+        <w:tc>
+          <w:tcPr>
+            <w:tcW w:type="dxa" w:w="1900"/>
+            <w:tcBorders>
+              <w:top w:val="single" w:color="D5DAE1" w:sz="4"/>
+              <w:left w:val="single" w:color="D5DAE1" w:sz="4"/>
+              <w:bottom w:val="single" w:color="D5DAE1" w:sz="4"/>
+              <w:right w:val="single" w:color="D5DAE1" w:sz="4"/>
+            </w:tcBorders>
+            <w:tcMar>
+              <w:top w:type="dxa" w:w="60"/>
+              <w:left w:type="dxa" w:w="90"/>
+              <w:bottom w:type="dxa" w:w="60"/>
+              <w:right w:type="dxa" w:w="90"/>
+            </w:tcMar>
+          </w:tcPr>
+          <w:p>
+            <w:pPr>
+              <w:spacing w:after="20" w:before="0"/>
+            </w:pPr>
+            <w:r>
+              <w:rPr>
+                <w:rFonts w:ascii="Calibri" w:cs="Calibri" w:eastAsia="Calibri" w:hAnsi="Calibri"/>
+                <w:sz w:val="18"/>
+                <w:szCs w:val="18"/>
+              </w:rPr>
+              <w:t xml:space="preserve">Deggendorf</w:t>
+            </w:r>
+          </w:p>
+          <w:p>
+            <w:pPr>
+              <w:spacing w:after="0" w:before="0"/>
+            </w:pPr>
+            <w:r>
+              <w:rPr>
+                <w:rFonts w:ascii="Calibri" w:cs="Calibri" w:eastAsia="Calibri" w:hAnsi="Calibri"/>
+                <w:color w:val="5D6877"/>
+                <w:sz w:val="16"/>
+                <w:szCs w:val="16"/>
+              </w:rPr>
+              <w:t xml:space="preserve">ca. 277 km · Liste Freund</w:t>
+            </w:r>
+          </w:p>
+        </w:tc>
+        <w:tc>
+          <w:tcPr>
+            <w:tcW w:type="dxa" w:w="2300"/>
+            <w:tcBorders>
+              <w:top w:val="single" w:color="D5DAE1" w:sz="4"/>
+              <w:left w:val="single" w:color="D5DAE1" w:sz="4"/>
+              <w:bottom w:val="single" w:color="D5DAE1" w:sz="4"/>
+              <w:right w:val="single" w:color="D5DAE1" w:sz="4"/>
+            </w:tcBorders>
+            <w:tcMar>
+              <w:top w:type="dxa" w:w="60"/>
+              <w:left w:type="dxa" w:w="90"/>
+              <w:bottom w:type="dxa" w:w="60"/>
+              <w:right w:type="dxa" w:w="90"/>
+            </w:tcMar>
+          </w:tcPr>
+          <w:p>
+            <w:pPr>
+              <w:spacing w:after="0" w:before="0"/>
+            </w:pPr>
+            <w:r>
+              <w:rPr>
+                <w:rFonts w:ascii="Calibri" w:cs="Calibri" w:eastAsia="Calibri" w:hAnsi="Calibri"/>
+                <w:sz w:val="18"/>
+                <w:szCs w:val="18"/>
+              </w:rPr>
+              <w:t xml:space="preserve">Herz, Diabetes, Neuro</w:t>
+            </w:r>
+          </w:p>
+        </w:tc>
+        <w:tc>
+          <w:tcPr>
+            <w:tcW w:type="dxa" w:w="2846"/>
+            <w:tcBorders>
+              <w:top w:val="single" w:color="D5DAE1" w:sz="4"/>
+              <w:left w:val="single" w:color="D5DAE1" w:sz="4"/>
+              <w:bottom w:val="single" w:color="D5DAE1" w:sz="4"/>
+              <w:right w:val="single" w:color="D5DAE1" w:sz="4"/>
+            </w:tcBorders>
+            <w:tcMar>
+              <w:top w:type="dxa" w:w="60"/>
+              <w:left w:type="dxa" w:w="90"/>
+              <w:bottom w:type="dxa" w:w="60"/>
+              <w:right w:type="dxa" w:w="90"/>
+            </w:tcMar>
+          </w:tcPr>
+          <w:p>
+            <w:pPr>
+              <w:spacing w:after="0" w:before="0"/>
+            </w:pPr>
+            <w:r>
+              <w:rPr>
+                <w:rFonts w:ascii="Calibri" w:cs="Calibri" w:eastAsia="Calibri" w:hAnsi="Calibri"/>
+                <w:color w:val="5D6877"/>
+                <w:sz w:val="17"/>
+                <w:szCs w:val="17"/>
+              </w:rPr>
+              <w:t xml:space="preserve">Am 31.10.2026 nicht live prüfbar (Deggendorf-Anzeigen bei dejobs.org leiten auf die Startseite um, per Websuche nur Auslandsstellen und Werkstudentenstellen). Manufacturing Engineer I wird entfernt; keine bestätigte Einstiegsstelle.</w:t>
+            </w:r>
+          </w:p>
+        </w:tc>
+      </w:tr>
+      <w:tr>
+        <w:trPr>
+          <w:cantSplit/>
+        </w:trPr>
+        <w:tc>
+          <w:tcPr>
+            <w:tcW w:type="dxa" w:w="2700"/>
+            <w:tcBorders>
+              <w:top w:val="single" w:color="D5DAE1" w:sz="4"/>
+              <w:left w:val="single" w:color="D5DAE1" w:sz="4"/>
+              <w:bottom w:val="single" w:color="D5DAE1" w:sz="4"/>
+              <w:right w:val="single" w:color="D5DAE1" w:sz="4"/>
+            </w:tcBorders>
+            <w:tcMar>
+              <w:top w:type="dxa" w:w="60"/>
+              <w:left w:type="dxa" w:w="90"/>
+              <w:bottom w:type="dxa" w:w="60"/>
+              <w:right w:type="dxa" w:w="90"/>
+            </w:tcMar>
+          </w:tcPr>
+          <w:p>
+            <w:pPr>
+              <w:spacing w:after="0" w:before="0"/>
+            </w:pPr>
+            <w:hyperlink w:history="1" r:id="rIdpxvlaivr6bypv_l1kscz6">
               <w:r>
                 <w:rPr>
                   <w:rFonts w:ascii="Calibri" w:cs="Calibri" w:eastAsia="Calibri" w:hAnsi="Calibri"/>
@@ -18925,7 +16354,7 @@
                 <w:sz w:val="17"/>
                 <w:szCs w:val="17"/>
               </w:rPr>
-              <w:t xml:space="preserve">Am 28.10.2026 nicht live prüfbar (Websuche ohne Treffer zu NDI Radolfzell). Stand zuvor: keine passende Einstiegsstelle.</w:t>
+              <w:t xml:space="preserve">Am 31.10.2026 bei StepStone (Suche Radolfzell, Seite 1) keine Anzeige von NDI; per Websuche ebenfalls keine NDI-Stellen. Keine Einstiegsstelle in Entwicklung, Qualität oder RA.</w:t>
             </w:r>
           </w:p>
         </w:tc>
@@ -18954,7 +16383,7 @@
             <w:pPr>
               <w:spacing w:after="0" w:before="0"/>
             </w:pPr>
-            <w:hyperlink w:history="1" r:id="rId141k_6ru_rs9ceytwlhnr">
+            <w:hyperlink w:history="1" r:id="rIdnbizyiycx564lnxkot8uh">
               <w:r>
                 <w:rPr>
                   <w:rFonts w:ascii="Calibri" w:cs="Calibri" w:eastAsia="Calibri" w:hAnsi="Calibri"/>
@@ -19071,7 +16500,7 @@
                 <w:sz w:val="17"/>
                 <w:szCs w:val="17"/>
               </w:rPr>
-              <w:t xml:space="preserve">Am 28.10.2026 bei StepStone (Firmenprofil OPED): keine Anzeige ('Es passt gerade kein Job zu deiner Suche').</w:t>
+              <w:t xml:space="preserve">Am 31.10.2026 auf der OPED-Stellenseite (45 Stellen): nur Orthopädietechnik, Sanitätshaus, Außendienst, Produktion, Controlling, IT, Full Stack Developer (Medizinsoftware) und Ausbildungen; keine Einstiegsstelle in Entwicklung, Qualität oder RA.</w:t>
             </w:r>
           </w:p>
         </w:tc>
@@ -19100,7 +16529,7 @@
             <w:pPr>
               <w:spacing w:after="0" w:before="0"/>
             </w:pPr>
-            <w:hyperlink w:history="1" r:id="rIdhv8suez4jbj06qscxupn1">
+            <w:hyperlink w:history="1" r:id="rId3cc1a5k3i4jvkzb5rne9b">
               <w:r>
                 <w:rPr>
                   <w:rFonts w:ascii="Calibri" w:cs="Calibri" w:eastAsia="Calibri" w:hAnsi="Calibri"/>
@@ -19217,7 +16646,7 @@
                 <w:sz w:val="17"/>
                 <w:szCs w:val="17"/>
               </w:rPr>
-              <w:t xml:space="preserve">Am 28.10.2026 nicht live prüfbar (stellenmarkt.de-Anzeigen nicht abrufbar). Gefunden nur die nicht mehr verfügbare Stelle „Entwicklungsingenieur für Medizintechnik“ (min. 2 Jahre) bei campusjaeger. Stand zuvor: nicht prüfbar.</w:t>
+              <w:t xml:space="preserve">Am 31.10.2026 bei workwise: „Junior Development Engineer (m/w/d)“ (0–2 Jahre), „Development Engineer“ (3–5 Jahre) und „Entwicklungsingenieur für Medizintechnik“ (min. 2 Jahre) alle mit dem Vermerk „nicht mehr verfügbar“. Die stellenmarkt.de-Anzeigen von Osypka sind indexiert, aber nicht abrufbar. Keine aktive Einstiegsstelle bestätigt.</w:t>
             </w:r>
           </w:p>
         </w:tc>
@@ -19246,7 +16675,7 @@
             <w:pPr>
               <w:spacing w:after="0" w:before="0"/>
             </w:pPr>
-            <w:hyperlink w:history="1" r:id="rIdughyv544l-rsrfhaqgeod">
+            <w:hyperlink w:history="1" r:id="rId-g3u0uha-chwemwfdutus">
               <w:r>
                 <w:rPr>
                   <w:rFonts w:ascii="Calibri" w:cs="Calibri" w:eastAsia="Calibri" w:hAnsi="Calibri"/>
@@ -19363,7 +16792,7 @@
                 <w:sz w:val="17"/>
                 <w:szCs w:val="17"/>
               </w:rPr>
-              <w:t xml:space="preserve">Am 28.10.2026 bei StepStone (Firmenprofil PARI Pharma): nur Software Tester – Digital Health (Starnberg) und Produktionsmitarbeiter (Gräfelfing/Gilching). Keine passende Einstiegsstelle.</w:t>
+              <w:t xml:space="preserve">Am 31.10.2026 bei StepStone (Firmenprofil PARI Pharma): nur Software Tester – Digital Health (Starnberg) und Produktionsmitarbeiter (Gräfelfing/Gilching), beide „vor 1 Woche“. Keine Einstiegsstelle in Entwicklung, Qualität oder RA.</w:t>
             </w:r>
           </w:p>
         </w:tc>
@@ -19392,7 +16821,7 @@
             <w:pPr>
               <w:spacing w:after="0" w:before="0"/>
             </w:pPr>
-            <w:hyperlink w:history="1" r:id="rId_gvr-xicdknr03h0epq2a">
+            <w:hyperlink w:history="1" r:id="rIdjy8gqoelynbkkhjujb1v9">
               <w:r>
                 <w:rPr>
                   <w:rFonts w:ascii="Calibri" w:cs="Calibri" w:eastAsia="Calibri" w:hAnsi="Calibri"/>
@@ -19509,7 +16938,7 @@
                 <w:sz w:val="17"/>
                 <w:szCs w:val="17"/>
               </w:rPr>
-              <w:t xml:space="preserve">Am 28.10.2026 bei StepStone (Hartmann, Südwestdeutschland) nur Key Account Manager Medical (bundesweit); keine F&amp;E-Einstiegsstelle.</w:t>
+              <w:t xml:space="preserve">Am 31.10.2026 nicht live prüfbar (StepStone-Firmenfilter und Jobportale nicht abrufbar; Websuche lieferte nur Key-Account-/Vertriebstreffer und einen Manager Global Product Development). Stand zuvor: keine F&amp;E-Einstiegsstelle.</w:t>
             </w:r>
           </w:p>
         </w:tc>
@@ -19538,7 +16967,7 @@
             <w:pPr>
               <w:spacing w:after="0" w:before="0"/>
             </w:pPr>
-            <w:hyperlink w:history="1" r:id="rIdsssehnxjfrxoq272krf7l">
+            <w:hyperlink w:history="1" r:id="rIdoqwyxnufahfzf2bcmbmxo">
               <w:r>
                 <w:rPr>
                   <w:rFonts w:ascii="Calibri" w:cs="Calibri" w:eastAsia="Calibri" w:hAnsi="Calibri"/>
@@ -19655,7 +17084,7 @@
                 <w:sz w:val="17"/>
                 <w:szCs w:val="17"/>
               </w:rPr>
-              <w:t xml:space="preserve">Am 28.10.2026 nicht live prüfbar (Websuche ergab keine Stellenanzeigen von Pausch Medical, Firmenseite nicht abrufbar). Stand zuvor: keine eigene Anzeige.</w:t>
+              <w:t xml:space="preserve">Am 31.10.2026 nicht live prüfbar (Websuche ergab nur Firmenverzeichnisse und keine Stellenanzeigen von Pausch Medical). Stand zuvor: keine eigene Anzeige.</w:t>
             </w:r>
           </w:p>
         </w:tc>
@@ -19684,7 +17113,7 @@
             <w:pPr>
               <w:spacing w:after="0" w:before="0"/>
             </w:pPr>
-            <w:hyperlink w:history="1" r:id="rIdp9kc-gzzciqj5zssxg5og">
+            <w:hyperlink w:history="1" r:id="rIdvjc4tv2ir9bzvqsstbbv4">
               <w:r>
                 <w:rPr>
                   <w:rFonts w:ascii="Calibri" w:cs="Calibri" w:eastAsia="Calibri" w:hAnsi="Calibri"/>
@@ -19801,7 +17230,7 @@
                 <w:sz w:val="17"/>
                 <w:szCs w:val="17"/>
               </w:rPr>
-              <w:t xml:space="preserve">Am 28.10.2026 nicht live prüfbar (Websuche ergab keine Anzeigen von Peter Brehm). Stand zuvor: keine Anzeige.</w:t>
+              <w:t xml:space="preserve">Am 31.10.2026 nicht live prüfbar (Websuche ergab keine Anzeigen von Peter Brehm). Stand zuvor: keine Anzeige.</w:t>
             </w:r>
           </w:p>
         </w:tc>
@@ -19830,7 +17259,153 @@
             <w:pPr>
               <w:spacing w:after="0" w:before="0"/>
             </w:pPr>
-            <w:hyperlink w:history="1" r:id="rIdl70vqsazr7byirbleiq7s">
+            <w:hyperlink w:history="1" r:id="rIdczq-v_hycdzzqmcp_m3zs">
+              <w:r>
+                <w:rPr>
+                  <w:rFonts w:ascii="Calibri" w:cs="Calibri" w:eastAsia="Calibri" w:hAnsi="Calibri"/>
+                  <w:b/>
+                  <w:bCs/>
+                  <w:color w:val="1F6FEB"/>
+                  <w:sz w:val="18"/>
+                  <w:szCs w:val="18"/>
+                  <w:u w:val="single"/>
+                </w:rPr>
+                <w:t xml:space="preserve">Philips</w:t>
+              </w:r>
+            </w:hyperlink>
+          </w:p>
+        </w:tc>
+        <w:tc>
+          <w:tcPr>
+            <w:tcW w:type="dxa" w:w="1900"/>
+            <w:tcBorders>
+              <w:top w:val="single" w:color="D5DAE1" w:sz="4"/>
+              <w:left w:val="single" w:color="D5DAE1" w:sz="4"/>
+              <w:bottom w:val="single" w:color="D5DAE1" w:sz="4"/>
+              <w:right w:val="single" w:color="D5DAE1" w:sz="4"/>
+            </w:tcBorders>
+            <w:tcMar>
+              <w:top w:type="dxa" w:w="60"/>
+              <w:left w:type="dxa" w:w="90"/>
+              <w:bottom w:type="dxa" w:w="60"/>
+              <w:right w:type="dxa" w:w="90"/>
+            </w:tcMar>
+          </w:tcPr>
+          <w:p>
+            <w:pPr>
+              <w:spacing w:after="20" w:before="0"/>
+            </w:pPr>
+            <w:r>
+              <w:rPr>
+                <w:rFonts w:ascii="Calibri" w:cs="Calibri" w:eastAsia="Calibri" w:hAnsi="Calibri"/>
+                <w:sz w:val="18"/>
+                <w:szCs w:val="18"/>
+              </w:rPr>
+              <w:t xml:space="preserve">Böblingen</w:t>
+            </w:r>
+          </w:p>
+          <w:p>
+            <w:pPr>
+              <w:spacing w:after="0" w:before="0"/>
+            </w:pPr>
+            <w:r>
+              <w:rPr>
+                <w:rFonts w:ascii="Calibri" w:cs="Calibri" w:eastAsia="Calibri" w:hAnsi="Calibri"/>
+                <w:color w:val="5D6877"/>
+                <w:sz w:val="16"/>
+                <w:szCs w:val="16"/>
+              </w:rPr>
+              <w:t xml:space="preserve">ca. 17 km · Liste Freund</w:t>
+            </w:r>
+          </w:p>
+        </w:tc>
+        <w:tc>
+          <w:tcPr>
+            <w:tcW w:type="dxa" w:w="2300"/>
+            <w:tcBorders>
+              <w:top w:val="single" w:color="D5DAE1" w:sz="4"/>
+              <w:left w:val="single" w:color="D5DAE1" w:sz="4"/>
+              <w:bottom w:val="single" w:color="D5DAE1" w:sz="4"/>
+              <w:right w:val="single" w:color="D5DAE1" w:sz="4"/>
+            </w:tcBorders>
+            <w:tcMar>
+              <w:top w:type="dxa" w:w="60"/>
+              <w:left w:type="dxa" w:w="90"/>
+              <w:bottom w:type="dxa" w:w="60"/>
+              <w:right w:type="dxa" w:w="90"/>
+            </w:tcMar>
+          </w:tcPr>
+          <w:p>
+            <w:pPr>
+              <w:spacing w:after="0" w:before="0"/>
+            </w:pPr>
+            <w:r>
+              <w:rPr>
+                <w:rFonts w:ascii="Calibri" w:cs="Calibri" w:eastAsia="Calibri" w:hAnsi="Calibri"/>
+                <w:sz w:val="18"/>
+                <w:szCs w:val="18"/>
+              </w:rPr>
+              <w:t xml:space="preserve">Patientenmonitoring</w:t>
+            </w:r>
+          </w:p>
+        </w:tc>
+        <w:tc>
+          <w:tcPr>
+            <w:tcW w:type="dxa" w:w="2846"/>
+            <w:tcBorders>
+              <w:top w:val="single" w:color="D5DAE1" w:sz="4"/>
+              <w:left w:val="single" w:color="D5DAE1" w:sz="4"/>
+              <w:bottom w:val="single" w:color="D5DAE1" w:sz="4"/>
+              <w:right w:val="single" w:color="D5DAE1" w:sz="4"/>
+            </w:tcBorders>
+            <w:tcMar>
+              <w:top w:type="dxa" w:w="60"/>
+              <w:left w:type="dxa" w:w="90"/>
+              <w:bottom w:type="dxa" w:w="60"/>
+              <w:right w:type="dxa" w:w="90"/>
+            </w:tcMar>
+          </w:tcPr>
+          <w:p>
+            <w:pPr>
+              <w:spacing w:after="0" w:before="0"/>
+            </w:pPr>
+            <w:r>
+              <w:rPr>
+                <w:rFonts w:ascii="Calibri" w:cs="Calibri" w:eastAsia="Calibri" w:hAnsi="Calibri"/>
+                <w:color w:val="5D6877"/>
+                <w:sz w:val="17"/>
+                <w:szCs w:val="17"/>
+              </w:rPr>
+              <w:t xml:space="preserve">Am 31.10.2026 bei devjobs.de (Philips, Böblingen) nur DevOps Engineer Testing, Software Test Engineer (2), Service Developer and Validator, Usability Engineer (2, Level nicht angegeben; lohnt einen Blick), Software Developer, Software Architect (Lead), Software Development Engineer Partner Measurements, Service and Solutions Architect, CAD Platform Administrator und Product Support Engineer („Erfahren“). R&amp;D Engineer Measurement Algorithms ist nicht mehr gelistet; keine bestätigte Einstiegsstelle in Entwicklung, Qualität oder RA.</w:t>
+            </w:r>
+          </w:p>
+        </w:tc>
+      </w:tr>
+      <w:tr>
+        <w:trPr>
+          <w:cantSplit/>
+        </w:trPr>
+        <w:tc>
+          <w:tcPr>
+            <w:tcW w:type="dxa" w:w="2700"/>
+            <w:tcBorders>
+              <w:top w:val="single" w:color="D5DAE1" w:sz="4"/>
+              <w:left w:val="single" w:color="D5DAE1" w:sz="4"/>
+              <w:bottom w:val="single" w:color="D5DAE1" w:sz="4"/>
+              <w:right w:val="single" w:color="D5DAE1" w:sz="4"/>
+            </w:tcBorders>
+            <w:tcMar>
+              <w:top w:type="dxa" w:w="60"/>
+              <w:left w:type="dxa" w:w="90"/>
+              <w:bottom w:type="dxa" w:w="60"/>
+              <w:right w:type="dxa" w:w="90"/>
+            </w:tcMar>
+          </w:tcPr>
+          <w:p>
+            <w:pPr>
+              <w:spacing w:after="0" w:before="0"/>
+            </w:pPr>
+            <w:hyperlink w:history="1" r:id="rIduhysjbvrmfp754ounzaew">
               <w:r>
                 <w:rPr>
                   <w:rFonts w:ascii="Calibri" w:cs="Calibri" w:eastAsia="Calibri" w:hAnsi="Calibri"/>
@@ -19947,7 +17522,7 @@
                 <w:sz w:val="17"/>
                 <w:szCs w:val="17"/>
               </w:rPr>
-              <w:t xml:space="preserve">Am 28.10.2026 nicht live prüfbar (Stellenseite von ptwdosimetry.com gesperrt). Stand zuvor: keine aktuelle Anzeige.</w:t>
+              <w:t xml:space="preserve">Am 31.10.2026 bei StepStone (Medizinphysik Schwarzwald) keine Anzeige von PTW; im PTW-Personio-Portal nur eine Customer-Success-Stelle (klinische Software-Applikation, ohne Datum) gefunden, Stellenübersicht nicht abrufbar. Keine Einstiegsstelle in Entwicklung, Qualität oder RA.</w:t>
             </w:r>
           </w:p>
         </w:tc>
@@ -19976,7 +17551,7 @@
             <w:pPr>
               <w:spacing w:after="0" w:before="0"/>
             </w:pPr>
-            <w:hyperlink w:history="1" r:id="rIdhiq23lvaw0vg3nvv7nnyv">
+            <w:hyperlink w:history="1" r:id="rIdj_wab_uhtrzqajxizbcwn">
               <w:r>
                 <w:rPr>
                   <w:rFonts w:ascii="Calibri" w:cs="Calibri" w:eastAsia="Calibri" w:hAnsi="Calibri"/>
@@ -20093,7 +17668,7 @@
                 <w:sz w:val="17"/>
                 <w:szCs w:val="17"/>
               </w:rPr>
-              <w:t xml:space="preserve">Am 28.10.2026 bei StepStone: Firmenprofil weiter nur Personalcontroller HR und Projektmanager Operations; daneben Produktion, Logistik, Quereinsteiger-Qualitätsprüfer und Ausbildung in Helmbrechts. Keine Ingenieursstelle.</w:t>
+              <w:t xml:space="preserve">Am 31.10.2026 bei StepStone (Firmenprofil RAUMEDIC AG): nur Personalcontroller HR und Projektmanager Operations (beide Helmbrechts, „vor 1 Woche“); keine Einstiegsstelle in Entwicklung, Qualität oder RA.</w:t>
             </w:r>
           </w:p>
         </w:tc>
@@ -20122,7 +17697,7 @@
             <w:pPr>
               <w:spacing w:after="0" w:before="0"/>
             </w:pPr>
-            <w:hyperlink w:history="1" r:id="rIdlzsytudzgtoqdrsefkqg-">
+            <w:hyperlink w:history="1" r:id="rIdivt0znz7ukmkz3hq2wwz2">
               <w:r>
                 <w:rPr>
                   <w:rFonts w:ascii="Calibri" w:cs="Calibri" w:eastAsia="Calibri" w:hAnsi="Calibri"/>
@@ -20239,7 +17814,7 @@
                 <w:sz w:val="17"/>
                 <w:szCs w:val="17"/>
               </w:rPr>
-              <w:t xml:space="preserve">Am 28.10.2026 bei StepStone (Knittlingen): CNC-Facharbeiter, Marketing Manager Urologie, Area Sales Manager Europe, Inhouse Consultant SAP Basis, (Senior) SAP Consultant FI/CO – keine Einstiegsstelle in Entwicklung/Qualität.</w:t>
+              <w:t xml:space="preserve">Am 31.10.2026 bei StepStone (Knittlingen): Facharbeiter/Maschineneinrichter CNC, Marketing Manager Urologie, Area Sales Manager Europe, (Senior) SAP Consultant FI/CO, Inhouse Consultant SAP Basis. Keine Einstiegsstelle in Entwicklung, Qualität oder RA.</w:t>
             </w:r>
           </w:p>
         </w:tc>
@@ -20268,7 +17843,7 @@
             <w:pPr>
               <w:spacing w:after="0" w:before="0"/>
             </w:pPr>
-            <w:hyperlink w:history="1" r:id="rIdbr1d_egkqyvbvp2ywc2xo">
+            <w:hyperlink w:history="1" r:id="rIdbur0clv1pejoxfoatwekn">
               <w:r>
                 <w:rPr>
                   <w:rFonts w:ascii="Calibri" w:cs="Calibri" w:eastAsia="Calibri" w:hAnsi="Calibri"/>
@@ -20385,7 +17960,7 @@
                 <w:sz w:val="17"/>
                 <w:szCs w:val="17"/>
               </w:rPr>
-              <w:t xml:space="preserve">Am 28.10.2026 auf der Röchling-Medical-Karriereseite Waldachtal 14 Stellen: Ausbildung/duales Studium, Einkauf, People Services, Operator, Mechatroniker, Lean Manager, Werkstudent Validierung und Specialist Process Development &amp; Optimization (Erfahrung unklar) – keine klare Einstiegsstelle.</w:t>
+              <w:t xml:space="preserve">Am 31.10.2026 auf der Röchling-Medical-Karriereseite Waldachtal 14 Stellen: Ferienjobber, Ausbildung/duales Studium, Strategischer Einkäufer, People Services, Produktionsmitarbeiter, Mechatroniker, Lean Manager, Werkstudent Validierung und Specialist Process Development &amp; Optimization (Erfahrung unklar); keine klare Einstiegsstelle in Entwicklung, Qualität oder RA.</w:t>
             </w:r>
           </w:p>
         </w:tc>
@@ -20414,7 +17989,7 @@
             <w:pPr>
               <w:spacing w:after="0" w:before="0"/>
             </w:pPr>
-            <w:hyperlink w:history="1" r:id="rIdk33bxv5yabg4ajgc7nnt3">
+            <w:hyperlink w:history="1" r:id="rIdwd19crhhd7zo7ap_jsgtb">
               <w:r>
                 <w:rPr>
                   <w:rFonts w:ascii="Calibri" w:cs="Calibri" w:eastAsia="Calibri" w:hAnsi="Calibri"/>
@@ -20531,7 +18106,7 @@
                 <w:sz w:val="17"/>
                 <w:szCs w:val="17"/>
               </w:rPr>
-              <w:t xml:space="preserve">Am 28.10.2026 nicht live prüfbar (Websuche fand nur ältere PDF-Ausschreibungen 2023–2025 auf der Firmenseite). Stand zuvor: nur Werkstudent Media Content.</w:t>
+              <w:t xml:space="preserve">Am 31.10.2026 nicht live prüfbar (Websuche fand nur ältere PDF-Ausschreibungen 2023–2025 auf eye-tech-solutions.com, u. a. Assistenz Regulatory Affairs und Specialist Industrial Engineer von 04/2025). Keine aktuelle Einstiegsstelle in Entwicklung, Qualität oder RA bestätigt.</w:t>
             </w:r>
           </w:p>
         </w:tc>
@@ -20560,7 +18135,7 @@
             <w:pPr>
               <w:spacing w:after="0" w:before="0"/>
             </w:pPr>
-            <w:hyperlink w:history="1" r:id="rId0niw9pm8w7ckqkwpxzii2">
+            <w:hyperlink w:history="1" r:id="rIdmrmgb_lwghlk2cpgveskj">
               <w:r>
                 <w:rPr>
                   <w:rFonts w:ascii="Calibri" w:cs="Calibri" w:eastAsia="Calibri" w:hAnsi="Calibri"/>
@@ -20677,7 +18252,7 @@
                 <w:sz w:val="17"/>
                 <w:szCs w:val="17"/>
               </w:rPr>
-              <w:t xml:space="preserve">Am 28.10.2026 nicht live prüfbar (StepStone-Ortssuche Naila Seite 1 ohne Serag-Wiessner, Firmenseite nicht abrufbar). Stand zuvor: keine Anzeige.</w:t>
+              <w:t xml:space="preserve">Am 31.10.2026 bei StepStone (Ortssuche Naila, Seite 1) keine Anzeige von Serag-Wiessner; Firmenkarriereseite per Websuche nicht auffindbar. Keine Einstiegsstelle in Entwicklung, Qualität oder RA bekannt.</w:t>
             </w:r>
           </w:p>
         </w:tc>
@@ -20706,7 +18281,7 @@
             <w:pPr>
               <w:spacing w:after="0" w:before="0"/>
             </w:pPr>
-            <w:hyperlink w:history="1" r:id="rId4xxx6txmjum_2z7b2l7bh">
+            <w:hyperlink w:history="1" r:id="rIdh1p3ldpm5m9f1uhnvaaop">
               <w:r>
                 <w:rPr>
                   <w:rFonts w:ascii="Calibri" w:cs="Calibri" w:eastAsia="Calibri" w:hAnsi="Calibri"/>
@@ -20823,7 +18398,7 @@
                 <w:sz w:val="17"/>
                 <w:szCs w:val="17"/>
               </w:rPr>
-              <w:t xml:space="preserve">Am 28.10.2026 nicht live prüfbar (StepStone-Firmenseite und Karriereportal gesperrt; Websuche lieferte nur Ausbildungs-, Werkstudenten- und Software-Treffer, StepStone Erlangen Medizintechnik ohne Healthineers-Eigenanzeige). Stand zuvor: keine Einstiegsstelle, bisher geführte Stellen nicht mehr auffindbar.</w:t>
+              <w:t xml:space="preserve">Am 31.10.2026 nicht live prüfbar (StepStone Forchheim gesperrt; per Websuche nur Ausbildungs-, Werkstudenten- und Hackathon-Treffer sowie Softwarestellen). Stand zuvor: keine Einstiegsstelle.</w:t>
             </w:r>
           </w:p>
         </w:tc>
@@ -20852,7 +18427,7 @@
             <w:pPr>
               <w:spacing w:after="0" w:before="0"/>
             </w:pPr>
-            <w:hyperlink w:history="1" r:id="rIdvnjbfb4vdymbk-spolm6v">
+            <w:hyperlink w:history="1" r:id="rId1s91zfx22xzsofvsvnsff">
               <w:r>
                 <w:rPr>
                   <w:rFonts w:ascii="Calibri" w:cs="Calibri" w:eastAsia="Calibri" w:hAnsi="Calibri"/>
@@ -20969,7 +18544,7 @@
                 <w:sz w:val="17"/>
                 <w:szCs w:val="17"/>
               </w:rPr>
-              <w:t xml:space="preserve">Am 28.10.2026 nicht live prüfbar (Suchkontingent erschöpft, kein Abruf). Stand zuvor: keine Stelle in Freiburg.</w:t>
+              <w:t xml:space="preserve">Am 31.10.2026 bei StepStone (Firmenprofil Straumann GmbH) keine Anzeige („Es passt gerade kein Job zu deiner Suche“); keine Einstiegsstelle in Entwicklung, Qualität oder RA in Freiburg.</w:t>
             </w:r>
           </w:p>
         </w:tc>
@@ -20998,7 +18573,7 @@
             <w:pPr>
               <w:spacing w:after="0" w:before="0"/>
             </w:pPr>
-            <w:hyperlink w:history="1" r:id="rIddzcutuacpvpmxjxbmaiaf">
+            <w:hyperlink w:history="1" r:id="rIddzi9h0ojzjogqknmvqxxt">
               <w:r>
                 <w:rPr>
                   <w:rFonts w:ascii="Calibri" w:cs="Calibri" w:eastAsia="Calibri" w:hAnsi="Calibri"/>
@@ -21115,7 +18690,7 @@
                 <w:sz w:val="17"/>
                 <w:szCs w:val="17"/>
               </w:rPr>
-              <w:t xml:space="preserve">Am 28.10.2026 bei StepStone (Medizintechnik Balingen/Gomaringen, Seite 1) keine Anzeige gefunden.</w:t>
+              <w:t xml:space="preserve">Am 31.10.2026 per Websuche keine aktuelle Stellenanzeige von Tübingen Scientific gefunden (nur alter Praktikumsaushang 2021); keine Einstiegsstelle in Entwicklung, Qualität oder RA.</w:t>
             </w:r>
           </w:p>
         </w:tc>
@@ -21144,7 +18719,7 @@
             <w:pPr>
               <w:spacing w:after="0" w:before="0"/>
             </w:pPr>
-            <w:hyperlink w:history="1" r:id="rIdyik6tabutajv8dzjys67f">
+            <w:hyperlink w:history="1" r:id="rId3kll2riq80_ba-93vewaa">
               <w:r>
                 <w:rPr>
                   <w:rFonts w:ascii="Calibri" w:cs="Calibri" w:eastAsia="Calibri" w:hAnsi="Calibri"/>
@@ -21261,7 +18836,7 @@
                 <w:sz w:val="17"/>
                 <w:szCs w:val="17"/>
               </w:rPr>
-              <w:t xml:space="preserve">Am 28.10.2026 nicht live prüfbar (Suchkontingent erschöpft, kein Abruf). Stand zuvor: keine Anzeige.</w:t>
+              <w:t xml:space="preserve">Am 31.10.2026 weder per Websuche noch bei StepStone (Medizintechnik Wertheim, Seite 1) eine Uebe-Medical-Anzeige gefunden; keine Einstiegsstelle in Entwicklung, Qualität oder RA.</w:t>
             </w:r>
           </w:p>
         </w:tc>
@@ -21290,7 +18865,153 @@
             <w:pPr>
               <w:spacing w:after="0" w:before="0"/>
             </w:pPr>
-            <w:hyperlink w:history="1" r:id="rIdjej0a2zbdx-swlxzrmjsr">
+            <w:hyperlink w:history="1" r:id="rIdqdvjlu1anmamktozlhniy">
+              <w:r>
+                <w:rPr>
+                  <w:rFonts w:ascii="Calibri" w:cs="Calibri" w:eastAsia="Calibri" w:hAnsi="Calibri"/>
+                  <w:b/>
+                  <w:bCs/>
+                  <w:color w:val="1F6FEB"/>
+                  <w:sz w:val="18"/>
+                  <w:szCs w:val="18"/>
+                  <w:u w:val="single"/>
+                </w:rPr>
+                <w:t xml:space="preserve">ulrich medical</w:t>
+              </w:r>
+            </w:hyperlink>
+          </w:p>
+        </w:tc>
+        <w:tc>
+          <w:tcPr>
+            <w:tcW w:type="dxa" w:w="1900"/>
+            <w:tcBorders>
+              <w:top w:val="single" w:color="D5DAE1" w:sz="4"/>
+              <w:left w:val="single" w:color="D5DAE1" w:sz="4"/>
+              <w:bottom w:val="single" w:color="D5DAE1" w:sz="4"/>
+              <w:right w:val="single" w:color="D5DAE1" w:sz="4"/>
+            </w:tcBorders>
+            <w:tcMar>
+              <w:top w:type="dxa" w:w="60"/>
+              <w:left w:type="dxa" w:w="90"/>
+              <w:bottom w:type="dxa" w:w="60"/>
+              <w:right w:type="dxa" w:w="90"/>
+            </w:tcMar>
+          </w:tcPr>
+          <w:p>
+            <w:pPr>
+              <w:spacing w:after="20" w:before="0"/>
+            </w:pPr>
+            <w:r>
+              <w:rPr>
+                <w:rFonts w:ascii="Calibri" w:cs="Calibri" w:eastAsia="Calibri" w:hAnsi="Calibri"/>
+                <w:sz w:val="18"/>
+                <w:szCs w:val="18"/>
+              </w:rPr>
+              <w:t xml:space="preserve">Ulm</w:t>
+            </w:r>
+          </w:p>
+          <w:p>
+            <w:pPr>
+              <w:spacing w:after="0" w:before="0"/>
+            </w:pPr>
+            <w:r>
+              <w:rPr>
+                <w:rFonts w:ascii="Calibri" w:cs="Calibri" w:eastAsia="Calibri" w:hAnsi="Calibri"/>
+                <w:color w:val="5D6877"/>
+                <w:sz w:val="16"/>
+                <w:szCs w:val="16"/>
+              </w:rPr>
+              <w:t xml:space="preserve">ca. 72 km · Liste Freund</w:t>
+            </w:r>
+          </w:p>
+        </w:tc>
+        <w:tc>
+          <w:tcPr>
+            <w:tcW w:type="dxa" w:w="2300"/>
+            <w:tcBorders>
+              <w:top w:val="single" w:color="D5DAE1" w:sz="4"/>
+              <w:left w:val="single" w:color="D5DAE1" w:sz="4"/>
+              <w:bottom w:val="single" w:color="D5DAE1" w:sz="4"/>
+              <w:right w:val="single" w:color="D5DAE1" w:sz="4"/>
+            </w:tcBorders>
+            <w:tcMar>
+              <w:top w:type="dxa" w:w="60"/>
+              <w:left w:type="dxa" w:w="90"/>
+              <w:bottom w:type="dxa" w:w="60"/>
+              <w:right w:type="dxa" w:w="90"/>
+            </w:tcMar>
+          </w:tcPr>
+          <w:p>
+            <w:pPr>
+              <w:spacing w:after="0" w:before="0"/>
+            </w:pPr>
+            <w:r>
+              <w:rPr>
+                <w:rFonts w:ascii="Calibri" w:cs="Calibri" w:eastAsia="Calibri" w:hAnsi="Calibri"/>
+                <w:sz w:val="18"/>
+                <w:szCs w:val="18"/>
+              </w:rPr>
+              <w:t xml:space="preserve">Wirbelsäulenimplantate, Kontrastmittelinjektoren</w:t>
+            </w:r>
+          </w:p>
+        </w:tc>
+        <w:tc>
+          <w:tcPr>
+            <w:tcW w:type="dxa" w:w="2846"/>
+            <w:tcBorders>
+              <w:top w:val="single" w:color="D5DAE1" w:sz="4"/>
+              <w:left w:val="single" w:color="D5DAE1" w:sz="4"/>
+              <w:bottom w:val="single" w:color="D5DAE1" w:sz="4"/>
+              <w:right w:val="single" w:color="D5DAE1" w:sz="4"/>
+            </w:tcBorders>
+            <w:tcMar>
+              <w:top w:type="dxa" w:w="60"/>
+              <w:left w:type="dxa" w:w="90"/>
+              <w:bottom w:type="dxa" w:w="60"/>
+              <w:right w:type="dxa" w:w="90"/>
+            </w:tcMar>
+          </w:tcPr>
+          <w:p>
+            <w:pPr>
+              <w:spacing w:after="0" w:before="0"/>
+            </w:pPr>
+            <w:r>
+              <w:rPr>
+                <w:rFonts w:ascii="Calibri" w:cs="Calibri" w:eastAsia="Calibri" w:hAnsi="Calibri"/>
+                <w:color w:val="5D6877"/>
+                <w:sz w:val="17"/>
+                <w:szCs w:val="17"/>
+              </w:rPr>
+              <w:t xml:space="preserve">Am 31.10.2026 bei StepStone (Medizintechnik Neu-Ulm/Ulm) nur Trainings- und Applikationsmanager Chirurgische Technologien (Anforderungen nicht abrufbar), Praktikum Entwicklung Wirbelsäulensysteme, Treasurer, Werkstudent Marketing, Werkstudent Regulatory Affairs, Masterand/Bachelorand Qualitätssicherung und IT-Systemadministrator. Bei devjobs.de außerdem Mitarbeiter Support Produktmanagement („Experienced“). Produktqualitätsingenieur und Prozessqualitätsingenieur sind nicht mehr gelistet; keine Einstiegsstelle in Entwicklung, Qualität oder RA.</w:t>
+            </w:r>
+          </w:p>
+        </w:tc>
+      </w:tr>
+      <w:tr>
+        <w:trPr>
+          <w:cantSplit/>
+        </w:trPr>
+        <w:tc>
+          <w:tcPr>
+            <w:tcW w:type="dxa" w:w="2700"/>
+            <w:tcBorders>
+              <w:top w:val="single" w:color="D5DAE1" w:sz="4"/>
+              <w:left w:val="single" w:color="D5DAE1" w:sz="4"/>
+              <w:bottom w:val="single" w:color="D5DAE1" w:sz="4"/>
+              <w:right w:val="single" w:color="D5DAE1" w:sz="4"/>
+            </w:tcBorders>
+            <w:tcMar>
+              <w:top w:type="dxa" w:w="60"/>
+              <w:left w:type="dxa" w:w="90"/>
+              <w:bottom w:type="dxa" w:w="60"/>
+              <w:right w:type="dxa" w:w="90"/>
+            </w:tcMar>
+          </w:tcPr>
+          <w:p>
+            <w:pPr>
+              <w:spacing w:after="0" w:before="0"/>
+            </w:pPr>
+            <w:hyperlink w:history="1" r:id="rIddlevcit0fwe9fvixmlocd">
               <w:r>
                 <w:rPr>
                   <w:rFonts w:ascii="Calibri" w:cs="Calibri" w:eastAsia="Calibri" w:hAnsi="Calibri"/>
@@ -21407,7 +19128,7 @@
                 <w:sz w:val="17"/>
                 <w:szCs w:val="17"/>
               </w:rPr>
-              <w:t xml:space="preserve">Am 28.10.2026 nicht live prüfbar (Biotronik-Karriereseite ohne Stellenliste, Arbeitsagentur-Anzeige „Fertigungsingenieur“ nicht abrufbar). Stand zuvor: keine neue Stelle bestätigt.</w:t>
+              <w:t xml:space="preserve">Am 31.10.2026 nicht live prüfbar: Biotronik-Karriereseite ohne Stellenliste, im StepStone-Profil von BIOTRONIK keine Stelle in Binzen, die Websuche fand keine aktuelle VascoMed-Anzeige. Keine Einstiegsstelle bestätigt.</w:t>
             </w:r>
           </w:p>
         </w:tc>
@@ -21436,7 +19157,7 @@
             <w:pPr>
               <w:spacing w:after="0" w:before="0"/>
             </w:pPr>
-            <w:hyperlink w:history="1" r:id="rIdtny61yuuvwcgd6phgklut">
+            <w:hyperlink w:history="1" r:id="rIdu0gu9fvvyysjn5nk_vkj7">
               <w:r>
                 <w:rPr>
                   <w:rFonts w:ascii="Calibri" w:cs="Calibri" w:eastAsia="Calibri" w:hAnsi="Calibri"/>
@@ -21553,7 +19274,7 @@
                 <w:sz w:val="17"/>
                 <w:szCs w:val="17"/>
               </w:rPr>
-              <w:t xml:space="preserve">Am 28.10.2026 bei StepStone (Medizintechnik Balingen) keine Anzeige von VBM.</w:t>
+              <w:t xml:space="preserve">Am 31.10.2026 bei StepStone (Medizintechnik Balingen) keine Anzeige von VBM; bei Indeed nur 4 Stellen (Duales Studium BWL, Ausbildungen), alle über 30 Tage alt; keine Einstiegsstelle in Entwicklung, Qualität oder RA.</w:t>
             </w:r>
           </w:p>
         </w:tc>
@@ -21582,7 +19303,7 @@
             <w:pPr>
               <w:spacing w:after="0" w:before="0"/>
             </w:pPr>
-            <w:hyperlink w:history="1" r:id="rId7b4a58d85tyows6sroggj">
+            <w:hyperlink w:history="1" r:id="rIdtceg-5qcyjb_3vairsiiu">
               <w:r>
                 <w:rPr>
                   <w:rFonts w:ascii="Calibri" w:cs="Calibri" w:eastAsia="Calibri" w:hAnsi="Calibri"/>
@@ -21699,7 +19420,7 @@
                 <w:sz w:val="17"/>
                 <w:szCs w:val="17"/>
               </w:rPr>
-              <w:t xml:space="preserve">Am 28.10.2026 nicht live prüfbar (Websuche lieferte nur Firmennews, keine Stellenanzeigen). Stand zuvor: keine Anzeige.</w:t>
+              <w:t xml:space="preserve">Am 31.10.2026 nicht live prüfbar (jobvoting.de listet nur undatierte und offenbar veraltete VDW-Anzeigen, v. a. Vertrieb, Produktion, Einkauf und Clinical Affairs Coordinator; sonst nur Firmennews). Stand zuvor: keine Anzeige.</w:t>
             </w:r>
           </w:p>
         </w:tc>
@@ -21728,7 +19449,7 @@
             <w:pPr>
               <w:spacing w:after="0" w:before="0"/>
             </w:pPr>
-            <w:hyperlink w:history="1" r:id="rIdd8j0rodaquantgmx3_5jp">
+            <w:hyperlink w:history="1" r:id="rIdux98lqscgucxl0q1hxq8b">
               <w:r>
                 <w:rPr>
                   <w:rFonts w:ascii="Calibri" w:cs="Calibri" w:eastAsia="Calibri" w:hAnsi="Calibri"/>
@@ -21845,7 +19566,7 @@
                 <w:sz w:val="17"/>
                 <w:szCs w:val="17"/>
               </w:rPr>
-              <w:t xml:space="preserve">Am 28.10.2026 nicht live prüfbar (Websuche fand keine aktuelle W.O.M.-Anzeige). Stand zuvor: keine eigene Anzeige.</w:t>
+              <w:t xml:space="preserve">Am 31.10.2026 bei StepStone (Firmenprofil W.O.M. WORLD OF MEDICINE) keine Anzeige („Es passt gerade kein Job zu deiner Suche“); keine Einstiegsstelle in Entwicklung, Qualität oder RA.</w:t>
             </w:r>
           </w:p>
         </w:tc>
@@ -21874,7 +19595,7 @@
             <w:pPr>
               <w:spacing w:after="0" w:before="0"/>
             </w:pPr>
-            <w:hyperlink w:history="1" r:id="rIdwtgnidc9wrvsqgwxfxcj2">
+            <w:hyperlink w:history="1" r:id="rIddxtlxlzjxxht8hjq_gass">
               <w:r>
                 <w:rPr>
                   <w:rFonts w:ascii="Calibri" w:cs="Calibri" w:eastAsia="Calibri" w:hAnsi="Calibri"/>
@@ -21991,7 +19712,7 @@
                 <w:sz w:val="17"/>
                 <w:szCs w:val="17"/>
               </w:rPr>
-              <w:t xml:space="preserve">Am 28.10.2026 nicht live prüfbar (StepStone-Firmenseite gesperrt, Websuche lieferte nur Service-/Ausbildungsanzeigen und StepStone-Regionalseiten ohne Zimmer-Treffer). Stand zuvor: nur Service, Supply Chain und Werkstudent.</w:t>
+              <w:t xml:space="preserve">Am 31.10.2026 bei StepStone (Suche Medizintechnik Neu-Ulm): nur Mitarbeiter/in im technischen Service international (Neu-Ulm, vor 6 Tagen); keine Einstiegsstelle in Entwicklung, Qualität oder RA.</w:t>
             </w:r>
           </w:p>
         </w:tc>
@@ -22164,7 +19885,7 @@
                 <w:sz w:val="18"/>
                 <w:szCs w:val="18"/>
               </w:rPr>
-              <w:t xml:space="preserve">Befund 28.10.2026</w:t>
+              <w:t xml:space="preserve">Befund 31.10.2026</w:t>
             </w:r>
           </w:p>
         </w:tc>
@@ -22193,7 +19914,7 @@
             <w:pPr>
               <w:spacing w:after="0" w:before="0"/>
             </w:pPr>
-            <w:hyperlink w:history="1" r:id="rIdf_yxcoxrdgondaie7sdnp">
+            <w:hyperlink w:history="1" r:id="rIdv6bxw8kbcgcyp7pnrf_cn">
               <w:r>
                 <w:rPr>
                   <w:rFonts w:ascii="Calibri" w:cs="Calibri" w:eastAsia="Calibri" w:hAnsi="Calibri"/>
@@ -22310,7 +20031,7 @@
                 <w:sz w:val="17"/>
                 <w:szCs w:val="17"/>
               </w:rPr>
-              <w:t xml:space="preserve">Am 28.10.2026 nicht live prüfbar (Biotronik-Karriereseite CH ohne Stellenliste; Websuche nur ältere (Sr) Development Engineer- und Praktikumsanzeigen bei jobup). Stand zuvor: nur alte (Sr) Development Engineer-Anzeige und Praktika.</w:t>
+              <w:t xml:space="preserve">Am 31.10.2026 nicht live prüfbar: Die Biotronik-Karriereseite CH zeigt keine Stellenliste, das StepStone-Profil nur Berlin/Rostock. In der Websuche erscheinen bei jobup weiter nur die ältere „(Sr) Development Engineer Medical Devices“, Service Techniker (Inhouse) und Praktika (R&amp;D, Manufacturing Engineering). Keine Einstiegsstelle bestätigt.</w:t>
             </w:r>
           </w:p>
         </w:tc>
@@ -22339,7 +20060,7 @@
             <w:pPr>
               <w:spacing w:after="0" w:before="0"/>
             </w:pPr>
-            <w:hyperlink w:history="1" r:id="rIdwejnnjxdrcs99wy2dcgrq">
+            <w:hyperlink w:history="1" r:id="rIdqp4q5zj_jppzm63nf_dbt">
               <w:r>
                 <w:rPr>
                   <w:rFonts w:ascii="Calibri" w:cs="Calibri" w:eastAsia="Calibri" w:hAnsi="Calibri"/>
@@ -22456,7 +20177,7 @@
                 <w:sz w:val="17"/>
                 <w:szCs w:val="17"/>
               </w:rPr>
-              <w:t xml:space="preserve">Am 28.10.2026 bei jobscout24.ch: 0 Stellen für Hocoma Medical GmbH.</w:t>
+              <w:t xml:space="preserve">Am 31.10.2026 bei jobscout24.ch: 0 Stellen für Hocoma Medical GmbH; auch iamexpat.ch meldet keine offenen Stellen. Keine Einstiegsstelle in Entwicklung, Qualität oder RA.</w:t>
             </w:r>
           </w:p>
         </w:tc>
@@ -22485,7 +20206,7 @@
             <w:pPr>
               <w:spacing w:after="0" w:before="0"/>
             </w:pPr>
-            <w:hyperlink w:history="1" r:id="rIdzlhaql8zf5z7trm5dnyul">
+            <w:hyperlink w:history="1" r:id="rId6zifgnzbfmo4zn2ihn7yy">
               <w:r>
                 <w:rPr>
                   <w:rFonts w:ascii="Calibri" w:cs="Calibri" w:eastAsia="Calibri" w:hAnsi="Calibri"/>
@@ -22602,7 +20323,7 @@
                 <w:sz w:val="17"/>
                 <w:szCs w:val="17"/>
               </w:rPr>
-              <w:t xml:space="preserve">Am 28.10.2026 bei jobbasel.ch (9 Stellen): Digital Supply Chain Manager, General Manager, Senior Global Product Manager CMF, CAPA and NC Manager, Full Stack Developer, Produktion/Reinraum, Instandhaltung, Lehrstelle – keine Einstiegsstelle in der Entwicklung.</w:t>
+              <w:t xml:space="preserve">Am 31.10.2026 bei jobmaps.ch (8 Stellen): nur Senior Global Product Manager CMF, CAPA and NC Manager, General Manager Switzerland, Instandhaltung, Produktion/Reinraum, Production Allrounder, Lehrstelle Logistiker; keine Einstiegsstelle in Entwicklung, Qualität oder RA.</w:t>
             </w:r>
           </w:p>
         </w:tc>
@@ -22631,7 +20352,7 @@
             <w:pPr>
               <w:spacing w:after="0" w:before="0"/>
             </w:pPr>
-            <w:hyperlink w:history="1" r:id="rIda20ckovjafowqbkyvj4nr">
+            <w:hyperlink w:history="1" r:id="rIdya2froejz1wrdm649he8c">
               <w:r>
                 <w:rPr>
                   <w:rFonts w:ascii="Calibri" w:cs="Calibri" w:eastAsia="Calibri" w:hAnsi="Calibri"/>
@@ -22748,7 +20469,7 @@
                 <w:sz w:val="17"/>
                 <w:szCs w:val="17"/>
               </w:rPr>
-              <w:t xml:space="preserve">Am 28.10.2026 bei Indeed CH (Straumann Group, 7 Einträge): Team Leader Quality Systems, Intern RDI Academy Product Development, Global-Manager-Stellen und Lehrstellen – keine Junior-/Graduate-Stelle.</w:t>
+              <w:t xml:space="preserve">Am 31.10.2026 bei Indeed CH (Straumann Group, 6 Einträge): Team Leader Quality Systems &amp; Compliance, Intern RDI Academy Product Development, Global Head of DSO Education Services, Global Medical Education Manager und Lehrstellen. Keine Junior- oder Graduate-Stelle in Entwicklung, Qualität oder RA.</w:t>
             </w:r>
           </w:p>
         </w:tc>
@@ -22921,7 +20642,7 @@
                 <w:sz w:val="18"/>
                 <w:szCs w:val="18"/>
               </w:rPr>
-              <w:t xml:space="preserve">Befund 28.10.2026</w:t>
+              <w:t xml:space="preserve">Befund 31.10.2026</w:t>
             </w:r>
           </w:p>
         </w:tc>
@@ -22950,7 +20671,7 @@
             <w:pPr>
               <w:spacing w:after="0" w:before="0"/>
             </w:pPr>
-            <w:hyperlink w:history="1" r:id="rIdrdyre9k_q2nemmq_47uwg">
+            <w:hyperlink w:history="1" r:id="rIdwgvymi0ar1-cpebmojpyk">
               <w:r>
                 <w:rPr>
                   <w:rFonts w:ascii="Calibri" w:cs="Calibri" w:eastAsia="Calibri" w:hAnsi="Calibri"/>
@@ -23067,7 +20788,7 @@
                 <w:sz w:val="17"/>
                 <w:szCs w:val="17"/>
               </w:rPr>
-              <w:t xml:space="preserve">Am 28.10.2026 bei jobs.at: nur Service Technician and Installation (ca. 21 Tage) und Junior Accountant (30+ Tage) – keine Entwicklungsstelle.</w:t>
+              <w:t xml:space="preserve">Am 31.10.2026 bei jobs.at: nur Service Technician and Installation (ca. 24 Tage) und Junior Accountant (30+ Tage) aktiv; weitere Anzeigen (u. a. Technical Support Engineer, Technical Project Manager, Product Manager) als abgelaufen markiert. Keine Einstiegsstelle in Entwicklung, Qualität oder RA.</w:t>
             </w:r>
           </w:p>
         </w:tc>
@@ -23249,7 +20970,7 @@
             <w:pPr>
               <w:spacing w:after="0" w:before="0"/>
             </w:pPr>
-            <w:hyperlink w:history="1" r:id="rId8xskug70qbe1pz_ielzof">
+            <w:hyperlink w:history="1" r:id="rIdrjio6kngu6lkthjkhveem">
               <w:r>
                 <w:rPr>
                   <w:rFonts w:ascii="Calibri" w:cs="Calibri" w:eastAsia="Calibri" w:hAnsi="Calibri"/>
@@ -23350,7 +21071,7 @@
             <w:pPr>
               <w:spacing w:after="0" w:before="0"/>
             </w:pPr>
-            <w:hyperlink w:history="1" r:id="rIdwrmkneteuxue85oqfkbuw">
+            <w:hyperlink w:history="1" r:id="rIdjctkazbtnuxy2hjkk1esn">
               <w:r>
                 <w:rPr>
                   <w:rFonts w:ascii="Calibri" w:cs="Calibri" w:eastAsia="Calibri" w:hAnsi="Calibri"/>
@@ -23451,7 +21172,7 @@
             <w:pPr>
               <w:spacing w:after="0" w:before="0"/>
             </w:pPr>
-            <w:hyperlink w:history="1" r:id="rIdfvnnq4fqu314vf2hkjtnd">
+            <w:hyperlink w:history="1" r:id="rIdrntnnedytt-cptfpirvl8">
               <w:r>
                 <w:rPr>
                   <w:rFonts w:ascii="Calibri" w:cs="Calibri" w:eastAsia="Calibri" w:hAnsi="Calibri"/>
@@ -23552,7 +21273,7 @@
             <w:pPr>
               <w:spacing w:after="0" w:before="0"/>
             </w:pPr>
-            <w:hyperlink w:history="1" r:id="rIdjrigvms4qn80s0ov8b6oa">
+            <w:hyperlink w:history="1" r:id="rIdsfksj-ay5tuoaxtfptivh">
               <w:r>
                 <w:rPr>
                   <w:rFonts w:ascii="Calibri" w:cs="Calibri" w:eastAsia="Calibri" w:hAnsi="Calibri"/>
@@ -23653,7 +21374,7 @@
             <w:pPr>
               <w:spacing w:after="0" w:before="0"/>
             </w:pPr>
-            <w:hyperlink w:history="1" r:id="rIdt3s0x1ps5oawctfzeebx-">
+            <w:hyperlink w:history="1" r:id="rIdxfsjpqxpekunrsv5pl-e0">
               <w:r>
                 <w:rPr>
                   <w:rFonts w:ascii="Calibri" w:cs="Calibri" w:eastAsia="Calibri" w:hAnsi="Calibri"/>
@@ -23754,7 +21475,7 @@
             <w:pPr>
               <w:spacing w:after="0" w:before="0"/>
             </w:pPr>
-            <w:hyperlink w:history="1" r:id="rIdxufia4cmppfybkc7bikcw">
+            <w:hyperlink w:history="1" r:id="rIdbb8djdfgi6rwhczw3oz4k">
               <w:r>
                 <w:rPr>
                   <w:rFonts w:ascii="Calibri" w:cs="Calibri" w:eastAsia="Calibri" w:hAnsi="Calibri"/>
@@ -23855,7 +21576,7 @@
             <w:pPr>
               <w:spacing w:after="0" w:before="0"/>
             </w:pPr>
-            <w:hyperlink w:history="1" r:id="rIdakxc1bjhmby6zr-nbn5tf">
+            <w:hyperlink w:history="1" r:id="rIdhp1bnvfgy1ub2ee4bk1ql">
               <w:r>
                 <w:rPr>
                   <w:rFonts w:ascii="Calibri" w:cs="Calibri" w:eastAsia="Calibri" w:hAnsi="Calibri"/>
@@ -23956,7 +21677,7 @@
             <w:pPr>
               <w:spacing w:after="0" w:before="0"/>
             </w:pPr>
-            <w:hyperlink w:history="1" r:id="rIdfyag5ecmrkh_fm3xx2et3">
+            <w:hyperlink w:history="1" r:id="rIdr6s4fxt292nerjxsuawdw">
               <w:r>
                 <w:rPr>
                   <w:rFonts w:ascii="Calibri" w:cs="Calibri" w:eastAsia="Calibri" w:hAnsi="Calibri"/>
@@ -24057,7 +21778,7 @@
             <w:pPr>
               <w:spacing w:after="0" w:before="0"/>
             </w:pPr>
-            <w:hyperlink w:history="1" r:id="rId8umeo9bp7tywgfw25l9yb">
+            <w:hyperlink w:history="1" r:id="rIdjlo90zsztq8ltqkr5mpyk">
               <w:r>
                 <w:rPr>
                   <w:rFonts w:ascii="Calibri" w:cs="Calibri" w:eastAsia="Calibri" w:hAnsi="Calibri"/>
@@ -24158,7 +21879,7 @@
             <w:pPr>
               <w:spacing w:after="0" w:before="0"/>
             </w:pPr>
-            <w:hyperlink w:history="1" r:id="rIds99kavz6v0oq98zoogra8">
+            <w:hyperlink w:history="1" r:id="rIdcu7gxk9von1tylaramguz">
               <w:r>
                 <w:rPr>
                   <w:rFonts w:ascii="Calibri" w:cs="Calibri" w:eastAsia="Calibri" w:hAnsi="Calibri"/>
@@ -24259,7 +21980,7 @@
             <w:pPr>
               <w:spacing w:after="0" w:before="0"/>
             </w:pPr>
-            <w:hyperlink w:history="1" r:id="rIdazi-jajqsbrd9kqbi6r-t">
+            <w:hyperlink w:history="1" r:id="rIdi_kjvg67facvtg7wikg4h">
               <w:r>
                 <w:rPr>
                   <w:rFonts w:ascii="Calibri" w:cs="Calibri" w:eastAsia="Calibri" w:hAnsi="Calibri"/>
@@ -24360,7 +22081,7 @@
             <w:pPr>
               <w:spacing w:after="0" w:before="0"/>
             </w:pPr>
-            <w:hyperlink w:history="1" r:id="rIda_wgfpi9ke_ilzdyb2shu">
+            <w:hyperlink w:history="1" r:id="rId1jxvue7bzy0wehj6x87o6">
               <w:r>
                 <w:rPr>
                   <w:rFonts w:ascii="Calibri" w:cs="Calibri" w:eastAsia="Calibri" w:hAnsi="Calibri"/>
@@ -24461,7 +22182,7 @@
             <w:pPr>
               <w:spacing w:after="0" w:before="0"/>
             </w:pPr>
-            <w:hyperlink w:history="1" r:id="rIdtogpi-pu9tuatvhjxl_mj">
+            <w:hyperlink w:history="1" r:id="rIdwbhn4t2lokarknaodjngz">
               <w:r>
                 <w:rPr>
                   <w:rFonts w:ascii="Calibri" w:cs="Calibri" w:eastAsia="Calibri" w:hAnsi="Calibri"/>
@@ -24562,7 +22283,7 @@
             <w:pPr>
               <w:spacing w:after="0" w:before="0"/>
             </w:pPr>
-            <w:hyperlink w:history="1" r:id="rIdagk7q4emjgjkem3iclzzt">
+            <w:hyperlink w:history="1" r:id="rIdyjiism0_zbnbzjzdmku1-">
               <w:r>
                 <w:rPr>
                   <w:rFonts w:ascii="Calibri" w:cs="Calibri" w:eastAsia="Calibri" w:hAnsi="Calibri"/>
@@ -24663,7 +22384,7 @@
             <w:pPr>
               <w:spacing w:after="0" w:before="0"/>
             </w:pPr>
-            <w:hyperlink w:history="1" r:id="rIdai-avkciannajqazcm6s5">
+            <w:hyperlink w:history="1" r:id="rIdo3siea6cfpwxiybu2pg7s">
               <w:r>
                 <w:rPr>
                   <w:rFonts w:ascii="Calibri" w:cs="Calibri" w:eastAsia="Calibri" w:hAnsi="Calibri"/>
@@ -24764,7 +22485,7 @@
             <w:pPr>
               <w:spacing w:after="0" w:before="0"/>
             </w:pPr>
-            <w:hyperlink w:history="1" r:id="rIdqkzbuj8tltxni1xo7nmou">
+            <w:hyperlink w:history="1" r:id="rIdz8y13us0axfbavsd8v_l7">
               <w:r>
                 <w:rPr>
                   <w:rFonts w:ascii="Calibri" w:cs="Calibri" w:eastAsia="Calibri" w:hAnsi="Calibri"/>
@@ -24865,7 +22586,7 @@
             <w:pPr>
               <w:spacing w:after="0" w:before="0"/>
             </w:pPr>
-            <w:hyperlink w:history="1" r:id="rIdhfieyt13zjcawcxt82pdf">
+            <w:hyperlink w:history="1" r:id="rIdffyrq8b8zzsxz5rtsdct5">
               <w:r>
                 <w:rPr>
                   <w:rFonts w:ascii="Calibri" w:cs="Calibri" w:eastAsia="Calibri" w:hAnsi="Calibri"/>
@@ -24966,7 +22687,7 @@
             <w:pPr>
               <w:spacing w:after="0" w:before="0"/>
             </w:pPr>
-            <w:hyperlink w:history="1" r:id="rIdm_df1rgiubin9jphhubmg">
+            <w:hyperlink w:history="1" r:id="rIdekkb70qropdnrjrp7zlj6">
               <w:r>
                 <w:rPr>
                   <w:rFonts w:ascii="Calibri" w:cs="Calibri" w:eastAsia="Calibri" w:hAnsi="Calibri"/>
@@ -25067,7 +22788,7 @@
             <w:pPr>
               <w:spacing w:after="0" w:before="0"/>
             </w:pPr>
-            <w:hyperlink w:history="1" r:id="rIdbndaabv4bdck38fkjdjlk">
+            <w:hyperlink w:history="1" r:id="rIdiuwl6gdxjtxyuj90vhhvf">
               <w:r>
                 <w:rPr>
                   <w:rFonts w:ascii="Calibri" w:cs="Calibri" w:eastAsia="Calibri" w:hAnsi="Calibri"/>
@@ -25168,7 +22889,7 @@
             <w:pPr>
               <w:spacing w:after="0" w:before="0"/>
             </w:pPr>
-            <w:hyperlink w:history="1" r:id="rIdlaoqtfgu0mamtsoqfvg4q">
+            <w:hyperlink w:history="1" r:id="rIdtkjba9zbyjvnjy9a4m7t9">
               <w:r>
                 <w:rPr>
                   <w:rFonts w:ascii="Calibri" w:cs="Calibri" w:eastAsia="Calibri" w:hAnsi="Calibri"/>
@@ -25269,7 +22990,7 @@
             <w:pPr>
               <w:spacing w:after="0" w:before="0"/>
             </w:pPr>
-            <w:hyperlink w:history="1" r:id="rId16lfl4nnsp8b5_btmnsgh">
+            <w:hyperlink w:history="1" r:id="rIdiuw7hrtw7xy8dovs0geel">
               <w:r>
                 <w:rPr>
                   <w:rFonts w:ascii="Calibri" w:cs="Calibri" w:eastAsia="Calibri" w:hAnsi="Calibri"/>
@@ -25370,7 +23091,7 @@
             <w:pPr>
               <w:spacing w:after="0" w:before="0"/>
             </w:pPr>
-            <w:hyperlink w:history="1" r:id="rId0b49iufp4uqr_ajkm7yvz">
+            <w:hyperlink w:history="1" r:id="rIdanizo6xgjqvps-lvx13_o">
               <w:r>
                 <w:rPr>
                   <w:rFonts w:ascii="Calibri" w:cs="Calibri" w:eastAsia="Calibri" w:hAnsi="Calibri"/>
@@ -25471,7 +23192,7 @@
             <w:pPr>
               <w:spacing w:after="0" w:before="0"/>
             </w:pPr>
-            <w:hyperlink w:history="1" r:id="rIdvqaxzd80zg1au1rdwrdai">
+            <w:hyperlink w:history="1" r:id="rIdt9ajunlme2jefz80sn5dx">
               <w:r>
                 <w:rPr>
                   <w:rFonts w:ascii="Calibri" w:cs="Calibri" w:eastAsia="Calibri" w:hAnsi="Calibri"/>
@@ -25572,7 +23293,7 @@
             <w:pPr>
               <w:spacing w:after="0" w:before="0"/>
             </w:pPr>
-            <w:hyperlink w:history="1" r:id="rIdzff2usorzmlcq6mncarf-">
+            <w:hyperlink w:history="1" r:id="rIdnlskk5jjiuggd_70s1jia">
               <w:r>
                 <w:rPr>
                   <w:rFonts w:ascii="Calibri" w:cs="Calibri" w:eastAsia="Calibri" w:hAnsi="Calibri"/>
@@ -25673,7 +23394,7 @@
             <w:pPr>
               <w:spacing w:after="0" w:before="0"/>
             </w:pPr>
-            <w:hyperlink w:history="1" r:id="rIdeakztirmhy7nqj1zncf3e">
+            <w:hyperlink w:history="1" r:id="rIde3_f2vpw8oq1jd44kskti">
               <w:r>
                 <w:rPr>
                   <w:rFonts w:ascii="Calibri" w:cs="Calibri" w:eastAsia="Calibri" w:hAnsi="Calibri"/>
@@ -25774,7 +23495,7 @@
             <w:pPr>
               <w:spacing w:after="0" w:before="0"/>
             </w:pPr>
-            <w:hyperlink w:history="1" r:id="rIdnuhtqm82ukwynummo79sy">
+            <w:hyperlink w:history="1" r:id="rIdmt6wluu52drttl0_7oqgc">
               <w:r>
                 <w:rPr>
                   <w:rFonts w:ascii="Calibri" w:cs="Calibri" w:eastAsia="Calibri" w:hAnsi="Calibri"/>
@@ -25875,7 +23596,7 @@
             <w:pPr>
               <w:spacing w:after="0" w:before="0"/>
             </w:pPr>
-            <w:hyperlink w:history="1" r:id="rIdhtw4xxsqmdkgnbrud0j5q">
+            <w:hyperlink w:history="1" r:id="rIdmi9no-apdtcrc1us2goof">
               <w:r>
                 <w:rPr>
                   <w:rFonts w:ascii="Calibri" w:cs="Calibri" w:eastAsia="Calibri" w:hAnsi="Calibri"/>
@@ -25976,7 +23697,7 @@
             <w:pPr>
               <w:spacing w:after="0" w:before="0"/>
             </w:pPr>
-            <w:hyperlink w:history="1" r:id="rIdss8c9h931envixm360xkn">
+            <w:hyperlink w:history="1" r:id="rId1ixcart3kqvric0df8204">
               <w:r>
                 <w:rPr>
                   <w:rFonts w:ascii="Calibri" w:cs="Calibri" w:eastAsia="Calibri" w:hAnsi="Calibri"/>
@@ -26077,7 +23798,7 @@
             <w:pPr>
               <w:spacing w:after="0" w:before="0"/>
             </w:pPr>
-            <w:hyperlink w:history="1" r:id="rIdtw2pih7fu9pug7uk-ebt4">
+            <w:hyperlink w:history="1" r:id="rIdemcpboivryiazianisc4t">
               <w:r>
                 <w:rPr>
                   <w:rFonts w:ascii="Calibri" w:cs="Calibri" w:eastAsia="Calibri" w:hAnsi="Calibri"/>
@@ -26178,7 +23899,7 @@
             <w:pPr>
               <w:spacing w:after="0" w:before="0"/>
             </w:pPr>
-            <w:hyperlink w:history="1" r:id="rIda7e2ui_oezteled1mhzky">
+            <w:hyperlink w:history="1" r:id="rId6zijsqpeqq8yuppblsqhb">
               <w:r>
                 <w:rPr>
                   <w:rFonts w:ascii="Calibri" w:cs="Calibri" w:eastAsia="Calibri" w:hAnsi="Calibri"/>
@@ -26279,7 +24000,7 @@
             <w:pPr>
               <w:spacing w:after="0" w:before="0"/>
             </w:pPr>
-            <w:hyperlink w:history="1" r:id="rIdwsukun87k-cezvolu-naq">
+            <w:hyperlink w:history="1" r:id="rIdnzcr6q5fxcjcjeupvzk6h">
               <w:r>
                 <w:rPr>
                   <w:rFonts w:ascii="Calibri" w:cs="Calibri" w:eastAsia="Calibri" w:hAnsi="Calibri"/>
@@ -26380,7 +24101,7 @@
             <w:pPr>
               <w:spacing w:after="0" w:before="0"/>
             </w:pPr>
-            <w:hyperlink w:history="1" r:id="rIdfr4imhw-dmuibb25llueo">
+            <w:hyperlink w:history="1" r:id="rId2-xtojq1sep3l1d-vju2x">
               <w:r>
                 <w:rPr>
                   <w:rFonts w:ascii="Calibri" w:cs="Calibri" w:eastAsia="Calibri" w:hAnsi="Calibri"/>
@@ -26481,7 +24202,7 @@
             <w:pPr>
               <w:spacing w:after="0" w:before="0"/>
             </w:pPr>
-            <w:hyperlink w:history="1" r:id="rIdwqpbgrpebz9vjpwgsnh_h">
+            <w:hyperlink w:history="1" r:id="rId2_vpjzdwdnjo57x2ysyfn">
               <w:r>
                 <w:rPr>
                   <w:rFonts w:ascii="Calibri" w:cs="Calibri" w:eastAsia="Calibri" w:hAnsi="Calibri"/>
@@ -26582,7 +24303,7 @@
             <w:pPr>
               <w:spacing w:after="0" w:before="0"/>
             </w:pPr>
-            <w:hyperlink w:history="1" r:id="rIdza7hzdvexgwymsps6hic4">
+            <w:hyperlink w:history="1" r:id="rIdjgzhj0mogdeowy25ziv9n">
               <w:r>
                 <w:rPr>
                   <w:rFonts w:ascii="Calibri" w:cs="Calibri" w:eastAsia="Calibri" w:hAnsi="Calibri"/>
@@ -26683,7 +24404,7 @@
             <w:pPr>
               <w:spacing w:after="0" w:before="0"/>
             </w:pPr>
-            <w:hyperlink w:history="1" r:id="rIdqonho2emrgtxp1fq5hxik">
+            <w:hyperlink w:history="1" r:id="rIdnzwkc2atf2xwnvoiqqcsv">
               <w:r>
                 <w:rPr>
                   <w:rFonts w:ascii="Calibri" w:cs="Calibri" w:eastAsia="Calibri" w:hAnsi="Calibri"/>
@@ -26784,7 +24505,7 @@
             <w:pPr>
               <w:spacing w:after="0" w:before="0"/>
             </w:pPr>
-            <w:hyperlink w:history="1" r:id="rId6ph4ofdocflb8cxqvn-5s">
+            <w:hyperlink w:history="1" r:id="rIduw7c4odapcct7ulzrgr3c">
               <w:r>
                 <w:rPr>
                   <w:rFonts w:ascii="Calibri" w:cs="Calibri" w:eastAsia="Calibri" w:hAnsi="Calibri"/>
@@ -26885,7 +24606,7 @@
             <w:pPr>
               <w:spacing w:after="0" w:before="0"/>
             </w:pPr>
-            <w:hyperlink w:history="1" r:id="rIdehadzvbltp4-ot_q-qn5p">
+            <w:hyperlink w:history="1" r:id="rId02tqrx-npk9ayohf_xir4">
               <w:r>
                 <w:rPr>
                   <w:rFonts w:ascii="Calibri" w:cs="Calibri" w:eastAsia="Calibri" w:hAnsi="Calibri"/>
@@ -26986,7 +24707,7 @@
             <w:pPr>
               <w:spacing w:after="0" w:before="0"/>
             </w:pPr>
-            <w:hyperlink w:history="1" r:id="rIde9qw-xq0oriefurxevsum">
+            <w:hyperlink w:history="1" r:id="rIdlutwbdynoxr_tjjecmrhj">
               <w:r>
                 <w:rPr>
                   <w:rFonts w:ascii="Calibri" w:cs="Calibri" w:eastAsia="Calibri" w:hAnsi="Calibri"/>
@@ -27087,7 +24808,7 @@
             <w:pPr>
               <w:spacing w:after="0" w:before="0"/>
             </w:pPr>
-            <w:hyperlink w:history="1" r:id="rIdqtv515wakhjs0aw527bbx">
+            <w:hyperlink w:history="1" r:id="rIdgtduexx3-hzhmtit00m7s">
               <w:r>
                 <w:rPr>
                   <w:rFonts w:ascii="Calibri" w:cs="Calibri" w:eastAsia="Calibri" w:hAnsi="Calibri"/>
@@ -27188,7 +24909,7 @@
             <w:pPr>
               <w:spacing w:after="0" w:before="0"/>
             </w:pPr>
-            <w:hyperlink w:history="1" r:id="rIdeklhyejlguinzfzvkpdhu">
+            <w:hyperlink w:history="1" r:id="rId30bksazscokh3j1q0nxv9">
               <w:r>
                 <w:rPr>
                   <w:rFonts w:ascii="Calibri" w:cs="Calibri" w:eastAsia="Calibri" w:hAnsi="Calibri"/>
@@ -27289,7 +25010,7 @@
             <w:pPr>
               <w:spacing w:after="0" w:before="0"/>
             </w:pPr>
-            <w:hyperlink w:history="1" r:id="rId6hbfijdvg8dlhgaom4kaz">
+            <w:hyperlink w:history="1" r:id="rIdmfukhywyyrqk4ny6t0l4z">
               <w:r>
                 <w:rPr>
                   <w:rFonts w:ascii="Calibri" w:cs="Calibri" w:eastAsia="Calibri" w:hAnsi="Calibri"/>
@@ -27390,7 +25111,7 @@
             <w:pPr>
               <w:spacing w:after="0" w:before="0"/>
             </w:pPr>
-            <w:hyperlink w:history="1" r:id="rIdwfoayxikuvhk0w4vgsfex">
+            <w:hyperlink w:history="1" r:id="rIdeakbd1yhgpm_pajbjpe-n">
               <w:r>
                 <w:rPr>
                   <w:rFonts w:ascii="Calibri" w:cs="Calibri" w:eastAsia="Calibri" w:hAnsi="Calibri"/>
@@ -27491,7 +25212,7 @@
             <w:pPr>
               <w:spacing w:after="0" w:before="0"/>
             </w:pPr>
-            <w:hyperlink w:history="1" r:id="rIdosjs6hrj0i92lqhsytuhs">
+            <w:hyperlink w:history="1" r:id="rIdd01t6o175xcjxyqqj-_wl">
               <w:r>
                 <w:rPr>
                   <w:rFonts w:ascii="Calibri" w:cs="Calibri" w:eastAsia="Calibri" w:hAnsi="Calibri"/>
@@ -27592,7 +25313,7 @@
             <w:pPr>
               <w:spacing w:after="0" w:before="0"/>
             </w:pPr>
-            <w:hyperlink w:history="1" r:id="rIdvamedfscoy9icfv6o0hpy">
+            <w:hyperlink w:history="1" r:id="rIdhh2tmfubmyyxvy01ya4lw">
               <w:r>
                 <w:rPr>
                   <w:rFonts w:ascii="Calibri" w:cs="Calibri" w:eastAsia="Calibri" w:hAnsi="Calibri"/>
@@ -27693,7 +25414,7 @@
             <w:pPr>
               <w:spacing w:after="0" w:before="0"/>
             </w:pPr>
-            <w:hyperlink w:history="1" r:id="rIdsuuw8qdcl0izt7ywwabsi">
+            <w:hyperlink w:history="1" r:id="rIdqlavc69r5dtv3ho21dlrw">
               <w:r>
                 <w:rPr>
                   <w:rFonts w:ascii="Calibri" w:cs="Calibri" w:eastAsia="Calibri" w:hAnsi="Calibri"/>
@@ -27794,7 +25515,7 @@
             <w:pPr>
               <w:spacing w:after="0" w:before="0"/>
             </w:pPr>
-            <w:hyperlink w:history="1" r:id="rIdbskodv3cp_ez4dpcw5uhd">
+            <w:hyperlink w:history="1" r:id="rIddzuurlrkpr7kybcxy8vew">
               <w:r>
                 <w:rPr>
                   <w:rFonts w:ascii="Calibri" w:cs="Calibri" w:eastAsia="Calibri" w:hAnsi="Calibri"/>
@@ -27895,7 +25616,7 @@
             <w:pPr>
               <w:spacing w:after="0" w:before="0"/>
             </w:pPr>
-            <w:hyperlink w:history="1" r:id="rIdngcszuslq2giztbo5eduh">
+            <w:hyperlink w:history="1" r:id="rIdkmhap_jcd44dezbg5jhl-">
               <w:r>
                 <w:rPr>
                   <w:rFonts w:ascii="Calibri" w:cs="Calibri" w:eastAsia="Calibri" w:hAnsi="Calibri"/>
@@ -27996,7 +25717,7 @@
             <w:pPr>
               <w:spacing w:after="0" w:before="0"/>
             </w:pPr>
-            <w:hyperlink w:history="1" r:id="rIdimqdbqkfxvfd5y9bjegpk">
+            <w:hyperlink w:history="1" r:id="rIdzgr3k--jkbnyn0ubz_evg">
               <w:r>
                 <w:rPr>
                   <w:rFonts w:ascii="Calibri" w:cs="Calibri" w:eastAsia="Calibri" w:hAnsi="Calibri"/>
@@ -28097,7 +25818,7 @@
             <w:pPr>
               <w:spacing w:after="0" w:before="0"/>
             </w:pPr>
-            <w:hyperlink w:history="1" r:id="rIduankxih28u1x1nogsprzf">
+            <w:hyperlink w:history="1" r:id="rIda6cmi9d7wxja8itaiqku0">
               <w:r>
                 <w:rPr>
                   <w:rFonts w:ascii="Calibri" w:cs="Calibri" w:eastAsia="Calibri" w:hAnsi="Calibri"/>
@@ -28325,7 +26046,7 @@
         <w:sz w:val="16"/>
         <w:szCs w:val="16"/>
       </w:rPr>
-      <w:t xml:space="preserve">Stand 28.10.2026 · Seite </w:t>
+      <w:t xml:space="preserve">Stand 31.10.2026 · Seite </w:t>
     </w:r>
     <w:r>
       <w:rPr>
